--- a/paper/submission/manuscript.docx
+++ b/paper/submission/manuscript.docx
@@ -65,6 +65,24 @@
       </w:r>
       <w:r>
         <w:t xml:space="preserve">Corresponding author. E-mail: ycogurcu@cu.edu.tr</w:t>
+      </w:r>
+    </w:p>
+    <w:p>
+      <w:pPr>
+        <w:pStyle w:val="BodyText"/>
+      </w:pPr>
+      <w:r>
+        <w:rPr>
+          <w:b/>
+          <w:bCs/>
+        </w:rPr>
+        <w:t xml:space="preserve">Word count:</w:t>
+      </w:r>
+      <w:r>
+        <w:t xml:space="preserve"> </w:t>
+      </w:r>
+      <w:r>
+        <w:t xml:space="preserve">10,035 words in the main text, excluding references, tables, figure captions and declarations.</w:t>
       </w:r>
     </w:p>
     <w:bookmarkStart w:id="18" w:name="abstract"/>
@@ -6014,12 +6032,12 @@
         <w:tblLook w:firstRow="1" w:lastRow="0" w:firstColumn="0" w:lastColumn="0" w:noHBand="0" w:noVBand="0" w:val="0020"/>
       </w:tblPr>
       <w:tblGrid>
-        <w:gridCol w:w="3218"/>
-        <w:gridCol w:w="731"/>
-        <w:gridCol w:w="1170"/>
-        <w:gridCol w:w="1024"/>
-        <w:gridCol w:w="878"/>
-        <w:gridCol w:w="2340"/>
+        <w:gridCol w:w="3118"/>
+        <w:gridCol w:w="709"/>
+        <w:gridCol w:w="1134"/>
+        <w:gridCol w:w="992"/>
+        <w:gridCol w:w="850"/>
+        <w:gridCol w:w="2268"/>
       </w:tblGrid>
       <w:tr>
         <w:trPr>
@@ -6027,7 +6045,7 @@
         </w:trPr>
         <w:tc>
           <w:tcPr>
-            <w:tcW w:type="dxa" w:w="3218"/>
+            <w:tcW w:type="dxa" w:w="3118"/>
           </w:tcPr>
           <w:p>
             <w:pPr>
@@ -6040,7 +6058,7 @@
         </w:tc>
         <w:tc>
           <w:tcPr>
-            <w:tcW w:type="dxa" w:w="731"/>
+            <w:tcW w:type="dxa" w:w="709"/>
           </w:tcPr>
           <w:p>
             <w:pPr>
@@ -6053,7 +6071,7 @@
         </w:tc>
         <w:tc>
           <w:tcPr>
-            <w:tcW w:type="dxa" w:w="1170"/>
+            <w:tcW w:type="dxa" w:w="1134"/>
           </w:tcPr>
           <w:p>
             <w:pPr>
@@ -6066,7 +6084,7 @@
         </w:tc>
         <w:tc>
           <w:tcPr>
-            <w:tcW w:type="dxa" w:w="1024"/>
+            <w:tcW w:type="dxa" w:w="992"/>
           </w:tcPr>
           <w:p>
             <w:pPr>
@@ -6079,7 +6097,7 @@
         </w:tc>
         <w:tc>
           <w:tcPr>
-            <w:tcW w:type="dxa" w:w="878"/>
+            <w:tcW w:type="dxa" w:w="850"/>
           </w:tcPr>
           <w:p>
             <w:pPr>
@@ -6092,7 +6110,7 @@
         </w:tc>
         <w:tc>
           <w:tcPr>
-            <w:tcW w:type="dxa" w:w="2340"/>
+            <w:tcW w:type="dxa" w:w="2268"/>
           </w:tcPr>
           <w:p>
             <w:pPr>
@@ -6107,7 +6125,7 @@
       <w:tr>
         <w:tc>
           <w:tcPr>
-            <w:tcW w:type="dxa" w:w="3218"/>
+            <w:tcW w:type="dxa" w:w="3118"/>
           </w:tcPr>
           <w:p>
             <w:pPr>
@@ -6120,7 +6138,7 @@
         </w:tc>
         <w:tc>
           <w:tcPr>
-            <w:tcW w:type="dxa" w:w="731"/>
+            <w:tcW w:type="dxa" w:w="709"/>
           </w:tcPr>
           <w:p>
             <w:pPr>
@@ -6133,7 +6151,7 @@
         </w:tc>
         <w:tc>
           <w:tcPr>
-            <w:tcW w:type="dxa" w:w="1170"/>
+            <w:tcW w:type="dxa" w:w="1134"/>
           </w:tcPr>
           <w:p>
             <w:pPr>
@@ -6146,7 +6164,7 @@
         </w:tc>
         <w:tc>
           <w:tcPr>
-            <w:tcW w:type="dxa" w:w="1024"/>
+            <w:tcW w:type="dxa" w:w="992"/>
           </w:tcPr>
           <w:p>
             <w:pPr>
@@ -6159,7 +6177,7 @@
         </w:tc>
         <w:tc>
           <w:tcPr>
-            <w:tcW w:type="dxa" w:w="878"/>
+            <w:tcW w:type="dxa" w:w="850"/>
           </w:tcPr>
           <w:p>
             <w:pPr>
@@ -6172,7 +6190,7 @@
         </w:tc>
         <w:tc>
           <w:tcPr>
-            <w:tcW w:type="dxa" w:w="2340"/>
+            <w:tcW w:type="dxa" w:w="2268"/>
           </w:tcPr>
           <w:p>
             <w:pPr>
@@ -6187,7 +6205,7 @@
       <w:tr>
         <w:tc>
           <w:tcPr>
-            <w:tcW w:type="dxa" w:w="3218"/>
+            <w:tcW w:type="dxa" w:w="3118"/>
           </w:tcPr>
           <w:p>
             <w:pPr>
@@ -6197,7 +6215,7 @@
         </w:tc>
         <w:tc>
           <w:tcPr>
-            <w:tcW w:type="dxa" w:w="731"/>
+            <w:tcW w:type="dxa" w:w="709"/>
           </w:tcPr>
           <w:p>
             <w:pPr>
@@ -6210,7 +6228,7 @@
         </w:tc>
         <w:tc>
           <w:tcPr>
-            <w:tcW w:type="dxa" w:w="1170"/>
+            <w:tcW w:type="dxa" w:w="1134"/>
           </w:tcPr>
           <w:p>
             <w:pPr>
@@ -6223,7 +6241,7 @@
         </w:tc>
         <w:tc>
           <w:tcPr>
-            <w:tcW w:type="dxa" w:w="1024"/>
+            <w:tcW w:type="dxa" w:w="992"/>
           </w:tcPr>
           <w:p>
             <w:pPr>
@@ -6236,7 +6254,7 @@
         </w:tc>
         <w:tc>
           <w:tcPr>
-            <w:tcW w:type="dxa" w:w="878"/>
+            <w:tcW w:type="dxa" w:w="850"/>
           </w:tcPr>
           <w:p>
             <w:pPr>
@@ -6249,7 +6267,7 @@
         </w:tc>
         <w:tc>
           <w:tcPr>
-            <w:tcW w:type="dxa" w:w="2340"/>
+            <w:tcW w:type="dxa" w:w="2268"/>
           </w:tcPr>
           <w:p>
             <w:pPr>
@@ -6264,7 +6282,7 @@
       <w:tr>
         <w:tc>
           <w:tcPr>
-            <w:tcW w:type="dxa" w:w="3218"/>
+            <w:tcW w:type="dxa" w:w="3118"/>
           </w:tcPr>
           <w:p>
             <w:pPr>
@@ -6274,7 +6292,7 @@
         </w:tc>
         <w:tc>
           <w:tcPr>
-            <w:tcW w:type="dxa" w:w="731"/>
+            <w:tcW w:type="dxa" w:w="709"/>
           </w:tcPr>
           <w:p>
             <w:pPr>
@@ -6287,7 +6305,7 @@
         </w:tc>
         <w:tc>
           <w:tcPr>
-            <w:tcW w:type="dxa" w:w="1170"/>
+            <w:tcW w:type="dxa" w:w="1134"/>
           </w:tcPr>
           <w:p>
             <w:pPr>
@@ -6300,7 +6318,7 @@
         </w:tc>
         <w:tc>
           <w:tcPr>
-            <w:tcW w:type="dxa" w:w="1024"/>
+            <w:tcW w:type="dxa" w:w="992"/>
           </w:tcPr>
           <w:p>
             <w:pPr>
@@ -6313,7 +6331,7 @@
         </w:tc>
         <w:tc>
           <w:tcPr>
-            <w:tcW w:type="dxa" w:w="878"/>
+            <w:tcW w:type="dxa" w:w="850"/>
           </w:tcPr>
           <w:p>
             <w:pPr>
@@ -6326,7 +6344,7 @@
         </w:tc>
         <w:tc>
           <w:tcPr>
-            <w:tcW w:type="dxa" w:w="2340"/>
+            <w:tcW w:type="dxa" w:w="2268"/>
           </w:tcPr>
           <w:p>
             <w:pPr>
@@ -6341,7 +6359,7 @@
       <w:tr>
         <w:tc>
           <w:tcPr>
-            <w:tcW w:type="dxa" w:w="3218"/>
+            <w:tcW w:type="dxa" w:w="3118"/>
           </w:tcPr>
           <w:p>
             <w:pPr>
@@ -6354,7 +6372,7 @@
         </w:tc>
         <w:tc>
           <w:tcPr>
-            <w:tcW w:type="dxa" w:w="731"/>
+            <w:tcW w:type="dxa" w:w="709"/>
           </w:tcPr>
           <w:p>
             <w:pPr>
@@ -6367,7 +6385,7 @@
         </w:tc>
         <w:tc>
           <w:tcPr>
-            <w:tcW w:type="dxa" w:w="1170"/>
+            <w:tcW w:type="dxa" w:w="1134"/>
           </w:tcPr>
           <w:p>
             <w:pPr>
@@ -6380,7 +6398,7 @@
         </w:tc>
         <w:tc>
           <w:tcPr>
-            <w:tcW w:type="dxa" w:w="1024"/>
+            <w:tcW w:type="dxa" w:w="992"/>
           </w:tcPr>
           <w:p>
             <w:pPr>
@@ -6393,7 +6411,7 @@
         </w:tc>
         <w:tc>
           <w:tcPr>
-            <w:tcW w:type="dxa" w:w="878"/>
+            <w:tcW w:type="dxa" w:w="850"/>
           </w:tcPr>
           <w:p>
             <w:pPr>
@@ -6406,7 +6424,7 @@
         </w:tc>
         <w:tc>
           <w:tcPr>
-            <w:tcW w:type="dxa" w:w="2340"/>
+            <w:tcW w:type="dxa" w:w="2268"/>
           </w:tcPr>
           <w:p>
             <w:pPr>
@@ -6421,7 +6439,7 @@
       <w:tr>
         <w:tc>
           <w:tcPr>
-            <w:tcW w:type="dxa" w:w="3218"/>
+            <w:tcW w:type="dxa" w:w="3118"/>
           </w:tcPr>
           <w:p>
             <w:pPr>
@@ -6431,7 +6449,7 @@
         </w:tc>
         <w:tc>
           <w:tcPr>
-            <w:tcW w:type="dxa" w:w="731"/>
+            <w:tcW w:type="dxa" w:w="709"/>
           </w:tcPr>
           <w:p>
             <w:pPr>
@@ -6444,7 +6462,7 @@
         </w:tc>
         <w:tc>
           <w:tcPr>
-            <w:tcW w:type="dxa" w:w="1170"/>
+            <w:tcW w:type="dxa" w:w="1134"/>
           </w:tcPr>
           <w:p>
             <w:pPr>
@@ -6457,7 +6475,7 @@
         </w:tc>
         <w:tc>
           <w:tcPr>
-            <w:tcW w:type="dxa" w:w="1024"/>
+            <w:tcW w:type="dxa" w:w="992"/>
           </w:tcPr>
           <w:p>
             <w:pPr>
@@ -6470,7 +6488,7 @@
         </w:tc>
         <w:tc>
           <w:tcPr>
-            <w:tcW w:type="dxa" w:w="878"/>
+            <w:tcW w:type="dxa" w:w="850"/>
           </w:tcPr>
           <w:p>
             <w:pPr>
@@ -6483,7 +6501,7 @@
         </w:tc>
         <w:tc>
           <w:tcPr>
-            <w:tcW w:type="dxa" w:w="2340"/>
+            <w:tcW w:type="dxa" w:w="2268"/>
           </w:tcPr>
           <w:p>
             <w:pPr>
@@ -6498,7 +6516,7 @@
       <w:tr>
         <w:tc>
           <w:tcPr>
-            <w:tcW w:type="dxa" w:w="3218"/>
+            <w:tcW w:type="dxa" w:w="3118"/>
           </w:tcPr>
           <w:p>
             <w:pPr>
@@ -6508,7 +6526,7 @@
         </w:tc>
         <w:tc>
           <w:tcPr>
-            <w:tcW w:type="dxa" w:w="731"/>
+            <w:tcW w:type="dxa" w:w="709"/>
           </w:tcPr>
           <w:p>
             <w:pPr>
@@ -6521,7 +6539,7 @@
         </w:tc>
         <w:tc>
           <w:tcPr>
-            <w:tcW w:type="dxa" w:w="1170"/>
+            <w:tcW w:type="dxa" w:w="1134"/>
           </w:tcPr>
           <w:p>
             <w:pPr>
@@ -6534,7 +6552,7 @@
         </w:tc>
         <w:tc>
           <w:tcPr>
-            <w:tcW w:type="dxa" w:w="1024"/>
+            <w:tcW w:type="dxa" w:w="992"/>
           </w:tcPr>
           <w:p>
             <w:pPr>
@@ -6547,7 +6565,7 @@
         </w:tc>
         <w:tc>
           <w:tcPr>
-            <w:tcW w:type="dxa" w:w="878"/>
+            <w:tcW w:type="dxa" w:w="850"/>
           </w:tcPr>
           <w:p>
             <w:pPr>
@@ -6560,7 +6578,7 @@
         </w:tc>
         <w:tc>
           <w:tcPr>
-            <w:tcW w:type="dxa" w:w="2340"/>
+            <w:tcW w:type="dxa" w:w="2268"/>
           </w:tcPr>
           <w:p>
             <w:pPr>
@@ -6575,7 +6593,7 @@
       <w:tr>
         <w:tc>
           <w:tcPr>
-            <w:tcW w:type="dxa" w:w="3218"/>
+            <w:tcW w:type="dxa" w:w="3118"/>
           </w:tcPr>
           <w:p>
             <w:pPr>
@@ -6588,7 +6606,7 @@
         </w:tc>
         <w:tc>
           <w:tcPr>
-            <w:tcW w:type="dxa" w:w="731"/>
+            <w:tcW w:type="dxa" w:w="709"/>
           </w:tcPr>
           <w:p>
             <w:pPr>
@@ -6601,7 +6619,7 @@
         </w:tc>
         <w:tc>
           <w:tcPr>
-            <w:tcW w:type="dxa" w:w="1170"/>
+            <w:tcW w:type="dxa" w:w="1134"/>
           </w:tcPr>
           <w:p>
             <w:pPr>
@@ -6614,7 +6632,7 @@
         </w:tc>
         <w:tc>
           <w:tcPr>
-            <w:tcW w:type="dxa" w:w="1024"/>
+            <w:tcW w:type="dxa" w:w="992"/>
           </w:tcPr>
           <w:p>
             <w:pPr>
@@ -6627,7 +6645,7 @@
         </w:tc>
         <w:tc>
           <w:tcPr>
-            <w:tcW w:type="dxa" w:w="878"/>
+            <w:tcW w:type="dxa" w:w="850"/>
           </w:tcPr>
           <w:p>
             <w:pPr>
@@ -6640,7 +6658,7 @@
         </w:tc>
         <w:tc>
           <w:tcPr>
-            <w:tcW w:type="dxa" w:w="2340"/>
+            <w:tcW w:type="dxa" w:w="2268"/>
           </w:tcPr>
           <w:p>
             <w:pPr>
@@ -6655,7 +6673,7 @@
       <w:tr>
         <w:tc>
           <w:tcPr>
-            <w:tcW w:type="dxa" w:w="3218"/>
+            <w:tcW w:type="dxa" w:w="3118"/>
           </w:tcPr>
           <w:p>
             <w:pPr>
@@ -6665,7 +6683,7 @@
         </w:tc>
         <w:tc>
           <w:tcPr>
-            <w:tcW w:type="dxa" w:w="731"/>
+            <w:tcW w:type="dxa" w:w="709"/>
           </w:tcPr>
           <w:p>
             <w:pPr>
@@ -6678,7 +6696,7 @@
         </w:tc>
         <w:tc>
           <w:tcPr>
-            <w:tcW w:type="dxa" w:w="1170"/>
+            <w:tcW w:type="dxa" w:w="1134"/>
           </w:tcPr>
           <w:p>
             <w:pPr>
@@ -6691,7 +6709,7 @@
         </w:tc>
         <w:tc>
           <w:tcPr>
-            <w:tcW w:type="dxa" w:w="1024"/>
+            <w:tcW w:type="dxa" w:w="992"/>
           </w:tcPr>
           <w:p>
             <w:pPr>
@@ -6704,7 +6722,7 @@
         </w:tc>
         <w:tc>
           <w:tcPr>
-            <w:tcW w:type="dxa" w:w="878"/>
+            <w:tcW w:type="dxa" w:w="850"/>
           </w:tcPr>
           <w:p>
             <w:pPr>
@@ -6717,7 +6735,7 @@
         </w:tc>
         <w:tc>
           <w:tcPr>
-            <w:tcW w:type="dxa" w:w="2340"/>
+            <w:tcW w:type="dxa" w:w="2268"/>
           </w:tcPr>
           <w:p>
             <w:pPr>
@@ -6732,7 +6750,7 @@
       <w:tr>
         <w:tc>
           <w:tcPr>
-            <w:tcW w:type="dxa" w:w="3218"/>
+            <w:tcW w:type="dxa" w:w="3118"/>
           </w:tcPr>
           <w:p>
             <w:pPr>
@@ -6742,7 +6760,7 @@
         </w:tc>
         <w:tc>
           <w:tcPr>
-            <w:tcW w:type="dxa" w:w="731"/>
+            <w:tcW w:type="dxa" w:w="709"/>
           </w:tcPr>
           <w:p>
             <w:pPr>
@@ -6755,7 +6773,7 @@
         </w:tc>
         <w:tc>
           <w:tcPr>
-            <w:tcW w:type="dxa" w:w="1170"/>
+            <w:tcW w:type="dxa" w:w="1134"/>
           </w:tcPr>
           <w:p>
             <w:pPr>
@@ -6768,7 +6786,7 @@
         </w:tc>
         <w:tc>
           <w:tcPr>
-            <w:tcW w:type="dxa" w:w="1024"/>
+            <w:tcW w:type="dxa" w:w="992"/>
           </w:tcPr>
           <w:p>
             <w:pPr>
@@ -6781,7 +6799,7 @@
         </w:tc>
         <w:tc>
           <w:tcPr>
-            <w:tcW w:type="dxa" w:w="878"/>
+            <w:tcW w:type="dxa" w:w="850"/>
           </w:tcPr>
           <w:p>
             <w:pPr>
@@ -6794,7 +6812,7 @@
         </w:tc>
         <w:tc>
           <w:tcPr>
-            <w:tcW w:type="dxa" w:w="2340"/>
+            <w:tcW w:type="dxa" w:w="2268"/>
           </w:tcPr>
           <w:p>
             <w:pPr>
@@ -6809,7 +6827,7 @@
       <w:tr>
         <w:tc>
           <w:tcPr>
-            <w:tcW w:type="dxa" w:w="3218"/>
+            <w:tcW w:type="dxa" w:w="3118"/>
           </w:tcPr>
           <w:p>
             <w:pPr>
@@ -6822,7 +6840,7 @@
         </w:tc>
         <w:tc>
           <w:tcPr>
-            <w:tcW w:type="dxa" w:w="731"/>
+            <w:tcW w:type="dxa" w:w="709"/>
           </w:tcPr>
           <w:p>
             <w:pPr>
@@ -6835,7 +6853,7 @@
         </w:tc>
         <w:tc>
           <w:tcPr>
-            <w:tcW w:type="dxa" w:w="1170"/>
+            <w:tcW w:type="dxa" w:w="1134"/>
           </w:tcPr>
           <w:p>
             <w:pPr>
@@ -6848,7 +6866,7 @@
         </w:tc>
         <w:tc>
           <w:tcPr>
-            <w:tcW w:type="dxa" w:w="1024"/>
+            <w:tcW w:type="dxa" w:w="992"/>
           </w:tcPr>
           <w:p>
             <w:pPr>
@@ -6861,7 +6879,7 @@
         </w:tc>
         <w:tc>
           <w:tcPr>
-            <w:tcW w:type="dxa" w:w="878"/>
+            <w:tcW w:type="dxa" w:w="850"/>
           </w:tcPr>
           <w:p>
             <w:pPr>
@@ -6874,7 +6892,7 @@
         </w:tc>
         <w:tc>
           <w:tcPr>
-            <w:tcW w:type="dxa" w:w="2340"/>
+            <w:tcW w:type="dxa" w:w="2268"/>
           </w:tcPr>
           <w:p>
             <w:pPr>
@@ -6889,7 +6907,7 @@
       <w:tr>
         <w:tc>
           <w:tcPr>
-            <w:tcW w:type="dxa" w:w="3218"/>
+            <w:tcW w:type="dxa" w:w="3118"/>
           </w:tcPr>
           <w:p>
             <w:pPr>
@@ -6899,7 +6917,7 @@
         </w:tc>
         <w:tc>
           <w:tcPr>
-            <w:tcW w:type="dxa" w:w="731"/>
+            <w:tcW w:type="dxa" w:w="709"/>
           </w:tcPr>
           <w:p>
             <w:pPr>
@@ -6912,7 +6930,7 @@
         </w:tc>
         <w:tc>
           <w:tcPr>
-            <w:tcW w:type="dxa" w:w="1170"/>
+            <w:tcW w:type="dxa" w:w="1134"/>
           </w:tcPr>
           <w:p>
             <w:pPr>
@@ -6925,7 +6943,7 @@
         </w:tc>
         <w:tc>
           <w:tcPr>
-            <w:tcW w:type="dxa" w:w="1024"/>
+            <w:tcW w:type="dxa" w:w="992"/>
           </w:tcPr>
           <w:p>
             <w:pPr>
@@ -6938,7 +6956,7 @@
         </w:tc>
         <w:tc>
           <w:tcPr>
-            <w:tcW w:type="dxa" w:w="878"/>
+            <w:tcW w:type="dxa" w:w="850"/>
           </w:tcPr>
           <w:p>
             <w:pPr>
@@ -6951,7 +6969,7 @@
         </w:tc>
         <w:tc>
           <w:tcPr>
-            <w:tcW w:type="dxa" w:w="2340"/>
+            <w:tcW w:type="dxa" w:w="2268"/>
           </w:tcPr>
           <w:p>
             <w:pPr>
@@ -6966,7 +6984,7 @@
       <w:tr>
         <w:tc>
           <w:tcPr>
-            <w:tcW w:type="dxa" w:w="3218"/>
+            <w:tcW w:type="dxa" w:w="3118"/>
           </w:tcPr>
           <w:p>
             <w:pPr>
@@ -6976,7 +6994,7 @@
         </w:tc>
         <w:tc>
           <w:tcPr>
-            <w:tcW w:type="dxa" w:w="731"/>
+            <w:tcW w:type="dxa" w:w="709"/>
           </w:tcPr>
           <w:p>
             <w:pPr>
@@ -6989,7 +7007,7 @@
         </w:tc>
         <w:tc>
           <w:tcPr>
-            <w:tcW w:type="dxa" w:w="1170"/>
+            <w:tcW w:type="dxa" w:w="1134"/>
           </w:tcPr>
           <w:p>
             <w:pPr>
@@ -7002,7 +7020,7 @@
         </w:tc>
         <w:tc>
           <w:tcPr>
-            <w:tcW w:type="dxa" w:w="1024"/>
+            <w:tcW w:type="dxa" w:w="992"/>
           </w:tcPr>
           <w:p>
             <w:pPr>
@@ -7015,7 +7033,7 @@
         </w:tc>
         <w:tc>
           <w:tcPr>
-            <w:tcW w:type="dxa" w:w="878"/>
+            <w:tcW w:type="dxa" w:w="850"/>
           </w:tcPr>
           <w:p>
             <w:pPr>
@@ -7028,7 +7046,7 @@
         </w:tc>
         <w:tc>
           <w:tcPr>
-            <w:tcW w:type="dxa" w:w="2340"/>
+            <w:tcW w:type="dxa" w:w="2268"/>
           </w:tcPr>
           <w:p>
             <w:pPr>
@@ -7043,7 +7061,7 @@
       <w:tr>
         <w:tc>
           <w:tcPr>
-            <w:tcW w:type="dxa" w:w="3218"/>
+            <w:tcW w:type="dxa" w:w="3118"/>
           </w:tcPr>
           <w:p>
             <w:pPr>
@@ -7056,7 +7074,7 @@
         </w:tc>
         <w:tc>
           <w:tcPr>
-            <w:tcW w:type="dxa" w:w="731"/>
+            <w:tcW w:type="dxa" w:w="709"/>
           </w:tcPr>
           <w:p>
             <w:pPr>
@@ -7069,7 +7087,7 @@
         </w:tc>
         <w:tc>
           <w:tcPr>
-            <w:tcW w:type="dxa" w:w="1170"/>
+            <w:tcW w:type="dxa" w:w="1134"/>
           </w:tcPr>
           <w:p>
             <w:pPr>
@@ -7082,7 +7100,7 @@
         </w:tc>
         <w:tc>
           <w:tcPr>
-            <w:tcW w:type="dxa" w:w="1024"/>
+            <w:tcW w:type="dxa" w:w="992"/>
           </w:tcPr>
           <w:p>
             <w:pPr>
@@ -7095,7 +7113,7 @@
         </w:tc>
         <w:tc>
           <w:tcPr>
-            <w:tcW w:type="dxa" w:w="878"/>
+            <w:tcW w:type="dxa" w:w="850"/>
           </w:tcPr>
           <w:p>
             <w:pPr>
@@ -7108,7 +7126,7 @@
         </w:tc>
         <w:tc>
           <w:tcPr>
-            <w:tcW w:type="dxa" w:w="2340"/>
+            <w:tcW w:type="dxa" w:w="2268"/>
           </w:tcPr>
           <w:p>
             <w:pPr>
@@ -7123,7 +7141,7 @@
       <w:tr>
         <w:tc>
           <w:tcPr>
-            <w:tcW w:type="dxa" w:w="3218"/>
+            <w:tcW w:type="dxa" w:w="3118"/>
           </w:tcPr>
           <w:p>
             <w:pPr>
@@ -7133,7 +7151,7 @@
         </w:tc>
         <w:tc>
           <w:tcPr>
-            <w:tcW w:type="dxa" w:w="731"/>
+            <w:tcW w:type="dxa" w:w="709"/>
           </w:tcPr>
           <w:p>
             <w:pPr>
@@ -7146,7 +7164,7 @@
         </w:tc>
         <w:tc>
           <w:tcPr>
-            <w:tcW w:type="dxa" w:w="1170"/>
+            <w:tcW w:type="dxa" w:w="1134"/>
           </w:tcPr>
           <w:p>
             <w:pPr>
@@ -7159,7 +7177,7 @@
         </w:tc>
         <w:tc>
           <w:tcPr>
-            <w:tcW w:type="dxa" w:w="1024"/>
+            <w:tcW w:type="dxa" w:w="992"/>
           </w:tcPr>
           <w:p>
             <w:pPr>
@@ -7172,7 +7190,7 @@
         </w:tc>
         <w:tc>
           <w:tcPr>
-            <w:tcW w:type="dxa" w:w="878"/>
+            <w:tcW w:type="dxa" w:w="850"/>
           </w:tcPr>
           <w:p>
             <w:pPr>
@@ -7185,7 +7203,7 @@
         </w:tc>
         <w:tc>
           <w:tcPr>
-            <w:tcW w:type="dxa" w:w="2340"/>
+            <w:tcW w:type="dxa" w:w="2268"/>
           </w:tcPr>
           <w:p>
             <w:pPr>
@@ -7200,7 +7218,7 @@
       <w:tr>
         <w:tc>
           <w:tcPr>
-            <w:tcW w:type="dxa" w:w="3218"/>
+            <w:tcW w:type="dxa" w:w="3118"/>
           </w:tcPr>
           <w:p>
             <w:pPr>
@@ -7210,7 +7228,7 @@
         </w:tc>
         <w:tc>
           <w:tcPr>
-            <w:tcW w:type="dxa" w:w="731"/>
+            <w:tcW w:type="dxa" w:w="709"/>
           </w:tcPr>
           <w:p>
             <w:pPr>
@@ -7223,7 +7241,7 @@
         </w:tc>
         <w:tc>
           <w:tcPr>
-            <w:tcW w:type="dxa" w:w="1170"/>
+            <w:tcW w:type="dxa" w:w="1134"/>
           </w:tcPr>
           <w:p>
             <w:pPr>
@@ -7236,7 +7254,7 @@
         </w:tc>
         <w:tc>
           <w:tcPr>
-            <w:tcW w:type="dxa" w:w="1024"/>
+            <w:tcW w:type="dxa" w:w="992"/>
           </w:tcPr>
           <w:p>
             <w:pPr>
@@ -7249,7 +7267,7 @@
         </w:tc>
         <w:tc>
           <w:tcPr>
-            <w:tcW w:type="dxa" w:w="878"/>
+            <w:tcW w:type="dxa" w:w="850"/>
           </w:tcPr>
           <w:p>
             <w:pPr>
@@ -7262,7 +7280,7 @@
         </w:tc>
         <w:tc>
           <w:tcPr>
-            <w:tcW w:type="dxa" w:w="2340"/>
+            <w:tcW w:type="dxa" w:w="2268"/>
           </w:tcPr>
           <w:p>
             <w:pPr>
@@ -13431,6 +13449,8 @@
       <w:footnotePr>
         <w:numRestart w:val="eachSect"/>
       </w:footnotePr>
+      <w:pgSz w:h="16838" w:w="11906"/>
+      <w:pgMar w:bottom="1417" w:left="1417" w:right="1417" w:top="1417"/>
       <w:lnNumType w:countBy="1" w:restart="continuous"/>
     </w:sectPr>
   </w:body>
@@ -13838,8 +13858,9 @@
     </w:pPr>
     <w:rPr>
       <w:rFonts w:ascii="Times New Roman" w:cs="Times New Roman" w:cstheme="majorBidi" w:eastAsia="Times New Roman" w:eastAsiaTheme="majorEastAsia" w:hAnsi="Times New Roman"/>
+      <w:b/>
       <w:spacing w:val="15"/>
-      <w:sz w:val="28"/>
+      <w:sz w:val="26"/>
       <w:szCs w:val="28"/>
     </w:rPr>
   </w:style>

--- a/paper/submission/manuscript.docx
+++ b/paper/submission/manuscript.docx
@@ -10954,7 +10954,7 @@
       </w:r>
     </w:p>
     <w:bookmarkEnd w:id="59"/>
-    <w:bookmarkStart w:id="68" w:name="declarations"/>
+    <w:bookmarkStart w:id="69" w:name="declarations"/>
     <w:p>
       <w:pPr>
         <w:pStyle w:val="Heading1"/>
@@ -10963,7 +10963,7 @@
         <w:t xml:space="preserve">Declarations</w:t>
       </w:r>
     </w:p>
-    <w:bookmarkStart w:id="61" w:name="data-and-code-availability"/>
+    <w:bookmarkStart w:id="62" w:name="data-and-code-availability"/>
     <w:p>
       <w:pPr>
         <w:pStyle w:val="Heading2"/>
@@ -11067,13 +11067,21 @@
         <w:pStyle w:val="BodyText"/>
       </w:pPr>
       <w:r>
-        <w:t xml:space="preserve">The analysis code, the frozen numeric outputs and the Supplementary Material are at [repository URL</w:t>
-      </w:r>
-      <w:r>
-        <w:t xml:space="preserve"> </w:t>
-      </w:r>
-      <w:r>
-        <w:t xml:space="preserve">to be added]. Figs. 1–8 and the graphical abstract are drawn by the scripts in</w:t>
+        <w:t xml:space="preserve">The analysis code, the frozen numeric outputs and the Supplementary Material are at</w:t>
+      </w:r>
+      <w:r>
+        <w:t xml:space="preserve"> </w:t>
+      </w:r>
+      <w:hyperlink r:id="rId61">
+        <w:r>
+          <w:rPr>
+            <w:rStyle w:val="Hyperlink"/>
+          </w:rPr>
+          <w:t xml:space="preserve">https://github.com/dryuemco/thermal-twin</w:t>
+        </w:r>
+      </w:hyperlink>
+      <w:r>
+        <w:t xml:space="preserve">. Figs. 1–8 and the graphical abstract are drawn by the scripts in</w:t>
       </w:r>
       <w:r>
         <w:t xml:space="preserve"> </w:t>
@@ -11160,8 +11168,8 @@
         <w:t xml:space="preserve">is about ±0.02 to 0.03 (Section S3.5(vi)).</w:t>
       </w:r>
     </w:p>
-    <w:bookmarkEnd w:id="61"/>
-    <w:bookmarkStart w:id="62" w:name="funding"/>
+    <w:bookmarkEnd w:id="62"/>
+    <w:bookmarkStart w:id="63" w:name="funding"/>
     <w:p>
       <w:pPr>
         <w:pStyle w:val="Heading2"/>
@@ -11217,8 +11225,8 @@
         <w:t xml:space="preserve">).</w:t>
       </w:r>
     </w:p>
-    <w:bookmarkEnd w:id="62"/>
-    <w:bookmarkStart w:id="63" w:name="acknowledgments"/>
+    <w:bookmarkEnd w:id="63"/>
+    <w:bookmarkStart w:id="64" w:name="acknowledgments"/>
     <w:p>
       <w:pPr>
         <w:pStyle w:val="Heading2"/>
@@ -11253,8 +11261,8 @@
         <w:t xml:space="preserve">possible.</w:t>
       </w:r>
     </w:p>
-    <w:bookmarkEnd w:id="63"/>
-    <w:bookmarkStart w:id="64" w:name="competing-interests"/>
+    <w:bookmarkEnd w:id="64"/>
+    <w:bookmarkStart w:id="65" w:name="competing-interests"/>
     <w:p>
       <w:pPr>
         <w:pStyle w:val="Heading2"/>
@@ -11271,8 +11279,8 @@
         <w:t xml:space="preserve">The authors declare no competing interests.</w:t>
       </w:r>
     </w:p>
-    <w:bookmarkEnd w:id="64"/>
-    <w:bookmarkStart w:id="65" w:name="ethics-approval"/>
+    <w:bookmarkEnd w:id="65"/>
+    <w:bookmarkStart w:id="66" w:name="ethics-approval"/>
     <w:p>
       <w:pPr>
         <w:pStyle w:val="Heading2"/>
@@ -11295,8 +11303,8 @@
         <w:t xml:space="preserve">identifiable data.</w:t>
       </w:r>
     </w:p>
-    <w:bookmarkEnd w:id="65"/>
-    <w:bookmarkStart w:id="66" w:name="author-contributions"/>
+    <w:bookmarkEnd w:id="66"/>
+    <w:bookmarkStart w:id="67" w:name="author-contributions"/>
     <w:p>
       <w:pPr>
         <w:pStyle w:val="Heading2"/>
@@ -11357,8 +11365,8 @@
         <w:t xml:space="preserve">analysis, Investigation, Writing – original draft, Writing – review and editing, Supervision.</w:t>
       </w:r>
     </w:p>
-    <w:bookmarkEnd w:id="66"/>
-    <w:bookmarkStart w:id="67" w:name="X1f74eb43af444059c7518034463b6c89b1cacf4"/>
+    <w:bookmarkEnd w:id="67"/>
+    <w:bookmarkStart w:id="68" w:name="X1f74eb43af444059c7518034463b6c89b1cacf4"/>
     <w:p>
       <w:pPr>
         <w:pStyle w:val="Heading2"/>
@@ -11399,9 +11407,9 @@
         <w:t xml:space="preserve">publication.</w:t>
       </w:r>
     </w:p>
-    <w:bookmarkEnd w:id="67"/>
     <w:bookmarkEnd w:id="68"/>
-    <w:bookmarkStart w:id="146" w:name="references"/>
+    <w:bookmarkEnd w:id="69"/>
+    <w:bookmarkStart w:id="147" w:name="references"/>
     <w:p>
       <w:pPr>
         <w:pStyle w:val="Heading1"/>
@@ -11410,8 +11418,8 @@
         <w:t xml:space="preserve">References</w:t>
       </w:r>
     </w:p>
-    <w:bookmarkStart w:id="145" w:name="refs"/>
-    <w:bookmarkStart w:id="70" w:name="ref-AlkanAkinci2023"/>
+    <w:bookmarkStart w:id="146" w:name="refs"/>
+    <w:bookmarkStart w:id="71" w:name="ref-AlkanAkinci2023"/>
     <w:p>
       <w:pPr>
         <w:pStyle w:val="Bibliography"/>
@@ -11449,7 +11457,7 @@
       <w:r>
         <w:t xml:space="preserve"> </w:t>
       </w:r>
-      <w:hyperlink r:id="rId69">
+      <w:hyperlink r:id="rId70">
         <w:r>
           <w:rPr>
             <w:rStyle w:val="Hyperlink"/>
@@ -11458,8 +11466,8 @@
         </w:r>
       </w:hyperlink>
     </w:p>
-    <w:bookmarkEnd w:id="70"/>
-    <w:bookmarkStart w:id="72" w:name="ref-Archibald2013"/>
+    <w:bookmarkEnd w:id="71"/>
+    <w:bookmarkStart w:id="73" w:name="ref-Archibald2013"/>
     <w:p>
       <w:pPr>
         <w:pStyle w:val="Bibliography"/>
@@ -11470,7 +11478,7 @@
       <w:r>
         <w:t xml:space="preserve"> </w:t>
       </w:r>
-      <w:hyperlink r:id="rId71">
+      <w:hyperlink r:id="rId72">
         <w:r>
           <w:rPr>
             <w:rStyle w:val="Hyperlink"/>
@@ -11479,8 +11487,8 @@
         </w:r>
       </w:hyperlink>
     </w:p>
-    <w:bookmarkEnd w:id="72"/>
-    <w:bookmarkStart w:id="74" w:name="ref-Barve2011"/>
+    <w:bookmarkEnd w:id="73"/>
+    <w:bookmarkStart w:id="75" w:name="ref-Barve2011"/>
     <w:p>
       <w:pPr>
         <w:pStyle w:val="Bibliography"/>
@@ -11491,7 +11499,7 @@
       <w:r>
         <w:t xml:space="preserve"> </w:t>
       </w:r>
-      <w:hyperlink r:id="rId73">
+      <w:hyperlink r:id="rId74">
         <w:r>
           <w:rPr>
             <w:rStyle w:val="Hyperlink"/>
@@ -11500,8 +11508,8 @@
         </w:r>
       </w:hyperlink>
     </w:p>
-    <w:bookmarkEnd w:id="74"/>
-    <w:bookmarkStart w:id="76" w:name="ref-Boschetti2019"/>
+    <w:bookmarkEnd w:id="75"/>
+    <w:bookmarkStart w:id="77" w:name="ref-Boschetti2019"/>
     <w:p>
       <w:pPr>
         <w:pStyle w:val="Bibliography"/>
@@ -11536,7 +11544,7 @@
       <w:r>
         <w:t xml:space="preserve"> </w:t>
       </w:r>
-      <w:hyperlink r:id="rId75">
+      <w:hyperlink r:id="rId76">
         <w:r>
           <w:rPr>
             <w:rStyle w:val="Hyperlink"/>
@@ -11545,8 +11553,8 @@
         </w:r>
       </w:hyperlink>
     </w:p>
-    <w:bookmarkEnd w:id="76"/>
-    <w:bookmarkStart w:id="78" w:name="ref-Breiman2001"/>
+    <w:bookmarkEnd w:id="77"/>
+    <w:bookmarkStart w:id="79" w:name="ref-Breiman2001"/>
     <w:p>
       <w:pPr>
         <w:pStyle w:val="Bibliography"/>
@@ -11557,7 +11565,7 @@
       <w:r>
         <w:t xml:space="preserve"> </w:t>
       </w:r>
-      <w:hyperlink r:id="rId77">
+      <w:hyperlink r:id="rId78">
         <w:r>
           <w:rPr>
             <w:rStyle w:val="Hyperlink"/>
@@ -11566,8 +11574,8 @@
         </w:r>
       </w:hyperlink>
     </w:p>
-    <w:bookmarkEnd w:id="78"/>
-    <w:bookmarkStart w:id="80" w:name="ref-Chuvieco2004"/>
+    <w:bookmarkEnd w:id="79"/>
+    <w:bookmarkStart w:id="81" w:name="ref-Chuvieco2004"/>
     <w:p>
       <w:pPr>
         <w:pStyle w:val="Bibliography"/>
@@ -11590,7 +11598,7 @@
       <w:r>
         <w:t xml:space="preserve"> </w:t>
       </w:r>
-      <w:hyperlink r:id="rId79">
+      <w:hyperlink r:id="rId80">
         <w:r>
           <w:rPr>
             <w:rStyle w:val="Hyperlink"/>
@@ -11599,8 +11607,8 @@
         </w:r>
       </w:hyperlink>
     </w:p>
-    <w:bookmarkEnd w:id="80"/>
-    <w:bookmarkStart w:id="82" w:name="ref-Dimarco2026"/>
+    <w:bookmarkEnd w:id="81"/>
+    <w:bookmarkStart w:id="83" w:name="ref-Dimarco2026"/>
     <w:p>
       <w:pPr>
         <w:pStyle w:val="Bibliography"/>
@@ -11623,7 +11631,7 @@
       <w:r>
         <w:t xml:space="preserve"> </w:t>
       </w:r>
-      <w:hyperlink r:id="rId81">
+      <w:hyperlink r:id="rId82">
         <w:r>
           <w:rPr>
             <w:rStyle w:val="Hyperlink"/>
@@ -11632,8 +11640,8 @@
         </w:r>
       </w:hyperlink>
     </w:p>
-    <w:bookmarkEnd w:id="82"/>
-    <w:bookmarkStart w:id="84" w:name="ref-Gelabert2025"/>
+    <w:bookmarkEnd w:id="83"/>
+    <w:bookmarkStart w:id="85" w:name="ref-Gelabert2025"/>
     <w:p>
       <w:pPr>
         <w:pStyle w:val="Bibliography"/>
@@ -11653,7 +11661,7 @@
       <w:r>
         <w:t xml:space="preserve"> </w:t>
       </w:r>
-      <w:hyperlink r:id="rId83">
+      <w:hyperlink r:id="rId84">
         <w:r>
           <w:rPr>
             <w:rStyle w:val="Hyperlink"/>
@@ -11662,8 +11670,8 @@
         </w:r>
       </w:hyperlink>
     </w:p>
-    <w:bookmarkEnd w:id="84"/>
-    <w:bookmarkStart w:id="86" w:name="ref-Giglio2018"/>
+    <w:bookmarkEnd w:id="85"/>
+    <w:bookmarkStart w:id="87" w:name="ref-Giglio2018"/>
     <w:p>
       <w:pPr>
         <w:pStyle w:val="Bibliography"/>
@@ -11698,7 +11706,7 @@
       <w:r>
         <w:t xml:space="preserve"> </w:t>
       </w:r>
-      <w:hyperlink r:id="rId85">
+      <w:hyperlink r:id="rId86">
         <w:r>
           <w:rPr>
             <w:rStyle w:val="Hyperlink"/>
@@ -11707,8 +11715,8 @@
         </w:r>
       </w:hyperlink>
     </w:p>
-    <w:bookmarkEnd w:id="86"/>
-    <w:bookmarkStart w:id="88" w:name="ref-Gorelick2017"/>
+    <w:bookmarkEnd w:id="87"/>
+    <w:bookmarkStart w:id="89" w:name="ref-Gorelick2017"/>
     <w:p>
       <w:pPr>
         <w:pStyle w:val="Bibliography"/>
@@ -11740,7 +11748,7 @@
       <w:r>
         <w:t xml:space="preserve"> </w:t>
       </w:r>
-      <w:hyperlink r:id="rId87">
+      <w:hyperlink r:id="rId88">
         <w:r>
           <w:rPr>
             <w:rStyle w:val="Hyperlink"/>
@@ -11749,8 +11757,8 @@
         </w:r>
       </w:hyperlink>
     </w:p>
-    <w:bookmarkEnd w:id="88"/>
-    <w:bookmarkStart w:id="90" w:name="ref-Huang2026"/>
+    <w:bookmarkEnd w:id="89"/>
+    <w:bookmarkStart w:id="91" w:name="ref-Huang2026"/>
     <w:p>
       <w:pPr>
         <w:pStyle w:val="Bibliography"/>
@@ -11761,7 +11769,7 @@
       <w:r>
         <w:t xml:space="preserve"> </w:t>
       </w:r>
-      <w:hyperlink r:id="rId89">
+      <w:hyperlink r:id="rId90">
         <w:r>
           <w:rPr>
             <w:rStyle w:val="Hyperlink"/>
@@ -11770,8 +11778,8 @@
         </w:r>
       </w:hyperlink>
     </w:p>
-    <w:bookmarkEnd w:id="90"/>
-    <w:bookmarkStart w:id="92" w:name="ref-Iban2022"/>
+    <w:bookmarkEnd w:id="91"/>
+    <w:bookmarkStart w:id="93" w:name="ref-Iban2022"/>
     <w:p>
       <w:pPr>
         <w:pStyle w:val="Bibliography"/>
@@ -11824,7 +11832,7 @@
       <w:r>
         <w:t xml:space="preserve"> </w:t>
       </w:r>
-      <w:hyperlink r:id="rId91">
+      <w:hyperlink r:id="rId92">
         <w:r>
           <w:rPr>
             <w:rStyle w:val="Hyperlink"/>
@@ -11833,8 +11841,8 @@
         </w:r>
       </w:hyperlink>
     </w:p>
-    <w:bookmarkEnd w:id="92"/>
-    <w:bookmarkStart w:id="94" w:name="ref-Jodhani2026"/>
+    <w:bookmarkEnd w:id="93"/>
+    <w:bookmarkStart w:id="95" w:name="ref-Jodhani2026"/>
     <w:p>
       <w:pPr>
         <w:pStyle w:val="Bibliography"/>
@@ -11845,7 +11853,7 @@
       <w:r>
         <w:t xml:space="preserve"> </w:t>
       </w:r>
-      <w:hyperlink r:id="rId93">
+      <w:hyperlink r:id="rId94">
         <w:r>
           <w:rPr>
             <w:rStyle w:val="Hyperlink"/>
@@ -11854,8 +11862,8 @@
         </w:r>
       </w:hyperlink>
     </w:p>
-    <w:bookmarkEnd w:id="94"/>
-    <w:bookmarkStart w:id="96" w:name="ref-Kondylatos2023"/>
+    <w:bookmarkEnd w:id="95"/>
+    <w:bookmarkStart w:id="97" w:name="ref-Kondylatos2023"/>
     <w:p>
       <w:pPr>
         <w:pStyle w:val="Bibliography"/>
@@ -11884,7 +11892,7 @@
       <w:r>
         <w:t xml:space="preserve"> </w:t>
       </w:r>
-      <w:hyperlink r:id="rId95">
+      <w:hyperlink r:id="rId96">
         <w:r>
           <w:rPr>
             <w:rStyle w:val="Hyperlink"/>
@@ -11893,8 +11901,8 @@
         </w:r>
       </w:hyperlink>
     </w:p>
-    <w:bookmarkEnd w:id="96"/>
-    <w:bookmarkStart w:id="98" w:name="ref-Liu2025"/>
+    <w:bookmarkEnd w:id="97"/>
+    <w:bookmarkStart w:id="99" w:name="ref-Liu2025"/>
     <w:p>
       <w:pPr>
         <w:pStyle w:val="Bibliography"/>
@@ -11914,7 +11922,7 @@
       <w:r>
         <w:t xml:space="preserve"> </w:t>
       </w:r>
-      <w:hyperlink r:id="rId97">
+      <w:hyperlink r:id="rId98">
         <w:r>
           <w:rPr>
             <w:rStyle w:val="Hyperlink"/>
@@ -11923,8 +11931,8 @@
         </w:r>
       </w:hyperlink>
     </w:p>
-    <w:bookmarkEnd w:id="98"/>
-    <w:bookmarkStart w:id="100" w:name="ref-Lobo2008"/>
+    <w:bookmarkEnd w:id="99"/>
+    <w:bookmarkStart w:id="101" w:name="ref-Lobo2008"/>
     <w:p>
       <w:pPr>
         <w:pStyle w:val="Bibliography"/>
@@ -11944,7 +11952,7 @@
       <w:r>
         <w:t xml:space="preserve"> </w:t>
       </w:r>
-      <w:hyperlink r:id="rId99">
+      <w:hyperlink r:id="rId100">
         <w:r>
           <w:rPr>
             <w:rStyle w:val="Hyperlink"/>
@@ -11953,8 +11961,8 @@
         </w:r>
       </w:hyperlink>
     </w:p>
-    <w:bookmarkEnd w:id="100"/>
-    <w:bookmarkStart w:id="102" w:name="ref-Maffei2018"/>
+    <w:bookmarkEnd w:id="101"/>
+    <w:bookmarkStart w:id="103" w:name="ref-Maffei2018"/>
     <w:p>
       <w:pPr>
         <w:pStyle w:val="Bibliography"/>
@@ -11965,7 +11973,7 @@
       <w:r>
         <w:t xml:space="preserve"> </w:t>
       </w:r>
-      <w:hyperlink r:id="rId101">
+      <w:hyperlink r:id="rId102">
         <w:r>
           <w:rPr>
             <w:rStyle w:val="Hyperlink"/>
@@ -11974,8 +11982,8 @@
         </w:r>
       </w:hyperlink>
     </w:p>
-    <w:bookmarkEnd w:id="102"/>
-    <w:bookmarkStart w:id="104" w:name="ref-Maffei2021"/>
+    <w:bookmarkEnd w:id="103"/>
+    <w:bookmarkStart w:id="105" w:name="ref-Maffei2021"/>
     <w:p>
       <w:pPr>
         <w:pStyle w:val="Bibliography"/>
@@ -11986,7 +11994,7 @@
       <w:r>
         <w:t xml:space="preserve"> </w:t>
       </w:r>
-      <w:hyperlink r:id="rId103">
+      <w:hyperlink r:id="rId104">
         <w:r>
           <w:rPr>
             <w:rStyle w:val="Hyperlink"/>
@@ -11995,8 +12003,8 @@
         </w:r>
       </w:hyperlink>
     </w:p>
-    <w:bookmarkEnd w:id="104"/>
-    <w:bookmarkStart w:id="106" w:name="ref-MaffeiMenenti2019"/>
+    <w:bookmarkEnd w:id="105"/>
+    <w:bookmarkStart w:id="107" w:name="ref-MaffeiMenenti2019"/>
     <w:p>
       <w:pPr>
         <w:pStyle w:val="Bibliography"/>
@@ -12007,7 +12015,7 @@
       <w:r>
         <w:t xml:space="preserve"> </w:t>
       </w:r>
-      <w:hyperlink r:id="rId105">
+      <w:hyperlink r:id="rId106">
         <w:r>
           <w:rPr>
             <w:rStyle w:val="Hyperlink"/>
@@ -12016,8 +12024,8 @@
         </w:r>
       </w:hyperlink>
     </w:p>
-    <w:bookmarkEnd w:id="106"/>
-    <w:bookmarkStart w:id="108" w:name="ref-Meyer2018"/>
+    <w:bookmarkEnd w:id="107"/>
+    <w:bookmarkStart w:id="109" w:name="ref-Meyer2018"/>
     <w:p>
       <w:pPr>
         <w:pStyle w:val="Bibliography"/>
@@ -12028,7 +12036,7 @@
       <w:r>
         <w:t xml:space="preserve"> </w:t>
       </w:r>
-      <w:hyperlink r:id="rId107">
+      <w:hyperlink r:id="rId108">
         <w:r>
           <w:rPr>
             <w:rStyle w:val="Hyperlink"/>
@@ -12037,8 +12045,8 @@
         </w:r>
       </w:hyperlink>
     </w:p>
-    <w:bookmarkEnd w:id="108"/>
-    <w:bookmarkStart w:id="110" w:name="ref-MorenoTorres2012"/>
+    <w:bookmarkEnd w:id="109"/>
+    <w:bookmarkStart w:id="111" w:name="ref-MorenoTorres2012"/>
     <w:p>
       <w:pPr>
         <w:pStyle w:val="Bibliography"/>
@@ -12049,7 +12057,7 @@
       <w:r>
         <w:t xml:space="preserve"> </w:t>
       </w:r>
-      <w:hyperlink r:id="rId109">
+      <w:hyperlink r:id="rId110">
         <w:r>
           <w:rPr>
             <w:rStyle w:val="Hyperlink"/>
@@ -12058,8 +12066,8 @@
         </w:r>
       </w:hyperlink>
     </w:p>
-    <w:bookmarkEnd w:id="110"/>
-    <w:bookmarkStart w:id="112" w:name="ref-MunozSabater2021"/>
+    <w:bookmarkEnd w:id="111"/>
+    <w:bookmarkStart w:id="113" w:name="ref-MunozSabater2021"/>
     <w:p>
       <w:pPr>
         <w:pStyle w:val="Bibliography"/>
@@ -12079,7 +12087,7 @@
       <w:r>
         <w:t xml:space="preserve"> </w:t>
       </w:r>
-      <w:hyperlink r:id="rId111">
+      <w:hyperlink r:id="rId112">
         <w:r>
           <w:rPr>
             <w:rStyle w:val="Hyperlink"/>
@@ -12088,8 +12096,8 @@
         </w:r>
       </w:hyperlink>
     </w:p>
-    <w:bookmarkEnd w:id="112"/>
-    <w:bookmarkStart w:id="114" w:name="ref-Pausas2021"/>
+    <w:bookmarkEnd w:id="113"/>
+    <w:bookmarkStart w:id="115" w:name="ref-Pausas2021"/>
     <w:p>
       <w:pPr>
         <w:pStyle w:val="Bibliography"/>
@@ -12100,7 +12108,7 @@
       <w:r>
         <w:t xml:space="preserve"> </w:t>
       </w:r>
-      <w:hyperlink r:id="rId113">
+      <w:hyperlink r:id="rId114">
         <w:r>
           <w:rPr>
             <w:rStyle w:val="Hyperlink"/>
@@ -12109,8 +12117,8 @@
         </w:r>
       </w:hyperlink>
     </w:p>
-    <w:bookmarkEnd w:id="114"/>
-    <w:bookmarkStart w:id="116" w:name="ref-Persello2012"/>
+    <w:bookmarkEnd w:id="115"/>
+    <w:bookmarkStart w:id="117" w:name="ref-Persello2012"/>
     <w:p>
       <w:pPr>
         <w:pStyle w:val="Bibliography"/>
@@ -12121,7 +12129,7 @@
       <w:r>
         <w:t xml:space="preserve"> </w:t>
       </w:r>
-      <w:hyperlink r:id="rId115">
+      <w:hyperlink r:id="rId116">
         <w:r>
           <w:rPr>
             <w:rStyle w:val="Hyperlink"/>
@@ -12130,8 +12138,8 @@
         </w:r>
       </w:hyperlink>
     </w:p>
-    <w:bookmarkEnd w:id="116"/>
-    <w:bookmarkStart w:id="118" w:name="ref-Ploton2020"/>
+    <w:bookmarkEnd w:id="117"/>
+    <w:bookmarkStart w:id="119" w:name="ref-Ploton2020"/>
     <w:p>
       <w:pPr>
         <w:pStyle w:val="Bibliography"/>
@@ -12142,7 +12150,7 @@
       <w:r>
         <w:t xml:space="preserve"> </w:t>
       </w:r>
-      <w:hyperlink r:id="rId117">
+      <w:hyperlink r:id="rId118">
         <w:r>
           <w:rPr>
             <w:rStyle w:val="Hyperlink"/>
@@ -12151,8 +12159,8 @@
         </w:r>
       </w:hyperlink>
     </w:p>
-    <w:bookmarkEnd w:id="118"/>
-    <w:bookmarkStart w:id="120" w:name="ref-Podschwit2022"/>
+    <w:bookmarkEnd w:id="119"/>
+    <w:bookmarkStart w:id="121" w:name="ref-Podschwit2022"/>
     <w:p>
       <w:pPr>
         <w:pStyle w:val="Bibliography"/>
@@ -12175,7 +12183,7 @@
       <w:r>
         <w:t xml:space="preserve"> </w:t>
       </w:r>
-      <w:hyperlink r:id="rId119">
+      <w:hyperlink r:id="rId120">
         <w:r>
           <w:rPr>
             <w:rStyle w:val="Hyperlink"/>
@@ -12184,8 +12192,8 @@
         </w:r>
       </w:hyperlink>
     </w:p>
-    <w:bookmarkEnd w:id="120"/>
-    <w:bookmarkStart w:id="122" w:name="ref-Roberts2017"/>
+    <w:bookmarkEnd w:id="121"/>
+    <w:bookmarkStart w:id="123" w:name="ref-Roberts2017"/>
     <w:p>
       <w:pPr>
         <w:pStyle w:val="Bibliography"/>
@@ -12196,7 +12204,7 @@
       <w:r>
         <w:t xml:space="preserve"> </w:t>
       </w:r>
-      <w:hyperlink r:id="rId121">
+      <w:hyperlink r:id="rId122">
         <w:r>
           <w:rPr>
             <w:rStyle w:val="Hyperlink"/>
@@ -12205,8 +12213,8 @@
         </w:r>
       </w:hyperlink>
     </w:p>
-    <w:bookmarkEnd w:id="122"/>
-    <w:bookmarkStart w:id="124" w:name="ref-Rousseau2022"/>
+    <w:bookmarkEnd w:id="123"/>
+    <w:bookmarkStart w:id="125" w:name="ref-Rousseau2022"/>
     <w:p>
       <w:pPr>
         <w:pStyle w:val="Bibliography"/>
@@ -12217,7 +12225,7 @@
       <w:r>
         <w:t xml:space="preserve"> </w:t>
       </w:r>
-      <w:hyperlink r:id="rId123">
+      <w:hyperlink r:id="rId124">
         <w:r>
           <w:rPr>
             <w:rStyle w:val="Hyperlink"/>
@@ -12226,8 +12234,8 @@
         </w:r>
       </w:hyperlink>
     </w:p>
-    <w:bookmarkEnd w:id="124"/>
-    <w:bookmarkStart w:id="126" w:name="ref-Sandholt2002"/>
+    <w:bookmarkEnd w:id="125"/>
+    <w:bookmarkStart w:id="127" w:name="ref-Sandholt2002"/>
     <w:p>
       <w:pPr>
         <w:pStyle w:val="Bibliography"/>
@@ -12238,7 +12246,7 @@
       <w:r>
         <w:t xml:space="preserve"> </w:t>
       </w:r>
-      <w:hyperlink r:id="rId125">
+      <w:hyperlink r:id="rId126">
         <w:r>
           <w:rPr>
             <w:rStyle w:val="Hyperlink"/>
@@ -12247,8 +12255,8 @@
         </w:r>
       </w:hyperlink>
     </w:p>
-    <w:bookmarkEnd w:id="126"/>
-    <w:bookmarkStart w:id="128" w:name="ref-Sun2016"/>
+    <w:bookmarkEnd w:id="127"/>
+    <w:bookmarkStart w:id="129" w:name="ref-Sun2016"/>
     <w:p>
       <w:pPr>
         <w:pStyle w:val="Bibliography"/>
@@ -12277,7 +12285,7 @@
       <w:r>
         <w:t xml:space="preserve"> </w:t>
       </w:r>
-      <w:hyperlink r:id="rId127">
+      <w:hyperlink r:id="rId128">
         <w:r>
           <w:rPr>
             <w:rStyle w:val="Hyperlink"/>
@@ -12286,8 +12294,8 @@
         </w:r>
       </w:hyperlink>
     </w:p>
-    <w:bookmarkEnd w:id="128"/>
-    <w:bookmarkStart w:id="130" w:name="ref-Tuia2016"/>
+    <w:bookmarkEnd w:id="129"/>
+    <w:bookmarkStart w:id="131" w:name="ref-Tuia2016"/>
     <w:p>
       <w:pPr>
         <w:pStyle w:val="Bibliography"/>
@@ -12298,7 +12306,7 @@
       <w:r>
         <w:t xml:space="preserve"> </w:t>
       </w:r>
-      <w:hyperlink r:id="rId129">
+      <w:hyperlink r:id="rId130">
         <w:r>
           <w:rPr>
             <w:rStyle w:val="Hyperlink"/>
@@ -12307,8 +12315,8 @@
         </w:r>
       </w:hyperlink>
     </w:p>
-    <w:bookmarkEnd w:id="130"/>
-    <w:bookmarkStart w:id="132" w:name="ref-Valavi2019"/>
+    <w:bookmarkEnd w:id="131"/>
+    <w:bookmarkStart w:id="133" w:name="ref-Valavi2019"/>
     <w:p>
       <w:pPr>
         <w:pStyle w:val="Bibliography"/>
@@ -12340,7 +12348,7 @@
       <w:r>
         <w:t xml:space="preserve"> </w:t>
       </w:r>
-      <w:hyperlink r:id="rId131">
+      <w:hyperlink r:id="rId132">
         <w:r>
           <w:rPr>
             <w:rStyle w:val="Hyperlink"/>
@@ -12349,8 +12357,8 @@
         </w:r>
       </w:hyperlink>
     </w:p>
-    <w:bookmarkEnd w:id="132"/>
-    <w:bookmarkStart w:id="134" w:name="ref-VanDerWal2009"/>
+    <w:bookmarkEnd w:id="133"/>
+    <w:bookmarkStart w:id="135" w:name="ref-VanDerWal2009"/>
     <w:p>
       <w:pPr>
         <w:pStyle w:val="Bibliography"/>
@@ -12361,7 +12369,7 @@
       <w:r>
         <w:t xml:space="preserve"> </w:t>
       </w:r>
-      <w:hyperlink r:id="rId133">
+      <w:hyperlink r:id="rId134">
         <w:r>
           <w:rPr>
             <w:rStyle w:val="Hyperlink"/>
@@ -12370,8 +12378,8 @@
         </w:r>
       </w:hyperlink>
     </w:p>
-    <w:bookmarkEnd w:id="134"/>
-    <w:bookmarkStart w:id="136" w:name="ref-Vesk2021"/>
+    <w:bookmarkEnd w:id="135"/>
+    <w:bookmarkStart w:id="137" w:name="ref-Vesk2021"/>
     <w:p>
       <w:pPr>
         <w:pStyle w:val="Bibliography"/>
@@ -12382,7 +12390,7 @@
       <w:r>
         <w:t xml:space="preserve"> </w:t>
       </w:r>
-      <w:hyperlink r:id="rId135">
+      <w:hyperlink r:id="rId136">
         <w:r>
           <w:rPr>
             <w:rStyle w:val="Hyperlink"/>
@@ -12391,8 +12399,8 @@
         </w:r>
       </w:hyperlink>
     </w:p>
-    <w:bookmarkEnd w:id="136"/>
-    <w:bookmarkStart w:id="138" w:name="ref-Vibhandik2026"/>
+    <w:bookmarkEnd w:id="137"/>
+    <w:bookmarkStart w:id="139" w:name="ref-Vibhandik2026"/>
     <w:p>
       <w:pPr>
         <w:pStyle w:val="Bibliography"/>
@@ -12403,7 +12411,7 @@
       <w:r>
         <w:t xml:space="preserve"> </w:t>
       </w:r>
-      <w:hyperlink r:id="rId137">
+      <w:hyperlink r:id="rId138">
         <w:r>
           <w:rPr>
             <w:rStyle w:val="Hyperlink"/>
@@ -12412,8 +12420,8 @@
         </w:r>
       </w:hyperlink>
     </w:p>
-    <w:bookmarkEnd w:id="138"/>
-    <w:bookmarkStart w:id="140" w:name="ref-Xu2026"/>
+    <w:bookmarkEnd w:id="139"/>
+    <w:bookmarkStart w:id="141" w:name="ref-Xu2026"/>
     <w:p>
       <w:pPr>
         <w:pStyle w:val="Bibliography"/>
@@ -12424,7 +12432,7 @@
       <w:r>
         <w:t xml:space="preserve"> </w:t>
       </w:r>
-      <w:hyperlink r:id="rId139">
+      <w:hyperlink r:id="rId140">
         <w:r>
           <w:rPr>
             <w:rStyle w:val="Hyperlink"/>
@@ -12433,8 +12441,8 @@
         </w:r>
       </w:hyperlink>
     </w:p>
-    <w:bookmarkEnd w:id="140"/>
-    <w:bookmarkStart w:id="142" w:name="ref-Yebra2013"/>
+    <w:bookmarkEnd w:id="141"/>
+    <w:bookmarkStart w:id="143" w:name="ref-Yebra2013"/>
     <w:p>
       <w:pPr>
         <w:pStyle w:val="Bibliography"/>
@@ -12445,7 +12453,7 @@
       <w:r>
         <w:t xml:space="preserve"> </w:t>
       </w:r>
-      <w:hyperlink r:id="rId141">
+      <w:hyperlink r:id="rId142">
         <w:r>
           <w:rPr>
             <w:rStyle w:val="Hyperlink"/>
@@ -12454,8 +12462,8 @@
         </w:r>
       </w:hyperlink>
     </w:p>
-    <w:bookmarkEnd w:id="142"/>
-    <w:bookmarkStart w:id="144" w:name="ref-Zanaga2022"/>
+    <w:bookmarkEnd w:id="143"/>
+    <w:bookmarkStart w:id="145" w:name="ref-Zanaga2022"/>
     <w:p>
       <w:pPr>
         <w:pStyle w:val="Bibliography"/>
@@ -12484,7 +12492,7 @@
       <w:r>
         <w:t xml:space="preserve"> </w:t>
       </w:r>
-      <w:hyperlink r:id="rId143">
+      <w:hyperlink r:id="rId144">
         <w:r>
           <w:rPr>
             <w:rStyle w:val="Hyperlink"/>
@@ -12493,10 +12501,10 @@
         </w:r>
       </w:hyperlink>
     </w:p>
-    <w:bookmarkEnd w:id="144"/>
     <w:bookmarkEnd w:id="145"/>
     <w:bookmarkEnd w:id="146"/>
-    <w:bookmarkStart w:id="147" w:name="figure-captions"/>
+    <w:bookmarkEnd w:id="147"/>
+    <w:bookmarkStart w:id="148" w:name="figure-captions"/>
     <w:p>
       <w:pPr>
         <w:pStyle w:val="Heading1"/>
@@ -13443,7 +13451,7 @@
         <w:t xml:space="preserve">Manavgat stays interval-supported, which is why the contrast is stated at the point estimates. Manavgat values are on the corrected label (Section 3.2).</w:t>
       </w:r>
     </w:p>
-    <w:bookmarkEnd w:id="147"/>
+    <w:bookmarkEnd w:id="148"/>
     <w:sectPr>
       <w:footerReference r:id="rId9" w:type="default"/>
       <w:footnotePr>

--- a/paper/submission/manuscript.docx
+++ b/paper/submission/manuscript.docx
@@ -11067,7 +11067,13 @@
         <w:pStyle w:val="BodyText"/>
       </w:pPr>
       <w:r>
-        <w:t xml:space="preserve">The analysis code, the frozen numeric outputs and the Supplementary Material are at</w:t>
+        <w:t xml:space="preserve">The analysis code, the five modelling datasets, the frozen numeric outputs and the Supplementary</w:t>
+      </w:r>
+      <w:r>
+        <w:t xml:space="preserve"> </w:t>
+      </w:r>
+      <w:r>
+        <w:t xml:space="preserve">Material are at</w:t>
       </w:r>
       <w:r>
         <w:t xml:space="preserve"> </w:t>

--- a/paper/submission/manuscript.docx
+++ b/paper/submission/manuscript.docx
@@ -82,7 +82,7 @@
         <w:t xml:space="preserve"> </w:t>
       </w:r>
       <w:r>
-        <w:t xml:space="preserve">10,035 words in the main text, excluding references, tables, figure captions and declarations.</w:t>
+        <w:t xml:space="preserve">9,966 words in the main text, excluding references, tables, figure captions and declarations.</w:t>
       </w:r>
     </w:p>
     <w:bookmarkStart w:id="18" w:name="abstract"/>
@@ -470,20 +470,6 @@
     <w:p>
       <w:pPr>
         <w:pStyle w:val="FirstParagraph"/>
-      </w:pPr>
-      <w:r>
-        <w:t xml:space="preserve">Three findings carry this paper, stated here as claims and established in Section 4, which carries</w:t>
-      </w:r>
-      <w:r>
-        <w:t xml:space="preserve"> </w:t>
-      </w:r>
-      <w:r>
-        <w:t xml:space="preserve">every interval.</w:t>
-      </w:r>
-    </w:p>
-    <w:p>
-      <w:pPr>
-        <w:pStyle w:val="BodyText"/>
       </w:pPr>
       <w:r>
         <w:rPr>
@@ -7308,7 +7294,7 @@
         <w:t xml:space="preserve"> </w:t>
       </w:r>
       <w:r>
-        <w:t xml:space="preserve">The 20-cell row is indicative (above). The 10-cell row, with 16</w:t>
+        <w:t xml:space="preserve">The 10-cell row, with 16</w:t>
       </w:r>
       <w:r>
         <w:t xml:space="preserve"> </w:t>
@@ -9292,13 +9278,7 @@
         <w:pStyle w:val="FirstParagraph"/>
       </w:pPr>
       <w:r>
-        <w:t xml:space="preserve">Section 1.3 states the three findings and Section 4 establishes them; this section argues from them.</w:t>
-      </w:r>
-      <w:r>
-        <w:t xml:space="preserve"> </w:t>
-      </w:r>
-      <w:r>
-        <w:t xml:space="preserve">The first is not a caveat attached to the</w:t>
+        <w:t xml:space="preserve">The first finding is not a caveat attached to the</w:t>
       </w:r>
       <w:r>
         <w:t xml:space="preserve"> </w:t>
@@ -10684,13 +10664,7 @@
         <w:t xml:space="preserve"> </w:t>
       </w:r>
       <w:r>
-        <w:t xml:space="preserve">negative pool rather than class balance. That is the size of the predictor-block increments this</w:t>
-      </w:r>
-      <w:r>
-        <w:t xml:space="preserve"> </w:t>
-      </w:r>
-      <w:r>
-        <w:t xml:space="preserve">design itself measures. A region-wide validation figure should therefore be read as an upper bound</w:t>
+        <w:t xml:space="preserve">negative pool rather than class balance. A region-wide validation figure should therefore be read as an upper bound</w:t>
       </w:r>
       <w:r>
         <w:t xml:space="preserve"> </w:t>
@@ -10796,13 +10770,7 @@
         <w:t xml:space="preserve"> </w:t>
       </w:r>
       <w:r>
-        <w:t xml:space="preserve">by pair. The static baseline transfers no better on either frame, so this is not a peculiarity of</w:t>
-      </w:r>
-      <w:r>
-        <w:t xml:space="preserve"> </w:t>
-      </w:r>
-      <w:r>
-        <w:t xml:space="preserve">thermal predictors. Label-free alignment compresses most directions towards chance rather than</w:t>
+        <w:t xml:space="preserve">by pair. Label-free alignment compresses most directions towards chance rather than</w:t>
       </w:r>
       <w:r>
         <w:t xml:space="preserve"> </w:t>

--- a/paper/submission/manuscript.docx
+++ b/paper/submission/manuscript.docx
@@ -82,7 +82,7 @@
         <w:t xml:space="preserve"> </w:t>
       </w:r>
       <w:r>
-        <w:t xml:space="preserve">9,966 words in the main text, excluding references, tables, figure captions and declarations.</w:t>
+        <w:t xml:space="preserve">9,968 words in the main text, excluding references, tables, figure captions and declarations.</w:t>
       </w:r>
     </w:p>
     <w:bookmarkStart w:id="18" w:name="abstract"/>
@@ -5960,7 +5960,7 @@
         <w:t xml:space="preserve"> </w:t>
       </w:r>
       <w:r>
-        <w:t xml:space="preserve">5 km blocking (Fig. 3), the two scales this design supports as intervals. At 10 km the point</w:t>
+        <w:t xml:space="preserve">5 km blocking (Fig. 3; Table 1), the two scales this design supports as intervals. At 10 km the point</w:t>
       </w:r>
       <w:r>
         <w:t xml:space="preserve"> </w:t>

--- a/paper/submission/manuscript.docx
+++ b/paper/submission/manuscript.docx
@@ -7,7 +7,7 @@
         <w:pStyle w:val="Title"/>
       </w:pPr>
       <w:r>
-        <w:t xml:space="preserve">Evaluation geometry and the limits of cross-region transfer in pre-fire thermal wildfire prediction</w:t>
+        <w:t xml:space="preserve">Evaluation area and the limits of cross-region transfer of pre-fire thermal wildfire models: five large Mediterranean fires</w:t>
       </w:r>
     </w:p>
     <w:p>
@@ -90,19 +90,30 @@
           <w:b/>
           <w:bCs/>
         </w:rPr>
-        <w:t xml:space="preserve">Acknowledgements.</w:t>
-      </w:r>
-      <w:r>
-        <w:t xml:space="preserve"> </w:t>
-      </w:r>
-      <w:r>
-        <w:t xml:space="preserve">The authors thank the Department of Computer Engineering at Çukurova University</w:t>
-      </w:r>
-      <w:r>
-        <w:t xml:space="preserve"> </w:t>
-      </w:r>
-      <w:r>
-        <w:t xml:space="preserve">for the laboratory environment in which this work was carried out.</w:t>
+        <w:t xml:space="preserve">Word count:</w:t>
+      </w:r>
+      <w:r>
+        <w:t xml:space="preserve"> </w:t>
+      </w:r>
+      <w:r>
+        <w:t xml:space="preserve">8,233 words in the main text (Sections 1 to 6, table captions and notes included; tables, references, declarations and figure captions excluded). Abstract 250 words.</w:t>
+      </w:r>
+    </w:p>
+    <w:bookmarkStart w:id="18" w:name="abstract"/>
+    <w:p>
+      <w:pPr>
+        <w:pStyle w:val="Heading1"/>
+      </w:pPr>
+      <w:r>
+        <w:t xml:space="preserve">Abstract</w:t>
+      </w:r>
+    </w:p>
+    <w:p>
+      <w:pPr>
+        <w:pStyle w:val="FirstParagraph"/>
+      </w:pPr>
+      <w:r>
+        <w:t xml:space="preserve">Wildfire susceptibility models are usually tested in the region where they were trained, and how well they work elsewhere is rarely measured. Six pre-fire land surface temperature and dryness predictors from Landsat and MODIS were added to a terrain, land-cover and greenness baseline. Random forests were then trained and tested in five regions, each with one large fire season: Manavgat and Muğla 2021 (Türkiye), Bejís 2022 (Spain), North Evia 2021 (Greece) and Montiferru 2021 (Italy). Burned areas were taken from MODIS MCD64A1, and skill was measured as the area under the ROC curve (ROC-AUC) under spatially blocked validation. First, the evaluation area changes the score. When the same model was scored on the burn scar and a 2 km collar instead of the whole study area, ROC-AUC fell by 0.160 [0.090, 0.230] across five regions. The two areas answer different questions. Second, local skill transferred at most weakly. With 5 km blocking, the thermal predictors added +0.045 to +0.148 within regions, but only +0.007 [−0.020, +0.038] across twenty transfer directions and +0.024 [−0.004, +0.049] when the study areas were made comparable. The static baseline did not transfer better, and the two label-free adaptation methods tested did not help. Third, none of twenty similarity measures predicted transfer; at the point estimates, even the most similar pair of regions failed in both directions. With one fire season per region, region and event effects cannot be separated. Transfer skill should therefore be measured in the target region before a model is used there.</w:t>
       </w:r>
     </w:p>
     <w:p>
@@ -114,22 +125,23 @@
           <w:b/>
           <w:bCs/>
         </w:rPr>
-        <w:t xml:space="preserve">Word count:</w:t>
-      </w:r>
-      <w:r>
-        <w:t xml:space="preserve"> </w:t>
-      </w:r>
-      <w:r>
-        <w:t xml:space="preserve">7,092 words in the main text (Sections 1 to 6, table captions and notes included; tables, references, declarations and figure captions excluded). Abstract 236 words.</w:t>
-      </w:r>
-    </w:p>
-    <w:bookmarkStart w:id="18" w:name="abstract"/>
+        <w:t xml:space="preserve">Keywords:</w:t>
+      </w:r>
+      <w:r>
+        <w:t xml:space="preserve"> </w:t>
+      </w:r>
+      <w:r>
+        <w:t xml:space="preserve">wildfire susceptibility; Mediterranean; model transferability; evaluation area; land surface temperature; spatial cross-validation</w:t>
+      </w:r>
+    </w:p>
+    <w:bookmarkEnd w:id="18"/>
+    <w:bookmarkStart w:id="22" w:name="introduction"/>
     <w:p>
       <w:pPr>
         <w:pStyle w:val="Heading1"/>
       </w:pPr>
       <w:r>
-        <w:t xml:space="preserve">Abstract</w:t>
+        <w:t xml:space="preserve">1 Introduction</w:t>
       </w:r>
     </w:p>
     <w:p>
@@ -137,35 +149,77 @@
         <w:pStyle w:val="FirstParagraph"/>
       </w:pPr>
       <w:r>
-        <w:t xml:space="preserve">Wildfire susceptibility models are usually tested inside the region where they were trained. How well they work in other regions is rarely measured. In this study, six pre-fire land surface temperature and dryness predictors from Landsat and MODIS were added to a terrain, land-cover and greenness baseline. Random forests were trained and tested in five large Mediterranean fires: Manavgat and Muğla 2021 (Türkiye), Bejís 2022 (Spain), North Evia 2021 (Greece) and Montiferru 2021 (Italy). Burned areas were taken from the MODIS MCD64A1 product. Skill was measured as the area under the receiver operating characteristic curve (ROC-AUC) with spatially blocked validation. Three results were found. First, the evaluation area changes the score. The same model was scored on the burn scar and a 2 km band around it, instead of the whole study region. This cost 0.133 ROC-AUC [0.060, 0.207] over seven scars, and 0.160 [0.090, 0.230] with the region as the unit. Second, local skill transferred at most weakly. The thermal predictors added +0.045 to +0.148 within regions, but only +0.007 [−0.020, +0.038] across twenty transfer directions and +0.024 [−0.004, +0.049] when the study areas were made comparable. The static baseline did not transfer better, and label-free domain adaptation did not help. Third, similarity between regions did not predict transfer: the most similar pair failed in both directions (0.438, 0.345). Transfer skill should therefore be measured in the target region before a model is used there.</w:t>
-      </w:r>
-    </w:p>
-    <w:p>
-      <w:pPr>
-        <w:pStyle w:val="BodyText"/>
-      </w:pPr>
+        <w:t xml:space="preserve">Wildfire is a major disturbance in Mediterranean landscapes, and climate change is changing where</w:t>
+      </w:r>
+      <w:r>
+        <w:t xml:space="preserve"> </w:t>
+      </w:r>
+      <w:r>
+        <w:t xml:space="preserve">and how it burns</w:t>
+      </w:r>
+      <w:r>
+        <w:t xml:space="preserve"> </w:t>
+      </w:r>
+      <w:r>
+        <w:t xml:space="preserve">(Pausas and Keeley 2021)</w:t>
+      </w:r>
+      <w:r>
+        <w:t xml:space="preserve">. Most fire susceptibility maps follow a common workflow</w:t>
+      </w:r>
+      <w:r>
+        <w:t xml:space="preserve"> </w:t>
+      </w:r>
+      <w:r>
+        <w:t xml:space="preserve">(Jain et al. 2020; Jodhani et al. 2026; Vibhandik et al. 2026)</w:t>
+      </w:r>
+      <w:r>
+        <w:t xml:space="preserve">. Predictors are collected over a study region and matched</w:t>
+      </w:r>
+      <w:r>
+        <w:t xml:space="preserve"> </w:t>
+      </w:r>
+      <w:r>
+        <w:t xml:space="preserve">with a record of burned areas, and a classifier, most often a random forest</w:t>
+      </w:r>
+      <w:r>
+        <w:t xml:space="preserve"> </w:t>
+      </w:r>
+      <w:r>
+        <w:t xml:space="preserve">(Breiman 2001; Oliveira et al. 2012)</w:t>
+      </w:r>
+      <w:r>
+        <w:t xml:space="preserve">, is then trained. Finally, the map is reported with a cross-validated score from the</w:t>
+      </w:r>
+      <w:r>
+        <w:t xml:space="preserve"> </w:t>
+      </w:r>
+      <w:r>
+        <w:t xml:space="preserve">same region.</w:t>
+      </w:r>
+      <w:r>
+        <w:t xml:space="preserve"> </w:t>
+      </w:r>
       <w:r>
         <w:rPr>
           <w:b/>
           <w:bCs/>
         </w:rPr>
-        <w:t xml:space="preserve">Keywords:</w:t>
-      </w:r>
-      <w:r>
-        <w:t xml:space="preserve"> </w:t>
-      </w:r>
-      <w:r>
-        <w:t xml:space="preserve">wildfire; model transferability; evaluation extent; land surface temperature; spatial cross-validation; domain adaptation</w:t>
-      </w:r>
-    </w:p>
-    <w:bookmarkEnd w:id="18"/>
-    <w:bookmarkStart w:id="22" w:name="introduction"/>
-    <w:p>
-      <w:pPr>
-        <w:pStyle w:val="Heading1"/>
-      </w:pPr>
-      <w:r>
-        <w:t xml:space="preserve">1 Introduction</w:t>
+        <w:t xml:space="preserve">How well the model works in another region is not reported.</w:t>
+      </w:r>
+      <w:r>
+        <w:t xml:space="preserve"> </w:t>
+      </w:r>
+      <w:r>
+        <w:t xml:space="preserve">This study measures it.</w:t>
+      </w:r>
+    </w:p>
+    <w:bookmarkStart w:id="19" w:name="transfer-is-rarely-measured"/>
+    <w:p>
+      <w:pPr>
+        <w:pStyle w:val="Heading2"/>
+      </w:pPr>
+      <w:r>
+        <w:t xml:space="preserve">1.1 Transfer is rarely measured</w:t>
       </w:r>
     </w:p>
     <w:p>
@@ -173,362 +227,400 @@
         <w:pStyle w:val="FirstParagraph"/>
       </w:pPr>
       <w:r>
-        <w:t xml:space="preserve">Wildfire is a major disturbance in Mediterranean landscapes, and climate change is changing where</w:t>
-      </w:r>
-      <w:r>
-        <w:t xml:space="preserve"> </w:t>
-      </w:r>
-      <w:r>
-        <w:t xml:space="preserve">and how it burns</w:t>
-      </w:r>
-      <w:r>
-        <w:t xml:space="preserve"> </w:t>
-      </w:r>
-      <w:r>
-        <w:t xml:space="preserve">(Pausas and Keeley 2021)</w:t>
-      </w:r>
-      <w:r>
-        <w:t xml:space="preserve">. Fire susceptibility maps are usually made in the same way</w:t>
-      </w:r>
-      <w:r>
-        <w:t xml:space="preserve"> </w:t>
-      </w:r>
-      <w:r>
-        <w:t xml:space="preserve">(Jodhani et al. 2026; Vibhandik et al. 2026)</w:t>
-      </w:r>
-      <w:r>
-        <w:t xml:space="preserve">. Predictors are collected over a study region and matched with a</w:t>
-      </w:r>
-      <w:r>
-        <w:t xml:space="preserve"> </w:t>
-      </w:r>
-      <w:r>
-        <w:t xml:space="preserve">record of burned areas. A classifier, most often a random forest</w:t>
-      </w:r>
-      <w:r>
-        <w:t xml:space="preserve"> </w:t>
-      </w:r>
-      <w:r>
-        <w:t xml:space="preserve">(Breiman 2001)</w:t>
-      </w:r>
-      <w:r>
-        <w:t xml:space="preserve">, is then trained.</w:t>
-      </w:r>
-      <w:r>
-        <w:t xml:space="preserve"> </w:t>
-      </w:r>
-      <w:r>
-        <w:t xml:space="preserve">The map is reported with a cross-validated score from the same region.</w:t>
-      </w:r>
-      <w:r>
-        <w:t xml:space="preserve"> </w:t>
-      </w:r>
+        <w:t xml:space="preserve">The skill of a susceptibility model is almost always a</w:t>
+      </w:r>
+      <w:r>
+        <w:t xml:space="preserve"> </w:t>
+      </w:r>
+      <w:r>
+        <w:rPr>
+          <w:i/>
+          <w:iCs/>
+        </w:rPr>
+        <w:t xml:space="preserve">within-region</w:t>
+      </w:r>
+      <w:r>
+        <w:t xml:space="preserve"> </w:t>
+      </w:r>
+      <w:r>
+        <w:t xml:space="preserve">estimate. The test folds come</w:t>
+      </w:r>
+      <w:r>
+        <w:t xml:space="preserve"> </w:t>
+      </w:r>
+      <w:r>
+        <w:t xml:space="preserve">from the same area and season, and often from the same fire. In addition, random folds let spatial</w:t>
+      </w:r>
+      <w:r>
+        <w:t xml:space="preserve"> </w:t>
+      </w:r>
+      <w:r>
+        <w:t xml:space="preserve">autocorrelation raise the score</w:t>
+      </w:r>
+      <w:r>
+        <w:t xml:space="preserve"> </w:t>
+      </w:r>
+      <w:r>
+        <w:t xml:space="preserve">(Roberts et al. 2017; Ploton et al. 2020)</w:t>
+      </w:r>
+      <w:r>
+        <w:t xml:space="preserve">. Spatially blocked cross-validation</w:t>
+      </w:r>
+      <w:r>
+        <w:t xml:space="preserve"> </w:t>
+      </w:r>
+      <w:r>
+        <w:t xml:space="preserve">reduces this problem</w:t>
+      </w:r>
+      <w:r>
+        <w:t xml:space="preserve"> </w:t>
+      </w:r>
+      <w:r>
+        <w:t xml:space="preserve">(Meyer et al. 2018; Valavi et al. 2019)</w:t>
+      </w:r>
+      <w:r>
+        <w:t xml:space="preserve">, but it still does not show how the model works on a</w:t>
+      </w:r>
+      <w:r>
+        <w:t xml:space="preserve"> </w:t>
+      </w:r>
+      <w:r>
+        <w:t xml:space="preserve">fire it has not seen.</w:t>
+      </w:r>
+    </w:p>
+    <w:p>
+      <w:pPr>
+        <w:pStyle w:val="BodyText"/>
+      </w:pPr>
+      <w:r>
+        <w:t xml:space="preserve">A regional product built from local models is expected to work outside its training area, yet this</w:t>
+      </w:r>
+      <w:r>
+        <w:t xml:space="preserve"> </w:t>
+      </w:r>
+      <w:r>
+        <w:t xml:space="preserve">is rarely tested. Fire-danger indices, which are driven by weather, did not transfer well between</w:t>
+      </w:r>
+      <w:r>
+        <w:t xml:space="preserve"> </w:t>
+      </w:r>
+      <w:r>
+        <w:t xml:space="preserve">fire environments in Peru</w:t>
+      </w:r>
+      <w:r>
+        <w:t xml:space="preserve"> </w:t>
+      </w:r>
+      <w:r>
+        <w:t xml:space="preserve">(Podschwit et al. 2022)</w:t>
+      </w:r>
+      <w:r>
+        <w:t xml:space="preserve">. Regional fire-occurrence models in the Alps and the</w:t>
+      </w:r>
+      <w:r>
+        <w:t xml:space="preserve"> </w:t>
+      </w:r>
+      <w:r>
+        <w:t xml:space="preserve">Mediterranean Basin transferred well only under similar conditions</w:t>
+      </w:r>
+      <w:r>
+        <w:t xml:space="preserve"> </w:t>
+      </w:r>
+      <w:r>
+        <w:t xml:space="preserve">(Bekar et al. 2020)</w:t>
+      </w:r>
+      <w:r>
+        <w:t xml:space="preserve">, and two recent</w:t>
+      </w:r>
+      <w:r>
+        <w:t xml:space="preserve"> </w:t>
+      </w:r>
+      <w:r>
+        <w:t xml:space="preserve">studies also found that transfer mainly succeeds between similar regions</w:t>
+      </w:r>
+      <w:r>
+        <w:t xml:space="preserve"> </w:t>
+      </w:r>
+      <w:r>
+        <w:t xml:space="preserve">(Liu and Mostafavi 2025; Dimarco et al. 2026)</w:t>
+      </w:r>
+      <w:r>
+        <w:t xml:space="preserve">.</w:t>
+      </w:r>
+      <w:r>
+        <w:t xml:space="preserve"> </w:t>
+      </w:r>
+      <w:r>
+        <w:t xml:space="preserve">Satellite measurements of the land surface before a fire are a third kind of predictor. They change</w:t>
+      </w:r>
+      <w:r>
+        <w:t xml:space="preserve"> </w:t>
+      </w:r>
+      <w:r>
+        <w:t xml:space="preserve">from season to season like weather, but they describe each location like a map. Whether models built</w:t>
+      </w:r>
+      <w:r>
+        <w:t xml:space="preserve"> </w:t>
+      </w:r>
+      <w:r>
+        <w:t xml:space="preserve">on them transfer between regions has not been tested.</w:t>
+      </w:r>
+    </w:p>
+    <w:bookmarkEnd w:id="19"/>
+    <w:bookmarkStart w:id="20" w:name="pre-fire-thermal-state-as-a-test-case"/>
+    <w:p>
+      <w:pPr>
+        <w:pStyle w:val="Heading2"/>
+      </w:pPr>
+      <w:r>
+        <w:t xml:space="preserve">1.2 Pre-fire thermal state as a test case</w:t>
+      </w:r>
+    </w:p>
+    <w:p>
+      <w:pPr>
+        <w:pStyle w:val="FirstParagraph"/>
+      </w:pPr>
+      <w:r>
+        <w:t xml:space="preserve">Pre-fire thermal state is a natural test case. Static predictors change little between years, so</w:t>
+      </w:r>
+      <w:r>
+        <w:t xml:space="preserve"> </w:t>
+      </w:r>
+      <w:r>
+        <w:t xml:space="preserve">they cannot explain why one summer burned and another did not. Surface state does change, and</w:t>
+      </w:r>
+      <w:r>
+        <w:t xml:space="preserve"> </w:t>
+      </w:r>
+      <w:r>
+        <w:t xml:space="preserve">satellite thermal data give partial access to it, because land surface temperature rises as</w:t>
+      </w:r>
+      <w:r>
+        <w:t xml:space="preserve"> </w:t>
+      </w:r>
+      <w:r>
+        <w:t xml:space="preserve">vegetation dries (Section 2.1). If the link between moisture stress and burning is general, thermal</w:t>
+      </w:r>
+      <w:r>
+        <w:t xml:space="preserve"> </w:t>
+      </w:r>
+      <w:r>
+        <w:t xml:space="preserve">predictors should keep at least part of their value in a new region. Normalised channels, such as</w:t>
+      </w:r>
+      <w:r>
+        <w:t xml:space="preserve"> </w:t>
+      </w:r>
+      <w:r>
+        <w:t xml:space="preserve">the Temperature-Vegetation Dryness Index, were expected to transfer best, because they should be less</w:t>
+      </w:r>
+      <w:r>
+        <w:t xml:space="preserve"> </w:t>
+      </w:r>
+      <w:r>
+        <w:t xml:space="preserve">affected by temperature differences between regions. A failure of these predictors to transfer is</w:t>
+      </w:r>
+      <w:r>
+        <w:t xml:space="preserve"> </w:t>
+      </w:r>
+      <w:r>
+        <w:t xml:space="preserve">therefore informative.</w:t>
+      </w:r>
+    </w:p>
+    <w:bookmarkEnd w:id="20"/>
+    <w:bookmarkStart w:id="21" w:name="contributions"/>
+    <w:p>
+      <w:pPr>
+        <w:pStyle w:val="Heading2"/>
+      </w:pPr>
+      <w:r>
+        <w:t xml:space="preserve">1.3 Contributions</w:t>
+      </w:r>
+    </w:p>
+    <w:p>
+      <w:pPr>
+        <w:pStyle w:val="FirstParagraph"/>
+      </w:pPr>
       <w:r>
         <w:rPr>
           <w:b/>
           <w:bCs/>
         </w:rPr>
-        <w:t xml:space="preserve">How well the model works</w:t>
+        <w:t xml:space="preserve">Contribution 1. The evaluation area changes what a model appears to know.</w:t>
+      </w:r>
+      <w:r>
+        <w:t xml:space="preserve"> </w:t>
+      </w:r>
+      <w:r>
+        <w:t xml:space="preserve">It is known from</w:t>
+      </w:r>
+      <w:r>
+        <w:t xml:space="preserve"> </w:t>
+      </w:r>
+      <w:r>
+        <w:t xml:space="preserve">species distribution modelling that the evaluation area affects AUC (Section 2.3). Here the size of</w:t>
+      </w:r>
+      <w:r>
+        <w:t xml:space="preserve"> </w:t>
+      </w:r>
+      <w:r>
+        <w:t xml:space="preserve">this effect was measured for burned-area models with a controlled design. The model, the predictors</w:t>
+      </w:r>
+      <w:r>
+        <w:t xml:space="preserve"> </w:t>
+      </w:r>
+      <w:r>
+        <w:t xml:space="preserve">and the fitting were kept fixed, and only the scored cells were changed. With the region as the unit,</w:t>
+      </w:r>
+      <w:r>
+        <w:t xml:space="preserve"> </w:t>
+      </w:r>
+      <w:r>
+        <w:t xml:space="preserve">the score fell by</w:t>
+      </w:r>
+      <w:r>
+        <w:t xml:space="preserve"> </w:t>
       </w:r>
       <w:r>
         <w:rPr>
           <w:b/>
           <w:bCs/>
         </w:rPr>
-        <w:t xml:space="preserve"> </w:t>
-      </w:r>
+        <w:t xml:space="preserve">0.160 ROC-AUC</w:t>
+      </w:r>
+      <w:r>
+        <w:t xml:space="preserve"> </w:t>
+      </w:r>
+      <w:r>
+        <w:t xml:space="preserve">across five regions. The loss came from the unburned cells next to</w:t>
+      </w:r>
+      <w:r>
+        <w:t xml:space="preserve"> </w:t>
+      </w:r>
+      <w:r>
+        <w:t xml:space="preserve">the fire, not from class balance (Section 4.3). The same test showed that four between-region</w:t>
+      </w:r>
+      <w:r>
+        <w:t xml:space="preserve"> </w:t>
+      </w:r>
+      <w:r>
+        <w:t xml:space="preserve">results of this study depend on the study areas: mean transfer, the supported elevation reversals,</w:t>
+      </w:r>
+      <w:r>
+        <w:t xml:space="preserve"> </w:t>
+      </w:r>
+      <w:r>
+        <w:t xml:space="preserve">the reversal between the two Muğla fires, and the correlation of one similarity measure with</w:t>
+      </w:r>
+      <w:r>
+        <w:t xml:space="preserve"> </w:t>
+      </w:r>
+      <w:r>
+        <w:t xml:space="preserve">transfer (Section 4.4).</w:t>
+      </w:r>
+    </w:p>
+    <w:p>
+      <w:pPr>
+        <w:pStyle w:val="BodyText"/>
+      </w:pPr>
       <w:r>
         <w:rPr>
           <w:b/>
           <w:bCs/>
         </w:rPr>
-        <w:t xml:space="preserve">in another region is not reported.</w:t>
-      </w:r>
-      <w:r>
-        <w:t xml:space="preserve"> </w:t>
-      </w:r>
-      <w:r>
-        <w:t xml:space="preserve">This study measures it.</w:t>
-      </w:r>
-    </w:p>
-    <w:bookmarkStart w:id="19" w:name="transfer-is-rarely-measured"/>
-    <w:p>
-      <w:pPr>
-        <w:pStyle w:val="Heading2"/>
-      </w:pPr>
-      <w:r>
-        <w:t xml:space="preserve">1.1 Transfer is rarely measured</w:t>
-      </w:r>
-    </w:p>
-    <w:p>
-      <w:pPr>
-        <w:pStyle w:val="FirstParagraph"/>
-      </w:pPr>
-      <w:r>
-        <w:t xml:space="preserve">The skill of a susceptibility model is almost always a</w:t>
-      </w:r>
-      <w:r>
-        <w:t xml:space="preserve"> </w:t>
-      </w:r>
-      <w:r>
-        <w:rPr>
-          <w:i/>
-          <w:iCs/>
-        </w:rPr>
-        <w:t xml:space="preserve">within-region</w:t>
-      </w:r>
-      <w:r>
-        <w:t xml:space="preserve"> </w:t>
-      </w:r>
-      <w:r>
-        <w:t xml:space="preserve">estimate. The test folds come</w:t>
-      </w:r>
-      <w:r>
-        <w:t xml:space="preserve"> </w:t>
-      </w:r>
-      <w:r>
-        <w:t xml:space="preserve">from the same area and season, and often from the same fire. Random folds also let spatial</w:t>
-      </w:r>
-      <w:r>
-        <w:t xml:space="preserve"> </w:t>
-      </w:r>
-      <w:r>
-        <w:t xml:space="preserve">autocorrelation raise the score</w:t>
-      </w:r>
-      <w:r>
-        <w:t xml:space="preserve"> </w:t>
-      </w:r>
-      <w:r>
-        <w:t xml:space="preserve">(Roberts et al. 2017; Ploton et al. 2020)</w:t>
-      </w:r>
-      <w:r>
-        <w:t xml:space="preserve">. Spatially blocked cross-validation</w:t>
-      </w:r>
-      <w:r>
-        <w:t xml:space="preserve"> </w:t>
-      </w:r>
-      <w:r>
-        <w:t xml:space="preserve">reduces this problem</w:t>
-      </w:r>
-      <w:r>
-        <w:t xml:space="preserve"> </w:t>
-      </w:r>
-      <w:r>
-        <w:t xml:space="preserve">(Meyer et al. 2018; Valavi et al. 2019)</w:t>
-      </w:r>
-      <w:r>
-        <w:t xml:space="preserve">, but it does not show how the model works on a fire</w:t>
-      </w:r>
-      <w:r>
-        <w:t xml:space="preserve"> </w:t>
-      </w:r>
-      <w:r>
-        <w:t xml:space="preserve">it has not seen.</w:t>
-      </w:r>
-    </w:p>
-    <w:p>
-      <w:pPr>
-        <w:pStyle w:val="BodyText"/>
-      </w:pPr>
-      <w:r>
-        <w:t xml:space="preserve">A regional product built from local models is expected to work outside its training area. This is</w:t>
-      </w:r>
-      <w:r>
-        <w:t xml:space="preserve"> </w:t>
-      </w:r>
-      <w:r>
-        <w:t xml:space="preserve">rarely tested. Fire-danger indices did not transfer well between fire environments in Peru</w:t>
-      </w:r>
-      <w:r>
-        <w:t xml:space="preserve"> </w:t>
-      </w:r>
-      <w:r>
-        <w:t xml:space="preserve">(Podschwit et al. 2022)</w:t>
-      </w:r>
-      <w:r>
-        <w:t xml:space="preserve">. Regional fire-occurrence models in the Alps and the Mediterranean Basin</w:t>
-      </w:r>
-      <w:r>
-        <w:t xml:space="preserve"> </w:t>
-      </w:r>
-      <w:r>
-        <w:t xml:space="preserve">transferred well only under similar conditions</w:t>
-      </w:r>
-      <w:r>
-        <w:t xml:space="preserve"> </w:t>
-      </w:r>
-      <w:r>
-        <w:t xml:space="preserve">(Bekar et al. 2020)</w:t>
-      </w:r>
-      <w:r>
-        <w:t xml:space="preserve">. Two recent studies also found that</w:t>
-      </w:r>
-      <w:r>
-        <w:t xml:space="preserve"> </w:t>
-      </w:r>
-      <w:r>
-        <w:t xml:space="preserve">transfer mainly succeeds between similar regions</w:t>
-      </w:r>
-      <w:r>
-        <w:t xml:space="preserve"> </w:t>
-      </w:r>
-      <w:r>
-        <w:t xml:space="preserve">(Liu and Mostafavi 2025; Dimarco et al. 2026)</w:t>
-      </w:r>
-      <w:r>
-        <w:t xml:space="preserve">. All of these studies use</w:t>
-      </w:r>
-      <w:r>
-        <w:t xml:space="preserve"> </w:t>
-      </w:r>
-      <w:r>
-        <w:t xml:space="preserve">mainly static predictors, which describe a place. It is not known whether dynamic, season-specific</w:t>
-      </w:r>
-      <w:r>
-        <w:t xml:space="preserve"> </w:t>
-      </w:r>
-      <w:r>
-        <w:t xml:space="preserve">predictors behave in the same way.</w:t>
-      </w:r>
-    </w:p>
-    <w:bookmarkEnd w:id="19"/>
-    <w:bookmarkStart w:id="20" w:name="pre-fire-thermal-dryness-as-a-test-case"/>
-    <w:p>
-      <w:pPr>
-        <w:pStyle w:val="Heading2"/>
-      </w:pPr>
-      <w:r>
-        <w:t xml:space="preserve">1.2 Pre-fire thermal dryness as a test case</w:t>
-      </w:r>
-    </w:p>
-    <w:p>
-      <w:pPr>
-        <w:pStyle w:val="FirstParagraph"/>
-      </w:pPr>
-      <w:r>
-        <w:t xml:space="preserve">Pre-fire thermal dryness is the dynamic predictor class that is most expected to transfer. Static</w:t>
-      </w:r>
-      <w:r>
-        <w:t xml:space="preserve"> </w:t>
-      </w:r>
-      <w:r>
-        <w:t xml:space="preserve">predictors change little between years, so they cannot explain why one summer burned and another</w:t>
-      </w:r>
-      <w:r>
-        <w:t xml:space="preserve"> </w:t>
-      </w:r>
-      <w:r>
-        <w:t xml:space="preserve">did not. Surface state changes, and satellite thermal data give partial access to it (Section 2.1).</w:t>
-      </w:r>
-      <w:r>
-        <w:t xml:space="preserve"> </w:t>
-      </w:r>
-      <w:r>
-        <w:t xml:space="preserve">The link between moisture stress and burning is physical and general. Therefore, if thermal</w:t>
-      </w:r>
-      <w:r>
-        <w:t xml:space="preserve"> </w:t>
-      </w:r>
-      <w:r>
-        <w:t xml:space="preserve">predictors do not transfer, the failure cannot easily be blamed on a local variable. The normalised</w:t>
-      </w:r>
-      <w:r>
-        <w:t xml:space="preserve"> </w:t>
-      </w:r>
-      <w:r>
-        <w:t xml:space="preserve">channels were expected to transfer best, because they should be less affected by temperature</w:t>
-      </w:r>
-      <w:r>
-        <w:t xml:space="preserve"> </w:t>
-      </w:r>
-      <w:r>
-        <w:t xml:space="preserve">differences between regions. They did not transfer better than the absolute channels (Section</w:t>
-      </w:r>
-      <w:r>
-        <w:t xml:space="preserve"> </w:t>
-      </w:r>
-      <w:r>
-        <w:t xml:space="preserve">S1.6).</w:t>
-      </w:r>
-    </w:p>
-    <w:bookmarkEnd w:id="20"/>
-    <w:bookmarkStart w:id="21" w:name="contributions"/>
-    <w:p>
-      <w:pPr>
-        <w:pStyle w:val="Heading2"/>
-      </w:pPr>
-      <w:r>
-        <w:t xml:space="preserve">1.3 Contributions</w:t>
-      </w:r>
-    </w:p>
-    <w:p>
-      <w:pPr>
-        <w:pStyle w:val="FirstParagraph"/>
-      </w:pPr>
+        <w:t xml:space="preserve">Contribution 2. Local skill transfers at most weakly.</w:t>
+      </w:r>
+      <w:r>
+        <w:t xml:space="preserve"> </w:t>
+      </w:r>
+      <w:r>
+        <w:t xml:space="preserve">The thermal predictors improved</w:t>
+      </w:r>
+      <w:r>
+        <w:t xml:space="preserve"> </w:t>
+      </w:r>
+      <w:r>
+        <w:t xml:space="preserve">within-region skill in all five regions. On the scar frame, however, the gain was small and not</w:t>
+      </w:r>
+      <w:r>
+        <w:t xml:space="preserve"> </w:t>
+      </w:r>
+      <w:r>
+        <w:t xml:space="preserve">established (Section 4.3). Across twenty transfer directions the gain was +0.007 on the original</w:t>
+      </w:r>
+      <w:r>
+        <w:t xml:space="preserve"> </w:t>
+      </w:r>
+      <w:r>
+        <w:t xml:space="preserve">study areas and +0.024 on comparable study areas. Both intervals included zero (Section 4.4). The</w:t>
+      </w:r>
+      <w:r>
+        <w:t xml:space="preserve"> </w:t>
+      </w:r>
+      <w:r>
+        <w:t xml:space="preserve">static baseline did not transfer better. On matched areas, transfer stayed</w:t>
+      </w:r>
+      <w:r>
+        <w:t xml:space="preserve"> </w:t>
+      </w:r>
       <w:r>
         <w:rPr>
           <w:b/>
           <w:bCs/>
         </w:rPr>
-        <w:t xml:space="preserve">Contribution 1. The evaluation area changes what a model appears to know.</w:t>
-      </w:r>
-      <w:r>
-        <w:t xml:space="preserve"> </w:t>
-      </w:r>
-      <w:r>
-        <w:t xml:space="preserve">It is known from</w:t>
-      </w:r>
-      <w:r>
-        <w:t xml:space="preserve"> </w:t>
-      </w:r>
-      <w:r>
-        <w:t xml:space="preserve">species distribution modelling that the evaluation area affects AUC (Section 2.3). Here the size of</w:t>
-      </w:r>
-      <w:r>
-        <w:t xml:space="preserve"> </w:t>
-      </w:r>
-      <w:r>
-        <w:t xml:space="preserve">this effect was measured with a controlled design. The model, the predictors and the fitting were</w:t>
-      </w:r>
-      <w:r>
-        <w:t xml:space="preserve"> </w:t>
-      </w:r>
-      <w:r>
-        <w:t xml:space="preserve">kept fixed, and only the scored cells were changed. The score fell by</w:t>
-      </w:r>
-      <w:r>
-        <w:t xml:space="preserve"> </w:t>
-      </w:r>
+        <w:t xml:space="preserve">0.197</w:t>
+      </w:r>
+      <w:r>
+        <w:t xml:space="preserve"> </w:t>
+      </w:r>
+      <w:r>
+        <w:t xml:space="preserve">below the</w:t>
+      </w:r>
+      <w:r>
+        <w:t xml:space="preserve"> </w:t>
+      </w:r>
+      <w:r>
+        <w:t xml:space="preserve">within-region reference.</w:t>
+      </w:r>
+    </w:p>
+    <w:p>
+      <w:pPr>
+        <w:pStyle w:val="BodyText"/>
+      </w:pPr>
       <w:r>
         <w:rPr>
           <w:b/>
           <w:bCs/>
         </w:rPr>
-        <w:t xml:space="preserve">0.133 ROC-AUC</w:t>
-      </w:r>
-      <w:r>
-        <w:t xml:space="preserve"> </w:t>
-      </w:r>
-      <w:r>
-        <w:t xml:space="preserve">over seven</w:t>
-      </w:r>
-      <w:r>
-        <w:t xml:space="preserve"> </w:t>
-      </w:r>
-      <w:r>
-        <w:t xml:space="preserve">scars, and by 0.160 with the region as the unit. The loss came from the unburned cells near the</w:t>
-      </w:r>
-      <w:r>
-        <w:t xml:space="preserve"> </w:t>
-      </w:r>
-      <w:r>
-        <w:t xml:space="preserve">fire, not from class balance (Section 4.3). The same test shows that four of our own between-region</w:t>
-      </w:r>
-      <w:r>
-        <w:t xml:space="preserve"> </w:t>
-      </w:r>
-      <w:r>
-        <w:t xml:space="preserve">quantities depend on the study areas (Section 4.4).</w:t>
+        <w:t xml:space="preserve">Contribution 3. No similarity measure was shown to predict transfer.</w:t>
+      </w:r>
+      <w:r>
+        <w:t xml:space="preserve"> </w:t>
+      </w:r>
+      <w:r>
+        <w:t xml:space="preserve">Twenty similarity</w:t>
+      </w:r>
+      <w:r>
+        <w:t xml:space="preserve"> </w:t>
+      </w:r>
+      <w:r>
+        <w:t xml:space="preserve">measures were tested, ranging from predictor distance to niche overlap and the agreement of</w:t>
+      </w:r>
+      <w:r>
+        <w:t xml:space="preserve"> </w:t>
+      </w:r>
+      <w:r>
+        <w:t xml:space="preserve">predictor-burning relationships. On the original study areas, none predicted transfer (Section</w:t>
+      </w:r>
+      <w:r>
+        <w:t xml:space="preserve"> </w:t>
+      </w:r>
+      <w:r>
+        <w:t xml:space="preserve">4.6). With ten independent region pairs, this is a failure to find an ordering, not proof that none</w:t>
+      </w:r>
+      <w:r>
+        <w:t xml:space="preserve"> </w:t>
+      </w:r>
+      <w:r>
+        <w:t xml:space="preserve">exists.</w:t>
       </w:r>
     </w:p>
     <w:p>
@@ -536,113 +628,7 @@
         <w:pStyle w:val="BodyText"/>
       </w:pPr>
       <w:r>
-        <w:rPr>
-          <w:b/>
-          <w:bCs/>
-        </w:rPr>
-        <w:t xml:space="preserve">Contribution 2. Local skill transfers at most weakly.</w:t>
-      </w:r>
-      <w:r>
-        <w:t xml:space="preserve"> </w:t>
-      </w:r>
-      <w:r>
-        <w:t xml:space="preserve">The thermal predictors improved</w:t>
-      </w:r>
-      <w:r>
-        <w:t xml:space="preserve"> </w:t>
-      </w:r>
-      <w:r>
-        <w:t xml:space="preserve">within-region skill in all five regions. At the burn scar itself, the gain was small and not</w:t>
-      </w:r>
-      <w:r>
-        <w:t xml:space="preserve"> </w:t>
-      </w:r>
-      <w:r>
-        <w:t xml:space="preserve">established (Section 4.3). Across twenty transfer directions, the gain was +0.007 on the original</w:t>
-      </w:r>
-      <w:r>
-        <w:t xml:space="preserve"> </w:t>
-      </w:r>
-      <w:r>
-        <w:t xml:space="preserve">study areas and +0.024 on comparable study areas. Both intervals included zero, and gains above</w:t>
-      </w:r>
-      <w:r>
-        <w:t xml:space="preserve"> </w:t>
-      </w:r>
-      <w:r>
-        <w:t xml:space="preserve">about 0.05 were excluded (Section 4.4). The static baseline did not transfer better. On matched</w:t>
-      </w:r>
-      <w:r>
-        <w:t xml:space="preserve"> </w:t>
-      </w:r>
-      <w:r>
-        <w:t xml:space="preserve">areas, transfer stayed</w:t>
-      </w:r>
-      <w:r>
-        <w:t xml:space="preserve"> </w:t>
-      </w:r>
-      <w:r>
-        <w:rPr>
-          <w:b/>
-          <w:bCs/>
-        </w:rPr>
-        <w:t xml:space="preserve">0.197</w:t>
-      </w:r>
-      <w:r>
-        <w:t xml:space="preserve"> </w:t>
-      </w:r>
-      <w:r>
-        <w:t xml:space="preserve">below the within-region reference.</w:t>
-      </w:r>
-    </w:p>
-    <w:p>
-      <w:pPr>
-        <w:pStyle w:val="BodyText"/>
-      </w:pPr>
-      <w:r>
-        <w:rPr>
-          <w:b/>
-          <w:bCs/>
-        </w:rPr>
-        <w:t xml:space="preserve">Contribution 3. No similarity measure was shown to predict transfer.</w:t>
-      </w:r>
-      <w:r>
-        <w:t xml:space="preserve"> </w:t>
-      </w:r>
-      <w:r>
-        <w:t xml:space="preserve">Twenty similarity</w:t>
-      </w:r>
-      <w:r>
-        <w:t xml:space="preserve"> </w:t>
-      </w:r>
-      <w:r>
-        <w:t xml:space="preserve">measures were tested, from predictor distance to niche overlap and the agreement of</w:t>
-      </w:r>
-      <w:r>
-        <w:t xml:space="preserve"> </w:t>
-      </w:r>
-      <w:r>
-        <w:t xml:space="preserve">predictor-burning relationships. On the original study areas, no measure predicted transfer</w:t>
-      </w:r>
-      <w:r>
-        <w:t xml:space="preserve"> </w:t>
-      </w:r>
-      <w:r>
-        <w:t xml:space="preserve">(Section 4.6). With ten independent region pairs, this shows a failure to find an ordering, not</w:t>
-      </w:r>
-      <w:r>
-        <w:t xml:space="preserve"> </w:t>
-      </w:r>
-      <w:r>
-        <w:t xml:space="preserve">proof that none exists.</w:t>
-      </w:r>
-    </w:p>
-    <w:p>
-      <w:pPr>
-        <w:pStyle w:val="BodyText"/>
-      </w:pPr>
-      <w:r>
-        <w:t xml:space="preserve">Label-free domain adaptation</w:t>
+        <w:t xml:space="preserve">The two label-free adaptation methods tested</w:t>
       </w:r>
       <w:r>
         <w:t xml:space="preserve"> </w:t>
@@ -654,13 +640,13 @@
         <w:t xml:space="preserve"> </w:t>
       </w:r>
       <w:r>
-        <w:t xml:space="preserve">also did not improve transfer. The analysis code,</w:t>
-      </w:r>
-      <w:r>
-        <w:t xml:space="preserve"> </w:t>
-      </w:r>
-      <w:r>
-        <w:t xml:space="preserve">configuration and frozen outputs are public, so the results can be checked and re-run</w:t>
+        <w:t xml:space="preserve">did not improve transfer either. The analysis</w:t>
+      </w:r>
+      <w:r>
+        <w:t xml:space="preserve"> </w:t>
+      </w:r>
+      <w:r>
+        <w:t xml:space="preserve">code, configuration and frozen outputs are public, so all results can be checked and re-run</w:t>
       </w:r>
       <w:r>
         <w:t xml:space="preserve"> </w:t>
@@ -1053,13 +1039,13 @@
         <w:pStyle w:val="FirstParagraph"/>
       </w:pPr>
       <w:r>
-        <w:t xml:space="preserve">Few studies test the transfer of fire models directly. Global fire-danger indices did not transfer</w:t>
-      </w:r>
-      <w:r>
-        <w:t xml:space="preserve"> </w:t>
-      </w:r>
-      <w:r>
-        <w:t xml:space="preserve">well between fire environments in Peru</w:t>
+        <w:t xml:space="preserve">Few studies test the transfer of fire models directly. Global fire-danger indices, which are dynamic and driven by weather, did not transfer well between</w:t>
+      </w:r>
+      <w:r>
+        <w:t xml:space="preserve"> </w:t>
+      </w:r>
+      <w:r>
+        <w:t xml:space="preserve">fire environments in Peru</w:t>
       </w:r>
       <w:r>
         <w:t xml:space="preserve"> </w:t>
@@ -1194,13 +1180,46 @@
         <w:t xml:space="preserve"> </w:t>
       </w:r>
       <w:r>
-        <w:t xml:space="preserve">rank it as the most important reason to be careful when AUC</w:t>
-      </w:r>
-      <w:r>
-        <w:t xml:space="preserve"> </w:t>
-      </w:r>
-      <w:r>
-        <w:t xml:space="preserve">values are compared. A larger area adds more easy absences and raises the score. The same effect</w:t>
+        <w:t xml:space="preserve">list it among the main reasons for caution when AUC</w:t>
+      </w:r>
+      <w:r>
+        <w:t xml:space="preserve"> </w:t>
+      </w:r>
+      <w:r>
+        <w:t xml:space="preserve">values are compared, because a larger area adds more easy absences and raises the score. Related</w:t>
+      </w:r>
+      <w:r>
+        <w:t xml:space="preserve"> </w:t>
+      </w:r>
+      <w:r>
+        <w:t xml:space="preserve">effects were shown for spatial sorting bias between training and test sites</w:t>
+      </w:r>
+      <w:r>
+        <w:t xml:space="preserve"> </w:t>
+      </w:r>
+      <w:r>
+        <w:t xml:space="preserve">(Hijmans 2012)</w:t>
+      </w:r>
+      <w:r>
+        <w:t xml:space="preserve"> </w:t>
+      </w:r>
+      <w:r>
+        <w:t xml:space="preserve">and in a</w:t>
+      </w:r>
+      <w:r>
+        <w:t xml:space="preserve"> </w:t>
+      </w:r>
+      <w:r>
+        <w:t xml:space="preserve">general analysis of AUC</w:t>
+      </w:r>
+      <w:r>
+        <w:t xml:space="preserve"> </w:t>
+      </w:r>
+      <w:r>
+        <w:t xml:space="preserve">(Jiménez-Valverde 2012)</w:t>
+      </w:r>
+      <w:r>
+        <w:t xml:space="preserve">. The same effect</w:t>
       </w:r>
       <w:r>
         <w:t xml:space="preserve"> </w:t>
@@ -1245,7 +1264,7 @@
         <w:t xml:space="preserve"> </w:t>
       </w:r>
       <w:r>
-        <w:t xml:space="preserve">Region-wide scores are often reported as if they described performance at the fire.</w:t>
+        <w:t xml:space="preserve">Region-wide scores are often reported as if they described performance next to the fire.</w:t>
       </w:r>
     </w:p>
     <w:p>
@@ -1354,77 +1373,12 @@
         <w:t xml:space="preserve">3 Data and methods</w:t>
       </w:r>
     </w:p>
-    <w:bookmarkStart w:id="27" w:name="study-regions-and-temporal-windows"/>
-    <w:p>
-      <w:pPr>
-        <w:pStyle w:val="Heading2"/>
-      </w:pPr>
-      <w:r>
-        <w:t xml:space="preserve">3.1 Study regions and temporal windows</w:t>
-      </w:r>
-    </w:p>
     <w:p>
       <w:pPr>
         <w:pStyle w:val="FirstParagraph"/>
       </w:pPr>
       <w:r>
-        <w:t xml:space="preserve">Five Mediterranean wildfire regions were analysed (Fig. 1): Manavgat 2021 and Muğla 2021 in Türkiye,</w:t>
-      </w:r>
-      <w:r>
-        <w:t xml:space="preserve"> </w:t>
-      </w:r>
-      <w:r>
-        <w:t xml:space="preserve">Bejís 2022 in Spain, North Evia 2021 in Greece and Montiferru 2021 in Sardinia. All five are large,</w:t>
-      </w:r>
-      <w:r>
-        <w:t xml:space="preserve"> </w:t>
-      </w:r>
-      <w:r>
-        <w:t xml:space="preserve">well-documented fires. They were not sampled from a defined population of fires, so the results</w:t>
-      </w:r>
-      <w:r>
-        <w:t xml:space="preserve"> </w:t>
-      </w:r>
-      <w:r>
-        <w:t xml:space="preserve">describe these events. Each region is a rectangle in EPSG:4326 around the fire. It was not clipped to</w:t>
-      </w:r>
-      <w:r>
-        <w:t xml:space="preserve"> </w:t>
-      </w:r>
-      <w:r>
-        <w:t xml:space="preserve">the fire perimeter, so unburned cells around each fire form the negative class. The rectangles were</w:t>
-      </w:r>
-      <w:r>
-        <w:t xml:space="preserve"> </w:t>
-      </w:r>
-      <w:r>
-        <w:t xml:space="preserve">not all fixed before any outcome was seen; the record for each region is given in Section S3.3 and</w:t>
-      </w:r>
-      <w:r>
-        <w:t xml:space="preserve"> </w:t>
-      </w:r>
-      <w:r>
-        <w:t xml:space="preserve">Table S19. The North Evia rectangle was extended after the first one showed a very high burned</w:t>
-      </w:r>
-      <w:r>
-        <w:t xml:space="preserve"> </w:t>
-      </w:r>
-      <w:r>
-        <w:t xml:space="preserve">fraction; the first rectangle is kept as a sensitivity arm (Section S1.1). A sixth region, Kozan</w:t>
-      </w:r>
-      <w:r>
-        <w:t xml:space="preserve"> </w:t>
-      </w:r>
-      <w:r>
-        <w:t xml:space="preserve">2023, was used as a negative control and was excluded by the gate of Section 3.3.</w:t>
-      </w:r>
-    </w:p>
-    <w:p>
-      <w:pPr>
-        <w:pStyle w:val="BodyText"/>
-      </w:pPr>
-      <w:r>
-        <w:t xml:space="preserve">Each region has two windows that do not overlap. The</w:t>
+        <w:t xml:space="preserve">This section first defines the terms used throughout. A</w:t>
       </w:r>
       <w:r>
         <w:t xml:space="preserve"> </w:t>
@@ -1434,13 +1388,19 @@
           <w:b/>
           <w:bCs/>
         </w:rPr>
-        <w:t xml:space="preserve">predictor window</w:t>
-      </w:r>
-      <w:r>
-        <w:t xml:space="preserve"> </w:t>
-      </w:r>
-      <w:r>
-        <w:t xml:space="preserve">ends the day before the</w:t>
+        <w:t xml:space="preserve">study area</w:t>
+      </w:r>
+      <w:r>
+        <w:t xml:space="preserve"> </w:t>
+      </w:r>
+      <w:r>
+        <w:t xml:space="preserve">is the rectangle drawn</w:t>
+      </w:r>
+      <w:r>
+        <w:t xml:space="preserve"> </w:t>
+      </w:r>
+      <w:r>
+        <w:t xml:space="preserve">around one fire. An</w:t>
       </w:r>
       <w:r>
         <w:t xml:space="preserve"> </w:t>
@@ -1450,6 +1410,233 @@
           <w:b/>
           <w:bCs/>
         </w:rPr>
+        <w:t xml:space="preserve">evaluation frame</w:t>
+      </w:r>
+      <w:r>
+        <w:t xml:space="preserve"> </w:t>
+      </w:r>
+      <w:r>
+        <w:t xml:space="preserve">is the set of cells on which a score is computed. The</w:t>
+      </w:r>
+      <w:r>
+        <w:t xml:space="preserve"> </w:t>
+      </w:r>
+      <w:r>
+        <w:rPr>
+          <w:b/>
+          <w:bCs/>
+        </w:rPr>
+        <w:t xml:space="preserve">scar frame</w:t>
+      </w:r>
+      <w:r>
+        <w:t xml:space="preserve"> </w:t>
+      </w:r>
+      <w:r>
+        <w:t xml:space="preserve">is a burned area together with a 2 km collar of unburned cells around it, and a</w:t>
+      </w:r>
+      <w:r>
+        <w:t xml:space="preserve"> </w:t>
+      </w:r>
+      <w:r>
+        <w:rPr>
+          <w:b/>
+          <w:bCs/>
+        </w:rPr>
+        <w:t xml:space="preserve">distance collar</w:t>
+      </w:r>
+      <w:r>
+        <w:t xml:space="preserve"> </w:t>
+      </w:r>
+      <w:r>
+        <w:t xml:space="preserve">keeps all cells within 5 or 10 km of any burned cell. A result is called</w:t>
+      </w:r>
+      <w:r>
+        <w:t xml:space="preserve"> </w:t>
+      </w:r>
+      <w:r>
+        <w:rPr>
+          <w:b/>
+          <w:bCs/>
+        </w:rPr>
+        <w:t xml:space="preserve">supported</w:t>
+      </w:r>
+      <w:r>
+        <w:t xml:space="preserve"> </w:t>
+      </w:r>
+      <w:r>
+        <w:t xml:space="preserve">when its 95 % interval excludes the null value (0.5 for an AUC, 0 for a difference).</w:t>
+      </w:r>
+      <w:r>
+        <w:t xml:space="preserve"> </w:t>
+      </w:r>
+      <w:r>
+        <w:rPr>
+          <w:b/>
+          <w:bCs/>
+        </w:rPr>
+        <w:t xml:space="preserve">Label-free</w:t>
+      </w:r>
+      <w:r>
+        <w:t xml:space="preserve"> </w:t>
+      </w:r>
+      <w:r>
+        <w:t xml:space="preserve">methods use target features but never target labels.</w:t>
+      </w:r>
+    </w:p>
+    <w:p>
+      <w:pPr>
+        <w:pStyle w:val="BodyText"/>
+      </w:pPr>
+      <w:r>
+        <w:t xml:space="preserve">The analyses fall into two groups. The within-region comparison, the transfer matrix, the two</w:t>
+      </w:r>
+      <w:r>
+        <w:t xml:space="preserve"> </w:t>
+      </w:r>
+      <w:r>
+        <w:t xml:space="preserve">adaptation methods, the gap decomposition and the reversal test follow the fixed protocols of the</w:t>
+      </w:r>
+      <w:r>
+        <w:t xml:space="preserve"> </w:t>
+      </w:r>
+      <w:r>
+        <w:t xml:space="preserve">processing pipeline. The twenty similarity measures were recorded on 8 August 2026, before the label</w:t>
+      </w:r>
+      <w:r>
+        <w:t xml:space="preserve"> </w:t>
+      </w:r>
+      <w:r>
+        <w:t xml:space="preserve">correction of Section 3.2. By contrast, the frame test (Section 3.12), the distance collars, the</w:t>
+      </w:r>
+      <w:r>
+        <w:t xml:space="preserve"> </w:t>
+      </w:r>
+      <w:r>
+        <w:t xml:space="preserve">equivalence tests, the additional resampling units and the analyses listed in Table S21 were added</w:t>
+      </w:r>
+      <w:r>
+        <w:t xml:space="preserve"> </w:t>
+      </w:r>
+      <w:r>
+        <w:t xml:space="preserve">after the first results. These are exploratory, and they are reported as such.</w:t>
+      </w:r>
+    </w:p>
+    <w:bookmarkStart w:id="27" w:name="study-regions-and-temporal-windows"/>
+    <w:p>
+      <w:pPr>
+        <w:pStyle w:val="Heading2"/>
+      </w:pPr>
+      <w:r>
+        <w:t xml:space="preserve">3.1 Study regions and temporal windows</w:t>
+      </w:r>
+    </w:p>
+    <w:p>
+      <w:pPr>
+        <w:pStyle w:val="FirstParagraph"/>
+      </w:pPr>
+      <w:r>
+        <w:t xml:space="preserve">Five Mediterranean wildfire regions were analysed (Fig. 1): Manavgat 2021 and Muğla 2021 in Türkiye,</w:t>
+      </w:r>
+      <w:r>
+        <w:t xml:space="preserve"> </w:t>
+      </w:r>
+      <w:r>
+        <w:t xml:space="preserve">Bejís 2022 in Spain, North Evia 2021 in Greece and Montiferru 2021 in Sardinia. Each region</w:t>
+      </w:r>
+      <w:r>
+        <w:t xml:space="preserve"> </w:t>
+      </w:r>
+      <w:r>
+        <w:t xml:space="preserve">contributes one fire season, and each season was dominated by one large fire; in Muğla, however,</w:t>
+      </w:r>
+      <w:r>
+        <w:t xml:space="preserve"> </w:t>
+      </w:r>
+      <w:r>
+        <w:t xml:space="preserve">several separate burned areas occurred in the same weeks. The events were not sampled from a defined</w:t>
+      </w:r>
+      <w:r>
+        <w:t xml:space="preserve"> </w:t>
+      </w:r>
+      <w:r>
+        <w:t xml:space="preserve">population of fires, so the results describe large single-season events. Each study area is a</w:t>
+      </w:r>
+      <w:r>
+        <w:t xml:space="preserve"> </w:t>
+      </w:r>
+      <w:r>
+        <w:t xml:space="preserve">rectangle in EPSG:4326 around the fire. It was not clipped to the fire perimeter, so the unburned</w:t>
+      </w:r>
+      <w:r>
+        <w:t xml:space="preserve"> </w:t>
+      </w:r>
+      <w:r>
+        <w:t xml:space="preserve">cells around each fire form the negative class.</w:t>
+      </w:r>
+    </w:p>
+    <w:p>
+      <w:pPr>
+        <w:pStyle w:val="BodyText"/>
+      </w:pPr>
+      <w:r>
+        <w:t xml:space="preserve">The rectangles were not all fixed before any outcome was seen. Only the Montiferru rectangle follows</w:t>
+      </w:r>
+      <w:r>
+        <w:t xml:space="preserve"> </w:t>
+      </w:r>
+      <w:r>
+        <w:t xml:space="preserve">a stated rule, and the North Evia rectangle was extended after the first one showed a very high</w:t>
+      </w:r>
+      <w:r>
+        <w:t xml:space="preserve"> </w:t>
+      </w:r>
+      <w:r>
+        <w:t xml:space="preserve">burned fraction (Section S3.3, Table S19). The first Evia rectangle is kept as a sensitivity analysis</w:t>
+      </w:r>
+      <w:r>
+        <w:t xml:space="preserve"> </w:t>
+      </w:r>
+      <w:r>
+        <w:t xml:space="preserve">(Section S1.1). A sixth region, Kozan 2023, served as a negative control and was excluded by the gate</w:t>
+      </w:r>
+      <w:r>
+        <w:t xml:space="preserve"> </w:t>
+      </w:r>
+      <w:r>
+        <w:t xml:space="preserve">of Section 3.3.</w:t>
+      </w:r>
+    </w:p>
+    <w:p>
+      <w:pPr>
+        <w:pStyle w:val="BodyText"/>
+      </w:pPr>
+      <w:r>
+        <w:t xml:space="preserve">Each region has two windows that do not overlap. The</w:t>
+      </w:r>
+      <w:r>
+        <w:t xml:space="preserve"> </w:t>
+      </w:r>
+      <w:r>
+        <w:rPr>
+          <w:b/>
+          <w:bCs/>
+        </w:rPr>
+        <w:t xml:space="preserve">predictor window</w:t>
+      </w:r>
+      <w:r>
+        <w:t xml:space="preserve"> </w:t>
+      </w:r>
+      <w:r>
+        <w:t xml:space="preserve">ends the day before the</w:t>
+      </w:r>
+      <w:r>
+        <w:t xml:space="preserve"> </w:t>
+      </w:r>
+      <w:r>
+        <w:rPr>
+          <w:b/>
+          <w:bCs/>
+        </w:rPr>
         <w:t xml:space="preserve">label window</w:t>
       </w:r>
       <w:r>
@@ -1468,7 +1655,7 @@
         <w:t xml:space="preserve"> </w:t>
       </w:r>
       <w:r>
-        <w:t xml:space="preserve">composites from the same calendar window are used as the baseline for the anomaly channels. The</w:t>
+        <w:t xml:space="preserve">composites from the same calendar window serve as the baseline for the anomaly channels. The</w:t>
       </w:r>
       <w:r>
         <w:t xml:space="preserve"> </w:t>
@@ -1498,16 +1685,10 @@
         <w:t xml:space="preserve"> </w:t>
       </w:r>
       <w:r>
-        <w:t xml:space="preserve">(Giglio et al. 2018)</w:t>
-      </w:r>
-      <w:r>
-        <w:t xml:space="preserve">, through</w:t>
-      </w:r>
-      <w:r>
-        <w:t xml:space="preserve"> </w:t>
-      </w:r>
-      <w:r>
-        <w:t xml:space="preserve">Google Earth Engine</w:t>
+        <w:t xml:space="preserve">(Giglio et al. 2018, 2021)</w:t>
+      </w:r>
+      <w:r>
+        <w:t xml:space="preserve">, through Google Earth Engine</w:t>
       </w:r>
       <w:r>
         <w:t xml:space="preserve"> </w:t>
@@ -1528,37 +1709,43 @@
         <w:t xml:space="preserve"> </w:t>
       </w:r>
       <w:r>
-        <w:t xml:space="preserve">limit every model in this study.</w:t>
-      </w:r>
-      <w:r>
-        <w:t xml:space="preserve"> </w:t>
-      </w:r>
-      <w:r>
-        <w:t xml:space="preserve">The analysis grid is built from the 30 m reference grid of the processing pipeline in blocks of</w:t>
-      </w:r>
-      <w:r>
-        <w:t xml:space="preserve"> </w:t>
-      </w:r>
-      <w:r>
-        <w:t xml:space="preserve">17 × 17 pixels. A cell is about 510 m north to south and 390 to 407 m east to west, with an area of</w:t>
-      </w:r>
-      <w:r>
-        <w:t xml:space="preserve"> </w:t>
-      </w:r>
-      <w:r>
-        <w:t xml:space="preserve">0.199 to 0.208 km² (a MODIS cell is 0.215 km²). A cell is labelled burned when any of its pixels has</w:t>
-      </w:r>
-      <w:r>
-        <w:t xml:space="preserve"> </w:t>
-      </w:r>
-      <w:r>
-        <w:t xml:space="preserve">a burn date in the label window. This rule can widen a scar by up to one cell at its edge. Water</w:t>
-      </w:r>
-      <w:r>
-        <w:t xml:space="preserve"> </w:t>
-      </w:r>
-      <w:r>
-        <w:t xml:space="preserve">cells are removed by the population filter of Section 3.5.</w:t>
+        <w:t xml:space="preserve">limit every</w:t>
+      </w:r>
+      <w:r>
+        <w:t xml:space="preserve"> </w:t>
+      </w:r>
+      <w:r>
+        <w:t xml:space="preserve">model in this study. The analysis grid is built from the 30 m reference grid of the processing</w:t>
+      </w:r>
+      <w:r>
+        <w:t xml:space="preserve"> </w:t>
+      </w:r>
+      <w:r>
+        <w:t xml:space="preserve">pipeline in blocks of 17 × 17 pixels. A cell is therefore about 510 m from north to south and 390 to</w:t>
+      </w:r>
+      <w:r>
+        <w:t xml:space="preserve"> </w:t>
+      </w:r>
+      <w:r>
+        <w:t xml:space="preserve">407 m from east to west, with an area of 0.199 to 0.208 km² (a MODIS cell is 0.215 km²). A cell is</w:t>
+      </w:r>
+      <w:r>
+        <w:t xml:space="preserve"> </w:t>
+      </w:r>
+      <w:r>
+        <w:t xml:space="preserve">labelled burned when any of its pixels has a burn date in the label window. Because of this rule, a</w:t>
+      </w:r>
+      <w:r>
+        <w:t xml:space="preserve"> </w:t>
+      </w:r>
+      <w:r>
+        <w:t xml:space="preserve">scar can grow by up to one cell at its edge. Water cells are removed by the population filter of</w:t>
+      </w:r>
+      <w:r>
+        <w:t xml:space="preserve"> </w:t>
+      </w:r>
+      <w:r>
+        <w:t xml:space="preserve">Section 3.5.</w:t>
       </w:r>
     </w:p>
     <w:p>
@@ -1600,13 +1787,13 @@
         <w:t xml:space="preserve"> </w:t>
       </w:r>
       <w:r>
-        <w:t xml:space="preserve">gain fell from +0.007 to +0.003, and the within-region gain stayed positive in all regions (Section</w:t>
-      </w:r>
-      <w:r>
-        <w:t xml:space="preserve"> </w:t>
-      </w:r>
-      <w:r>
-        <w:t xml:space="preserve">S3.1.1).</w:t>
+        <w:t xml:space="preserve">gain fell from +0.007 to +0.003, while the within-region gain stayed positive in all regions</w:t>
+      </w:r>
+      <w:r>
+        <w:t xml:space="preserve"> </w:t>
+      </w:r>
+      <w:r>
+        <w:t xml:space="preserve">(Section S3.1.1).</w:t>
       </w:r>
     </w:p>
     <w:p>
@@ -1630,31 +1817,31 @@
         <w:t xml:space="preserve"> </w:t>
       </w:r>
       <w:r>
-        <w:t xml:space="preserve">fire, 28 to 31 July. The corrected label only adds burned cells. It raises the number of burned cells</w:t>
-      </w:r>
-      <w:r>
-        <w:t xml:space="preserve"> </w:t>
-      </w:r>
-      <w:r>
-        <w:t xml:space="preserve">in the primary population from 784 to 2,935.</w:t>
-      </w:r>
-      <w:r>
-        <w:t xml:space="preserve"> </w:t>
-      </w:r>
-      <w:r>
-        <w:t xml:space="preserve">“Original label”</w:t>
-      </w:r>
-      <w:r>
-        <w:t xml:space="preserve"> </w:t>
-      </w:r>
-      <w:r>
-        <w:t xml:space="preserve">in this paper means the label before</w:t>
-      </w:r>
-      <w:r>
-        <w:t xml:space="preserve"> </w:t>
-      </w:r>
-      <w:r>
-        <w:t xml:space="preserve">this correction. The correction and its control run are described in Section S3.1.2.</w:t>
+        <w:t xml:space="preserve">fire, 28 to 31 July. The corrected label only adds burned cells, and it raises the number of burned</w:t>
+      </w:r>
+      <w:r>
+        <w:t xml:space="preserve"> </w:t>
+      </w:r>
+      <w:r>
+        <w:t xml:space="preserve">cells in the primary population from 784 to 2,935. In this paper,</w:t>
+      </w:r>
+      <w:r>
+        <w:t xml:space="preserve"> </w:t>
+      </w:r>
+      <w:r>
+        <w:t xml:space="preserve">“original label”</w:t>
+      </w:r>
+      <w:r>
+        <w:t xml:space="preserve"> </w:t>
+      </w:r>
+      <w:r>
+        <w:t xml:space="preserve">means the label</w:t>
+      </w:r>
+      <w:r>
+        <w:t xml:space="preserve"> </w:t>
+      </w:r>
+      <w:r>
+        <w:t xml:space="preserve">before this correction. The correction and its control run are described in Section S3.1.2.</w:t>
       </w:r>
     </w:p>
     <w:bookmarkEnd w:id="28"/>
@@ -1693,13 +1880,13 @@
         <w:t xml:space="preserve"> </w:t>
       </w:r>
       <w:r>
-        <w:t xml:space="preserve">admitted if this fraction is at least 0.50 and at least 30 cells burned. It is rejected as a cropland</w:t>
-      </w:r>
-      <w:r>
-        <w:t xml:space="preserve"> </w:t>
-      </w:r>
-      <w:r>
-        <w:t xml:space="preserve">control if the cropland fraction is at least 0.50 (Section S3.1).</w:t>
+        <w:t xml:space="preserve">admitted if this fraction is at least 0.50 and at least 30 cells burned. Conversely, it is rejected</w:t>
+      </w:r>
+      <w:r>
+        <w:t xml:space="preserve"> </w:t>
+      </w:r>
+      <w:r>
+        <w:t xml:space="preserve">as a cropland control if the cropland fraction is at least 0.50 (Section S3.1).</w:t>
       </w:r>
     </w:p>
     <w:bookmarkEnd w:id="29"/>
@@ -1794,19 +1981,19 @@
         <w:t xml:space="preserve"> </w:t>
       </w:r>
       <w:r>
-        <w:t xml:space="preserve">set adds six channels from Landsat 8</w:t>
-      </w:r>
-      <w:r>
-        <w:t xml:space="preserve"> </w:t>
-      </w:r>
-      <w:r>
-        <w:t xml:space="preserve">surface temperature. They are screened for quality and composited as the median of the predictor</w:t>
-      </w:r>
-      <w:r>
-        <w:t xml:space="preserve"> </w:t>
-      </w:r>
-      <w:r>
-        <w:t xml:space="preserve">window. The six channels are current LST, its anomaly against the four baseline years, the TVDI</w:t>
+        <w:t xml:space="preserve">set adds six channels derived from Landsat</w:t>
+      </w:r>
+      <w:r>
+        <w:t xml:space="preserve"> </w:t>
+      </w:r>
+      <w:r>
+        <w:t xml:space="preserve">8 surface temperature, screened for quality and composited as the median of the predictor window.</w:t>
+      </w:r>
+      <w:r>
+        <w:t xml:space="preserve"> </w:t>
+      </w:r>
+      <w:r>
+        <w:t xml:space="preserve">The six channels are current LST, its anomaly against the four baseline years, the TVDI</w:t>
       </w:r>
       <w:r>
         <w:t xml:space="preserve"> </w:t>
@@ -1815,13 +2002,13 @@
         <w:t xml:space="preserve">(Sandholt et al. 2002)</w:t>
       </w:r>
       <w:r>
-        <w:t xml:space="preserve">, its difference from the baseline years, a downscaled LST and a fused LST. The last two use MODIS MOD11A1</w:t>
-      </w:r>
-      <w:r>
-        <w:t xml:space="preserve"> </w:t>
-      </w:r>
-      <w:r>
-        <w:t xml:space="preserve">v061 daily LST</w:t>
+        <w:t xml:space="preserve">, its difference from the baseline years, a downscaled LST and a fused LST. The last</w:t>
+      </w:r>
+      <w:r>
+        <w:t xml:space="preserve"> </w:t>
+      </w:r>
+      <w:r>
+        <w:t xml:space="preserve">two use MODIS MOD11A1 v061 daily LST</w:t>
       </w:r>
       <w:r>
         <w:t xml:space="preserve"> </w:t>
@@ -1833,19 +2020,19 @@
         <w:t xml:space="preserve"> </w:t>
       </w:r>
       <w:r>
-        <w:t xml:space="preserve">to fill gaps in Landsat (0.11 % to 9.70 % of pixels, depending on the</w:t>
-      </w:r>
-      <w:r>
-        <w:t xml:space="preserve"> </w:t>
-      </w:r>
-      <w:r>
-        <w:t xml:space="preserve">region). TVDI edges are fitted inside each area and window, so a TVDI value does not mean the same</w:t>
-      </w:r>
-      <w:r>
-        <w:t xml:space="preserve"> </w:t>
-      </w:r>
-      <w:r>
-        <w:t xml:space="preserve">moisture state in two regions (Section S3.4).</w:t>
+        <w:t xml:space="preserve">to fill gaps in Landsat (0.11 % to 9.70 % of pixels,</w:t>
+      </w:r>
+      <w:r>
+        <w:t xml:space="preserve"> </w:t>
+      </w:r>
+      <w:r>
+        <w:t xml:space="preserve">depending on the region). Because TVDI edges are fitted inside each study area and window, a TVDI</w:t>
+      </w:r>
+      <w:r>
+        <w:t xml:space="preserve"> </w:t>
+      </w:r>
+      <w:r>
+        <w:t xml:space="preserve">value does not mean the same moisture state in two regions (Section S3.4).</w:t>
       </w:r>
     </w:p>
     <w:p>
@@ -1875,28 +2062,13 @@
         <w:t xml:space="preserve"> </w:t>
       </w:r>
       <w:r>
-        <w:t xml:space="preserve">the two anomaly channels at 0.71 to 0.94. Two principal components explain 92 % to 98 % of their variance</w:t>
-      </w:r>
-      <w:r>
-        <w:t xml:space="preserve"> </w:t>
-      </w:r>
-      <w:r>
-        <w:t xml:space="preserve">(</w:t>
-      </w:r>
-      <w:r>
-        <w:rPr>
-          <w:rStyle w:val="VerbatimChar"/>
-        </w:rPr>
-        <w:t xml:space="preserve">paper/labelfix_rerun/labels/r4_dimensionality.json</w:t>
-      </w:r>
-      <w:r>
-        <w:t xml:space="preserve">). Counts over the nine numeric predictors are</w:t>
-      </w:r>
-      <w:r>
-        <w:t xml:space="preserve"> </w:t>
-      </w:r>
-      <w:r>
-        <w:t xml:space="preserve">therefore read with care.</w:t>
+        <w:t xml:space="preserve">the two anomaly channels at 0.71 to 0.94. As a result, two principal components explain 92 % to 98 %</w:t>
+      </w:r>
+      <w:r>
+        <w:t xml:space="preserve"> </w:t>
+      </w:r>
+      <w:r>
+        <w:t xml:space="preserve">of their variance (Section S3.4), and counts over the nine numeric predictors are read with care.</w:t>
       </w:r>
     </w:p>
     <w:p>
@@ -1914,7 +2086,7 @@
         <w:t xml:space="preserve"> </w:t>
       </w:r>
       <w:r>
-        <w:t xml:space="preserve">WorldCover v200 is built from 2021 images. This is after the fire for the four 2021</w:t>
+        <w:t xml:space="preserve">WorldCover v200 is built from 2021 images, which is after the fire for the four 2021</w:t>
       </w:r>
       <w:r>
         <w:t xml:space="preserve"> </w:t>
@@ -1956,13 +2128,7 @@
         <w:t xml:space="preserve"> </w:t>
       </w:r>
       <w:r>
-        <w:t xml:space="preserve">pixel is valid. Thermal completeness is not required. Missing thermal values (6 % to 58 % of valid</w:t>
-      </w:r>
-      <w:r>
-        <w:t xml:space="preserve"> </w:t>
-      </w:r>
-      <w:r>
-        <w:t xml:space="preserve">cells, depending on the region) are filled inside the model pipeline (Section 3.6). The</w:t>
+        <w:t xml:space="preserve">pixel is valid. Thermal completeness is not required. The</w:t>
       </w:r>
       <w:r>
         <w:t xml:space="preserve"> </w:t>
@@ -1978,13 +2144,31 @@
         <w:t xml:space="preserve"> </w:t>
       </w:r>
       <w:r>
-        <w:t xml:space="preserve">population contains cells in which tree, shrub and grass cover together reach 0.50. Cropland and</w:t>
-      </w:r>
-      <w:r>
-        <w:t xml:space="preserve"> </w:t>
-      </w:r>
-      <w:r>
-        <w:t xml:space="preserve">water are therefore excluded. A</w:t>
+        <w:t xml:space="preserve">population contains the valid</w:t>
+      </w:r>
+      <w:r>
+        <w:t xml:space="preserve"> </w:t>
+      </w:r>
+      <w:r>
+        <w:t xml:space="preserve">cells in which tree, shrub and grass cover together reach 0.50, so cropland and water are excluded.</w:t>
+      </w:r>
+      <w:r>
+        <w:t xml:space="preserve"> </w:t>
+      </w:r>
+      <w:r>
+        <w:t xml:space="preserve">In this population, 0.1 % to 6.5 % of cells have at least one missing thermal value, depending on</w:t>
+      </w:r>
+      <w:r>
+        <w:t xml:space="preserve"> </w:t>
+      </w:r>
+      <w:r>
+        <w:t xml:space="preserve">the region. These values are filled inside the model pipeline (Section 3.6), and missingness is not</w:t>
+      </w:r>
+      <w:r>
+        <w:t xml:space="preserve"> </w:t>
+      </w:r>
+      <w:r>
+        <w:t xml:space="preserve">related to burning (AUC 0.49 to 0.51 in every region). A</w:t>
       </w:r>
       <w:r>
         <w:t xml:space="preserve"> </w:t>
@@ -2000,13 +2184,13 @@
         <w:t xml:space="preserve"> </w:t>
       </w:r>
       <w:r>
-        <w:t xml:space="preserve">population of all valid cells is used only as a</w:t>
-      </w:r>
-      <w:r>
-        <w:t xml:space="preserve"> </w:t>
-      </w:r>
-      <w:r>
-        <w:t xml:space="preserve">within-region sensitivity arm in two regions (Section S1.17).</w:t>
+        <w:t xml:space="preserve">population of all valid cells</w:t>
+      </w:r>
+      <w:r>
+        <w:t xml:space="preserve"> </w:t>
+      </w:r>
+      <w:r>
+        <w:t xml:space="preserve">is used only as a within-region sensitivity analysis in two regions (Section S1.17).</w:t>
       </w:r>
     </w:p>
     <w:bookmarkEnd w:id="31"/>
@@ -2042,13 +2226,13 @@
         <w:t xml:space="preserve"> </w:t>
       </w:r>
       <w:r>
-        <w:t xml:space="preserve">data are used in fitting. The adapted arms of Section 3.9 are the only exception. The classifier is a</w:t>
-      </w:r>
-      <w:r>
-        <w:t xml:space="preserve"> </w:t>
-      </w:r>
-      <w:r>
-        <w:t xml:space="preserve">random forest</w:t>
+        <w:t xml:space="preserve">data are used in fitting. The adapted models of Section 3.9 are the only exception. The classifier is</w:t>
+      </w:r>
+      <w:r>
+        <w:t xml:space="preserve"> </w:t>
+      </w:r>
+      <w:r>
+        <w:t xml:space="preserve">a random forest</w:t>
       </w:r>
       <w:r>
         <w:t xml:space="preserve"> </w:t>
@@ -2090,7 +2274,13 @@
         <w:t xml:space="preserve">random_state = 42</w:t>
       </w:r>
       <w:r>
-        <w:t xml:space="preserve">. The same settings are used in every arm.</w:t>
+        <w:t xml:space="preserve">. These settings were fixed in advance, were not tuned, and are the</w:t>
+      </w:r>
+      <w:r>
+        <w:t xml:space="preserve"> </w:t>
+      </w:r>
+      <w:r>
+        <w:t xml:space="preserve">same in every analysis.</w:t>
       </w:r>
     </w:p>
     <w:bookmarkEnd w:id="32"/>
@@ -2363,7 +2553,13 @@
         <w:t xml:space="preserve"> </w:t>
       </w:r>
       <w:r>
-        <w:t xml:space="preserve">= 2, 10 and 20 cells (about 1, 5 and 10 km) are reported.</w:t>
+        <w:t xml:space="preserve">= 2, 10 and 20 cells are reported; they are written as</w:t>
+      </w:r>
+      <w:r>
+        <w:t xml:space="preserve"> </w:t>
+      </w:r>
+      <w:r>
+        <w:t xml:space="preserve">1 km, 5 km and 10 km blocking in the text.</w:t>
       </w:r>
     </w:p>
     <w:p>
@@ -2382,20 +2578,7 @@
         </m:r>
       </m:oMath>
       <w:r>
-        <w:t xml:space="preserve">, its</w:t>
-      </w:r>
-      <w:r>
-        <w:t xml:space="preserve"> </w:t>
-      </w:r>
-      <w:r>
-        <w:rPr>
-          <w:b/>
-          <w:bCs/>
-        </w:rPr>
-        <w:t xml:space="preserve">evaluation frame</w:t>
-      </w:r>
-      <w:r>
-        <w:t xml:space="preserve">. With</w:t>
+        <w:t xml:space="preserve">, its evaluation frame. With</w:t>
       </w:r>
       <w:r>
         <w:t xml:space="preserve"> </w:t>
@@ -2880,7 +3063,28 @@
         <w:t xml:space="preserve"> </w:t>
       </w:r>
       <w:r>
-        <w:t xml:space="preserve">therefore change when the frame changes, even when no score changes (Section 3.12).</w:t>
+        <w:t xml:space="preserve">therefore change when the frame changes, even when no score changes (Section 3.12). Precision-recall</w:t>
+      </w:r>
+      <w:r>
+        <w:t xml:space="preserve"> </w:t>
+      </w:r>
+      <w:r>
+        <w:t xml:space="preserve">AUC is also reported, because it reflects how a susceptibility map is used when burned cells are</w:t>
+      </w:r>
+      <w:r>
+        <w:t xml:space="preserve"> </w:t>
+      </w:r>
+      <w:r>
+        <w:t xml:space="preserve">rare</w:t>
+      </w:r>
+      <w:r>
+        <w:t xml:space="preserve"> </w:t>
+      </w:r>
+      <w:r>
+        <w:t xml:space="preserve">(Sofaer et al. 2019)</w:t>
+      </w:r>
+      <w:r>
+        <w:t xml:space="preserve">.</w:t>
       </w:r>
     </w:p>
     <w:p>
@@ -2888,25 +3092,25 @@
         <w:pStyle w:val="BodyText"/>
       </w:pPr>
       <w:r>
-        <w:t xml:space="preserve">Uncertainty is estimated with a spatial-block bootstrap: blocks are resampled with replacement,</w:t>
-      </w:r>
-      <w:r>
-        <w:t xml:space="preserve"> </w:t>
-      </w:r>
-      <w:r>
-        <w:t xml:space="preserve">1000 times, with seed 42, and the 2.5 and 97.5 percentiles give the interval. Differences are paired</w:t>
-      </w:r>
-      <w:r>
-        <w:t xml:space="preserve"> </w:t>
-      </w:r>
-      <w:r>
-        <w:t xml:space="preserve">within each replicate. The block size is given with every result. Quantities with one value per</w:t>
-      </w:r>
-      <w:r>
-        <w:t xml:space="preserve"> </w:t>
-      </w:r>
-      <w:r>
-        <w:t xml:space="preserve">direction are resampled over the ten region pairs. This is the</w:t>
+        <w:t xml:space="preserve">Uncertainty is estimated with a spatial-block bootstrap. Blocks are resampled with replacement, 1000</w:t>
+      </w:r>
+      <w:r>
+        <w:t xml:space="preserve"> </w:t>
+      </w:r>
+      <w:r>
+        <w:t xml:space="preserve">times, with seed 42, and the 2.5 and 97.5 percentiles give the interval. Differences are paired</w:t>
+      </w:r>
+      <w:r>
+        <w:t xml:space="preserve"> </w:t>
+      </w:r>
+      <w:r>
+        <w:t xml:space="preserve">within each replicate, and the block size is given with every result. Quantities with one value per</w:t>
+      </w:r>
+      <w:r>
+        <w:t xml:space="preserve"> </w:t>
+      </w:r>
+      <w:r>
+        <w:t xml:space="preserve">transfer direction are resampled over the ten region pairs; this pair-cluster bootstrap is the</w:t>
       </w:r>
       <w:r>
         <w:t xml:space="preserve"> </w:t>
@@ -2922,19 +3126,13 @@
         <w:t xml:space="preserve"> </w:t>
       </w:r>
       <w:r>
-        <w:t xml:space="preserve">for</w:t>
-      </w:r>
-      <w:r>
-        <w:t xml:space="preserve"> </w:t>
-      </w:r>
-      <w:r>
-        <w:t xml:space="preserve">direction-level intervals; other units are given in Section S1.23. Quantities with one value per</w:t>
-      </w:r>
-      <w:r>
-        <w:t xml:space="preserve"> </w:t>
-      </w:r>
-      <w:r>
-        <w:t xml:space="preserve">scar or target region get a Student</w:t>
+        <w:t xml:space="preserve">for direction-level intervals, and five further units are compared in</w:t>
+      </w:r>
+      <w:r>
+        <w:t xml:space="preserve"> </w:t>
+      </w:r>
+      <w:r>
+        <w:t xml:space="preserve">Section S1.22. Quantities with one value per scar or per target region get a Student</w:t>
       </w:r>
       <w:r>
         <w:t xml:space="preserve"> </w:t>
@@ -2950,19 +3148,25 @@
         <w:t xml:space="preserve"> </w:t>
       </w:r>
       <w:r>
-        <w:t xml:space="preserve">interval. The effective sample is therefore ten pairs or five</w:t>
-      </w:r>
-      <w:r>
-        <w:t xml:space="preserve"> </w:t>
-      </w:r>
-      <w:r>
-        <w:t xml:space="preserve">regions for direction-level intervals, and at most seven scars from three regions for scar-level</w:t>
-      </w:r>
-      <w:r>
-        <w:t xml:space="preserve"> </w:t>
-      </w:r>
-      <w:r>
-        <w:t xml:space="preserve">intervals.</w:t>
+        <w:t xml:space="preserve">interval.</w:t>
+      </w:r>
+      <w:r>
+        <w:t xml:space="preserve"> </w:t>
+      </w:r>
+      <w:r>
+        <w:t xml:space="preserve">The effective sample is therefore ten pairs or five regions for direction-level intervals, and at</w:t>
+      </w:r>
+      <w:r>
+        <w:t xml:space="preserve"> </w:t>
+      </w:r>
+      <w:r>
+        <w:t xml:space="preserve">most seven scars from three regions for scar-level intervals. Because scars are nested in regions,</w:t>
+      </w:r>
+      <w:r>
+        <w:t xml:space="preserve"> </w:t>
+      </w:r>
+      <w:r>
+        <w:t xml:space="preserve">the region-level estimates are the primary ones for the frame test.</w:t>
       </w:r>
     </w:p>
     <w:bookmarkEnd w:id="33"/>
@@ -3015,13 +3219,13 @@
       </w:r>
     </w:p>
     <w:bookmarkEnd w:id="34"/>
-    <w:bookmarkStart w:id="35" w:name="label-blind-domain-adaptation"/>
+    <w:bookmarkStart w:id="35" w:name="label-free-domain-adaptation"/>
     <w:p>
       <w:pPr>
         <w:pStyle w:val="Heading2"/>
       </w:pPr>
       <w:r>
-        <w:t xml:space="preserve">3.9 Label-blind domain adaptation</w:t>
+        <w:t xml:space="preserve">3.9 Label-free domain adaptation</w:t>
       </w:r>
     </w:p>
     <w:p>
@@ -3104,23 +3308,29 @@
         <w:t xml:space="preserve"> </w:t>
       </w:r>
       <w:r>
-        <w:t xml:space="preserve">λ = 10⁻⁵. Only target feature statistics, never target labels, are used. The value of λ was not</w:t>
-      </w:r>
-      <w:r>
-        <w:t xml:space="preserve"> </w:t>
-      </w:r>
-      <w:r>
-        <w:t xml:space="preserve">chosen by performance; its effect is reported in Section S1.2. Details are in Section S3.8.</w:t>
+        <w:t xml:space="preserve">λ = 10⁻⁵. Both methods use target feature statistics, which are available before a fire, but never</w:t>
+      </w:r>
+      <w:r>
+        <w:t xml:space="preserve"> </w:t>
+      </w:r>
+      <w:r>
+        <w:t xml:space="preserve">target labels. The value of λ was not chosen by performance; its effect is reported in Section S1.2.</w:t>
+      </w:r>
+      <w:r>
+        <w:t xml:space="preserve"> </w:t>
+      </w:r>
+      <w:r>
+        <w:t xml:space="preserve">Details are given in Section S3.8.</w:t>
       </w:r>
     </w:p>
     <w:bookmarkEnd w:id="35"/>
-    <w:bookmarkStart w:id="36" w:name="X5f9e9236ac563ff3cb7d17945faa709999dd52e"/>
+    <w:bookmarkStart w:id="36" w:name="Xd87d771640219ba40600ec3fb81f3aaf53cf849"/>
     <w:p>
       <w:pPr>
         <w:pStyle w:val="Heading2"/>
       </w:pPr>
       <w:r>
-        <w:t xml:space="preserve">3.10 Transfer-gap decomposition and the concept-shift criterion</w:t>
+        <w:t xml:space="preserve">3.10 Transfer-gap decomposition and the reversal criterion</w:t>
       </w:r>
     </w:p>
     <w:p>
@@ -3610,7 +3820,7 @@
         <w:t xml:space="preserve"> </w:t>
       </w:r>
       <w:r>
-        <w:t xml:space="preserve">is signed and is not clipped. When</w:t>
+        <w:t xml:space="preserve">is signed and is not clipped, so when</w:t>
       </w:r>
       <w:r>
         <w:t xml:space="preserve"> </w:t>
@@ -3667,13 +3877,13 @@
         <w:t xml:space="preserve"> </w:t>
       </w:r>
       <w:r>
-        <w:t xml:space="preserve">max(AUC, 1 − AUC). A value below 0.5 shows a direction, not weakness. A reversal between two regions</w:t>
-      </w:r>
-      <w:r>
-        <w:t xml:space="preserve"> </w:t>
-      </w:r>
-      <w:r>
-        <w:t xml:space="preserve">is called supported only when the two values are on opposite sides of 0.5</w:t>
+        <w:t xml:space="preserve">max(AUC, 1 − AUC). A value below 0.5 therefore shows a direction, not weakness. A reversal between</w:t>
+      </w:r>
+      <w:r>
+        <w:t xml:space="preserve"> </w:t>
+      </w:r>
+      <w:r>
+        <w:t xml:space="preserve">two regions is called supported only when the two values are on opposite sides of 0.5</w:t>
       </w:r>
       <w:r>
         <w:t xml:space="preserve"> </w:t>
@@ -3689,19 +3899,31 @@
         <w:t xml:space="preserve"> </w:t>
       </w:r>
       <w:r>
-        <w:t xml:space="preserve">each region’s own</w:t>
-      </w:r>
-      <w:r>
-        <w:t xml:space="preserve"> </w:t>
-      </w:r>
-      <w:r>
-        <w:t xml:space="preserve">interval excludes 0.5. This is a per-comparison criterion. A Holm correction over each family of</w:t>
-      </w:r>
-      <w:r>
-        <w:t xml:space="preserve"> </w:t>
-      </w:r>
-      <w:r>
-        <w:t xml:space="preserve">feature-by-pair comparisons is also reported (Section S1.20).</w:t>
+        <w:t xml:space="preserve">each</w:t>
+      </w:r>
+      <w:r>
+        <w:t xml:space="preserve"> </w:t>
+      </w:r>
+      <w:r>
+        <w:t xml:space="preserve">region’s own interval excludes 0.5. This is a per-comparison criterion, and a Holm correction over</w:t>
+      </w:r>
+      <w:r>
+        <w:t xml:space="preserve"> </w:t>
+      </w:r>
+      <w:r>
+        <w:t xml:space="preserve">each family of feature-by-pair comparisons is also reported (Section S1.19). A marginal reversal can</w:t>
+      </w:r>
+      <w:r>
+        <w:t xml:space="preserve"> </w:t>
+      </w:r>
+      <w:r>
+        <w:t xml:space="preserve">also arise when the predictors are distributed differently in two regions, so it is not a direct</w:t>
+      </w:r>
+      <w:r>
+        <w:t xml:space="preserve"> </w:t>
+      </w:r>
+      <w:r>
+        <w:t xml:space="preserve">test of a change in the predictor-burning relationship.</w:t>
       </w:r>
     </w:p>
     <w:bookmarkEnd w:id="36"/>
@@ -3978,7 +4200,7 @@
           <w:b/>
           <w:bCs/>
         </w:rPr>
-        <w:t xml:space="preserve">scar and</w:t>
+        <w:t xml:space="preserve">scar</w:t>
       </w:r>
       <w:r>
         <w:rPr>
@@ -3992,7 +4214,7 @@
           <w:b/>
           <w:bCs/>
         </w:rPr>
-        <w:t xml:space="preserve">2 km collar</w:t>
+        <w:t xml:space="preserve">frame</w:t>
       </w:r>
       <w:r>
         <w:t xml:space="preserve"> </w:t>
@@ -4253,13 +4475,25 @@
         <w:t xml:space="preserve"> </w:t>
       </w:r>
       <w:r>
-        <w:t xml:space="preserve">grid steps. All its unburned cells are next to the fire. Four evaluations use it</w:t>
-      </w:r>
-      <w:r>
-        <w:t xml:space="preserve"> </w:t>
-      </w:r>
-      <w:r>
-        <w:t xml:space="preserve">(Table 2). A scores the out-of-fold predictions of 5-fold blocked cross-validation (</w:t>
+        <w:t xml:space="preserve">grid steps. On this grid the collar is therefore about 1.6 to 2.0 km wide along the</w:t>
+      </w:r>
+      <w:r>
+        <w:t xml:space="preserve"> </w:t>
+      </w:r>
+      <w:r>
+        <w:t xml:space="preserve">axes and about 1.3 km along the diagonals, and all its unburned cells are next to the fire. Four</w:t>
+      </w:r>
+      <w:r>
+        <w:t xml:space="preserve"> </w:t>
+      </w:r>
+      <w:r>
+        <w:t xml:space="preserve">evaluations use it (Table 2). A scores the out-of-fold predictions of 5-fold blocked cross-validation</w:t>
+      </w:r>
+      <w:r>
+        <w:t xml:space="preserve"> </w:t>
+      </w:r>
+      <w:r>
+        <w:t xml:space="preserve">(</w:t>
       </w:r>
       <m:oMath>
         <m:r>
@@ -4316,13 +4550,13 @@
         </m:sSub>
       </m:oMath>
       <w:r>
-        <w:t xml:space="preserve">. B is therefore the same model scored on a</w:t>
-      </w:r>
-      <w:r>
-        <w:t xml:space="preserve"> </w:t>
-      </w:r>
-      <w:r>
-        <w:t xml:space="preserve">different set of cells. C is</w:t>
+        <w:t xml:space="preserve">, so B is the same model scored</w:t>
+      </w:r>
+      <w:r>
+        <w:t xml:space="preserve"> </w:t>
+      </w:r>
+      <w:r>
+        <w:t xml:space="preserve">on a different set of cells. C is</w:t>
       </w:r>
       <w:r>
         <w:t xml:space="preserve"> </w:t>
@@ -4402,7 +4636,13 @@
         </m:sSub>
       </m:oMath>
       <w:r>
-        <w:t xml:space="preserve">. D averages over the four other regions a model fitted on that region and scored on</w:t>
+        <w:t xml:space="preserve">. D averages, over the four other regions, a model fitted on that region and scored</w:t>
+      </w:r>
+      <w:r>
+        <w:t xml:space="preserve"> </w:t>
+      </w:r>
+      <w:r>
+        <w:t xml:space="preserve">on</w:t>
       </w:r>
       <w:r>
         <w:t xml:space="preserve"> </w:t>
@@ -4422,13 +4662,61 @@
         </m:sSub>
       </m:oMath>
       <w:r>
-        <w:t xml:space="preserve">. Three controls reuse the predictions of A: a prevalence-matched sample, a negative-pool swap</w:t>
-      </w:r>
-      <w:r>
-        <w:t xml:space="preserve"> </w:t>
-      </w:r>
-      <w:r>
-        <w:t xml:space="preserve">and a positive-pool swap (Section S1.9.3).</w:t>
+        <w:t xml:space="preserve">. Three controls reuse the predictions of A: a prevalence-matched sample, a negative-pool</w:t>
+      </w:r>
+      <w:r>
+        <w:t xml:space="preserve"> </w:t>
+      </w:r>
+      <w:r>
+        <w:t xml:space="preserve">swap and a positive-pool swap (Section S1.9.3).</w:t>
+      </w:r>
+    </w:p>
+    <w:p>
+      <w:pPr>
+        <w:pStyle w:val="BodyText"/>
+      </w:pPr>
+      <w:r>
+        <w:rPr>
+          <w:b/>
+          <w:bCs/>
+        </w:rPr>
+        <w:t xml:space="preserve">The two frames answer different questions.</w:t>
+      </w:r>
+      <w:r>
+        <w:t xml:space="preserve"> </w:t>
+      </w:r>
+      <w:r>
+        <w:t xml:space="preserve">The region-wide frame asks where in a landscape a</w:t>
+      </w:r>
+      <w:r>
+        <w:t xml:space="preserve"> </w:t>
+      </w:r>
+      <w:r>
+        <w:t xml:space="preserve">fire burned, which is the question behind prevention planning. The scar frame asks which cells next</w:t>
+      </w:r>
+      <w:r>
+        <w:t xml:space="preserve"> </w:t>
+      </w:r>
+      <w:r>
+        <w:t xml:space="preserve">to the fire burned. This second question is harder: spread, wind and suppression matter more there,</w:t>
+      </w:r>
+      <w:r>
+        <w:t xml:space="preserve"> </w:t>
+      </w:r>
+      <w:r>
+        <w:t xml:space="preserve">and label errors of the burned-area product are concentrated at scar edges. Two controls address the</w:t>
+      </w:r>
+      <w:r>
+        <w:t xml:space="preserve"> </w:t>
+      </w:r>
+      <w:r>
+        <w:t xml:space="preserve">edge errors: excluding up to two cells at the scar edge, and a placebo collar of the same shape</w:t>
+      </w:r>
+      <w:r>
+        <w:t xml:space="preserve"> </w:t>
+      </w:r>
+      <w:r>
+        <w:t xml:space="preserve">placed away from any burned cell (Table S21).</w:t>
       </w:r>
     </w:p>
     <w:p>
@@ -4924,19 +5212,19 @@
           <w:b/>
           <w:bCs/>
         </w:rPr>
-        <w:t xml:space="preserve">Every collar frame is defined from burned cells.</w:t>
-      </w:r>
-      <w:r>
-        <w:t xml:space="preserve"> </w:t>
-      </w:r>
-      <w:r>
-        <w:t xml:space="preserve">It is used to show how the evaluation area</w:t>
-      </w:r>
-      <w:r>
-        <w:t xml:space="preserve"> </w:t>
-      </w:r>
-      <w:r>
-        <w:t xml:space="preserve">changes the metric. It cannot be drawn before a fire.</w:t>
+        <w:t xml:space="preserve">Every scar frame and distance collar is defined from burned cells.</w:t>
+      </w:r>
+      <w:r>
+        <w:t xml:space="preserve"> </w:t>
+      </w:r>
+      <w:r>
+        <w:t xml:space="preserve">These frames therefore show</w:t>
+      </w:r>
+      <w:r>
+        <w:t xml:space="preserve"> </w:t>
+      </w:r>
+      <w:r>
+        <w:t xml:space="preserve">how the evaluation area changes the metric, but they cannot be drawn before a fire.</w:t>
       </w:r>
     </w:p>
     <w:bookmarkEnd w:id="38"/>
@@ -4966,7 +5254,7 @@
         <w:t xml:space="preserve"> </w:t>
       </w:r>
       <w:r>
-        <w:t xml:space="preserve">is never used as a predictor. All randomness uses seed 42. The random-forest seed is fixed, so</w:t>
+        <w:t xml:space="preserve">is never used as a predictor. All randomness uses seed 42. Because the random-forest seed is fixed,</w:t>
       </w:r>
       <w:r>
         <w:t xml:space="preserve"> </w:t>
@@ -4978,7 +5266,13 @@
         <w:t xml:space="preserve"> </w:t>
       </w:r>
       <w:r>
-        <w:t xml:space="preserve">every transfer verdict at 1 km blocking is stable; at 5 km, three verdicts change (Section S1.21).</w:t>
+        <w:t xml:space="preserve">every transfer verdict at 1 km blocking is stable, whereas at 5 km three verdicts change (Section</w:t>
+      </w:r>
+      <w:r>
+        <w:t xml:space="preserve"> </w:t>
+      </w:r>
+      <w:r>
+        <w:t xml:space="preserve">S1.20).</w:t>
       </w:r>
     </w:p>
     <w:p>
@@ -4998,52 +5292,31 @@
         <w:t xml:space="preserve"> </w:t>
       </w:r>
       <w:r>
-        <w:t xml:space="preserve">1.3×10⁻⁸ (Section S3.6.2). Point estimates depend on the scikit-learn version. Under version 1.5.2</w:t>
-      </w:r>
-      <w:r>
-        <w:t xml:space="preserve"> </w:t>
-      </w:r>
-      <w:r>
-        <w:t xml:space="preserve">instead of 1.9.0, single-direction AUCs moved by up to 0.047 and one support count changed</w:t>
-      </w:r>
-      <w:r>
-        <w:t xml:space="preserve"> </w:t>
-      </w:r>
-      <w:r>
-        <w:t xml:space="preserve">(</w:t>
-      </w:r>
-      <w:r>
-        <w:rPr>
-          <w:rStyle w:val="VerbatimChar"/>
-        </w:rPr>
-        <w:t xml:space="preserve">paper/labelfix_rerun/round7/sklearn152/</w:t>
-      </w:r>
-      <w:r>
-        <w:t xml:space="preserve">). Exact reproduction therefore needs the archived</w:t>
-      </w:r>
-      <w:r>
-        <w:t xml:space="preserve"> </w:t>
-      </w:r>
-      <w:r>
-        <w:t xml:space="preserve">environment. The label correction and the re-run were done by the corresponding author; they were</w:t>
-      </w:r>
-      <w:r>
-        <w:t xml:space="preserve"> </w:t>
-      </w:r>
-      <w:r>
-        <w:t xml:space="preserve">not repeated independently by the author of the pipeline. Where a result depends on a design choice,</w:t>
-      </w:r>
-      <w:r>
-        <w:t xml:space="preserve"> </w:t>
-      </w:r>
-      <w:r>
-        <w:t xml:space="preserve">the dependence is reported (Sections S1 and S3.6). Analyses added after the main results are</w:t>
-      </w:r>
-      <w:r>
-        <w:t xml:space="preserve"> </w:t>
-      </w:r>
-      <w:r>
-        <w:t xml:space="preserve">listed in Section S1.23.</w:t>
+        <w:t xml:space="preserve">1.3×10⁻⁸ (Section S3.6.2). Point estimates depend on the scikit-learn version: under version 1.5.2</w:t>
+      </w:r>
+      <w:r>
+        <w:t xml:space="preserve"> </w:t>
+      </w:r>
+      <w:r>
+        <w:t xml:space="preserve">instead of 1.9.0, single-direction AUCs moved by up to 0.047 and one support count changed (Section</w:t>
+      </w:r>
+      <w:r>
+        <w:t xml:space="preserve"> </w:t>
+      </w:r>
+      <w:r>
+        <w:t xml:space="preserve">S3.5(vi)). Exact reproduction therefore needs the archived environment. The label correction and the</w:t>
+      </w:r>
+      <w:r>
+        <w:t xml:space="preserve"> </w:t>
+      </w:r>
+      <w:r>
+        <w:t xml:space="preserve">re-run were done by the corresponding author and were not repeated independently by the author of</w:t>
+      </w:r>
+      <w:r>
+        <w:t xml:space="preserve"> </w:t>
+      </w:r>
+      <w:r>
+        <w:t xml:space="preserve">the pipeline. The source file of every reported number is named in the Supplementary Material.</w:t>
       </w:r>
     </w:p>
     <w:p>
@@ -5073,25 +5346,25 @@
         <w:t xml:space="preserve"> </w:t>
       </w:r>
       <w:r>
-        <w:t xml:space="preserve">was also used to check reported numbers, to run simulated reviews, and to draft and edit text. Every</w:t>
-      </w:r>
-      <w:r>
-        <w:t xml:space="preserve"> </w:t>
-      </w:r>
-      <w:r>
-        <w:t xml:space="preserve">input is identified by SHA-256, and reported numbers are checked against tracked outputs by</w:t>
-      </w:r>
-      <w:r>
-        <w:t xml:space="preserve"> </w:t>
-      </w:r>
-      <w:r>
-        <w:rPr>
-          <w:rStyle w:val="VerbatimChar"/>
-        </w:rPr>
-        <w:t xml:space="preserve">paper/figures/check_all.py</w:t>
-      </w:r>
-      <w:r>
-        <w:t xml:space="preserve">. The corresponding author reviewed the code, outputs and text.</w:t>
+        <w:t xml:space="preserve">was also used to check reported numbers, to draft and edit text, and to produce simulated referee</w:t>
+      </w:r>
+      <w:r>
+        <w:t xml:space="preserve"> </w:t>
+      </w:r>
+      <w:r>
+        <w:t xml:space="preserve">reports on drafts, which the authors used as an internal check. Every input is identified by</w:t>
+      </w:r>
+      <w:r>
+        <w:t xml:space="preserve"> </w:t>
+      </w:r>
+      <w:r>
+        <w:t xml:space="preserve">SHA-256, and reported numbers are checked automatically against tracked outputs. The corresponding</w:t>
+      </w:r>
+      <w:r>
+        <w:t xml:space="preserve"> </w:t>
+      </w:r>
+      <w:r>
+        <w:t xml:space="preserve">author reviewed the code, outputs and text.</w:t>
       </w:r>
     </w:p>
     <w:bookmarkEnd w:id="39"/>
@@ -5115,19 +5388,19 @@
         <w:t xml:space="preserve"> </w:t>
       </w:r>
       <w:r>
-        <w:t xml:space="preserve">associations of both fires were computed with the same bootstrap. Season, year and population all</w:t>
-      </w:r>
-      <w:r>
-        <w:t xml:space="preserve"> </w:t>
-      </w:r>
-      <w:r>
-        <w:t xml:space="preserve">differ between the two arms, because the 2022 arm is defined by removing the 2021 scar (Sections</w:t>
-      </w:r>
-      <w:r>
-        <w:t xml:space="preserve"> </w:t>
-      </w:r>
-      <w:r>
-        <w:t xml:space="preserve">S1.13 and S3.3).</w:t>
+        <w:t xml:space="preserve">associations of both fires were computed with the same bootstrap. However, season, year and</w:t>
+      </w:r>
+      <w:r>
+        <w:t xml:space="preserve"> </w:t>
+      </w:r>
+      <w:r>
+        <w:t xml:space="preserve">population all differ between the two fires, because the 2022 population is defined by removing the</w:t>
+      </w:r>
+      <w:r>
+        <w:t xml:space="preserve"> </w:t>
+      </w:r>
+      <w:r>
+        <w:t xml:space="preserve">2021 scar (Sections S1.13 and S3.3).</w:t>
       </w:r>
     </w:p>
     <w:bookmarkEnd w:id="40"/>
@@ -5155,31 +5428,31 @@
         <w:pStyle w:val="FirstParagraph"/>
       </w:pPr>
       <w:r>
-        <w:t xml:space="preserve">All five regions passed the burned-landcover gate, and the negative control failed it. Kozan 2023</w:t>
-      </w:r>
-      <w:r>
-        <w:t xml:space="preserve"> </w:t>
-      </w:r>
-      <w:r>
-        <w:t xml:space="preserve">had a natural-vegetation fraction of 0.017 against the threshold of 0.50 and was excluded. The five</w:t>
-      </w:r>
-      <w:r>
-        <w:t xml:space="preserve"> </w:t>
-      </w:r>
-      <w:r>
-        <w:t xml:space="preserve">admitted regions had fractions of 0.723 to 0.991. The gate therefore separates the cases clearly,</w:t>
-      </w:r>
-      <w:r>
-        <w:t xml:space="preserve"> </w:t>
-      </w:r>
-      <w:r>
-        <w:t xml:space="preserve">although one negative control cannot show that it always works. The extended North Evia rectangle</w:t>
-      </w:r>
-      <w:r>
-        <w:t xml:space="preserve"> </w:t>
-      </w:r>
-      <w:r>
-        <w:t xml:space="preserve">kept the burned scar almost unchanged and gave a burned prevalence of 0.287 in the primary</w:t>
+        <w:t xml:space="preserve">All five regions passed the burned-landcover gate, while the negative control failed it. Kozan 2023</w:t>
+      </w:r>
+      <w:r>
+        <w:t xml:space="preserve"> </w:t>
+      </w:r>
+      <w:r>
+        <w:t xml:space="preserve">had a natural-vegetation fraction of 0.017 against the threshold of 0.50 and was excluded, whereas the</w:t>
+      </w:r>
+      <w:r>
+        <w:t xml:space="preserve"> </w:t>
+      </w:r>
+      <w:r>
+        <w:t xml:space="preserve">five admitted regions had fractions of 0.723 to 0.991. The gate therefore separates the cases</w:t>
+      </w:r>
+      <w:r>
+        <w:t xml:space="preserve"> </w:t>
+      </w:r>
+      <w:r>
+        <w:t xml:space="preserve">clearly, although one negative control cannot show that it always works. The extended North Evia</w:t>
+      </w:r>
+      <w:r>
+        <w:t xml:space="preserve"> </w:t>
+      </w:r>
+      <w:r>
+        <w:t xml:space="preserve">rectangle kept the burned scar almost unchanged and gave a burned prevalence of 0.287 in the primary</w:t>
       </w:r>
       <w:r>
         <w:t xml:space="preserve"> </w:t>
@@ -5215,25 +5488,25 @@
         <w:t xml:space="preserve"> </w:t>
       </w:r>
       <w:r>
-        <w:t xml:space="preserve">and at 5 km blocking. At 10 km the point estimates stayed positive, from +0.047 to +0.154, but they</w:t>
-      </w:r>
-      <w:r>
-        <w:t xml:space="preserve"> </w:t>
-      </w:r>
-      <w:r>
-        <w:t xml:space="preserve">rest on only 6 to 33 blocks that contain burned cells, so they are indicative. The gain also stayed</w:t>
-      </w:r>
-      <w:r>
-        <w:t xml:space="preserve"> </w:t>
-      </w:r>
-      <w:r>
-        <w:t xml:space="preserve">positive, with interval support in all five regions, when the predictor window was closed up to two</w:t>
-      </w:r>
-      <w:r>
-        <w:t xml:space="preserve"> </w:t>
-      </w:r>
-      <w:r>
-        <w:t xml:space="preserve">weeks earlier (Section S1.4).</w:t>
+        <w:t xml:space="preserve">and at 5 km blocking. At 10 km blocking the point estimates stayed positive, from +0.047 to +0.154,</w:t>
+      </w:r>
+      <w:r>
+        <w:t xml:space="preserve"> </w:t>
+      </w:r>
+      <w:r>
+        <w:t xml:space="preserve">but they rest on only 6 to 33 blocks that contain burned cells, so they are indicative. The gain also</w:t>
+      </w:r>
+      <w:r>
+        <w:t xml:space="preserve"> </w:t>
+      </w:r>
+      <w:r>
+        <w:t xml:space="preserve">stayed positive, with interval support in all five regions, when the predictor window was closed up</w:t>
+      </w:r>
+      <w:r>
+        <w:t xml:space="preserve"> </w:t>
+      </w:r>
+      <w:r>
+        <w:t xml:space="preserve">to two weeks earlier (Section S1.4).</w:t>
       </w:r>
     </w:p>
     <w:p>
@@ -5264,31 +5537,19 @@
         <w:t xml:space="preserve"> </w:t>
       </w:r>
       <w:r>
-        <w:t xml:space="preserve">bootstrap, 1000 replicates. Block sizes 2/10/20 cells ≈ 1/5/10 km. Baseline and Thermal columns are</w:t>
-      </w:r>
-      <w:r>
-        <w:t xml:space="preserve"> </w:t>
-      </w:r>
-      <w:r>
-        <w:t xml:space="preserve">ROC-AUC; the 95 % CI belongs to ΔAUC. Source: the pipeline’s step8b/step8c outputs (block 2) and</w:t>
-      </w:r>
-      <w:r>
-        <w:t xml:space="preserve"> </w:t>
-      </w:r>
-      <w:r>
-        <w:t xml:space="preserve">its large-block robustness outputs (blocks 10 and 20); Manavgat from</w:t>
-      </w:r>
-      <w:r>
-        <w:t xml:space="preserve"> </w:t>
-      </w:r>
-      <w:r>
-        <w:rPr>
-          <w:rStyle w:val="VerbatimChar"/>
-        </w:rPr>
-        <w:t xml:space="preserve">paper/labelfix_rerun/pipeline/</w:t>
-      </w:r>
-      <w:r>
-        <w:t xml:space="preserve">.</w:t>
+        <w:t xml:space="preserve">bootstrap, 1000 replicates. Block sizes of 2, 10 and 20 cells correspond to about 1, 5 and 10 km.</w:t>
+      </w:r>
+      <w:r>
+        <w:t xml:space="preserve"> </w:t>
+      </w:r>
+      <w:r>
+        <w:t xml:space="preserve">The Baseline and Thermal columns are ROC-AUC, and the 95 % CI belongs to ΔAUC. Source files are</w:t>
+      </w:r>
+      <w:r>
+        <w:t xml:space="preserve"> </w:t>
+      </w:r>
+      <w:r>
+        <w:t xml:space="preserve">listed in the Supplementary Material.</w:t>
       </w:r>
     </w:p>
     <w:tbl>
@@ -6974,13 +7235,19 @@
         <w:t xml:space="preserve"> </w:t>
       </w:r>
       <w:r>
-        <w:t xml:space="preserve">The 10-cell row, with 16 to 70 blocks containing burned cells in every region, is the</w:t>
-      </w:r>
-      <w:r>
-        <w:t xml:space="preserve"> </w:t>
-      </w:r>
-      <w:r>
-        <w:t xml:space="preserve">coarsest blocking that this design supports. Block counts are given in Section S1.3.</w:t>
+        <w:t xml:space="preserve">At 10 cells (about 5 km), every region has 16 to 70 blocks with burned cells, so this is</w:t>
+      </w:r>
+      <w:r>
+        <w:t xml:space="preserve"> </w:t>
+      </w:r>
+      <w:r>
+        <w:t xml:space="preserve">the coarsest blocking that the design supports. The 20-cell rows are indicative. Block counts are</w:t>
+      </w:r>
+      <w:r>
+        <w:t xml:space="preserve"> </w:t>
+      </w:r>
+      <w:r>
+        <w:t xml:space="preserve">given in Section S1.3.</w:t>
       </w:r>
     </w:p>
     <w:bookmarkEnd w:id="43"/>
@@ -6998,13 +7265,13 @@
         <w:pStyle w:val="FirstParagraph"/>
       </w:pPr>
       <w:r>
-        <w:t xml:space="preserve">This section measures the effect of the evaluation frame on one model in one region. No transfer is</w:t>
-      </w:r>
-      <w:r>
-        <w:t xml:space="preserve"> </w:t>
-      </w:r>
-      <w:r>
-        <w:t xml:space="preserve">involved. Four evaluations are compared (Table 2). The last three are scored on</w:t>
+        <w:t xml:space="preserve">This section measures the effect of the evaluation frame on one model in one region, so no transfer</w:t>
+      </w:r>
+      <w:r>
+        <w:t xml:space="preserve"> </w:t>
+      </w:r>
+      <w:r>
+        <w:t xml:space="preserve">is involved. Four evaluations are compared (Table 2). The last three are scored on</w:t>
       </w:r>
       <w:r>
         <w:t xml:space="preserve"> </w:t>
@@ -7023,13 +7290,13 @@
         <w:t xml:space="preserve"> </w:t>
       </w:r>
       <w:r>
-        <w:t xml:space="preserve">so they differ only in the training data. The held-out unit is a group of at least 50 burned cells</w:t>
-      </w:r>
-      <w:r>
-        <w:t xml:space="preserve"> </w:t>
-      </w:r>
-      <w:r>
-        <w:t xml:space="preserve">with all cells within 2 km of it.</w:t>
+        <w:t xml:space="preserve">so they differ only in the training data. The held-out unit is a scar of at least 50 burned cells</w:t>
+      </w:r>
+      <w:r>
+        <w:t xml:space="preserve"> </w:t>
+      </w:r>
+      <w:r>
+        <w:t xml:space="preserve">together with its 2 km collar.</w:t>
       </w:r>
     </w:p>
     <w:p>
@@ -7054,13 +7321,13 @@
         <w:t xml:space="preserve"> </w:t>
       </w:r>
       <w:r>
-        <w:t xml:space="preserve">and D are scored on the held-out scar area; row A is the whole region and is shown to make the</w:t>
-      </w:r>
-      <w:r>
-        <w:t xml:space="preserve"> </w:t>
-      </w:r>
-      <w:r>
-        <w:t xml:space="preserve">mismatch visible. Means and Student</w:t>
+        <w:t xml:space="preserve">and D are scored on the scar frame. Row A is the whole region and is shown to make the difference</w:t>
+      </w:r>
+      <w:r>
+        <w:t xml:space="preserve"> </w:t>
+      </w:r>
+      <w:r>
+        <w:t xml:space="preserve">visible. Means and Student</w:t>
       </w:r>
       <w:r>
         <w:t xml:space="preserve"> </w:t>
@@ -7076,25 +7343,35 @@
         <w:t xml:space="preserve"> </w:t>
       </w:r>
       <w:r>
-        <w:t xml:space="preserve">intervals over the seven scars that admit row C (four in</w:t>
-      </w:r>
-      <w:r>
-        <w:t xml:space="preserve"> </w:t>
-      </w:r>
-      <w:r>
-        <w:t xml:space="preserve">Muğla, two in Montiferru, one in Evia). Source:</w:t>
-      </w:r>
-      <w:r>
-        <w:t xml:space="preserve"> </w:t>
-      </w:r>
-      <w:r>
-        <w:rPr>
-          <w:rStyle w:val="VerbatimChar"/>
-        </w:rPr>
-        <w:t xml:space="preserve">paper/labelfix_rerun/code/matched_holdout.json</w:t>
-      </w:r>
-      <w:r>
-        <w:t xml:space="preserve">.</w:t>
+        <w:t xml:space="preserve">intervals over the seven scars that allow row C: four in Muğla, two in</w:t>
+      </w:r>
+      <w:r>
+        <w:t xml:space="preserve"> </w:t>
+      </w:r>
+      <w:r>
+        <w:t xml:space="preserve">Montiferru and one in Evia. The</w:t>
+      </w:r>
+      <w:r>
+        <w:t xml:space="preserve"> </w:t>
+      </w:r>
+      <w:r>
+        <w:rPr>
+          <w:i/>
+          <w:iCs/>
+        </w:rPr>
+        <w:t xml:space="preserve">t</w:t>
+      </w:r>
+      <w:r>
+        <w:t xml:space="preserve"> </w:t>
+      </w:r>
+      <w:r>
+        <w:t xml:space="preserve">intervals treat scars as independent; region-level estimates are</w:t>
+      </w:r>
+      <w:r>
+        <w:t xml:space="preserve"> </w:t>
+      </w:r>
+      <w:r>
+        <w:t xml:space="preserve">given in the text.</w:t>
       </w:r>
     </w:p>
     <w:tbl>
@@ -7604,19 +7881,19 @@
           <w:b/>
           <w:bCs/>
         </w:rPr>
-        <w:t xml:space="preserve">The same model loses 0.133 AUC when it is scored at the fire.</w:t>
-      </w:r>
-      <w:r>
-        <w:t xml:space="preserve"> </w:t>
-      </w:r>
-      <w:r>
-        <w:t xml:space="preserve">Rows A and B use one model and one</w:t>
-      </w:r>
-      <w:r>
-        <w:t xml:space="preserve"> </w:t>
-      </w:r>
-      <w:r>
-        <w:t xml:space="preserve">set of predictions. Only the scored cells differ. This change alone costs</w:t>
+        <w:t xml:space="preserve">The same model scores 0.16 lower on the scar frame.</w:t>
+      </w:r>
+      <w:r>
+        <w:t xml:space="preserve"> </w:t>
+      </w:r>
+      <w:r>
+        <w:t xml:space="preserve">Rows A and B use one model and one set of</w:t>
+      </w:r>
+      <w:r>
+        <w:t xml:space="preserve"> </w:t>
+      </w:r>
+      <w:r>
+        <w:t xml:space="preserve">predictions, and only the scored cells differ. With the region as the unit, this change costs</w:t>
       </w:r>
       <w:r>
         <w:t xml:space="preserve"> </w:t>
@@ -7626,22 +7903,31 @@
           <w:b/>
           <w:bCs/>
         </w:rPr>
-        <w:t xml:space="preserve">0.133 [+0.060, +0.207]</w:t>
-      </w:r>
-      <w:r>
-        <w:t xml:space="preserve">,</w:t>
-      </w:r>
-      <w:r>
-        <w:t xml:space="preserve"> </w:t>
-      </w:r>
-      <w:r>
-        <w:t xml:space="preserve">about three fifths of the 0.227 [+0.147, +0.308] fall from A to C. Row A is repeated across the scars</w:t>
-      </w:r>
-      <w:r>
-        <w:t xml:space="preserve"> </w:t>
-      </w:r>
-      <w:r>
-        <w:t xml:space="preserve">of a region, so the scar-level interval is too narrow. With the region as the unit, the cost is</w:t>
+        <w:t xml:space="preserve">+0.160 [+0.090, +0.230]</w:t>
+      </w:r>
+      <w:r>
+        <w:t xml:space="preserve"> </w:t>
+      </w:r>
+      <w:r>
+        <w:t xml:space="preserve">over all nine scars in five regions, and +0.137 [+0.048, +0.226] over the</w:t>
+      </w:r>
+      <w:r>
+        <w:t xml:space="preserve"> </w:t>
+      </w:r>
+      <w:r>
+        <w:t xml:space="preserve">three regions of Table 2. Over the seven scars the cost is 0.133 [+0.060, +0.207], but this interval</w:t>
+      </w:r>
+      <w:r>
+        <w:t xml:space="preserve"> </w:t>
+      </w:r>
+      <w:r>
+        <w:t xml:space="preserve">is too narrow, because row A is repeated for each scar of a region. With the region as the unit, the</w:t>
+      </w:r>
+      <w:r>
+        <w:t xml:space="preserve"> </w:t>
+      </w:r>
+      <w:r>
+        <w:t xml:space="preserve">fall from A to C is +0.266 [−0.022, +0.553].</w:t>
       </w:r>
       <w:r>
         <w:t xml:space="preserve"> </w:t>
@@ -7651,52 +7937,13 @@
           <w:b/>
           <w:bCs/>
         </w:rPr>
-        <w:t xml:space="preserve">+0.137 [+0.048, +0.226]</w:t>
-      </w:r>
-      <w:r>
-        <w:t xml:space="preserve"> </w:t>
-      </w:r>
-      <w:r>
-        <w:t xml:space="preserve">over three regions and</w:t>
-      </w:r>
-      <w:r>
-        <w:t xml:space="preserve"> </w:t>
+        <w:t xml:space="preserve">Only the frame cost is therefore established at the</w:t>
       </w:r>
       <w:r>
         <w:rPr>
           <w:b/>
           <w:bCs/>
         </w:rPr>
-        <w:t xml:space="preserve">+0.160 [+0.090, +0.230]</w:t>
-      </w:r>
-      <w:r>
-        <w:t xml:space="preserve"> </w:t>
-      </w:r>
-      <w:r>
-        <w:t xml:space="preserve">over all nine scars in</w:t>
-      </w:r>
-      <w:r>
-        <w:t xml:space="preserve"> </w:t>
-      </w:r>
-      <w:r>
-        <w:t xml:space="preserve">five regions (</w:t>
-      </w:r>
-      <w:r>
-        <w:rPr>
-          <w:rStyle w:val="VerbatimChar"/>
-        </w:rPr>
-        <w:t xml:space="preserve">paper/labelfix_rerun/round7/round7_summary.json</w:t>
-      </w:r>
-      <w:r>
-        <w:t xml:space="preserve">). With the region as the unit, the</w:t>
-      </w:r>
-      <w:r>
-        <w:t xml:space="preserve"> </w:t>
-      </w:r>
-      <w:r>
-        <w:t xml:space="preserve">fall from A to C is +0.266 [−0.022, +0.553].</w:t>
-      </w:r>
-      <w:r>
         <w:t xml:space="preserve"> </w:t>
       </w:r>
       <w:r>
@@ -7704,27 +7951,157 @@
           <w:b/>
           <w:bCs/>
         </w:rPr>
-        <w:t xml:space="preserve">Only the frame cost is established at the region</w:t>
-      </w:r>
+        <w:t xml:space="preserve">region level.</w:t>
+      </w:r>
+      <w:r>
+        <w:t xml:space="preserve"> </w:t>
+      </w:r>
+      <w:r>
+        <w:t xml:space="preserve">The two frames answer different questions (Section 3.12), so the region-wide score is</w:t>
+      </w:r>
+      <w:r>
+        <w:t xml:space="preserve"> </w:t>
+      </w:r>
+      <w:r>
+        <w:t xml:space="preserve">not a biased version of the scar score. It is, however, the more optimistic of the two, and it holds</w:t>
+      </w:r>
+      <w:r>
+        <w:t xml:space="preserve"> </w:t>
+      </w:r>
+      <w:r>
+        <w:t xml:space="preserve">in all nine scars.</w:t>
+      </w:r>
+    </w:p>
+    <w:p>
+      <w:pPr>
+        <w:pStyle w:val="BodyText"/>
+      </w:pPr>
       <w:r>
         <w:rPr>
           <w:b/>
           <w:bCs/>
         </w:rPr>
-        <w:t xml:space="preserve"> </w:t>
-      </w:r>
+        <w:t xml:space="preserve">The cost comes from the unburned cells next to the fire.</w:t>
+      </w:r>
+      <w:r>
+        <w:t xml:space="preserve"> </w:t>
+      </w:r>
+      <w:r>
+        <w:t xml:space="preserve">Over nine scars, scoring the predictions</w:t>
+      </w:r>
+      <w:r>
+        <w:t xml:space="preserve"> </w:t>
+      </w:r>
+      <w:r>
+        <w:t xml:space="preserve">on a random sample with the same burned fraction as the scar frame changed nothing (−0.002 [−0.005,</w:t>
+      </w:r>
+      <w:r>
+        <w:t xml:space="preserve"> </w:t>
+      </w:r>
+      <w:r>
+        <w:t xml:space="preserve">+0.001]). This is expected, because ROC-AUC does not depend on class balance. Scoring them on the scar</w:t>
+      </w:r>
+      <w:r>
+        <w:t xml:space="preserve"> </w:t>
+      </w:r>
+      <w:r>
+        <w:t xml:space="preserve">frame cost +0.149 [+0.087, +0.211]. Replacing only the unburned cells explained 0.139 [0.098, 0.181]</w:t>
+      </w:r>
+      <w:r>
+        <w:t xml:space="preserve"> </w:t>
+      </w:r>
+      <w:r>
+        <w:t xml:space="preserve">of this, and replacing only the burned cells −0.002 [−0.055, +0.051] (Section S1.9.1). A placebo</w:t>
+      </w:r>
+      <w:r>
+        <w:t xml:space="preserve"> </w:t>
+      </w:r>
+      <w:r>
+        <w:t xml:space="preserve">collar of the same shape, placed away from any burned cell, reproduced the region-wide score, and</w:t>
+      </w:r>
+      <w:r>
+        <w:t xml:space="preserve"> </w:t>
+      </w:r>
+      <w:r>
+        <w:t xml:space="preserve">excluding up to two cells at the scar edge left the cost at 0.145 or more with the region as the</w:t>
+      </w:r>
+      <w:r>
+        <w:t xml:space="preserve"> </w:t>
+      </w:r>
+      <w:r>
+        <w:t xml:space="preserve">unit (Table S21). Across regions, the cost was not related to the share of distant cells in the study</w:t>
+      </w:r>
+      <w:r>
+        <w:t xml:space="preserve"> </w:t>
+      </w:r>
+      <w:r>
+        <w:t xml:space="preserve">area (slope 0.005 [−0.41, +0.42], n = 5). The unburned cells next to a fire are therefore hard to rank,</w:t>
+      </w:r>
+      <w:r>
+        <w:t xml:space="preserve"> </w:t>
+      </w:r>
+      <w:r>
+        <w:t xml:space="preserve">rather than the distant cells being easy.</w:t>
+      </w:r>
+    </w:p>
+    <w:p>
+      <w:pPr>
+        <w:pStyle w:val="BodyText"/>
+      </w:pPr>
       <w:r>
         <w:rPr>
           <w:b/>
           <w:bCs/>
         </w:rPr>
-        <w:t xml:space="preserve">level.</w:t>
-      </w:r>
-      <w:r>
-        <w:t xml:space="preserve"> </w:t>
-      </w:r>
-      <w:r>
-        <w:t xml:space="preserve">A region-wide score is therefore an upper bound for the same model at the fire.</w:t>
+        <w:t xml:space="preserve">Withholding the fire or moving the model had no measurable cost, but the test is weak.</w:t>
+      </w:r>
+      <w:r>
+        <w:t xml:space="preserve"> </w:t>
+      </w:r>
+      <w:r>
+        <w:t xml:space="preserve">B minus</w:t>
+      </w:r>
+      <w:r>
+        <w:t xml:space="preserve"> </w:t>
+      </w:r>
+      <w:r>
+        <w:t xml:space="preserve">C, the effect of withholding the scar, is +0.094 [−0.012, +0.200]. C minus D, the effect of using a</w:t>
+      </w:r>
+      <w:r>
+        <w:t xml:space="preserve"> </w:t>
+      </w:r>
+      <w:r>
+        <w:t xml:space="preserve">model from 306 to 2,802 km away, is −0.007 [−0.070, +0.057]. Both intervals include zero, and both</w:t>
+      </w:r>
+      <w:r>
+        <w:t xml:space="preserve"> </w:t>
+      </w:r>
+      <w:r>
+        <w:t xml:space="preserve">evaluations are close to chance. In Evia, however, withholding the scar leaves only 11 burned cells</w:t>
+      </w:r>
+      <w:r>
+        <w:t xml:space="preserve"> </w:t>
+      </w:r>
+      <w:r>
+        <w:t xml:space="preserve">for training. In Muğla alone, where every held-out case keeps a well-trained model, C and D are 0.579</w:t>
+      </w:r>
+      <w:r>
+        <w:t xml:space="preserve"> </w:t>
+      </w:r>
+      <w:r>
+        <w:t xml:space="preserve">and 0.586. With region-level clustering the intervals widen strongly. For example, the difference in</w:t>
+      </w:r>
+      <w:r>
+        <w:t xml:space="preserve"> </w:t>
+      </w:r>
+      <w:r>
+        <w:t xml:space="preserve">thermal gain between rows C and D widens from [−0.061, +0.094] to [−0.154, +0.186]. Effects of up to</w:t>
+      </w:r>
+      <w:r>
+        <w:t xml:space="preserve"> </w:t>
+      </w:r>
+      <w:r>
+        <w:t xml:space="preserve">about 0.2 therefore cannot be excluded.</w:t>
       </w:r>
     </w:p>
     <w:p>
@@ -7736,67 +8113,83 @@
           <w:b/>
           <w:bCs/>
         </w:rPr>
-        <w:t xml:space="preserve">The cost comes from the unburned cells.</w:t>
-      </w:r>
-      <w:r>
-        <w:t xml:space="preserve"> </w:t>
-      </w:r>
-      <w:r>
-        <w:t xml:space="preserve">Over nine scars, scoring the predictions on a random</w:t>
-      </w:r>
-      <w:r>
-        <w:t xml:space="preserve"> </w:t>
-      </w:r>
-      <w:r>
-        <w:t xml:space="preserve">sample with the same burned fraction as the scar area changed nothing (−0.002 [−0.005, +0.001]). This</w:t>
-      </w:r>
-      <w:r>
-        <w:t xml:space="preserve"> </w:t>
-      </w:r>
-      <w:r>
-        <w:t xml:space="preserve">is expected, because ROC-AUC does not depend on class balance. Scoring them on the scar area cost</w:t>
-      </w:r>
-      <w:r>
-        <w:t xml:space="preserve"> </w:t>
-      </w:r>
-      <w:r>
-        <w:t xml:space="preserve">+0.149 [+0.087, +0.211]. Replacing only the unburned cells explained 0.139 [0.098, 0.181] of this, and</w:t>
-      </w:r>
-      <w:r>
-        <w:t xml:space="preserve"> </w:t>
-      </w:r>
-      <w:r>
-        <w:t xml:space="preserve">replacing only the burned cells −0.002 [−0.055, +0.051] (Section S1.9.1). Unburned cells next to a</w:t>
-      </w:r>
-      <w:r>
-        <w:t xml:space="preserve"> </w:t>
-      </w:r>
-      <w:r>
-        <w:t xml:space="preserve">fire are similar to the burned cells, while a whole region also contains easy distant cells.</w:t>
-      </w:r>
-    </w:p>
-    <w:p>
-      <w:pPr>
-        <w:pStyle w:val="BodyText"/>
-      </w:pPr>
+        <w:t xml:space="preserve">On the scar frame, the thermal gain is not established.</w:t>
+      </w:r>
+      <w:r>
+        <w:t xml:space="preserve"> </w:t>
+      </w:r>
+      <w:r>
+        <w:t xml:space="preserve">The same four evaluations were applied to</w:t>
+      </w:r>
+      <w:r>
+        <w:t xml:space="preserve"> </w:t>
+      </w:r>
+      <w:r>
+        <w:t xml:space="preserve">the thermal gain at 5 km blocking. Averaged over the seven scars, with Muğla counted four times, the</w:t>
+      </w:r>
+      <w:r>
+        <w:t xml:space="preserve"> </w:t>
+      </w:r>
+      <w:r>
+        <w:t xml:space="preserve">region-wide gain is +0.095. On the scar frame the same predictions give +0.021 [−0.059, +0.100].</w:t>
+      </w:r>
+      <w:r>
+        <w:t xml:space="preserve"> </w:t>
+      </w:r>
+      <w:r>
+        <w:t xml:space="preserve">Leave-one-scar-out gives +0.024 [−0.040, +0.089], and a foreign model +0.008 [−0.021, +0.038]. The</w:t>
+      </w:r>
+      <w:r>
+        <w:t xml:space="preserve"> </w:t>
+      </w:r>
+      <w:r>
+        <w:t xml:space="preserve">fall from +0.095 therefore occurs when the frame changes, not when the training data change (Section</w:t>
+      </w:r>
+      <w:r>
+        <w:t xml:space="preserve"> </w:t>
+      </w:r>
+      <w:r>
+        <w:t xml:space="preserve">S1.9.3).</w:t>
+      </w:r>
+    </w:p>
+    <w:bookmarkEnd w:id="44"/>
+    <w:bookmarkStart w:id="45" w:name="the-frame-effect-between-regions"/>
+    <w:p>
+      <w:pPr>
+        <w:pStyle w:val="Heading2"/>
+      </w:pPr>
+      <w:r>
+        <w:t xml:space="preserve">4.4 The frame effect between regions</w:t>
+      </w:r>
+    </w:p>
+    <w:p>
+      <w:pPr>
+        <w:pStyle w:val="FirstParagraph"/>
+      </w:pPr>
+      <w:r>
+        <w:t xml:space="preserve">The five study areas differ strongly in how many distant unburned cells they contain. The share of</w:t>
+      </w:r>
+      <w:r>
+        <w:t xml:space="preserve"> </w:t>
+      </w:r>
+      <w:r>
+        <w:t xml:space="preserve">cells more than 10 km from any burned cell is</w:t>
+      </w:r>
+      <w:r>
+        <w:t xml:space="preserve"> </w:t>
+      </w:r>
       <w:r>
         <w:rPr>
           <w:b/>
           <w:bCs/>
         </w:rPr>
-        <w:t xml:space="preserve">Withholding the fire and moving 2,800 km cost nothing measurable.</w:t>
-      </w:r>
-      <w:r>
-        <w:t xml:space="preserve"> </w:t>
-      </w:r>
-      <w:r>
-        <w:t xml:space="preserve">B minus C, the effect of</w:t>
-      </w:r>
-      <w:r>
-        <w:t xml:space="preserve"> </w:t>
-      </w:r>
-      <w:r>
-        <w:t xml:space="preserve">withholding the scar, is</w:t>
+        <w:t xml:space="preserve">2.1 %</w:t>
+      </w:r>
+      <w:r>
+        <w:t xml:space="preserve"> </w:t>
+      </w:r>
+      <w:r>
+        <w:t xml:space="preserve">in Montiferru and</w:t>
       </w:r>
       <w:r>
         <w:t xml:space="preserve"> </w:t>
@@ -7806,230 +8199,134 @@
           <w:b/>
           <w:bCs/>
         </w:rPr>
-        <w:t xml:space="preserve">+0.094 [−0.012, +0.200]</w:t>
-      </w:r>
-      <w:r>
-        <w:t xml:space="preserve">. C minus D, the effect of using a model from</w:t>
-      </w:r>
-      <w:r>
-        <w:t xml:space="preserve"> </w:t>
-      </w:r>
-      <w:r>
-        <w:t xml:space="preserve">306 to 2,802 km away, is</w:t>
-      </w:r>
-      <w:r>
-        <w:t xml:space="preserve"> </w:t>
-      </w:r>
+        <w:t xml:space="preserve">63.1 %</w:t>
+      </w:r>
+      <w:r>
+        <w:t xml:space="preserve"> </w:t>
+      </w:r>
+      <w:r>
+        <w:t xml:space="preserve">in Bejís (Table</w:t>
+      </w:r>
+      <w:r>
+        <w:t xml:space="preserve"> </w:t>
+      </w:r>
+      <w:r>
+        <w:t xml:space="preserve">S13). In Manavgat, the median elevation of these cells rises from 330 m within 5 km of the fire to</w:t>
+      </w:r>
+      <w:r>
+        <w:t xml:space="preserve"> </w:t>
+      </w:r>
+      <w:r>
+        <w:t xml:space="preserve">1,273 m at 20 to 50 km, while the burned cells have a median of 287 m.</w:t>
+      </w:r>
+    </w:p>
+    <w:p>
+      <w:pPr>
+        <w:pStyle w:val="BodyText"/>
+      </w:pPr>
       <w:r>
         <w:rPr>
           <w:b/>
           <w:bCs/>
         </w:rPr>
-        <w:t xml:space="preserve">−0.007 [−0.070, +0.057]</w:t>
-      </w:r>
-      <w:r>
-        <w:t xml:space="preserve">. Both intervals include zero, and both arms are</w:t>
-      </w:r>
-      <w:r>
-        <w:t xml:space="preserve"> </w:t>
-      </w:r>
-      <w:r>
-        <w:t xml:space="preserve">close to chance. With seven scars, this design can only bound a fire-specific effect at about 0.20.</w:t>
+        <w:t xml:space="preserve">Comparable study areas.</w:t>
+      </w:r>
+      <w:r>
+        <w:t xml:space="preserve"> </w:t>
+      </w:r>
+      <w:r>
+        <w:t xml:space="preserve">Every region was restricted to cells within 10 km of any burned cell.</w:t>
+      </w:r>
+      <w:r>
+        <w:t xml:space="preserve"> </w:t>
+      </w:r>
+      <w:r>
+        <w:t xml:space="preserve">This removes only distant unburned cells. Table 3 compares transfer on these collars with transfer on</w:t>
+      </w:r>
+      <w:r>
+        <w:t xml:space="preserve"> </w:t>
+      </w:r>
+      <w:r>
+        <w:t xml:space="preserve">the original areas. Mean transfer rose from 0.527 to 0.589, and the number of directions below chance</w:t>
+      </w:r>
+      <w:r>
+        <w:t xml:space="preserve"> </w:t>
+      </w:r>
+      <w:r>
+        <w:t xml:space="preserve">fell from seven to five. The thermal gain rose from +0.007 to +0.024, and the static baseline rose</w:t>
+      </w:r>
+      <w:r>
+        <w:t xml:space="preserve"> </w:t>
+      </w:r>
+      <w:r>
+        <w:t xml:space="preserve">with it, from 0.519 to 0.565. Because the collars are defined from burned cells, they cannot be drawn</w:t>
+      </w:r>
+      <w:r>
+        <w:t xml:space="preserve"> </w:t>
+      </w:r>
+      <w:r>
+        <w:t xml:space="preserve">before a fire (Section 3.12).</w:t>
       </w:r>
     </w:p>
     <w:p>
       <w:pPr>
         <w:pStyle w:val="BodyText"/>
+        <w:keepNext/>
       </w:pPr>
       <w:r>
         <w:rPr>
           <w:b/>
           <w:bCs/>
         </w:rPr>
-        <w:t xml:space="preserve">At the fire, the thermal gain is not established.</w:t>
-      </w:r>
-      <w:r>
-        <w:t xml:space="preserve"> </w:t>
-      </w:r>
-      <w:r>
-        <w:t xml:space="preserve">The same evaluations were applied to the</w:t>
-      </w:r>
-      <w:r>
-        <w:t xml:space="preserve"> </w:t>
-      </w:r>
-      <w:r>
-        <w:t xml:space="preserve">thermal gain at 5 km blocking. In the three regions of Table 2 the region-wide gain is +0.095. On the</w:t>
-      </w:r>
-      <w:r>
-        <w:t xml:space="preserve"> </w:t>
-      </w:r>
-      <w:r>
-        <w:t xml:space="preserve">scar area, the same predictions give +0.021 [−0.059, +0.100]. Leave-one-scar-out gives +0.024</w:t>
-      </w:r>
-      <w:r>
-        <w:t xml:space="preserve"> </w:t>
-      </w:r>
-      <w:r>
-        <w:t xml:space="preserve">[−0.040, +0.089], and a foreign model +0.008 [−0.021, +0.038]. The fall from +0.095 therefore happens</w:t>
-      </w:r>
-      <w:r>
-        <w:t xml:space="preserve"> </w:t>
-      </w:r>
-      <w:r>
-        <w:t xml:space="preserve">when the frame changes, not when the training data change (Section S1.9.3).</w:t>
-      </w:r>
-    </w:p>
-    <w:bookmarkEnd w:id="44"/>
-    <w:bookmarkStart w:id="45" w:name="the-frame-effect-between-regions"/>
-    <w:p>
-      <w:pPr>
-        <w:pStyle w:val="Heading2"/>
-      </w:pPr>
-      <w:r>
-        <w:t xml:space="preserve">4.4 The frame effect between regions</w:t>
-      </w:r>
-    </w:p>
-    <w:p>
-      <w:pPr>
-        <w:pStyle w:val="FirstParagraph"/>
-      </w:pPr>
-      <w:r>
-        <w:t xml:space="preserve">The five study areas differ strongly in how many distant unburned cells they contain. The share of</w:t>
-      </w:r>
-      <w:r>
-        <w:t xml:space="preserve"> </w:t>
-      </w:r>
-      <w:r>
-        <w:t xml:space="preserve">cells more than 10 km from any burned cell is</w:t>
-      </w:r>
-      <w:r>
-        <w:t xml:space="preserve"> </w:t>
-      </w:r>
-      <w:r>
-        <w:rPr>
-          <w:b/>
-          <w:bCs/>
-        </w:rPr>
-        <w:t xml:space="preserve">2.1 %</w:t>
-      </w:r>
-      <w:r>
-        <w:t xml:space="preserve"> </w:t>
-      </w:r>
-      <w:r>
-        <w:t xml:space="preserve">in Montiferru and</w:t>
-      </w:r>
-      <w:r>
-        <w:t xml:space="preserve"> </w:t>
-      </w:r>
-      <w:r>
-        <w:rPr>
-          <w:b/>
-          <w:bCs/>
-        </w:rPr>
-        <w:t xml:space="preserve">63.1 %</w:t>
-      </w:r>
-      <w:r>
-        <w:t xml:space="preserve"> </w:t>
-      </w:r>
-      <w:r>
-        <w:t xml:space="preserve">in Bejís (Table</w:t>
-      </w:r>
-      <w:r>
-        <w:t xml:space="preserve"> </w:t>
-      </w:r>
-      <w:r>
-        <w:t xml:space="preserve">S13). In Manavgat the median elevation of these cells rises from 330 m within 5 km of the fire to</w:t>
-      </w:r>
-      <w:r>
-        <w:t xml:space="preserve"> </w:t>
-      </w:r>
-      <w:r>
-        <w:t xml:space="preserve">1,273 m at 20 to 50 km, while the burned cells have a median of 287 m.</w:t>
-      </w:r>
-    </w:p>
-    <w:p>
-      <w:pPr>
-        <w:pStyle w:val="BodyText"/>
-      </w:pPr>
-      <w:r>
-        <w:rPr>
-          <w:b/>
-          <w:bCs/>
-        </w:rPr>
-        <w:t xml:space="preserve">Comparable study areas.</w:t>
-      </w:r>
-      <w:r>
-        <w:t xml:space="preserve"> </w:t>
-      </w:r>
-      <w:r>
-        <w:t xml:space="preserve">Every region was restricted to cells within 10 km of any burned cell.</w:t>
-      </w:r>
-      <w:r>
-        <w:t xml:space="preserve"> </w:t>
-      </w:r>
-      <w:r>
-        <w:t xml:space="preserve">This removes only distant unburned cells. Table 3 compares transfer on these collars with transfer</w:t>
-      </w:r>
-      <w:r>
-        <w:t xml:space="preserve"> </w:t>
-      </w:r>
-      <w:r>
-        <w:t xml:space="preserve">on the original areas. Mean transfer rose from 0.527 to 0.589, and the number of directions below</w:t>
-      </w:r>
-      <w:r>
-        <w:t xml:space="preserve"> </w:t>
-      </w:r>
-      <w:r>
-        <w:t xml:space="preserve">chance fell from seven to five. The thermal gain rose from +0.007 to +0.024. The static baseline rose</w:t>
-      </w:r>
-      <w:r>
-        <w:t xml:space="preserve"> </w:t>
-      </w:r>
-      <w:r>
-        <w:t xml:space="preserve">with it, from 0.519 to 0.565.</w:t>
-      </w:r>
-    </w:p>
-    <w:p>
-      <w:pPr>
-        <w:pStyle w:val="BodyText"/>
-        <w:keepNext/>
-      </w:pPr>
-      <w:r>
-        <w:rPr>
-          <w:b/>
-          <w:bCs/>
-        </w:rPr>
-        <w:t xml:space="preserve">Table 3. Cross-region transfer as drawn and on the equalised collars.</w:t>
-      </w:r>
-      <w:r>
-        <w:t xml:space="preserve"> </w:t>
-      </w:r>
-      <w:r>
-        <w:t xml:space="preserve">Twenty ordered</w:t>
-      </w:r>
-      <w:r>
-        <w:t xml:space="preserve"> </w:t>
-      </w:r>
-      <w:r>
-        <w:t xml:space="preserve">directions, primary population, thermal feature set unless stated. Support counts use the 10-cell</w:t>
-      </w:r>
-      <w:r>
-        <w:t xml:space="preserve"> </w:t>
-      </w:r>
-      <w:r>
-        <w:t xml:space="preserve">(~5 km) target-block bootstrap; the paired contribution Δ (thermal minus baseline) uses the</w:t>
-      </w:r>
-      <w:r>
-        <w:t xml:space="preserve"> </w:t>
-      </w:r>
-      <w:r>
-        <w:t xml:space="preserve">pair-cluster bootstrap, 1000 replicates. W − T is the within-region thermal increment minus the</w:t>
-      </w:r>
-      <w:r>
-        <w:t xml:space="preserve"> </w:t>
-      </w:r>
-      <w:r>
-        <w:t xml:space="preserve">transfer increment, averaged by target region, with a Student</w:t>
+        <w:t xml:space="preserve">Table 3. Cross-region transfer on the original study areas and on the distance collars.</w:t>
+      </w:r>
+      <w:r>
+        <w:t xml:space="preserve"> </w:t>
+      </w:r>
+      <w:r>
+        <w:t xml:space="preserve">Twenty</w:t>
+      </w:r>
+      <w:r>
+        <w:t xml:space="preserve"> </w:t>
+      </w:r>
+      <w:r>
+        <w:t xml:space="preserve">ordered directions, primary population, thermal feature set unless stated. The below-chance count is</w:t>
+      </w:r>
+      <w:r>
+        <w:t xml:space="preserve"> </w:t>
+      </w:r>
+      <w:r>
+        <w:t xml:space="preserve">a point count.</w:t>
+      </w:r>
+      <w:r>
+        <w:t xml:space="preserve"> </w:t>
+      </w:r>
+      <w:r>
+        <w:t xml:space="preserve">“Supported above / below”</w:t>
+      </w:r>
+      <w:r>
+        <w:t xml:space="preserve"> </w:t>
+      </w:r>
+      <w:r>
+        <w:t xml:space="preserve">counts directions whose interval excludes 0.5, from a 10-cell</w:t>
+      </w:r>
+      <w:r>
+        <w:t xml:space="preserve"> </w:t>
+      </w:r>
+      <w:r>
+        <w:t xml:space="preserve">(about 5 km) target-block bootstrap. Δ is the paired thermal-minus-baseline difference with a</w:t>
+      </w:r>
+      <w:r>
+        <w:t xml:space="preserve"> </w:t>
+      </w:r>
+      <w:r>
+        <w:t xml:space="preserve">pair-cluster bootstrap interval, 1000 replicates. W − T is the within-region thermal gain minus the</w:t>
+      </w:r>
+      <w:r>
+        <w:t xml:space="preserve"> </w:t>
+      </w:r>
+      <w:r>
+        <w:t xml:space="preserve">transfer gain, averaged by target region, with a Student</w:t>
       </w:r>
       <w:r>
         <w:t xml:space="preserve"> </w:t>
@@ -8046,48 +8343,6 @@
       </w:r>
       <w:r>
         <w:t xml:space="preserve">interval over the five targets.</w:t>
-      </w:r>
-      <w:r>
-        <w:t xml:space="preserve"> </w:t>
-      </w:r>
-      <w:r>
-        <w:t xml:space="preserve">Sources:</w:t>
-      </w:r>
-      <w:r>
-        <w:t xml:space="preserve"> </w:t>
-      </w:r>
-      <w:r>
-        <w:rPr>
-          <w:rStyle w:val="VerbatimChar"/>
-        </w:rPr>
-        <w:t xml:space="preserve">paper/labelfix_rerun/round5/collar/aoi_frame_transfer.csv</w:t>
-      </w:r>
-      <w:r>
-        <w:t xml:space="preserve">,</w:t>
-      </w:r>
-      <w:r>
-        <w:t xml:space="preserve"> </w:t>
-      </w:r>
-      <w:r>
-        <w:rPr>
-          <w:rStyle w:val="VerbatimChar"/>
-        </w:rPr>
-        <w:t xml:space="preserve">paper/labelfix_rerun/code/equalised_delta_interval.json</w:t>
-      </w:r>
-      <w:r>
-        <w:t xml:space="preserve">,</w:t>
-      </w:r>
-      <w:r>
-        <w:t xml:space="preserve"> </w:t>
-      </w:r>
-      <w:r>
-        <w:rPr>
-          <w:rStyle w:val="VerbatimChar"/>
-        </w:rPr>
-        <w:t xml:space="preserve">paper/labelfix_rerun/inference/equivalence.json</w:t>
-      </w:r>
-      <w:r>
-        <w:t xml:space="preserve">.</w:t>
       </w:r>
     </w:p>
     <w:tbl>
@@ -8630,37 +8885,49 @@
         <w:t xml:space="preserve"> </w:t>
       </w:r>
       <w:r>
-        <w:t xml:space="preserve">On the 10 km collar its interval still</w:t>
-      </w:r>
-      <w:r>
-        <w:t xml:space="preserve"> </w:t>
-      </w:r>
-      <w:r>
-        <w:t xml:space="preserve">includes zero under the primary resampling unit. Two of the five other units exclude zero</w:t>
-      </w:r>
-      <w:r>
-        <w:t xml:space="preserve"> </w:t>
-      </w:r>
-      <w:r>
-        <w:t xml:space="preserve">(clustering by target or by source region; Section S1.23). An equivalence test shows that the gain is</w:t>
-      </w:r>
-      <w:r>
-        <w:t xml:space="preserve"> </w:t>
-      </w:r>
-      <w:r>
-        <w:t xml:space="preserve">within ±0.05 of zero under four of five units, and a gain above 0.047 is not supported. The</w:t>
-      </w:r>
-      <w:r>
-        <w:t xml:space="preserve"> </w:t>
-      </w:r>
-      <w:r>
-        <w:t xml:space="preserve">difference between within-region and transfer gains (W − T) is positive on the original areas and on</w:t>
-      </w:r>
-      <w:r>
-        <w:t xml:space="preserve"> </w:t>
-      </w:r>
-      <w:r>
-        <w:t xml:space="preserve">the 10 km collar, but not on the 5 km collar (Table 3).</w:t>
+        <w:t xml:space="preserve">On the 10 km collar its interval includes</w:t>
+      </w:r>
+      <w:r>
+        <w:t xml:space="preserve"> </w:t>
+      </w:r>
+      <w:r>
+        <w:t xml:space="preserve">zero under the primary resampling unit. Of the five other units that can be computed, two exclude</w:t>
+      </w:r>
+      <w:r>
+        <w:t xml:space="preserve"> </w:t>
+      </w:r>
+      <w:r>
+        <w:t xml:space="preserve">zero: clustering by target region and clustering by source region (Section S1.22). In an exploratory</w:t>
+      </w:r>
+      <w:r>
+        <w:t xml:space="preserve"> </w:t>
+      </w:r>
+      <w:r>
+        <w:t xml:space="preserve">equivalence test with a margin of ±0.05, set after the results, the collar gain was within the margin</w:t>
+      </w:r>
+      <w:r>
+        <w:t xml:space="preserve"> </w:t>
+      </w:r>
+      <w:r>
+        <w:t xml:space="preserve">under four of six units. It was not within the margin under the pigeonhole bootstrap or the region</w:t>
+      </w:r>
+      <w:r>
+        <w:t xml:space="preserve"> </w:t>
+      </w:r>
+      <w:r>
+        <w:t xml:space="preserve">jackknife, whose 90 % upper bounds are 0.052 and 0.055. The difference between the within-region and</w:t>
+      </w:r>
+      <w:r>
+        <w:t xml:space="preserve"> </w:t>
+      </w:r>
+      <w:r>
+        <w:t xml:space="preserve">transfer gains (W − T) is positive on the original areas and on the 10 km collar, but not on the 5 km</w:t>
+      </w:r>
+      <w:r>
+        <w:t xml:space="preserve"> </w:t>
+      </w:r>
+      <w:r>
+        <w:t xml:space="preserve">collar (Table 3).</w:t>
       </w:r>
     </w:p>
     <w:p>
@@ -8690,7 +8957,13 @@
         <w:t xml:space="preserve"> </w:t>
       </w:r>
       <w:r>
-        <w:t xml:space="preserve">0.465], against 0.606 [0.525, 0.685] in Muğla and 0.648 [0.550, 0.740] in Evia. Under the per-comparison criterion of Section 3.10,</w:t>
+        <w:t xml:space="preserve">0.465], against 0.606 [0.525, 0.685] in Muğla and 0.648 [0.550, 0.740] in Evia (Bejís and Montiferru</w:t>
+      </w:r>
+      <w:r>
+        <w:t xml:space="preserve"> </w:t>
+      </w:r>
+      <w:r>
+        <w:t xml:space="preserve">in Table S14). Under the per-comparison criterion of Section 3.10,</w:t>
       </w:r>
       <w:r>
         <w:t xml:space="preserve"> </w:t>
@@ -8720,13 +8993,13 @@
         <w:t xml:space="preserve"> </w:t>
       </w:r>
       <w:r>
-        <w:t xml:space="preserve">Neither survives a Holm correction over the ninety</w:t>
-      </w:r>
-      <w:r>
-        <w:t xml:space="preserve"> </w:t>
-      </w:r>
-      <w:r>
-        <w:t xml:space="preserve">feature-by-pair comparisons (adjusted</w:t>
+        <w:t xml:space="preserve">Neither survives a Holm correction over</w:t>
+      </w:r>
+      <w:r>
+        <w:t xml:space="preserve"> </w:t>
+      </w:r>
+      <w:r>
+        <w:t xml:space="preserve">the ninety feature-by-pair comparisons (adjusted</w:t>
       </w:r>
       <w:r>
         <w:t xml:space="preserve"> </w:t>
@@ -8742,13 +9015,13 @@
         <w:t xml:space="preserve"> </w:t>
       </w:r>
       <w:r>
-        <w:t xml:space="preserve">= 0.33 and 0.79; Section S1.20). All other supported</w:t>
-      </w:r>
-      <w:r>
-        <w:t xml:space="preserve"> </w:t>
-      </w:r>
-      <w:r>
-        <w:t xml:space="preserve">elevation reversals disappear on the collar.</w:t>
+        <w:t xml:space="preserve">= 0.33 and 0.79; Section S1.19). All other</w:t>
+      </w:r>
+      <w:r>
+        <w:t xml:space="preserve"> </w:t>
+      </w:r>
+      <w:r>
+        <w:t xml:space="preserve">supported elevation reversals disappear on the collar.</w:t>
       </w:r>
     </w:p>
     <w:p>
@@ -8760,19 +9033,19 @@
           <w:b/>
           <w:bCs/>
         </w:rPr>
-        <w:t xml:space="preserve">Hotter surfaces burned less, and the Manavgat exception is terrain.</w:t>
-      </w:r>
-      <w:r>
-        <w:t xml:space="preserve"> </w:t>
-      </w:r>
-      <w:r>
-        <w:t xml:space="preserve">At the point estimates, a</w:t>
-      </w:r>
-      <w:r>
-        <w:t xml:space="preserve"> </w:t>
-      </w:r>
-      <w:r>
-        <w:t xml:space="preserve">hotter pre-fire surface burned</w:t>
+        <w:t xml:space="preserve">Hotter surfaces burned less at the point estimates.</w:t>
+      </w:r>
+      <w:r>
+        <w:t xml:space="preserve"> </w:t>
+      </w:r>
+      <w:r>
+        <w:t xml:space="preserve">In four of five regions, a hotter pre-fire</w:t>
+      </w:r>
+      <w:r>
+        <w:t xml:space="preserve"> </w:t>
+      </w:r>
+      <w:r>
+        <w:t xml:space="preserve">surface was associated with</w:t>
       </w:r>
       <w:r>
         <w:t xml:space="preserve"> </w:t>
@@ -8788,52 +9061,43 @@
         <w:t xml:space="preserve"> </w:t>
       </w:r>
       <w:r>
-        <w:t xml:space="preserve">in four of five regions. This is the opposite of what the</w:t>
-      </w:r>
-      <w:r>
-        <w:t xml:space="preserve"> </w:t>
-      </w:r>
-      <w:r>
-        <w:t xml:space="preserve">dryness idea predicts. In Manavgat the burned cells are hotter (current LST 0.665 on the full frame),</w:t>
-      </w:r>
-      <w:r>
-        <w:t xml:space="preserve"> </w:t>
-      </w:r>
-      <w:r>
-        <w:t xml:space="preserve">but they are also low-lying. When elevation is held constant, Manavgat’s LST association falls to</w:t>
-      </w:r>
-      <w:r>
-        <w:t xml:space="preserve"> </w:t>
-      </w:r>
-      <w:r>
-        <w:t xml:space="preserve">0.455 on the full frame and 0.403 on the collar, and to 0.446 and 0.409 after removing the linear</w:t>
-      </w:r>
-      <w:r>
-        <w:t xml:space="preserve"> </w:t>
-      </w:r>
-      <w:r>
-        <w:t xml:space="preserve">effect of elevation (</w:t>
-      </w:r>
-      <w:r>
-        <w:rPr>
-          <w:rStyle w:val="VerbatimChar"/>
-        </w:rPr>
-        <w:t xml:space="preserve">paper/labelfix_rerun/round7/r7b_lst_given_terrain.csv</w:t>
-      </w:r>
-      <w:r>
-        <w:t xml:space="preserve">; Section S1.11). Manavgat</w:t>
-      </w:r>
-      <w:r>
-        <w:t xml:space="preserve"> </w:t>
-      </w:r>
-      <w:r>
-        <w:t xml:space="preserve">therefore shares the common sign once terrain is held. The absolute thermal channels behave here as</w:t>
-      </w:r>
-      <w:r>
-        <w:t xml:space="preserve"> </w:t>
-      </w:r>
-      <w:r>
-        <w:t xml:space="preserve">land-surface descriptors rather than as a dryness index.</w:t>
+        <w:t xml:space="preserve">burning, which is the opposite of what the dryness idea predicts.</w:t>
+      </w:r>
+      <w:r>
+        <w:t xml:space="preserve"> </w:t>
+      </w:r>
+      <w:r>
+        <w:t xml:space="preserve">In Manavgat the burned cells are hotter (current LST 0.665 on the original area), but they are also</w:t>
+      </w:r>
+      <w:r>
+        <w:t xml:space="preserve"> </w:t>
+      </w:r>
+      <w:r>
+        <w:t xml:space="preserve">low-lying. When elevation is held constant through deciles, the Manavgat LST association falls to</w:t>
+      </w:r>
+      <w:r>
+        <w:t xml:space="preserve"> </w:t>
+      </w:r>
+      <w:r>
+        <w:t xml:space="preserve">0.455 on the original area and 0.403 on the collar. After the linear effect of elevation is removed,</w:t>
+      </w:r>
+      <w:r>
+        <w:t xml:space="preserve"> </w:t>
+      </w:r>
+      <w:r>
+        <w:t xml:space="preserve">it is 0.446 and 0.409 (Section S1.11). These stratified values are point estimates. Together, they</w:t>
+      </w:r>
+      <w:r>
+        <w:t xml:space="preserve"> </w:t>
+      </w:r>
+      <w:r>
+        <w:t xml:space="preserve">indicate that the absolute thermal channels behaved here mainly as land-surface descriptors rather</w:t>
+      </w:r>
+      <w:r>
+        <w:t xml:space="preserve"> </w:t>
+      </w:r>
+      <w:r>
+        <w:t xml:space="preserve">than as a dryness index.</w:t>
       </w:r>
     </w:p>
     <w:p>
@@ -8869,13 +9133,13 @@
         <w:t xml:space="preserve"> </w:t>
       </w:r>
       <w:r>
-        <w:t xml:space="preserve">ρ = +0.57 [+0.05, +0.88]. This is one of about forty uncorrected tests, on a frame defined by the</w:t>
-      </w:r>
-      <w:r>
-        <w:t xml:space="preserve"> </w:t>
-      </w:r>
-      <w:r>
-        <w:t xml:space="preserve">labels, so it is reported but not used (Section S1.20).</w:t>
+        <w:t xml:space="preserve">ρ = +0.57 [+0.05, +0.88]. However, this is one of about forty uncorrected tests, on a frame defined by</w:t>
+      </w:r>
+      <w:r>
+        <w:t xml:space="preserve"> </w:t>
+      </w:r>
+      <w:r>
+        <w:t xml:space="preserve">the labels, so it is reported but not used (Section S1.19).</w:t>
       </w:r>
     </w:p>
     <w:p>
@@ -8887,31 +9151,31 @@
           <w:b/>
           <w:bCs/>
         </w:rPr>
-        <w:t xml:space="preserve">Two other results depend on the frame.</w:t>
-      </w:r>
-      <w:r>
-        <w:t xml:space="preserve"> </w:t>
-      </w:r>
-      <w:r>
-        <w:t xml:space="preserve">In the Muğla two-fire comparison, 93.2 % of the 2022 cells</w:t>
-      </w:r>
-      <w:r>
-        <w:t xml:space="preserve"> </w:t>
-      </w:r>
-      <w:r>
-        <w:t xml:space="preserve">lie more than 10 km from a burned cell, against 55.3 % in 2021. On the collar the Muğla elevation</w:t>
-      </w:r>
-      <w:r>
-        <w:t xml:space="preserve"> </w:t>
-      </w:r>
-      <w:r>
-        <w:t xml:space="preserve">reversal disappears (Section S1.13). The within-region gain, by contrast, stays positive in all five</w:t>
-      </w:r>
-      <w:r>
-        <w:t xml:space="preserve"> </w:t>
-      </w:r>
-      <w:r>
-        <w:t xml:space="preserve">regions on the collar, with a mean of +0.083 against +0.087 on the original areas.</w:t>
+        <w:t xml:space="preserve">Two further results depend on the frame.</w:t>
+      </w:r>
+      <w:r>
+        <w:t xml:space="preserve"> </w:t>
+      </w:r>
+      <w:r>
+        <w:t xml:space="preserve">In the Muğla two-fire comparison, 93.2 % of the 2022</w:t>
+      </w:r>
+      <w:r>
+        <w:t xml:space="preserve"> </w:t>
+      </w:r>
+      <w:r>
+        <w:t xml:space="preserve">cells lie more than 10 km from a burned cell, against 55.3 % in 2021, and on the collar the Muğla</w:t>
+      </w:r>
+      <w:r>
+        <w:t xml:space="preserve"> </w:t>
+      </w:r>
+      <w:r>
+        <w:t xml:space="preserve">elevation reversal disappears (Section S1.13). By contrast, the within-region gain stays positive in</w:t>
+      </w:r>
+      <w:r>
+        <w:t xml:space="preserve"> </w:t>
+      </w:r>
+      <w:r>
+        <w:t xml:space="preserve">all five regions on the collar, with a mean of +0.083 against +0.087 on the original areas.</w:t>
       </w:r>
     </w:p>
     <w:p>
@@ -8935,13 +9199,13 @@
         <w:t xml:space="preserve"> </w:t>
       </w:r>
       <w:r>
-        <w:t xml:space="preserve">same blocking. On the 10 km collar at 5 km blocking, the within-region reference is 0.786. Transfer</w:t>
-      </w:r>
-      <w:r>
-        <w:t xml:space="preserve"> </w:t>
-      </w:r>
-      <w:r>
-        <w:t xml:space="preserve">is therefore</w:t>
+        <w:t xml:space="preserve">same blocking. On the 10 km collar at 5 km blocking, the within-region reference is 0.786, and</w:t>
+      </w:r>
+      <w:r>
+        <w:t xml:space="preserve"> </w:t>
+      </w:r>
+      <w:r>
+        <w:t xml:space="preserve">transfer is</w:t>
       </w:r>
       <w:r>
         <w:t xml:space="preserve"> </w:t>
@@ -8997,13 +9261,13 @@
         <w:pStyle w:val="FirstParagraph"/>
       </w:pPr>
       <w:r>
-        <w:t xml:space="preserve">The results in this section use the original study areas and should be read with Section 4.4 in mind.</w:t>
-      </w:r>
-      <w:r>
-        <w:t xml:space="preserve"> </w:t>
-      </w:r>
-      <w:r>
-        <w:t xml:space="preserve">Per-direction values are given in Table S16.</w:t>
+        <w:t xml:space="preserve">The results in this section use the original study areas and should be read together with Section</w:t>
+      </w:r>
+      <w:r>
+        <w:t xml:space="preserve"> </w:t>
+      </w:r>
+      <w:r>
+        <w:t xml:space="preserve">4.4. Values for each direction are given in Table S16.</w:t>
       </w:r>
     </w:p>
     <w:p>
@@ -9027,19 +9291,19 @@
         <w:t xml:space="preserve"> </w:t>
       </w:r>
       <w:r>
-        <w:t xml:space="preserve">0.677 (Fig. 4). At 1 km blocking, eleven of twenty directions were above chance with interval</w:t>
-      </w:r>
-      <w:r>
-        <w:t xml:space="preserve"> </w:t>
-      </w:r>
-      <w:r>
-        <w:t xml:space="preserve">support and seven below. At 5 km blocking, nine were above, six below and five uncertain. Two</w:t>
-      </w:r>
-      <w:r>
-        <w:t xml:space="preserve"> </w:t>
-      </w:r>
-      <w:r>
-        <w:t xml:space="preserve">below-chance directions keep interval support on the collar: Manavgat to Bejís and Muğla to</w:t>
+        <w:t xml:space="preserve">0.677 (Fig. 4). At 5 km blocking, nine of twenty directions were above chance with interval support,</w:t>
+      </w:r>
+      <w:r>
+        <w:t xml:space="preserve"> </w:t>
+      </w:r>
+      <w:r>
+        <w:t xml:space="preserve">six were below and five were uncertain; at 1 km blocking the intervals are narrower (Section S1.20).</w:t>
+      </w:r>
+      <w:r>
+        <w:t xml:space="preserve"> </w:t>
+      </w:r>
+      <w:r>
+        <w:t xml:space="preserve">Two below-chance directions keep interval support on the collar: Manavgat to Bejís and Muğla to</w:t>
       </w:r>
       <w:r>
         <w:t xml:space="preserve"> </w:t>
@@ -9069,7 +9333,7 @@
         <w:t xml:space="preserve"> </w:t>
       </w:r>
       <w:r>
-        <w:t xml:space="preserve">PR-AUC averaged</w:t>
+        <w:t xml:space="preserve">Precision-recall AUC averaged</w:t>
       </w:r>
       <w:r>
         <w:t xml:space="preserve"> </w:t>
@@ -9079,7 +9343,7 @@
           <w:b/>
           <w:bCs/>
         </w:rPr>
-        <w:t xml:space="preserve">0.181 against a no-skill</w:t>
+        <w:t xml:space="preserve">0.181, against a</w:t>
       </w:r>
       <w:r>
         <w:rPr>
@@ -9093,31 +9357,22 @@
           <w:b/>
           <w:bCs/>
         </w:rPr>
-        <w:t xml:space="preserve">baseline of 0.157</w:t>
-      </w:r>
-      <w:r>
-        <w:t xml:space="preserve">. Seven of twenty directions were below their baseline. At 1 km blocking all seven</w:t>
-      </w:r>
-      <w:r>
-        <w:t xml:space="preserve"> </w:t>
-      </w:r>
-      <w:r>
-        <w:t xml:space="preserve">had intervals below it; at 5 km blocking two did, both into Manavgat</w:t>
-      </w:r>
-      <w:r>
-        <w:t xml:space="preserve"> </w:t>
-      </w:r>
-      <w:r>
-        <w:t xml:space="preserve">(</w:t>
-      </w:r>
-      <w:r>
-        <w:rPr>
-          <w:rStyle w:val="VerbatimChar"/>
-        </w:rPr>
-        <w:t xml:space="preserve">paper/labelfix_rerun/round7/r7a_pr_auc_10cell.csv</w:t>
-      </w:r>
-      <w:r>
-        <w:t xml:space="preserve">; Table S11).</w:t>
+        <w:t xml:space="preserve">no-skill baseline of 0.157</w:t>
+      </w:r>
+      <w:r>
+        <w:t xml:space="preserve">; the baseline of each target is its burned prevalence, which ranges from</w:t>
+      </w:r>
+      <w:r>
+        <w:t xml:space="preserve"> </w:t>
+      </w:r>
+      <w:r>
+        <w:t xml:space="preserve">0.070 to 0.287. Seven of twenty directions were below their own baseline. At 5 km blocking, two of</w:t>
+      </w:r>
+      <w:r>
+        <w:t xml:space="preserve"> </w:t>
+      </w:r>
+      <w:r>
+        <w:t xml:space="preserve">these seven had intervals below the baseline, both into Manavgat (Table S11).</w:t>
       </w:r>
     </w:p>
     <w:p>
@@ -9170,7 +9425,7 @@
         <w:t xml:space="preserve"> </w:t>
       </w:r>
       <w:r>
-        <w:t xml:space="preserve">thermal model. The failure is therefore not specific to the thermal predictors.</w:t>
+        <w:t xml:space="preserve">thermal model, so the failure is not specific to the thermal predictors.</w:t>
       </w:r>
     </w:p>
     <w:p>
@@ -9213,13 +9468,19 @@
         <w:t xml:space="preserve"> </w:t>
       </w:r>
       <w:r>
-        <w:t xml:space="preserve">because each region appears in eight of them. All four resampling units that this design allows give</w:t>
-      </w:r>
-      <w:r>
-        <w:t xml:space="preserve"> </w:t>
-      </w:r>
-      <w:r>
-        <w:t xml:space="preserve">intervals that include zero, from [−0.018, +0.033] to [−0.028, +0.043] (Section S1.21).</w:t>
+        <w:t xml:space="preserve">because each region appears in eight of them. Accordingly, all four resampling units that apply to</w:t>
+      </w:r>
+      <w:r>
+        <w:t xml:space="preserve"> </w:t>
+      </w:r>
+      <w:r>
+        <w:t xml:space="preserve">this frame give intervals that include zero, from [−0.018, +0.033] to [−0.028, +0.043] (Section</w:t>
+      </w:r>
+      <w:r>
+        <w:t xml:space="preserve"> </w:t>
+      </w:r>
+      <w:r>
+        <w:t xml:space="preserve">S1.20).</w:t>
       </w:r>
     </w:p>
     <w:p>
@@ -9231,31 +9492,31 @@
           <w:b/>
           <w:bCs/>
         </w:rPr>
-        <w:t xml:space="preserve">Label-blind adaptation pushed transfer toward chance</w:t>
-      </w:r>
-      <w:r>
-        <w:t xml:space="preserve"> </w:t>
-      </w:r>
-      <w:r>
-        <w:t xml:space="preserve">(Fig. 5). Under region-wise z-scoring the</w:t>
-      </w:r>
-      <w:r>
-        <w:t xml:space="preserve"> </w:t>
-      </w:r>
-      <w:r>
-        <w:t xml:space="preserve">twenty directions ranged from 0.302 to 0.630, and under CORAL from 0.406 to 0.624. Sixteen of twenty</w:t>
-      </w:r>
-      <w:r>
-        <w:t xml:space="preserve"> </w:t>
-      </w:r>
-      <w:r>
-        <w:t xml:space="preserve">directions moved closer to chance. This helped the directions that failed and harmed those that</w:t>
-      </w:r>
-      <w:r>
-        <w:t xml:space="preserve"> </w:t>
-      </w:r>
-      <w:r>
-        <w:t xml:space="preserve">worked. CORAL averaged</w:t>
+        <w:t xml:space="preserve">The two label-free adaptation methods moved transfer toward chance</w:t>
+      </w:r>
+      <w:r>
+        <w:t xml:space="preserve"> </w:t>
+      </w:r>
+      <w:r>
+        <w:t xml:space="preserve">(Fig. 5). Under region-wise</w:t>
+      </w:r>
+      <w:r>
+        <w:t xml:space="preserve"> </w:t>
+      </w:r>
+      <w:r>
+        <w:t xml:space="preserve">z-scoring the twenty directions ranged from 0.302 to 0.630, and under CORAL from 0.406 to 0.624. Under</w:t>
+      </w:r>
+      <w:r>
+        <w:t xml:space="preserve"> </w:t>
+      </w:r>
+      <w:r>
+        <w:t xml:space="preserve">CORAL, sixteen of twenty directions moved closer to chance. This helped the directions that failed</w:t>
+      </w:r>
+      <w:r>
+        <w:t xml:space="preserve"> </w:t>
+      </w:r>
+      <w:r>
+        <w:t xml:space="preserve">and harmed those that worked, so the mean fell from 0.527 to</w:t>
       </w:r>
       <w:r>
         <w:t xml:space="preserve"> </w:t>
@@ -9268,19 +9529,37 @@
         <w:t xml:space="preserve">0.517</w:t>
       </w:r>
       <w:r>
-        <w:t xml:space="preserve">, against 0.527 without adaptation. Taking the better method in each</w:t>
-      </w:r>
-      <w:r>
-        <w:t xml:space="preserve"> </w:t>
-      </w:r>
-      <w:r>
-        <w:t xml:space="preserve">direction gave 0.523, but this choice uses target labels. Seven directions showed negative recovery,</w:t>
-      </w:r>
-      <w:r>
-        <w:t xml:space="preserve"> </w:t>
-      </w:r>
-      <w:r>
-        <w:t xml:space="preserve">five of them with intervals below zero (Section S1.10).</w:t>
+        <w:t xml:space="preserve">. Choosing the better method in</w:t>
+      </w:r>
+      <w:r>
+        <w:t xml:space="preserve"> </w:t>
+      </w:r>
+      <w:r>
+        <w:t xml:space="preserve">each direction gave 0.523, but this choice uses target labels. The gap decomposition covers the</w:t>
+      </w:r>
+      <w:r>
+        <w:t xml:space="preserve"> </w:t>
+      </w:r>
+      <w:r>
+        <w:t xml:space="preserve">twelve directions among the four regions of the pipeline’s decomposition run, without Montiferru.</w:t>
+      </w:r>
+      <w:r>
+        <w:t xml:space="preserve"> </w:t>
+      </w:r>
+      <w:r>
+        <w:t xml:space="preserve">There, seven directions showed negative recovery, five of them with intervals below zero (Section</w:t>
+      </w:r>
+      <w:r>
+        <w:t xml:space="preserve"> </w:t>
+      </w:r>
+      <w:r>
+        <w:t xml:space="preserve">S1.10). A movement toward chance is also what any loss of information would produce, so these</w:t>
+      </w:r>
+      <w:r>
+        <w:t xml:space="preserve"> </w:t>
+      </w:r>
+      <w:r>
+        <w:t xml:space="preserve">results do not show that the methods removed a distribution shift.</w:t>
       </w:r>
     </w:p>
     <w:bookmarkEnd w:id="46"/>
@@ -9314,25 +9593,13 @@
         <w:t xml:space="preserve"> </w:t>
       </w:r>
       <w:r>
-        <w:t xml:space="preserve">single-source model for one target of five, Evia (0.715 [0.668, 0.757] against 0.569), and worse for</w:t>
-      </w:r>
-      <w:r>
-        <w:t xml:space="preserve"> </w:t>
-      </w:r>
-      <w:r>
-        <w:t xml:space="preserve">the other four (Fig. 6;</w:t>
-      </w:r>
-      <w:r>
-        <w:t xml:space="preserve"> </w:t>
-      </w:r>
-      <w:r>
-        <w:rPr>
-          <w:rStyle w:val="VerbatimChar"/>
-        </w:rPr>
-        <w:t xml:space="preserve">paper/labelfix_rerun/round7/r7d_pooled_vs_single.csv</w:t>
-      </w:r>
-      <w:r>
-        <w:t xml:space="preserve">).</w:t>
+        <w:t xml:space="preserve">single-source model for one target of five, Evia (0.715 [0.668, 0.757] against 0.569), and worse</w:t>
+      </w:r>
+      <w:r>
+        <w:t xml:space="preserve"> </w:t>
+      </w:r>
+      <w:r>
+        <w:t xml:space="preserve">for the other four at the point estimates (Fig. 6).</w:t>
       </w:r>
     </w:p>
     <w:p>
@@ -9374,25 +9641,31 @@
         <w:t xml:space="preserve"> </w:t>
       </w:r>
       <w:r>
-        <w:t xml:space="preserve">With 32 labelled 5 km blocks from the target, the gap between raw transfer</w:t>
-      </w:r>
-      <w:r>
-        <w:t xml:space="preserve"> </w:t>
-      </w:r>
-      <w:r>
-        <w:t xml:space="preserve">and the target’s own ceiling was closed by 83 to 89 % in three of six directions. In the other three</w:t>
-      </w:r>
-      <w:r>
-        <w:t xml:space="preserve"> </w:t>
-      </w:r>
-      <w:r>
-        <w:t xml:space="preserve">it was closed by 30 to 52 %. These blocks are 7 to 20 % of the target population and come from the fire being</w:t>
-      </w:r>
-      <w:r>
-        <w:t xml:space="preserve"> </w:t>
-      </w:r>
-      <w:r>
-        <w:t xml:space="preserve">predicted, so they are not available before that fire (Section S5).</w:t>
+        <w:t xml:space="preserve">With 32 labelled 5 km blocks from the target, the gap between raw transfer and the</w:t>
+      </w:r>
+      <w:r>
+        <w:t xml:space="preserve"> </w:t>
+      </w:r>
+      <w:r>
+        <w:t xml:space="preserve">target’s own ceiling was closed by 83 to 89 % in three of six directions, and by 30 to 52 % in the</w:t>
+      </w:r>
+      <w:r>
+        <w:t xml:space="preserve"> </w:t>
+      </w:r>
+      <w:r>
+        <w:t xml:space="preserve">other three. However, these blocks are 7 to 20 % of the target population and contain most of its</w:t>
+      </w:r>
+      <w:r>
+        <w:t xml:space="preserve"> </w:t>
+      </w:r>
+      <w:r>
+        <w:t xml:space="preserve">burned cells, for example 880 of 1,100 in Bejís. They also come from the fire that is predicted, so</w:t>
+      </w:r>
+      <w:r>
+        <w:t xml:space="preserve"> </w:t>
+      </w:r>
+      <w:r>
+        <w:t xml:space="preserve">they are not available before that fire (Section S4).</w:t>
       </w:r>
     </w:p>
     <w:p>
@@ -9410,7 +9683,7 @@
         <w:t xml:space="preserve"> </w:t>
       </w:r>
       <w:r>
-        <w:t xml:space="preserve">Twenty similarity measures were defined on 8 August 2026 and were not</w:t>
+        <w:t xml:space="preserve">Twenty similarity measures were recorded on 8 August 2026 and were not</w:t>
       </w:r>
       <w:r>
         <w:t xml:space="preserve"> </w:t>
@@ -9422,19 +9695,19 @@
         <w:t xml:space="preserve"> </w:t>
       </w:r>
       <w:r>
-        <w:t xml:space="preserve">interval excluding zero (Table S17). One measure is defined on only six directions and is not</w:t>
-      </w:r>
-      <w:r>
-        <w:t xml:space="preserve"> </w:t>
-      </w:r>
-      <w:r>
-        <w:t xml:space="preserve">interpreted. The contrast pairs show the result directly (Fig. 8). Manavgat and Muğla have the</w:t>
-      </w:r>
-      <w:r>
-        <w:t xml:space="preserve"> </w:t>
-      </w:r>
-      <w:r>
-        <w:t xml:space="preserve">highest niche overlap in the cohort (mean one-dimensional Schoener’s</w:t>
+        <w:t xml:space="preserve">interval that excludes zero (Table S17); one measure is defined on only six directions and is not</w:t>
+      </w:r>
+      <w:r>
+        <w:t xml:space="preserve"> </w:t>
+      </w:r>
+      <w:r>
+        <w:t xml:space="preserve">interpreted. The contrast pairs illustrate this at the point estimates (Fig. 8). Manavgat and Muğla</w:t>
+      </w:r>
+      <w:r>
+        <w:t xml:space="preserve"> </w:t>
+      </w:r>
+      <w:r>
+        <w:t xml:space="preserve">have the highest niche overlap in the cohort (mean one-dimensional Schoener’s</w:t>
       </w:r>
       <w:r>
         <w:t xml:space="preserve"> </w:t>
@@ -9450,13 +9723,19 @@
         <w:t xml:space="preserve"> </w:t>
       </w:r>
       <w:r>
-        <w:t xml:space="preserve">= 0.80), but transfer failed</w:t>
-      </w:r>
-      <w:r>
-        <w:t xml:space="preserve"> </w:t>
-      </w:r>
-      <w:r>
-        <w:t xml:space="preserve">in both directions, at 0.438 and 0.345. Bejís and Montiferru have the lowest overlap (</w:t>
+        <w:t xml:space="preserve">= 0.80), but</w:t>
+      </w:r>
+      <w:r>
+        <w:t xml:space="preserve"> </w:t>
+      </w:r>
+      <w:r>
+        <w:t xml:space="preserve">transfer was below chance in both directions, at 0.438 and 0.345. Conversely, Bejís and Montiferru</w:t>
+      </w:r>
+      <w:r>
+        <w:t xml:space="preserve"> </w:t>
+      </w:r>
+      <w:r>
+        <w:t xml:space="preserve">have the lowest overlap (</w:t>
       </w:r>
       <w:r>
         <w:rPr>
@@ -9469,19 +9748,13 @@
         <w:t xml:space="preserve"> </w:t>
       </w:r>
       <w:r>
-        <w:t xml:space="preserve">= 0.48), but</w:t>
-      </w:r>
-      <w:r>
-        <w:t xml:space="preserve"> </w:t>
-      </w:r>
-      <w:r>
-        <w:t xml:space="preserve">transfer was above chance in both directions, at 0.594 and 0.548. These are point estimates. At 5 km</w:t>
-      </w:r>
-      <w:r>
-        <w:t xml:space="preserve"> </w:t>
-      </w:r>
-      <w:r>
-        <w:t xml:space="preserve">blocking only Muğla to Manavgat keeps interval support (Section S1.16).</w:t>
+        <w:t xml:space="preserve">= 0.48), but transfer was above chance in both directions, at 0.594 and</w:t>
+      </w:r>
+      <w:r>
+        <w:t xml:space="preserve"> </w:t>
+      </w:r>
+      <w:r>
+        <w:t xml:space="preserve">0.548. At 5 km blocking only Muğla to Manavgat keeps interval support (Section S1.16).</w:t>
       </w:r>
     </w:p>
     <w:bookmarkEnd w:id="47"/>
@@ -9515,53 +9788,47 @@
         <w:t xml:space="preserve"> </w:t>
       </w:r>
       <w:r>
-        <w:t xml:space="preserve">between-region quantities were shown to depend on the study areas and not on the relationship</w:t>
-      </w:r>
-      <w:r>
-        <w:t xml:space="preserve"> </w:t>
-      </w:r>
-      <w:r>
-        <w:t xml:space="preserve">between predictors and burning (Section 4.4). Two results remained. Transfer stayed well below</w:t>
-      </w:r>
-      <w:r>
-        <w:t xml:space="preserve"> </w:t>
-      </w:r>
-      <w:r>
-        <w:t xml:space="preserve">within-region skill, and one reversed relationship remained: the elevation association of Manavgat.</w:t>
-      </w:r>
-      <w:r>
-        <w:t xml:space="preserve"> </w:t>
-      </w:r>
-      <w:r>
-        <w:t xml:space="preserve">This reversal is supported under the per-comparison criterion but not after multiplicity</w:t>
-      </w:r>
-      <w:r>
-        <w:t xml:space="preserve"> </w:t>
-      </w:r>
-      <w:r>
-        <w:t xml:space="preserve">correction. The third finding closes an obvious way around the second. If transfer cannot be</w:t>
-      </w:r>
-      <w:r>
-        <w:t xml:space="preserve"> </w:t>
-      </w:r>
-      <w:r>
-        <w:t xml:space="preserve">assumed, it might still be predicted from the similarity of two regions. None of the twenty measures</w:t>
-      </w:r>
-      <w:r>
-        <w:t xml:space="preserve"> </w:t>
-      </w:r>
-      <w:r>
-        <w:t xml:space="preserve">did this on the original study areas.</w:t>
+        <w:t xml:space="preserve">between-region results changed (Section 4.4). Two results remained: transfer stayed well below</w:t>
+      </w:r>
+      <w:r>
+        <w:t xml:space="preserve"> </w:t>
+      </w:r>
+      <w:r>
+        <w:t xml:space="preserve">within-region skill, and one reversed relationship remained, the elevation association of Manavgat.</w:t>
+      </w:r>
+      <w:r>
+        <w:t xml:space="preserve"> </w:t>
+      </w:r>
+      <w:r>
+        <w:t xml:space="preserve">This reversal is supported under the per-comparison criterion but not after multiplicity correction.</w:t>
+      </w:r>
+      <w:r>
+        <w:t xml:space="preserve"> </w:t>
+      </w:r>
+      <w:r>
+        <w:t xml:space="preserve">The third finding closes an obvious way around the second. If transfer cannot be assumed, it might</w:t>
+      </w:r>
+      <w:r>
+        <w:t xml:space="preserve"> </w:t>
+      </w:r>
+      <w:r>
+        <w:t xml:space="preserve">still be predicted from the similarity of two regions, but none of the twenty measures did this on</w:t>
+      </w:r>
+      <w:r>
+        <w:t xml:space="preserve"> </w:t>
+      </w:r>
+      <w:r>
+        <w:t xml:space="preserve">the original study areas.</w:t>
       </w:r>
     </w:p>
     <w:bookmarkEnd w:id="49"/>
-    <w:bookmarkStart w:id="50" w:name="Xa470afac6eaa6a09d54ebeb6e9ba49b0d00a3b6"/>
+    <w:bookmarkStart w:id="50" w:name="what-the-within-region-score-measures"/>
     <w:p>
       <w:pPr>
         <w:pStyle w:val="Heading2"/>
       </w:pPr>
       <w:r>
-        <w:t xml:space="preserve">5.2 The thermal gain within regions and at the fire</w:t>
+        <w:t xml:space="preserve">5.2 What the within-region score measures</w:t>
       </w:r>
     </w:p>
     <w:p>
@@ -9581,25 +9848,19 @@
         <w:t xml:space="preserve"> </w:t>
       </w:r>
       <w:r>
-        <w:t xml:space="preserve">closed up to two weeks earlier (Section S1.4). At the burn scar, the same gain fell to +0.021 and was</w:t>
-      </w:r>
-      <w:r>
-        <w:t xml:space="preserve"> </w:t>
-      </w:r>
-      <w:r>
-        <w:t xml:space="preserve">not established. Withholding the scar did not change it. The fall is therefore caused by the cells</w:t>
-      </w:r>
-      <w:r>
-        <w:t xml:space="preserve"> </w:t>
-      </w:r>
-      <w:r>
-        <w:t xml:space="preserve">that are scored, not by the choice of held-out cells. These comparisons rest on seven scars in three</w:t>
-      </w:r>
-      <w:r>
-        <w:t xml:space="preserve"> </w:t>
-      </w:r>
-      <w:r>
-        <w:t xml:space="preserve">regions. With the region as the unit, only the frame cost is established (Section 4.3).</w:t>
+        <w:t xml:space="preserve">closed up to two weeks earlier (Section S1.4). On the scar frame, however, the same gain fell to</w:t>
+      </w:r>
+      <w:r>
+        <w:t xml:space="preserve"> </w:t>
+      </w:r>
+      <w:r>
+        <w:t xml:space="preserve">+0.021 and was not established, and withholding the scar did not change it. The fall is therefore</w:t>
+      </w:r>
+      <w:r>
+        <w:t xml:space="preserve"> </w:t>
+      </w:r>
+      <w:r>
+        <w:t xml:space="preserve">caused by the cells that are scored, not by the choice of held-out cells.</w:t>
       </w:r>
     </w:p>
     <w:p>
@@ -9607,37 +9868,78 @@
         <w:pStyle w:val="BodyText"/>
       </w:pPr>
       <w:r>
-        <w:t xml:space="preserve">Each region contributes one fire season. The shortfall in transfer can therefore not be attributed</w:t>
-      </w:r>
-      <w:r>
-        <w:t xml:space="preserve"> </w:t>
-      </w:r>
-      <w:r>
-        <w:t xml:space="preserve">to the region rather than to the event. The two Muğla fires were included to separate these two</w:t>
-      </w:r>
-      <w:r>
-        <w:t xml:space="preserve"> </w:t>
-      </w:r>
-      <w:r>
-        <w:t xml:space="preserve">effects, but this comparison was mainly affected by the study area (Section 4.4). Each burned area</w:t>
-      </w:r>
-      <w:r>
-        <w:t xml:space="preserve"> </w:t>
-      </w:r>
-      <w:r>
-        <w:t xml:space="preserve">is also a single outcome of ignition, wind and suppression, which are not observed here. A pre-fire</w:t>
-      </w:r>
-      <w:r>
-        <w:t xml:space="preserve"> </w:t>
-      </w:r>
-      <w:r>
-        <w:t xml:space="preserve">surface predictor can only rank cells by their condition before the fire. The five fires were large</w:t>
-      </w:r>
-      <w:r>
-        <w:t xml:space="preserve"> </w:t>
-      </w:r>
-      <w:r>
-        <w:t xml:space="preserve">events, so the conclusions are stated for large events.</w:t>
+        <w:t xml:space="preserve">The within-region score also describes skill close to the training cells. Inside one region, skill</w:t>
+      </w:r>
+      <w:r>
+        <w:t xml:space="preserve"> </w:t>
+      </w:r>
+      <w:r>
+        <w:t xml:space="preserve">fell from 0.709 within 5 km of the training cells to 0.519 at 10 to 20 km (Section S1.18). The</w:t>
+      </w:r>
+      <w:r>
+        <w:t xml:space="preserve"> </w:t>
+      </w:r>
+      <w:r>
+        <w:t xml:space="preserve">within-region reference therefore measures how well a model fills gaps inside an observed fire</w:t>
+      </w:r>
+      <w:r>
+        <w:t xml:space="preserve"> </w:t>
+      </w:r>
+      <w:r>
+        <w:t xml:space="preserve">season. Part of the transfer shortfall is thus a matter of distance, and a model of this kind is best</w:t>
+      </w:r>
+      <w:r>
+        <w:t xml:space="preserve"> </w:t>
+      </w:r>
+      <w:r>
+        <w:t xml:space="preserve">described as having short-range skill.</w:t>
+      </w:r>
+    </w:p>
+    <w:p>
+      <w:pPr>
+        <w:pStyle w:val="BodyText"/>
+      </w:pPr>
+      <w:r>
+        <w:t xml:space="preserve">Each region also contributes one fire season, dominated by one large fire. The negative class</w:t>
+      </w:r>
+      <w:r>
+        <w:t xml:space="preserve"> </w:t>
+      </w:r>
+      <w:r>
+        <w:t xml:space="preserve">therefore contains cells that could have burned but were not reached, and ignition, wind and</w:t>
+      </w:r>
+      <w:r>
+        <w:t xml:space="preserve"> </w:t>
+      </w:r>
+      <w:r>
+        <w:t xml:space="preserve">suppression decided much of this. Burned-area patterns have different controls at different scales</w:t>
+      </w:r>
+      <w:r>
+        <w:t xml:space="preserve"> </w:t>
+      </w:r>
+      <w:r>
+        <w:t xml:space="preserve">(Parisien and Moritz 2009)</w:t>
+      </w:r>
+      <w:r>
+        <w:t xml:space="preserve">, and a pre-fire surface predictor can only rank cells by their condition</w:t>
+      </w:r>
+      <w:r>
+        <w:t xml:space="preserve"> </w:t>
+      </w:r>
+      <w:r>
+        <w:t xml:space="preserve">before the fire. The shortfall can therefore not be attributed to the region rather than to the</w:t>
+      </w:r>
+      <w:r>
+        <w:t xml:space="preserve"> </w:t>
+      </w:r>
+      <w:r>
+        <w:t xml:space="preserve">event. The two Muğla fires were included to separate these effects, but this comparison was mainly</w:t>
+      </w:r>
+      <w:r>
+        <w:t xml:space="preserve"> </w:t>
+      </w:r>
+      <w:r>
+        <w:t xml:space="preserve">affected by the study area (Section 4.4). The conclusions are stated for large single-season events.</w:t>
       </w:r>
     </w:p>
     <w:bookmarkEnd w:id="50"/>
@@ -9673,7 +9975,7 @@
         <w:t xml:space="preserve"> </w:t>
       </w:r>
       <w:r>
-        <w:t xml:space="preserve">skill, with interval support in every region. It changed mean transfer by +0.014 [−0.028, +0.056].</w:t>
+        <w:t xml:space="preserve">skill, with interval support in every region, and changed mean transfer by +0.014 [−0.028, +0.056].</w:t>
       </w:r>
     </w:p>
     <w:p>
@@ -9687,23 +9989,23 @@
         <w:t xml:space="preserve"> </w:t>
       </w:r>
       <w:r>
-        <w:t xml:space="preserve">contribution to transfer is +0.007, and removal returns +0.014. Both intervals include zero. A local</w:t>
-      </w:r>
-      <w:r>
-        <w:t xml:space="preserve"> </w:t>
-      </w:r>
-      <w:r>
-        <w:t xml:space="preserve">cost is therefore measured, but no gain in transfer.</w:t>
+        <w:t xml:space="preserve">contribution to transfer is +0.007, and removal returns +0.014, and both intervals include zero. A</w:t>
+      </w:r>
+      <w:r>
+        <w:t xml:space="preserve"> </w:t>
+      </w:r>
+      <w:r>
+        <w:t xml:space="preserve">local cost is therefore measured, but no gain in transfer.</w:t>
       </w:r>
     </w:p>
     <w:bookmarkEnd w:id="51"/>
-    <w:bookmarkStart w:id="52" w:name="comparison-with-earlier-work"/>
+    <w:bookmarkStart w:id="52" w:name="what-the-thermal-predictors-measured"/>
     <w:p>
       <w:pPr>
         <w:pStyle w:val="Heading2"/>
       </w:pPr>
       <w:r>
-        <w:t xml:space="preserve">5.4 Comparison with earlier work</w:t>
+        <w:t xml:space="preserve">5.4 What the thermal predictors measured</w:t>
       </w:r>
     </w:p>
     <w:p>
@@ -9711,6 +10013,65 @@
         <w:pStyle w:val="FirstParagraph"/>
       </w:pPr>
       <w:r>
+        <w:t xml:space="preserve">The thermal predictors were chosen as a measure of pre-fire dryness, but they did not behave as one.</w:t>
+      </w:r>
+      <w:r>
+        <w:t xml:space="preserve"> </w:t>
+      </w:r>
+      <w:r>
+        <w:t xml:space="preserve">Hotter surfaces burned less in four of five regions, and in Manavgat once elevation was held</w:t>
+      </w:r>
+      <w:r>
+        <w:t xml:space="preserve"> </w:t>
+      </w:r>
+      <w:r>
+        <w:t xml:space="preserve">(Section 4.4). In summer, land surface temperature is strongly shaped by canopy cover, exposed soil</w:t>
+      </w:r>
+      <w:r>
+        <w:t xml:space="preserve"> </w:t>
+      </w:r>
+      <w:r>
+        <w:t xml:space="preserve">and terrain. Dense, cooler vegetation carries more fuel, so a negative association is consistent</w:t>
+      </w:r>
+      <w:r>
+        <w:t xml:space="preserve"> </w:t>
+      </w:r>
+      <w:r>
+        <w:t xml:space="preserve">with LST acting as a land-surface descriptor. The normalised channels did not transfer better than</w:t>
+      </w:r>
+      <w:r>
+        <w:t xml:space="preserve"> </w:t>
+      </w:r>
+      <w:r>
+        <w:t xml:space="preserve">the absolute ones either (Section S1.6). In Mediterranean ecosystems, the link between fire and</w:t>
+      </w:r>
+      <w:r>
+        <w:t xml:space="preserve"> </w:t>
+      </w:r>
+      <w:r>
+        <w:t xml:space="preserve">climate also depends on fuel and productivity</w:t>
+      </w:r>
+      <w:r>
+        <w:t xml:space="preserve"> </w:t>
+      </w:r>
+      <w:r>
+        <w:t xml:space="preserve">(Pausas and Paula 2012)</w:t>
+      </w:r>
+      <w:r>
+        <w:t xml:space="preserve">, so the sign of a surface predictor</w:t>
+      </w:r>
+      <w:r>
+        <w:t xml:space="preserve"> </w:t>
+      </w:r>
+      <w:r>
+        <w:t xml:space="preserve">may differ between landscapes.</w:t>
+      </w:r>
+    </w:p>
+    <w:p>
+      <w:pPr>
+        <w:pStyle w:val="BodyText"/>
+      </w:pPr>
+      <w:r>
         <w:t xml:space="preserve">Dimarco et al. (2026)</w:t>
       </w:r>
       <w:r>
@@ -9729,51 +10090,25 @@
         <w:t xml:space="preserve"> </w:t>
       </w:r>
       <w:r>
-        <w:t xml:space="preserve">and their response is human-caused ignition. Here the predictors describe the surface in one season,</w:t>
-      </w:r>
-      <w:r>
-        <w:t xml:space="preserve"> </w:t>
-      </w:r>
-      <w:r>
-        <w:t xml:space="preserve">and the response is burned area. These two differences cannot be separated in this comparison. In</w:t>
-      </w:r>
-      <w:r>
-        <w:t xml:space="preserve"> </w:t>
-      </w:r>
-      <w:r>
-        <w:t xml:space="preserve">this cohort the static baseline also did not transfer (mean 0.519), so predictor class alone does not</w:t>
-      </w:r>
-      <w:r>
-        <w:t xml:space="preserve"> </w:t>
-      </w:r>
-      <w:r>
-        <w:t xml:space="preserve">explain the difference.</w:t>
-      </w:r>
-    </w:p>
-    <w:p>
-      <w:pPr>
-        <w:pStyle w:val="BodyText"/>
-      </w:pPr>
-      <w:r>
-        <w:t xml:space="preserve">Hotter pre-fire surfaces burned less in four of five regions, and in Manavgat once elevation was held</w:t>
-      </w:r>
-      <w:r>
-        <w:t xml:space="preserve"> </w:t>
-      </w:r>
-      <w:r>
-        <w:t xml:space="preserve">constant (Section 4.4). In this cohort, the absolute thermal channels therefore behaved as</w:t>
-      </w:r>
-      <w:r>
-        <w:t xml:space="preserve"> </w:t>
-      </w:r>
-      <w:r>
-        <w:t xml:space="preserve">land-surface descriptors and not as a dryness index. The normalised channels did not transfer better</w:t>
-      </w:r>
-      <w:r>
-        <w:t xml:space="preserve"> </w:t>
-      </w:r>
-      <w:r>
-        <w:t xml:space="preserve">(Section S1.6).</w:t>
+        <w:t xml:space="preserve">and their response is a record of human-caused ignitions. Here the predictors describe the surface in</w:t>
+      </w:r>
+      <w:r>
+        <w:t xml:space="preserve"> </w:t>
+      </w:r>
+      <w:r>
+        <w:t xml:space="preserve">one season, and the response is the footprint of one fire season per region. These two differences</w:t>
+      </w:r>
+      <w:r>
+        <w:t xml:space="preserve"> </w:t>
+      </w:r>
+      <w:r>
+        <w:t xml:space="preserve">cannot be separated in this comparison. In this cohort the static baseline also did not transfer</w:t>
+      </w:r>
+      <w:r>
+        <w:t xml:space="preserve"> </w:t>
+      </w:r>
+      <w:r>
+        <w:t xml:space="preserve">(mean 0.519), so predictor class alone does not explain the difference.</w:t>
       </w:r>
     </w:p>
     <w:bookmarkEnd w:id="52"/>
@@ -9791,7 +10126,7 @@
         <w:pStyle w:val="FirstParagraph"/>
       </w:pPr>
       <w:r>
-        <w:t xml:space="preserve">Three changes in reporting are supported by these results.</w:t>
+        <w:t xml:space="preserve">Four changes in practice are supported by these results.</w:t>
       </w:r>
     </w:p>
     <w:p>
@@ -9803,31 +10138,37 @@
           <w:b/>
           <w:bCs/>
         </w:rPr>
-        <w:t xml:space="preserve">Report skill at the fire, together with the region-wide score.</w:t>
-      </w:r>
-      <w:r>
-        <w:t xml:space="preserve"> </w:t>
-      </w:r>
-      <w:r>
-        <w:t xml:space="preserve">On the same model, the two scores</w:t>
-      </w:r>
-      <w:r>
-        <w:t xml:space="preserve"> </w:t>
-      </w:r>
-      <w:r>
-        <w:t xml:space="preserve">differed by 0.133 ROC-AUC over seven scars and by 0.160 with the region as the unit. This is larger</w:t>
-      </w:r>
-      <w:r>
-        <w:t xml:space="preserve"> </w:t>
-      </w:r>
-      <w:r>
-        <w:t xml:space="preserve">than the thermal gain within most regions (Table 1). A region-wide blocked score should</w:t>
-      </w:r>
-      <w:r>
-        <w:t xml:space="preserve"> </w:t>
-      </w:r>
-      <w:r>
-        <w:t xml:space="preserve">therefore be read as an upper bound.</w:t>
+        <w:t xml:space="preserve">Report the evaluation frame, and name the question it answers.</w:t>
+      </w:r>
+      <w:r>
+        <w:t xml:space="preserve"> </w:t>
+      </w:r>
+      <w:r>
+        <w:t xml:space="preserve">A region-wide score describes</w:t>
+      </w:r>
+      <w:r>
+        <w:t xml:space="preserve"> </w:t>
+      </w:r>
+      <w:r>
+        <w:t xml:space="preserve">where in a landscape fire occurred, which is the question behind prevention planning. A scar-frame</w:t>
+      </w:r>
+      <w:r>
+        <w:t xml:space="preserve"> </w:t>
+      </w:r>
+      <w:r>
+        <w:t xml:space="preserve">score describes which cells next to a fire burned. On the same model the two differed by 0.160</w:t>
+      </w:r>
+      <w:r>
+        <w:t xml:space="preserve"> </w:t>
+      </w:r>
+      <w:r>
+        <w:t xml:space="preserve">ROC-AUC with the region as the unit, which is larger than the thermal gain within most regions (Table</w:t>
+      </w:r>
+      <w:r>
+        <w:t xml:space="preserve"> </w:t>
+      </w:r>
+      <w:r>
+        <w:t xml:space="preserve">1). Both numbers are needed to judge a model.</w:t>
       </w:r>
     </w:p>
     <w:p>
@@ -9863,7 +10204,19 @@
         <w:t xml:space="preserve"> </w:t>
       </w:r>
       <w:r>
-        <w:t xml:space="preserve">labels closed much of the gap (Section S5), but they come from the fire that is being predicted.</w:t>
+        <w:t xml:space="preserve">labels from the predicted fire closed much of the gap (Section S4), but they are not available in</w:t>
+      </w:r>
+      <w:r>
+        <w:t xml:space="preserve"> </w:t>
+      </w:r>
+      <w:r>
+        <w:t xml:space="preserve">advance. Where a burned-area record of earlier fires exists for the target region, it offers a way to</w:t>
+      </w:r>
+      <w:r>
+        <w:t xml:space="preserve"> </w:t>
+      </w:r>
+      <w:r>
+        <w:t xml:space="preserve">check a transferred model before use; this option was not tested here.</w:t>
       </w:r>
     </w:p>
     <w:p>
@@ -9913,19 +10266,29 @@
         <w:pStyle w:val="BodyText"/>
       </w:pPr>
       <w:r>
-        <w:t xml:space="preserve">Label-blind domain adaptation should not be expected to repair transfer. It moved most directions</w:t>
-      </w:r>
-      <w:r>
-        <w:t xml:space="preserve"> </w:t>
-      </w:r>
-      <w:r>
-        <w:t xml:space="preserve">toward chance, including those that had worked (Section 4.5). A reversed association is not corrected</w:t>
-      </w:r>
-      <w:r>
-        <w:t xml:space="preserve"> </w:t>
-      </w:r>
-      <w:r>
-        <w:t xml:space="preserve">by aligning the predictor distributions.</w:t>
+        <w:rPr>
+          <w:b/>
+          <w:bCs/>
+        </w:rPr>
+        <w:t xml:space="preserve">Do not expect label-free adaptation to repair transfer.</w:t>
+      </w:r>
+      <w:r>
+        <w:t xml:space="preserve"> </w:t>
+      </w:r>
+      <w:r>
+        <w:t xml:space="preserve">Both methods tested moved most directions</w:t>
+      </w:r>
+      <w:r>
+        <w:t xml:space="preserve"> </w:t>
+      </w:r>
+      <w:r>
+        <w:t xml:space="preserve">toward chance, including those that had worked (Section 4.5). A reversed association cannot be seen</w:t>
+      </w:r>
+      <w:r>
+        <w:t xml:space="preserve"> </w:t>
+      </w:r>
+      <w:r>
+        <w:t xml:space="preserve">without target labels, so aligning the predictor distributions cannot correct it.</w:t>
       </w:r>
     </w:p>
     <w:bookmarkEnd w:id="53"/>
@@ -9959,19 +10322,19 @@
           <w:b/>
           <w:bCs/>
         </w:rPr>
-        <w:t xml:space="preserve">The study areas were not comparable.</w:t>
-      </w:r>
-      <w:r>
-        <w:t xml:space="preserve"> </w:t>
-      </w:r>
-      <w:r>
-        <w:t xml:space="preserve">They could be restricted but not extended, because they</w:t>
-      </w:r>
-      <w:r>
-        <w:t xml:space="preserve"> </w:t>
-      </w:r>
-      <w:r>
-        <w:t xml:space="preserve">were fixed earlier in the pipeline (Section 4.4; S3.5(ix)).</w:t>
+        <w:t xml:space="preserve">Each region contributes one fire season,</w:t>
+      </w:r>
+      <w:r>
+        <w:t xml:space="preserve"> </w:t>
+      </w:r>
+      <w:r>
+        <w:t xml:space="preserve">so region and event effects cannot be separated</w:t>
+      </w:r>
+      <w:r>
+        <w:t xml:space="preserve"> </w:t>
+      </w:r>
+      <w:r>
+        <w:t xml:space="preserve">(S3.5(v)).</w:t>
       </w:r>
     </w:p>
     <w:p>
@@ -9987,19 +10350,19 @@
           <w:b/>
           <w:bCs/>
         </w:rPr>
-        <w:t xml:space="preserve">The frame cost rests on few scars.</w:t>
-      </w:r>
-      <w:r>
-        <w:t xml:space="preserve"> </w:t>
-      </w:r>
-      <w:r>
-        <w:t xml:space="preserve">The full comparison is defined on seven scars in three</w:t>
-      </w:r>
-      <w:r>
-        <w:t xml:space="preserve"> </w:t>
-      </w:r>
-      <w:r>
-        <w:t xml:space="preserve">regions. The region-level estimates should be quoted (Section 4.3).</w:t>
+        <w:t xml:space="preserve">The study areas were not comparable.</w:t>
+      </w:r>
+      <w:r>
+        <w:t xml:space="preserve"> </w:t>
+      </w:r>
+      <w:r>
+        <w:t xml:space="preserve">They could be restricted but not extended, because they</w:t>
+      </w:r>
+      <w:r>
+        <w:t xml:space="preserve"> </w:t>
+      </w:r>
+      <w:r>
+        <w:t xml:space="preserve">were fixed earlier in the processing pipeline (Section 4.4; S3.5(ix)).</w:t>
       </w:r>
     </w:p>
     <w:p>
@@ -10015,19 +10378,19 @@
           <w:b/>
           <w:bCs/>
         </w:rPr>
-        <w:t xml:space="preserve">Each region contributes one fire season,</w:t>
-      </w:r>
-      <w:r>
-        <w:t xml:space="preserve"> </w:t>
-      </w:r>
-      <w:r>
-        <w:t xml:space="preserve">so region and event effects cannot be separated</w:t>
-      </w:r>
-      <w:r>
-        <w:t xml:space="preserve"> </w:t>
-      </w:r>
-      <w:r>
-        <w:t xml:space="preserve">(S3.5(v)).</w:t>
+        <w:t xml:space="preserve">The frame cost rests on few scars.</w:t>
+      </w:r>
+      <w:r>
+        <w:t xml:space="preserve"> </w:t>
+      </w:r>
+      <w:r>
+        <w:t xml:space="preserve">The full comparison is defined on seven scars in three</w:t>
+      </w:r>
+      <w:r>
+        <w:t xml:space="preserve"> </w:t>
+      </w:r>
+      <w:r>
+        <w:t xml:space="preserve">regions, so the region-level estimates should be quoted (Section 4.3).</w:t>
       </w:r>
     </w:p>
     <w:p>
@@ -10043,19 +10406,19 @@
           <w:b/>
           <w:bCs/>
         </w:rPr>
-        <w:t xml:space="preserve">The similarity tests rest on ten independent region pairs,</w:t>
-      </w:r>
-      <w:r>
-        <w:t xml:space="preserve"> </w:t>
-      </w:r>
-      <w:r>
-        <w:t xml:space="preserve">so both positive and negative</w:t>
-      </w:r>
-      <w:r>
-        <w:t xml:space="preserve"> </w:t>
-      </w:r>
-      <w:r>
-        <w:t xml:space="preserve">results have low power (S3.5(xiii)).</w:t>
+        <w:t xml:space="preserve">Intervals are conditional on one fitted forest.</w:t>
+      </w:r>
+      <w:r>
+        <w:t xml:space="preserve"> </w:t>
+      </w:r>
+      <w:r>
+        <w:t xml:space="preserve">The random-forest seed is fixed, and under</w:t>
+      </w:r>
+      <w:r>
+        <w:t xml:space="preserve"> </w:t>
+      </w:r>
+      <w:r>
+        <w:t xml:space="preserve">another scikit-learn version single directions moved by up to 0.047 (Section 3.13; S3.5(vi)).</w:t>
       </w:r>
     </w:p>
     <w:p>
@@ -10071,19 +10434,19 @@
           <w:b/>
           <w:bCs/>
         </w:rPr>
-        <w:t xml:space="preserve">Measures based on interval support are unstable.</w:t>
-      </w:r>
-      <w:r>
-        <w:t xml:space="preserve"> </w:t>
-      </w:r>
-      <w:r>
-        <w:t xml:space="preserve">Five to six interval bounds lie within 0.01</w:t>
-      </w:r>
-      <w:r>
-        <w:t xml:space="preserve"> </w:t>
-      </w:r>
-      <w:r>
-        <w:t xml:space="preserve">of 0.5, and one changed flag moved a correlation by about 0.2 (Section S1.21; S3.5(viii)).</w:t>
+        <w:t xml:space="preserve">The similarity tests rest on ten independent region pairs,</w:t>
+      </w:r>
+      <w:r>
+        <w:t xml:space="preserve"> </w:t>
+      </w:r>
+      <w:r>
+        <w:t xml:space="preserve">so both positive and negative</w:t>
+      </w:r>
+      <w:r>
+        <w:t xml:space="preserve"> </w:t>
+      </w:r>
+      <w:r>
+        <w:t xml:space="preserve">results have low power (S3.5(xiii)).</w:t>
       </w:r>
     </w:p>
     <w:p>
@@ -10099,19 +10462,19 @@
           <w:b/>
           <w:bCs/>
         </w:rPr>
-        <w:t xml:space="preserve">The low transfer into Manavgat is located but not explained.</w:t>
-      </w:r>
-      <w:r>
-        <w:t xml:space="preserve"> </w:t>
-      </w:r>
-      <w:r>
-        <w:t xml:space="preserve">Weather, quality screening and the</w:t>
-      </w:r>
-      <w:r>
-        <w:t xml:space="preserve"> </w:t>
-      </w:r>
-      <w:r>
-        <w:t xml:space="preserve">study area were tested, and none explained it. Terrain was held only through elevation (S3.5(vii)).</w:t>
+        <w:t xml:space="preserve">Measures based on interval support are unstable.</w:t>
+      </w:r>
+      <w:r>
+        <w:t xml:space="preserve"> </w:t>
+      </w:r>
+      <w:r>
+        <w:t xml:space="preserve">Five to six interval bounds lie within 0.01</w:t>
+      </w:r>
+      <w:r>
+        <w:t xml:space="preserve"> </w:t>
+      </w:r>
+      <w:r>
+        <w:t xml:space="preserve">of 0.5, and one changed flag moved a correlation by about 0.2 (Section S1.20; S3.5(viii)).</w:t>
       </w:r>
     </w:p>
     <w:p>
@@ -10127,25 +10490,25 @@
           <w:b/>
           <w:bCs/>
         </w:rPr>
-        <w:t xml:space="preserve">Point estimates depend on the software version.</w:t>
-      </w:r>
-      <w:r>
-        <w:t xml:space="preserve"> </w:t>
-      </w:r>
-      <w:r>
-        <w:t xml:space="preserve">Under another scikit-learn version, single</w:t>
-      </w:r>
-      <w:r>
-        <w:t xml:space="preserve"> </w:t>
-      </w:r>
-      <w:r>
-        <w:t xml:space="preserve">directions moved by up to 0.047, so exact reproduction needs the archived environment (Section 3.13;</w:t>
-      </w:r>
-      <w:r>
-        <w:t xml:space="preserve"> </w:t>
-      </w:r>
-      <w:r>
-        <w:t xml:space="preserve">S3.5(vi)).</w:t>
+        <w:t xml:space="preserve">The reversal test is marginal.</w:t>
+      </w:r>
+      <w:r>
+        <w:t xml:space="preserve"> </w:t>
+      </w:r>
+      <w:r>
+        <w:t xml:space="preserve">A reversal of a single predictor can also come from different</w:t>
+      </w:r>
+      <w:r>
+        <w:t xml:space="preserve"> </w:t>
+      </w:r>
+      <w:r>
+        <w:t xml:space="preserve">predictor distributions, so it does not prove a change in the predictor-burning relationship</w:t>
+      </w:r>
+      <w:r>
+        <w:t xml:space="preserve"> </w:t>
+      </w:r>
+      <w:r>
+        <w:t xml:space="preserve">(Section 3.10).</w:t>
       </w:r>
     </w:p>
     <w:p>
@@ -10161,55 +10524,25 @@
           <w:b/>
           <w:bCs/>
         </w:rPr>
-        <w:t xml:space="preserve">All labels come from one burned-area product,</w:t>
-      </w:r>
-      <w:r>
-        <w:t xml:space="preserve"> </w:t>
-      </w:r>
-      <w:r>
-        <w:t xml:space="preserve">MCD64A1</w:t>
-      </w:r>
-      <w:r>
-        <w:t xml:space="preserve"> </w:t>
-      </w:r>
-      <w:r>
-        <w:t xml:space="preserve">(Giglio et al. 2018)</w:t>
-      </w:r>
-      <w:r>
-        <w:t xml:space="preserve">, with known omission and</w:t>
-      </w:r>
-      <w:r>
-        <w:t xml:space="preserve"> </w:t>
-      </w:r>
-      <w:r>
-        <w:t xml:space="preserve">commission errors</w:t>
-      </w:r>
-      <w:r>
-        <w:t xml:space="preserve"> </w:t>
-      </w:r>
-      <w:r>
-        <w:t xml:space="preserve">(Boschetti et al. 2019; Katagis and Gitas 2022)</w:t>
-      </w:r>
-      <w:r>
-        <w:t xml:space="preserve">. VIIRS VNP64A1</w:t>
-      </w:r>
-      <w:r>
-        <w:t xml:space="preserve"> </w:t>
-      </w:r>
-      <w:r>
-        <w:t xml:space="preserve">(Giglio 2024)</w:t>
-      </w:r>
-      <w:r>
-        <w:t xml:space="preserve"> </w:t>
-      </w:r>
-      <w:r>
-        <w:t xml:space="preserve">was not used as a label</w:t>
-      </w:r>
-      <w:r>
-        <w:t xml:space="preserve"> </w:t>
-      </w:r>
-      <w:r>
-        <w:t xml:space="preserve">sensitivity (S3.5(iii)).</w:t>
+        <w:t xml:space="preserve">The low transfer into Manavgat is located but not explained.</w:t>
+      </w:r>
+      <w:r>
+        <w:t xml:space="preserve"> </w:t>
+      </w:r>
+      <w:r>
+        <w:t xml:space="preserve">Weather, quality screening and the</w:t>
+      </w:r>
+      <w:r>
+        <w:t xml:space="preserve"> </w:t>
+      </w:r>
+      <w:r>
+        <w:t xml:space="preserve">study area were tested, and none explained it. Terrain was held only through elevation, and in</w:t>
+      </w:r>
+      <w:r>
+        <w:t xml:space="preserve"> </w:t>
+      </w:r>
+      <w:r>
+        <w:t xml:space="preserve">Manavgat burn timing and elevation are confounded (S3.5(vii), S3.5(xi)).</w:t>
       </w:r>
     </w:p>
     <w:p>
@@ -10225,19 +10558,111 @@
           <w:b/>
           <w:bCs/>
         </w:rPr>
+        <w:t xml:space="preserve">All labels come from one burned-area product,</w:t>
+      </w:r>
+      <w:r>
+        <w:t xml:space="preserve"> </w:t>
+      </w:r>
+      <w:r>
+        <w:t xml:space="preserve">MCD64A1</w:t>
+      </w:r>
+      <w:r>
+        <w:t xml:space="preserve"> </w:t>
+      </w:r>
+      <w:r>
+        <w:t xml:space="preserve">(Giglio et al. 2018)</w:t>
+      </w:r>
+      <w:r>
+        <w:t xml:space="preserve">, with known omission and</w:t>
+      </w:r>
+      <w:r>
+        <w:t xml:space="preserve"> </w:t>
+      </w:r>
+      <w:r>
+        <w:t xml:space="preserve">commission errors</w:t>
+      </w:r>
+      <w:r>
+        <w:t xml:space="preserve"> </w:t>
+      </w:r>
+      <w:r>
+        <w:t xml:space="preserve">(Boschetti et al. 2019; Katagis and Gitas 2022)</w:t>
+      </w:r>
+      <w:r>
+        <w:t xml:space="preserve">, which are concentrated at scar edges. VIIRS</w:t>
+      </w:r>
+      <w:r>
+        <w:t xml:space="preserve"> </w:t>
+      </w:r>
+      <w:r>
+        <w:t xml:space="preserve">VNP64A1</w:t>
+      </w:r>
+      <w:r>
+        <w:t xml:space="preserve"> </w:t>
+      </w:r>
+      <w:r>
+        <w:t xml:space="preserve">(Giglio 2024)</w:t>
+      </w:r>
+      <w:r>
+        <w:t xml:space="preserve"> </w:t>
+      </w:r>
+      <w:r>
+        <w:t xml:space="preserve">and independent fire perimeters were not used as a label check (S3.5(iii)).</w:t>
+      </w:r>
+    </w:p>
+    <w:p>
+      <w:pPr>
+        <w:pStyle w:val="Compact"/>
+        <w:numPr>
+          <w:ilvl w:val="0"/>
+          <w:numId w:val="1001"/>
+        </w:numPr>
+      </w:pPr>
+      <w:r>
+        <w:rPr>
+          <w:b/>
+          <w:bCs/>
+        </w:rPr>
+        <w:t xml:space="preserve">The land-cover map is post-fire for four events.</w:t>
+      </w:r>
+      <w:r>
+        <w:t xml:space="preserve"> </w:t>
+      </w:r>
+      <w:r>
+        <w:t xml:space="preserve">WorldCover v200 is built from 2021 images</w:t>
+      </w:r>
+      <w:r>
+        <w:t xml:space="preserve"> </w:t>
+      </w:r>
+      <w:r>
+        <w:t xml:space="preserve">(Section 3.4).</w:t>
+      </w:r>
+    </w:p>
+    <w:p>
+      <w:pPr>
+        <w:pStyle w:val="Compact"/>
+        <w:numPr>
+          <w:ilvl w:val="0"/>
+          <w:numId w:val="1001"/>
+        </w:numPr>
+      </w:pPr>
+      <w:r>
+        <w:rPr>
+          <w:b/>
+          <w:bCs/>
+        </w:rPr>
         <w:t xml:space="preserve">No weather predictors were used</w:t>
       </w:r>
       <w:r>
         <w:t xml:space="preserve"> </w:t>
       </w:r>
       <w:r>
-        <w:t xml:space="preserve">(S3.5(i)). Other classifiers were compared by point estimate</w:t>
-      </w:r>
-      <w:r>
-        <w:t xml:space="preserve"> </w:t>
-      </w:r>
-      <w:r>
-        <w:t xml:space="preserve">only (Section S1.8; S3.5(x)).</w:t>
+        <w:t xml:space="preserve">(S3.5(i)), and other classifiers were compared by point</w:t>
+      </w:r>
+      <w:r>
+        <w:t xml:space="preserve"> </w:t>
+      </w:r>
+      <w:r>
+        <w:t xml:space="preserve">estimate only (Section S1.8; S3.5(x)).</w:t>
       </w:r>
     </w:p>
     <w:bookmarkEnd w:id="54"/>
@@ -10256,13 +10681,13 @@
         <w:pStyle w:val="FirstParagraph"/>
       </w:pPr>
       <w:r>
-        <w:t xml:space="preserve">This study tested whether the skill of pre-fire thermal predictors transfers between five large</w:t>
-      </w:r>
-      <w:r>
-        <w:t xml:space="preserve"> </w:t>
-      </w:r>
-      <w:r>
-        <w:t xml:space="preserve">Mediterranean fires. Three conclusions are supported.</w:t>
+        <w:t xml:space="preserve">This study tested whether the skill of pre-fire thermal predictors transfers between five</w:t>
+      </w:r>
+      <w:r>
+        <w:t xml:space="preserve"> </w:t>
+      </w:r>
+      <w:r>
+        <w:t xml:space="preserve">Mediterranean regions, each with one large fire season. Three conclusions are supported.</w:t>
       </w:r>
     </w:p>
     <w:p>
@@ -10276,19 +10701,19 @@
         <w:t xml:space="preserve"> </w:t>
       </w:r>
       <w:r>
-        <w:t xml:space="preserve">its 2 km collar instead of the whole region, 0.133 ROC-AUC was lost over seven scars and 0.160 with</w:t>
-      </w:r>
-      <w:r>
-        <w:t xml:space="preserve"> </w:t>
-      </w:r>
-      <w:r>
-        <w:t xml:space="preserve">the region as the unit. The loss came from the unburned cells near the fire, not from class balance.</w:t>
-      </w:r>
-      <w:r>
-        <w:t xml:space="preserve"> </w:t>
-      </w:r>
-      <w:r>
-        <w:t xml:space="preserve">A region-wide score should be reported as an upper bound.</w:t>
+        <w:t xml:space="preserve">its 2 km collar instead of the whole region, ROC-AUC fell by 0.160 with the region as the unit. The</w:t>
+      </w:r>
+      <w:r>
+        <w:t xml:space="preserve"> </w:t>
+      </w:r>
+      <w:r>
+        <w:t xml:space="preserve">loss came from the unburned cells next to the fire, not from class balance. The two areas answer</w:t>
+      </w:r>
+      <w:r>
+        <w:t xml:space="preserve"> </w:t>
+      </w:r>
+      <w:r>
+        <w:t xml:space="preserve">different questions, so a paper should report which area its score refers to.</w:t>
       </w:r>
     </w:p>
     <w:p>
@@ -10302,31 +10727,31 @@
         <w:t xml:space="preserve"> </w:t>
       </w:r>
       <w:r>
-        <w:t xml:space="preserve">in all five regions, but at the burn scar the gain was not established. Across twenty transfer</w:t>
-      </w:r>
-      <w:r>
-        <w:t xml:space="preserve"> </w:t>
-      </w:r>
-      <w:r>
-        <w:t xml:space="preserve">directions, the gain was +0.007 on the original study areas and +0.024 on comparable areas. Both</w:t>
-      </w:r>
-      <w:r>
-        <w:t xml:space="preserve"> </w:t>
-      </w:r>
-      <w:r>
-        <w:t xml:space="preserve">intervals included zero, and gains above about 0.05 were excluded. On matched areas, transfer stayed</w:t>
-      </w:r>
-      <w:r>
-        <w:t xml:space="preserve"> </w:t>
-      </w:r>
-      <w:r>
-        <w:t xml:space="preserve">0.197 below the within-region reference. The static baseline did not transfer better, and</w:t>
-      </w:r>
-      <w:r>
-        <w:t xml:space="preserve"> </w:t>
-      </w:r>
-      <w:r>
-        <w:t xml:space="preserve">label-blind domain adaptation did not help.</w:t>
+        <w:t xml:space="preserve">in all five regions, but on the scar frame the gain was not established. Across twenty transfer</w:t>
+      </w:r>
+      <w:r>
+        <w:t xml:space="preserve"> </w:t>
+      </w:r>
+      <w:r>
+        <w:t xml:space="preserve">directions, the gain was +0.007 on the original study areas and +0.024 on comparable areas, and both</w:t>
+      </w:r>
+      <w:r>
+        <w:t xml:space="preserve"> </w:t>
+      </w:r>
+      <w:r>
+        <w:t xml:space="preserve">intervals included zero. On matched areas, transfer stayed 0.197 below the within-region reference.</w:t>
+      </w:r>
+      <w:r>
+        <w:t xml:space="preserve"> </w:t>
+      </w:r>
+      <w:r>
+        <w:t xml:space="preserve">The static baseline did not transfer better, and the two label-free adaptation methods tested did not</w:t>
+      </w:r>
+      <w:r>
+        <w:t xml:space="preserve"> </w:t>
+      </w:r>
+      <w:r>
+        <w:t xml:space="preserve">help.</w:t>
       </w:r>
     </w:p>
     <w:p>
@@ -10334,13 +10759,19 @@
         <w:pStyle w:val="BodyText"/>
       </w:pPr>
       <w:r>
-        <w:t xml:space="preserve">Third, no similarity measure was shown to predict transfer. The most similar pair failed in both</w:t>
-      </w:r>
-      <w:r>
-        <w:t xml:space="preserve"> </w:t>
-      </w:r>
-      <w:r>
-        <w:t xml:space="preserve">directions, and the least similar pair transferred above chance.</w:t>
+        <w:t xml:space="preserve">Third, none of twenty similarity measures was shown to predict transfer. At the point estimates, the</w:t>
+      </w:r>
+      <w:r>
+        <w:t xml:space="preserve"> </w:t>
+      </w:r>
+      <w:r>
+        <w:t xml:space="preserve">most similar pair of regions failed in both directions, while the least similar pair transferred</w:t>
+      </w:r>
+      <w:r>
+        <w:t xml:space="preserve"> </w:t>
+      </w:r>
+      <w:r>
+        <w:t xml:space="preserve">above chance.</w:t>
       </w:r>
     </w:p>
     <w:p>
@@ -10348,33 +10779,630 @@
         <w:pStyle w:val="BodyText"/>
       </w:pPr>
       <w:r>
-        <w:t xml:space="preserve">Transfer skill should therefore be measured in the target region, and the study area should be</w:t>
-      </w:r>
-      <w:r>
-        <w:t xml:space="preserve"> </w:t>
-      </w:r>
-      <w:r>
-        <w:t xml:space="preserve">fixed by a stated rule before the predictors are computed. Several fire seasons per region are</w:t>
-      </w:r>
-      <w:r>
-        <w:t xml:space="preserve"> </w:t>
-      </w:r>
-      <w:r>
-        <w:t xml:space="preserve">needed to separate region effects from event effects.</w:t>
+        <w:t xml:space="preserve">Transfer skill should therefore be measured in the target region, and the study area should be fixed</w:t>
+      </w:r>
+      <w:r>
+        <w:t xml:space="preserve"> </w:t>
+      </w:r>
+      <w:r>
+        <w:t xml:space="preserve">by a stated rule before the predictors are computed. Several fire seasons per region are needed to</w:t>
+      </w:r>
+      <w:r>
+        <w:t xml:space="preserve"> </w:t>
+      </w:r>
+      <w:r>
+        <w:t xml:space="preserve">separate region effects from event effects.</w:t>
       </w:r>
     </w:p>
     <w:bookmarkEnd w:id="56"/>
-    <w:bookmarkStart w:id="162" w:name="references"/>
+    <w:bookmarkStart w:id="57" w:name="acknowledgements"/>
     <w:p>
       <w:pPr>
         <w:pStyle w:val="Heading1"/>
       </w:pPr>
       <w:r>
+        <w:t xml:space="preserve">Acknowledgements</w:t>
+      </w:r>
+    </w:p>
+    <w:p>
+      <w:pPr>
+        <w:pStyle w:val="FirstParagraph"/>
+      </w:pPr>
+      <w:r>
+        <w:t xml:space="preserve">The authors thank the Department of Computer Engineering at Çukurova University for the laboratory environment in which this work was carried out.</w:t>
+      </w:r>
+    </w:p>
+    <w:bookmarkEnd w:id="57"/>
+    <w:bookmarkStart w:id="67" w:name="statements-and-declarations"/>
+    <w:p>
+      <w:pPr>
+        <w:pStyle w:val="Heading1"/>
+      </w:pPr>
+      <w:r>
+        <w:t xml:space="preserve">Statements and Declarations</w:t>
+      </w:r>
+    </w:p>
+    <w:bookmarkStart w:id="58" w:name="funding"/>
+    <w:p>
+      <w:pPr>
+        <w:pStyle w:val="Heading2"/>
+      </w:pPr>
+      <w:r>
+        <w:t xml:space="preserve">Funding</w:t>
+      </w:r>
+    </w:p>
+    <w:p>
+      <w:pPr>
+        <w:pStyle w:val="FirstParagraph"/>
+      </w:pPr>
+      <w:r>
+        <w:t xml:space="preserve">This work was supported by the Çukurova University Scientific Research Projects Coordination Unit</w:t>
+      </w:r>
+      <w:r>
+        <w:t xml:space="preserve"> </w:t>
+      </w:r>
+      <w:r>
+        <w:t xml:space="preserve">(Bilimsel Araştırma Projeleri Koordinasyon Birimi) under its Career Starter Project scheme, project</w:t>
+      </w:r>
+      <w:r>
+        <w:t xml:space="preserve"> </w:t>
+      </w:r>
+      <w:r>
+        <w:t xml:space="preserve">code FKB-2025-17608 (</w:t>
+      </w:r>
+      <w:r>
+        <w:t xml:space="preserve">“Early detection and prevention of forest fires with a thermal digital</w:t>
+      </w:r>
+      <w:r>
+        <w:t xml:space="preserve"> </w:t>
+      </w:r>
+      <w:r>
+        <w:t xml:space="preserve">twin-based UAV swarm system”</w:t>
+      </w:r>
+      <w:r>
+        <w:t xml:space="preserve">). The funder had no role in the study design, the analysis, the</w:t>
+      </w:r>
+      <w:r>
+        <w:t xml:space="preserve"> </w:t>
+      </w:r>
+      <w:r>
+        <w:t xml:space="preserve">interpretation of the results, the writing of the manuscript or the decision to submit it.</w:t>
+      </w:r>
+    </w:p>
+    <w:bookmarkEnd w:id="58"/>
+    <w:bookmarkStart w:id="59" w:name="competing-interests"/>
+    <w:p>
+      <w:pPr>
+        <w:pStyle w:val="Heading2"/>
+      </w:pPr>
+      <w:r>
+        <w:t xml:space="preserve">Competing interests</w:t>
+      </w:r>
+    </w:p>
+    <w:p>
+      <w:pPr>
+        <w:pStyle w:val="FirstParagraph"/>
+      </w:pPr>
+      <w:r>
+        <w:t xml:space="preserve">The authors have no relevant financial or non-financial interests to disclose.</w:t>
+      </w:r>
+    </w:p>
+    <w:bookmarkEnd w:id="59"/>
+    <w:bookmarkStart w:id="60" w:name="author-contributions"/>
+    <w:p>
+      <w:pPr>
+        <w:pStyle w:val="Heading2"/>
+      </w:pPr>
+      <w:r>
+        <w:t xml:space="preserve">Author contributions</w:t>
+      </w:r>
+    </w:p>
+    <w:p>
+      <w:pPr>
+        <w:pStyle w:val="FirstParagraph"/>
+      </w:pPr>
+      <w:r>
+        <w:t xml:space="preserve">Stated in CRediT terms.</w:t>
+      </w:r>
+      <w:r>
+        <w:t xml:space="preserve"> </w:t>
+      </w:r>
+      <w:r>
+        <w:rPr>
+          <w:b/>
+          <w:bCs/>
+        </w:rPr>
+        <w:t xml:space="preserve">Emrehan Metin:</w:t>
+      </w:r>
+      <w:r>
+        <w:t xml:space="preserve"> </w:t>
+      </w:r>
+      <w:r>
+        <w:t xml:space="preserve">Software, Data curation, Investigation, Validation,</w:t>
+      </w:r>
+      <w:r>
+        <w:t xml:space="preserve"> </w:t>
+      </w:r>
+      <w:r>
+        <w:t xml:space="preserve">Writing (review and editing).</w:t>
+      </w:r>
+      <w:r>
+        <w:t xml:space="preserve"> </w:t>
+      </w:r>
+      <w:r>
+        <w:rPr>
+          <w:b/>
+          <w:bCs/>
+        </w:rPr>
+        <w:t xml:space="preserve">Yunus Emre Cogurcu:</w:t>
+      </w:r>
+      <w:r>
+        <w:t xml:space="preserve"> </w:t>
+      </w:r>
+      <w:r>
+        <w:t xml:space="preserve">Conceptualization, Methodology, Formal</w:t>
+      </w:r>
+      <w:r>
+        <w:t xml:space="preserve"> </w:t>
+      </w:r>
+      <w:r>
+        <w:t xml:space="preserve">analysis, Investigation, Visualization, Writing (original draft), Writing (review and editing),</w:t>
+      </w:r>
+      <w:r>
+        <w:t xml:space="preserve"> </w:t>
+      </w:r>
+      <w:r>
+        <w:t xml:space="preserve">Supervision, Project administration, Funding acquisition. Both authors read and approved the final</w:t>
+      </w:r>
+      <w:r>
+        <w:t xml:space="preserve"> </w:t>
+      </w:r>
+      <w:r>
+        <w:t xml:space="preserve">manuscript.</w:t>
+      </w:r>
+    </w:p>
+    <w:bookmarkEnd w:id="60"/>
+    <w:bookmarkStart w:id="61" w:name="data-availability"/>
+    <w:p>
+      <w:pPr>
+        <w:pStyle w:val="Heading2"/>
+      </w:pPr>
+      <w:r>
+        <w:t xml:space="preserve">Data availability</w:t>
+      </w:r>
+    </w:p>
+    <w:p>
+      <w:pPr>
+        <w:pStyle w:val="FirstParagraph"/>
+      </w:pPr>
+      <w:r>
+        <w:t xml:space="preserve">All satellite inputs are public and were retrieved through Google Earth Engine. Burned-area labels were taken</w:t>
+      </w:r>
+      <w:r>
+        <w:t xml:space="preserve"> </w:t>
+      </w:r>
+      <w:r>
+        <w:t xml:space="preserve">from MODIS MCD64A1 v061</w:t>
+      </w:r>
+      <w:r>
+        <w:t xml:space="preserve"> </w:t>
+      </w:r>
+      <w:r>
+        <w:t xml:space="preserve">(Giglio et al. 2021)</w:t>
+      </w:r>
+      <w:r>
+        <w:t xml:space="preserve">, land surface temperature from MODIS MOD11A1 v061</w:t>
+      </w:r>
+      <w:r>
+        <w:t xml:space="preserve"> </w:t>
+      </w:r>
+      <w:r>
+        <w:t xml:space="preserve">(Wan et al. 2021)</w:t>
+      </w:r>
+      <w:r>
+        <w:t xml:space="preserve">,</w:t>
+      </w:r>
+      <w:r>
+        <w:t xml:space="preserve"> </w:t>
+      </w:r>
+      <w:r>
+        <w:t xml:space="preserve">surface reflectance and surface temperature from Landsat 8 Collection 2 Level-2</w:t>
+      </w:r>
+      <w:r>
+        <w:t xml:space="preserve"> </w:t>
+      </w:r>
+      <w:r>
+        <w:t xml:space="preserve">(U.S. Geological Survey Earth Resources Observation and Science (EROS) Center 2020)</w:t>
+      </w:r>
+      <w:r>
+        <w:t xml:space="preserve">,</w:t>
+      </w:r>
+      <w:r>
+        <w:t xml:space="preserve"> </w:t>
+      </w:r>
+      <w:r>
+        <w:t xml:space="preserve">terrain from the Copernicus DEM GLO-30</w:t>
+      </w:r>
+      <w:r>
+        <w:t xml:space="preserve"> </w:t>
+      </w:r>
+      <w:r>
+        <w:t xml:space="preserve">(European Space Agency 2022)</w:t>
+      </w:r>
+      <w:r>
+        <w:t xml:space="preserve"> </w:t>
+      </w:r>
+      <w:r>
+        <w:t xml:space="preserve">and land cover from ESA WorldCover v200</w:t>
+      </w:r>
+      <w:r>
+        <w:t xml:space="preserve"> </w:t>
+      </w:r>
+      <w:r>
+        <w:t xml:space="preserve">(Zanaga et al. 2022)</w:t>
+      </w:r>
+      <w:r>
+        <w:t xml:space="preserve">. The MODIS and Landsat products are courtesy of NASA’s Land Processes Distributed Active</w:t>
+      </w:r>
+      <w:r>
+        <w:t xml:space="preserve"> </w:t>
+      </w:r>
+      <w:r>
+        <w:t xml:space="preserve">Archive Center and the U.S. Geological Survey. WorldCover is distributed under a CC BY 4.0 licence</w:t>
+      </w:r>
+      <w:r>
+        <w:t xml:space="preserve"> </w:t>
+      </w:r>
+      <w:r>
+        <w:t xml:space="preserve">(© ESA WorldCover project 2021, contains modified Copernicus Sentinel data (2021) processed by the</w:t>
+      </w:r>
+      <w:r>
+        <w:t xml:space="preserve"> </w:t>
+      </w:r>
+      <w:r>
+        <w:t xml:space="preserve">ESA WorldCover consortium). The Copernicus DEM was produced using Copernicus WorldDEM-30 © DLR e.V.</w:t>
+      </w:r>
+      <w:r>
+        <w:t xml:space="preserve"> </w:t>
+      </w:r>
+      <w:r>
+        <w:t xml:space="preserve">2010 to 2014 and © Airbus Defence and Space GmbH 2014 to 2018, provided under COPERNICUS by the European</w:t>
+      </w:r>
+      <w:r>
+        <w:t xml:space="preserve"> </w:t>
+      </w:r>
+      <w:r>
+        <w:t xml:space="preserve">Union and ESA; all rights reserved. No proprietary or restricted data were used.</w:t>
+      </w:r>
+    </w:p>
+    <w:p>
+      <w:pPr>
+        <w:pStyle w:val="BodyText"/>
+      </w:pPr>
+      <w:r>
+        <w:t xml:space="preserve">The five modelling datasets, one per region, and the frozen numeric outputs behind every reported</w:t>
+      </w:r>
+      <w:r>
+        <w:t xml:space="preserve"> </w:t>
+      </w:r>
+      <w:r>
+        <w:t xml:space="preserve">number are released with the analysis code</w:t>
+      </w:r>
+      <w:r>
+        <w:t xml:space="preserve"> </w:t>
+      </w:r>
+      <w:r>
+        <w:t xml:space="preserve">(Cogurcu and Metin 2026)</w:t>
+      </w:r>
+      <w:r>
+        <w:t xml:space="preserve">. Each dataset is identified by SHA-256</w:t>
+      </w:r>
+      <w:r>
+        <w:t xml:space="preserve"> </w:t>
+      </w:r>
+      <w:r>
+        <w:t xml:space="preserve">in</w:t>
+      </w:r>
+      <w:r>
+        <w:t xml:space="preserve"> </w:t>
+      </w:r>
+      <w:r>
+        <w:rPr>
+          <w:rStyle w:val="VerbatimChar"/>
+        </w:rPr>
+        <w:t xml:space="preserve">paper/code/_canonical.py</w:t>
+      </w:r>
+      <w:r>
+        <w:t xml:space="preserve">, and every analysis script verifies that hash on load. For Bejís, Muğla,</w:t>
+      </w:r>
+      <w:r>
+        <w:t xml:space="preserve"> </w:t>
+      </w:r>
+      <w:r>
+        <w:t xml:space="preserve">North Evia and Montiferru the hash equals the canonical-input record of the upstream pipeline at</w:t>
+      </w:r>
+      <w:r>
+        <w:t xml:space="preserve"> </w:t>
+      </w:r>
+      <w:r>
+        <w:t xml:space="preserve">commit</w:t>
+      </w:r>
+      <w:r>
+        <w:t xml:space="preserve"> </w:t>
+      </w:r>
+      <w:r>
+        <w:rPr>
+          <w:rStyle w:val="VerbatimChar"/>
+        </w:rPr>
+        <w:t xml:space="preserve">6381f4c</w:t>
+      </w:r>
+      <w:r>
+        <w:t xml:space="preserve">. For Manavgat it is the corrected-label re-freeze (</w:t>
+      </w:r>
+      <w:r>
+        <w:rPr>
+          <w:rStyle w:val="VerbatimChar"/>
+        </w:rPr>
+        <w:t xml:space="preserve">5a5e876c…</w:t>
+      </w:r>
+      <w:r>
+        <w:t xml:space="preserve">), produced at the same</w:t>
+      </w:r>
+      <w:r>
+        <w:t xml:space="preserve"> </w:t>
+      </w:r>
+      <w:r>
+        <w:t xml:space="preserve">commit. The two small changes needed for this are given in Section S3.6.2. The pipeline’s own</w:t>
+      </w:r>
+      <w:r>
+        <w:t xml:space="preserve"> </w:t>
+      </w:r>
+      <w:r>
+        <w:t xml:space="preserve">record still names the original-label table (</w:t>
+      </w:r>
+      <w:r>
+        <w:rPr>
+          <w:rStyle w:val="VerbatimChar"/>
+        </w:rPr>
+        <w:t xml:space="preserve">054a1961…</w:t>
+      </w:r>
+      <w:r>
+        <w:t xml:space="preserve">), which is not used here.</w:t>
+      </w:r>
+    </w:p>
+    <w:bookmarkEnd w:id="61"/>
+    <w:bookmarkStart w:id="64" w:name="code-availability"/>
+    <w:p>
+      <w:pPr>
+        <w:pStyle w:val="Heading2"/>
+      </w:pPr>
+      <w:r>
+        <w:t xml:space="preserve">Code availability</w:t>
+      </w:r>
+    </w:p>
+    <w:p>
+      <w:pPr>
+        <w:pStyle w:val="FirstParagraph"/>
+      </w:pPr>
+      <w:r>
+        <w:t xml:space="preserve">The upstream processing pipeline,</w:t>
+      </w:r>
+      <w:r>
+        <w:t xml:space="preserve"> </w:t>
+      </w:r>
+      <w:r>
+        <w:rPr>
+          <w:rStyle w:val="VerbatimChar"/>
+        </w:rPr>
+        <w:t xml:space="preserve">satellite-thermal-digital-twin</w:t>
+      </w:r>
+      <w:r>
+        <w:t xml:space="preserve"> </w:t>
+      </w:r>
+      <w:r>
+        <w:t xml:space="preserve">(E. Metin), is public at</w:t>
+      </w:r>
+      <w:r>
+        <w:t xml:space="preserve"> </w:t>
+      </w:r>
+      <w:hyperlink r:id="rId62">
+        <w:r>
+          <w:rPr>
+            <w:rStyle w:val="Hyperlink"/>
+          </w:rPr>
+          <w:t xml:space="preserve">https://github.com/emrehann17/satellite-thermal-digital-twin</w:t>
+        </w:r>
+      </w:hyperlink>
+      <w:r>
+        <w:t xml:space="preserve"> </w:t>
+      </w:r>
+      <w:r>
+        <w:t xml:space="preserve">under the MIT licence. The analysis</w:t>
+      </w:r>
+      <w:r>
+        <w:t xml:space="preserve"> </w:t>
+      </w:r>
+      <w:r>
+        <w:t xml:space="preserve">code, figure scripts and checks are at</w:t>
+      </w:r>
+      <w:r>
+        <w:t xml:space="preserve"> </w:t>
+      </w:r>
+      <w:hyperlink r:id="rId63">
+        <w:r>
+          <w:rPr>
+            <w:rStyle w:val="Hyperlink"/>
+          </w:rPr>
+          <w:t xml:space="preserve">https://github.com/dryuemco/thermal-twin</w:t>
+        </w:r>
+      </w:hyperlink>
+      <w:r>
+        <w:t xml:space="preserve">. Figs. 1 to 8 are drawn</w:t>
+      </w:r>
+      <w:r>
+        <w:t xml:space="preserve"> </w:t>
+      </w:r>
+      <w:r>
+        <w:t xml:space="preserve">by the scripts in</w:t>
+      </w:r>
+      <w:r>
+        <w:t xml:space="preserve"> </w:t>
+      </w:r>
+      <w:r>
+        <w:rPr>
+          <w:rStyle w:val="VerbatimChar"/>
+        </w:rPr>
+        <w:t xml:space="preserve">paper/figures/</w:t>
+      </w:r>
+      <w:r>
+        <w:t xml:space="preserve">, which also assert Table 1 and every plotted value against the</w:t>
+      </w:r>
+      <w:r>
+        <w:t xml:space="preserve"> </w:t>
+      </w:r>
+      <w:r>
+        <w:t xml:space="preserve">frozen outputs. The supplementary tables S2 to S7 and S9 to S18 are rebuilt row by row by</w:t>
+      </w:r>
+      <w:r>
+        <w:t xml:space="preserve"> </w:t>
+      </w:r>
+      <w:r>
+        <w:rPr>
+          <w:rStyle w:val="VerbatimChar"/>
+        </w:rPr>
+        <w:t xml:space="preserve">paper/code/appendix_tables.py</w:t>
+      </w:r>
+      <w:r>
+        <w:t xml:space="preserve"> </w:t>
+      </w:r>
+      <w:r>
+        <w:t xml:space="preserve">from source files whose SHA-256 values are pinned in</w:t>
+      </w:r>
+      <w:r>
+        <w:t xml:space="preserve"> </w:t>
+      </w:r>
+      <w:r>
+        <w:rPr>
+          <w:rStyle w:val="VerbatimChar"/>
+        </w:rPr>
+        <w:t xml:space="preserve">paper/labelfix_rerun/round5/tables/SOURCES.sha256</w:t>
+      </w:r>
+      <w:r>
+        <w:t xml:space="preserve">; the other tables name their source files in</w:t>
+      </w:r>
+      <w:r>
+        <w:t xml:space="preserve"> </w:t>
+      </w:r>
+      <w:r>
+        <w:t xml:space="preserve">their captions.</w:t>
+      </w:r>
+      <w:r>
+        <w:t xml:space="preserve"> </w:t>
+      </w:r>
+      <w:r>
+        <w:rPr>
+          <w:rStyle w:val="VerbatimChar"/>
+        </w:rPr>
+        <w:t xml:space="preserve">paper/figures/check_all.py</w:t>
+      </w:r>
+      <w:r>
+        <w:t xml:space="preserve"> </w:t>
+      </w:r>
+      <w:r>
+        <w:t xml:space="preserve">runs all of these checks. Software: Python 3.12.10 with</w:t>
+      </w:r>
+      <w:r>
+        <w:t xml:space="preserve"> </w:t>
+      </w:r>
+      <w:r>
+        <w:t xml:space="preserve">NumPy 2.4.4, pandas 3.0.2 and scikit-learn 1.9.0. Point estimates depend on the scikit-learn version</w:t>
+      </w:r>
+      <w:r>
+        <w:t xml:space="preserve"> </w:t>
+      </w:r>
+      <w:r>
+        <w:t xml:space="preserve">(Section 3.13), so exact reproduction needs this environment.</w:t>
+      </w:r>
+    </w:p>
+    <w:bookmarkEnd w:id="64"/>
+    <w:bookmarkStart w:id="65" w:name="ethics-approval"/>
+    <w:p>
+      <w:pPr>
+        <w:pStyle w:val="Heading2"/>
+      </w:pPr>
+      <w:r>
+        <w:t xml:space="preserve">Ethics approval</w:t>
+      </w:r>
+    </w:p>
+    <w:p>
+      <w:pPr>
+        <w:pStyle w:val="FirstParagraph"/>
+      </w:pPr>
+      <w:r>
+        <w:t xml:space="preserve">Not applicable. This study involved no human participants, animal subjects or personally</w:t>
+      </w:r>
+      <w:r>
+        <w:t xml:space="preserve"> </w:t>
+      </w:r>
+      <w:r>
+        <w:t xml:space="preserve">identifiable data.</w:t>
+      </w:r>
+    </w:p>
+    <w:bookmarkEnd w:id="65"/>
+    <w:bookmarkStart w:id="66" w:name="use-of-generative-ai"/>
+    <w:p>
+      <w:pPr>
+        <w:pStyle w:val="Heading2"/>
+      </w:pPr>
+      <w:r>
+        <w:t xml:space="preserve">Use of generative AI</w:t>
+      </w:r>
+    </w:p>
+    <w:p>
+      <w:pPr>
+        <w:pStyle w:val="FirstParagraph"/>
+      </w:pPr>
+      <w:r>
+        <w:t xml:space="preserve">Claude (Anthropic) was used in the research and in preparing this manuscript, as described in</w:t>
+      </w:r>
+      <w:r>
+        <w:t xml:space="preserve"> </w:t>
+      </w:r>
+      <w:r>
+        <w:t xml:space="preserve">Section 3.13. It was used to write and run analysis, verification and figure code, to check reported</w:t>
+      </w:r>
+      <w:r>
+        <w:t xml:space="preserve"> </w:t>
+      </w:r>
+      <w:r>
+        <w:t xml:space="preserve">numbers against the frozen outputs, to draft and edit text, and to produce simulated referee reports</w:t>
+      </w:r>
+      <w:r>
+        <w:t xml:space="preserve"> </w:t>
+      </w:r>
+      <w:r>
+        <w:t xml:space="preserve">on drafts. The authors reviewed and edited all of this material and take full responsibility for the</w:t>
+      </w:r>
+      <w:r>
+        <w:t xml:space="preserve"> </w:t>
+      </w:r>
+      <w:r>
+        <w:t xml:space="preserve">content of the publication.</w:t>
+      </w:r>
+    </w:p>
+    <w:bookmarkEnd w:id="66"/>
+    <w:bookmarkEnd w:id="67"/>
+    <w:bookmarkStart w:id="186" w:name="references"/>
+    <w:p>
+      <w:pPr>
+        <w:pStyle w:val="Heading1"/>
+      </w:pPr>
+      <w:r>
         <w:t xml:space="preserve">References</w:t>
       </w:r>
     </w:p>
-    <w:bookmarkStart w:id="161" w:name="refs"/>
-    <w:bookmarkStart w:id="58" w:name="ref-AlkanAkinci2023"/>
+    <w:bookmarkStart w:id="185" w:name="refs"/>
+    <w:bookmarkStart w:id="69" w:name="ref-AlkanAkinci2023"/>
     <w:p>
       <w:pPr>
         <w:pStyle w:val="Bibliography"/>
@@ -10412,7 +11440,7 @@
       <w:r>
         <w:t xml:space="preserve"> </w:t>
       </w:r>
-      <w:hyperlink r:id="rId57">
+      <w:hyperlink r:id="rId68">
         <w:r>
           <w:rPr>
             <w:rStyle w:val="Hyperlink"/>
@@ -10421,8 +11449,8 @@
         </w:r>
       </w:hyperlink>
     </w:p>
-    <w:bookmarkEnd w:id="58"/>
-    <w:bookmarkStart w:id="60" w:name="ref-Barve2011"/>
+    <w:bookmarkEnd w:id="69"/>
+    <w:bookmarkStart w:id="71" w:name="ref-Barve2011"/>
     <w:p>
       <w:pPr>
         <w:pStyle w:val="Bibliography"/>
@@ -10433,7 +11461,7 @@
       <w:r>
         <w:t xml:space="preserve"> </w:t>
       </w:r>
-      <w:hyperlink r:id="rId59">
+      <w:hyperlink r:id="rId70">
         <w:r>
           <w:rPr>
             <w:rStyle w:val="Hyperlink"/>
@@ -10442,8 +11470,8 @@
         </w:r>
       </w:hyperlink>
     </w:p>
-    <w:bookmarkEnd w:id="60"/>
-    <w:bookmarkStart w:id="62" w:name="ref-Bekar2020"/>
+    <w:bookmarkEnd w:id="71"/>
+    <w:bookmarkStart w:id="73" w:name="ref-Bekar2020"/>
     <w:p>
       <w:pPr>
         <w:pStyle w:val="Bibliography"/>
@@ -10475,7 +11503,7 @@
       <w:r>
         <w:t xml:space="preserve"> </w:t>
       </w:r>
-      <w:hyperlink r:id="rId61">
+      <w:hyperlink r:id="rId72">
         <w:r>
           <w:rPr>
             <w:rStyle w:val="Hyperlink"/>
@@ -10484,8 +11512,8 @@
         </w:r>
       </w:hyperlink>
     </w:p>
-    <w:bookmarkEnd w:id="62"/>
-    <w:bookmarkStart w:id="64" w:name="ref-Boschetti2019"/>
+    <w:bookmarkEnd w:id="73"/>
+    <w:bookmarkStart w:id="75" w:name="ref-Boschetti2019"/>
     <w:p>
       <w:pPr>
         <w:pStyle w:val="Bibliography"/>
@@ -10520,7 +11548,7 @@
       <w:r>
         <w:t xml:space="preserve"> </w:t>
       </w:r>
-      <w:hyperlink r:id="rId63">
+      <w:hyperlink r:id="rId74">
         <w:r>
           <w:rPr>
             <w:rStyle w:val="Hyperlink"/>
@@ -10529,8 +11557,8 @@
         </w:r>
       </w:hyperlink>
     </w:p>
-    <w:bookmarkEnd w:id="64"/>
-    <w:bookmarkStart w:id="66" w:name="ref-Breiman2001"/>
+    <w:bookmarkEnd w:id="75"/>
+    <w:bookmarkStart w:id="77" w:name="ref-Breiman2001"/>
     <w:p>
       <w:pPr>
         <w:pStyle w:val="Bibliography"/>
@@ -10541,7 +11569,7 @@
       <w:r>
         <w:t xml:space="preserve"> </w:t>
       </w:r>
-      <w:hyperlink r:id="rId65">
+      <w:hyperlink r:id="rId76">
         <w:r>
           <w:rPr>
             <w:rStyle w:val="Hyperlink"/>
@@ -10550,8 +11578,8 @@
         </w:r>
       </w:hyperlink>
     </w:p>
-    <w:bookmarkEnd w:id="66"/>
-    <w:bookmarkStart w:id="68" w:name="ref-deBruin2022"/>
+    <w:bookmarkEnd w:id="77"/>
+    <w:bookmarkStart w:id="79" w:name="ref-deBruin2022"/>
     <w:p>
       <w:pPr>
         <w:pStyle w:val="Bibliography"/>
@@ -10562,7 +11590,7 @@
       <w:r>
         <w:t xml:space="preserve"> </w:t>
       </w:r>
-      <w:hyperlink r:id="rId67">
+      <w:hyperlink r:id="rId78">
         <w:r>
           <w:rPr>
             <w:rStyle w:val="Hyperlink"/>
@@ -10571,8 +11599,8 @@
         </w:r>
       </w:hyperlink>
     </w:p>
-    <w:bookmarkEnd w:id="68"/>
-    <w:bookmarkStart w:id="70" w:name="ref-Chuvieco2004"/>
+    <w:bookmarkEnd w:id="79"/>
+    <w:bookmarkStart w:id="81" w:name="ref-Chuvieco2004"/>
     <w:p>
       <w:pPr>
         <w:pStyle w:val="Bibliography"/>
@@ -10601,7 +11629,7 @@
       <w:r>
         <w:t xml:space="preserve"> </w:t>
       </w:r>
-      <w:hyperlink r:id="rId69">
+      <w:hyperlink r:id="rId80">
         <w:r>
           <w:rPr>
             <w:rStyle w:val="Hyperlink"/>
@@ -10610,8 +11638,8 @@
         </w:r>
       </w:hyperlink>
     </w:p>
-    <w:bookmarkEnd w:id="70"/>
-    <w:bookmarkStart w:id="72" w:name="ref-ThermalTwinRepo"/>
+    <w:bookmarkEnd w:id="81"/>
+    <w:bookmarkStart w:id="82" w:name="ref-ThermalTwinRepo"/>
     <w:p>
       <w:pPr>
         <w:pStyle w:val="Bibliography"/>
@@ -10631,7 +11659,7 @@
       <w:r>
         <w:t xml:space="preserve"> </w:t>
       </w:r>
-      <w:hyperlink r:id="rId71">
+      <w:hyperlink r:id="rId63">
         <w:r>
           <w:rPr>
             <w:rStyle w:val="Hyperlink"/>
@@ -10643,8 +11671,8 @@
         <w:t xml:space="preserve">. Accessed 29 Sept 2026</w:t>
       </w:r>
     </w:p>
-    <w:bookmarkEnd w:id="72"/>
-    <w:bookmarkStart w:id="74" w:name="ref-Dimarco2026"/>
+    <w:bookmarkEnd w:id="82"/>
+    <w:bookmarkStart w:id="84" w:name="ref-Dimarco2026"/>
     <w:p>
       <w:pPr>
         <w:pStyle w:val="Bibliography"/>
@@ -10667,7 +11695,7 @@
       <w:r>
         <w:t xml:space="preserve"> </w:t>
       </w:r>
-      <w:hyperlink r:id="rId73">
+      <w:hyperlink r:id="rId83">
         <w:r>
           <w:rPr>
             <w:rStyle w:val="Hyperlink"/>
@@ -10676,8 +11704,8 @@
         </w:r>
       </w:hyperlink>
     </w:p>
-    <w:bookmarkEnd w:id="74"/>
-    <w:bookmarkStart w:id="76" w:name="ref-CopernicusDEM"/>
+    <w:bookmarkEnd w:id="84"/>
+    <w:bookmarkStart w:id="86" w:name="ref-CopernicusDEM"/>
     <w:p>
       <w:pPr>
         <w:pStyle w:val="Bibliography"/>
@@ -10706,7 +11734,7 @@
       <w:r>
         <w:t xml:space="preserve"> </w:t>
       </w:r>
-      <w:hyperlink r:id="rId75">
+      <w:hyperlink r:id="rId85">
         <w:r>
           <w:rPr>
             <w:rStyle w:val="Hyperlink"/>
@@ -10715,8 +11743,8 @@
         </w:r>
       </w:hyperlink>
     </w:p>
-    <w:bookmarkEnd w:id="76"/>
-    <w:bookmarkStart w:id="78" w:name="ref-Gelabert2025"/>
+    <w:bookmarkEnd w:id="86"/>
+    <w:bookmarkStart w:id="88" w:name="ref-Gelabert2025"/>
     <w:p>
       <w:pPr>
         <w:pStyle w:val="Bibliography"/>
@@ -10736,7 +11764,7 @@
       <w:r>
         <w:t xml:space="preserve"> </w:t>
       </w:r>
-      <w:hyperlink r:id="rId77">
+      <w:hyperlink r:id="rId87">
         <w:r>
           <w:rPr>
             <w:rStyle w:val="Hyperlink"/>
@@ -10745,8 +11773,8 @@
         </w:r>
       </w:hyperlink>
     </w:p>
-    <w:bookmarkEnd w:id="78"/>
-    <w:bookmarkStart w:id="80" w:name="ref-VNP64A1"/>
+    <w:bookmarkEnd w:id="88"/>
+    <w:bookmarkStart w:id="90" w:name="ref-VNP64A1"/>
     <w:p>
       <w:pPr>
         <w:pStyle w:val="Bibliography"/>
@@ -10805,7 +11833,7 @@
       <w:r>
         <w:t xml:space="preserve"> </w:t>
       </w:r>
-      <w:hyperlink r:id="rId79">
+      <w:hyperlink r:id="rId89">
         <w:r>
           <w:rPr>
             <w:rStyle w:val="Hyperlink"/>
@@ -10814,8 +11842,8 @@
         </w:r>
       </w:hyperlink>
     </w:p>
-    <w:bookmarkEnd w:id="80"/>
-    <w:bookmarkStart w:id="82" w:name="ref-Giglio2018"/>
+    <w:bookmarkEnd w:id="90"/>
+    <w:bookmarkStart w:id="92" w:name="ref-Giglio2018"/>
     <w:p>
       <w:pPr>
         <w:pStyle w:val="Bibliography"/>
@@ -10850,7 +11878,7 @@
       <w:r>
         <w:t xml:space="preserve"> </w:t>
       </w:r>
-      <w:hyperlink r:id="rId81">
+      <w:hyperlink r:id="rId91">
         <w:r>
           <w:rPr>
             <w:rStyle w:val="Hyperlink"/>
@@ -10859,8 +11887,8 @@
         </w:r>
       </w:hyperlink>
     </w:p>
-    <w:bookmarkEnd w:id="82"/>
-    <w:bookmarkStart w:id="84" w:name="ref-MCD64A1"/>
+    <w:bookmarkEnd w:id="92"/>
+    <w:bookmarkStart w:id="94" w:name="ref-MCD64A1"/>
     <w:p>
       <w:pPr>
         <w:pStyle w:val="Bibliography"/>
@@ -10919,7 +11947,7 @@
       <w:r>
         <w:t xml:space="preserve"> </w:t>
       </w:r>
-      <w:hyperlink r:id="rId83">
+      <w:hyperlink r:id="rId93">
         <w:r>
           <w:rPr>
             <w:rStyle w:val="Hyperlink"/>
@@ -10928,8 +11956,8 @@
         </w:r>
       </w:hyperlink>
     </w:p>
-    <w:bookmarkEnd w:id="84"/>
-    <w:bookmarkStart w:id="86" w:name="ref-Gorelick2017"/>
+    <w:bookmarkEnd w:id="94"/>
+    <w:bookmarkStart w:id="96" w:name="ref-Gorelick2017"/>
     <w:p>
       <w:pPr>
         <w:pStyle w:val="Bibliography"/>
@@ -10961,7 +11989,7 @@
       <w:r>
         <w:t xml:space="preserve"> </w:t>
       </w:r>
-      <w:hyperlink r:id="rId85">
+      <w:hyperlink r:id="rId95">
         <w:r>
           <w:rPr>
             <w:rStyle w:val="Hyperlink"/>
@@ -10970,19 +11998,40 @@
         </w:r>
       </w:hyperlink>
     </w:p>
-    <w:bookmarkEnd w:id="86"/>
-    <w:bookmarkStart w:id="88" w:name="ref-Huang2026"/>
+    <w:bookmarkEnd w:id="96"/>
+    <w:bookmarkStart w:id="98" w:name="ref-Hijmans2012"/>
     <w:p>
       <w:pPr>
         <w:pStyle w:val="Bibliography"/>
       </w:pPr>
       <w:r>
+        <w:t xml:space="preserve">Hijmans RJ (2012) Cross-validation of species distribution models: Removing spatial sorting bias and calibration with a null model. Ecology 93:679–688.</w:t>
+      </w:r>
+      <w:r>
+        <w:t xml:space="preserve"> </w:t>
+      </w:r>
+      <w:hyperlink r:id="rId97">
+        <w:r>
+          <w:rPr>
+            <w:rStyle w:val="Hyperlink"/>
+          </w:rPr>
+          <w:t xml:space="preserve">https://doi.org/10.1890/11-0826.1</w:t>
+        </w:r>
+      </w:hyperlink>
+    </w:p>
+    <w:bookmarkEnd w:id="98"/>
+    <w:bookmarkStart w:id="100" w:name="ref-Huang2026"/>
+    <w:p>
+      <w:pPr>
+        <w:pStyle w:val="Bibliography"/>
+      </w:pPr>
+      <w:r>
         <w:t xml:space="preserve">Huang Y, Liu N, Chen W, et al (2026) Enhancing transferability of foliar trait retrieval models: A comparative analysis of transfer learning strategies and domain shift characterization. Remote Sensing of Environment 337:115336.</w:t>
       </w:r>
       <w:r>
         <w:t xml:space="preserve"> </w:t>
       </w:r>
-      <w:hyperlink r:id="rId87">
+      <w:hyperlink r:id="rId99">
         <w:r>
           <w:rPr>
             <w:rStyle w:val="Hyperlink"/>
@@ -10991,8 +12040,8 @@
         </w:r>
       </w:hyperlink>
     </w:p>
-    <w:bookmarkEnd w:id="88"/>
-    <w:bookmarkStart w:id="90" w:name="ref-Iban2022"/>
+    <w:bookmarkEnd w:id="100"/>
+    <w:bookmarkStart w:id="102" w:name="ref-Iban2022"/>
     <w:p>
       <w:pPr>
         <w:pStyle w:val="Bibliography"/>
@@ -11045,7 +12094,7 @@
       <w:r>
         <w:t xml:space="preserve"> </w:t>
       </w:r>
-      <w:hyperlink r:id="rId89">
+      <w:hyperlink r:id="rId101">
         <w:r>
           <w:rPr>
             <w:rStyle w:val="Hyperlink"/>
@@ -11054,19 +12103,67 @@
         </w:r>
       </w:hyperlink>
     </w:p>
-    <w:bookmarkEnd w:id="90"/>
-    <w:bookmarkStart w:id="92" w:name="ref-Jodhani2026"/>
+    <w:bookmarkEnd w:id="102"/>
+    <w:bookmarkStart w:id="104" w:name="ref-Jain2020"/>
     <w:p>
       <w:pPr>
         <w:pStyle w:val="Bibliography"/>
       </w:pPr>
       <w:r>
+        <w:t xml:space="preserve">Jain P, Coogan SCP, Subramanian SG, et al (2020) A review of machine learning applications in wildfire science and management. Environmental Reviews 28:478–505.</w:t>
+      </w:r>
+      <w:r>
+        <w:t xml:space="preserve"> </w:t>
+      </w:r>
+      <w:hyperlink r:id="rId103">
+        <w:r>
+          <w:rPr>
+            <w:rStyle w:val="Hyperlink"/>
+          </w:rPr>
+          <w:t xml:space="preserve">https://doi.org/10.1139/er-2020-0019</w:t>
+        </w:r>
+      </w:hyperlink>
+    </w:p>
+    <w:bookmarkEnd w:id="104"/>
+    <w:bookmarkStart w:id="106" w:name="ref-JimenezValverde2012"/>
+    <w:p>
+      <w:pPr>
+        <w:pStyle w:val="Bibliography"/>
+      </w:pPr>
+      <w:r>
+        <w:t xml:space="preserve">Jiménez-Valverde A (2012) Insights into the area under the receiver operating characteristic curve (</w:t>
+      </w:r>
+      <w:r>
+        <w:t xml:space="preserve">AUC</w:t>
+      </w:r>
+      <w:r>
+        <w:t xml:space="preserve">) as a discrimination measure in species distribution modelling. Global Ecology and Biogeography 21:498–507.</w:t>
+      </w:r>
+      <w:r>
+        <w:t xml:space="preserve"> </w:t>
+      </w:r>
+      <w:hyperlink r:id="rId105">
+        <w:r>
+          <w:rPr>
+            <w:rStyle w:val="Hyperlink"/>
+          </w:rPr>
+          <w:t xml:space="preserve">https://doi.org/10.1111/j.1466-8238.2011.00683.x</w:t>
+        </w:r>
+      </w:hyperlink>
+    </w:p>
+    <w:bookmarkEnd w:id="106"/>
+    <w:bookmarkStart w:id="108" w:name="ref-Jodhani2026"/>
+    <w:p>
+      <w:pPr>
+        <w:pStyle w:val="Bibliography"/>
+      </w:pPr>
+      <w:r>
         <w:t xml:space="preserve">Jodhani K, Bhatiya L, Sirvi L, et al (2026) Artificial intelligence and remote sensing frameworks for wildfire monitoring and risk analysis across multiple ecosystems: A review. AIMS Environmental Science 13:56–98.</w:t>
       </w:r>
       <w:r>
         <w:t xml:space="preserve"> </w:t>
       </w:r>
-      <w:hyperlink r:id="rId91">
+      <w:hyperlink r:id="rId107">
         <w:r>
           <w:rPr>
             <w:rStyle w:val="Hyperlink"/>
@@ -11075,8 +12172,8 @@
         </w:r>
       </w:hyperlink>
     </w:p>
-    <w:bookmarkEnd w:id="92"/>
-    <w:bookmarkStart w:id="94" w:name="ref-Katagis2022"/>
+    <w:bookmarkEnd w:id="108"/>
+    <w:bookmarkStart w:id="110" w:name="ref-Katagis2022"/>
     <w:p>
       <w:pPr>
         <w:pStyle w:val="Bibliography"/>
@@ -11135,7 +12232,7 @@
       <w:r>
         <w:t xml:space="preserve"> </w:t>
       </w:r>
-      <w:hyperlink r:id="rId93">
+      <w:hyperlink r:id="rId109">
         <w:r>
           <w:rPr>
             <w:rStyle w:val="Hyperlink"/>
@@ -11144,8 +12241,8 @@
         </w:r>
       </w:hyperlink>
     </w:p>
-    <w:bookmarkEnd w:id="94"/>
-    <w:bookmarkStart w:id="96" w:name="ref-Kondylatos2023"/>
+    <w:bookmarkEnd w:id="110"/>
+    <w:bookmarkStart w:id="112" w:name="ref-Kondylatos2023"/>
     <w:p>
       <w:pPr>
         <w:pStyle w:val="Bibliography"/>
@@ -11156,7 +12253,7 @@
       <w:r>
         <w:t xml:space="preserve"> </w:t>
       </w:r>
-      <w:hyperlink r:id="rId95">
+      <w:hyperlink r:id="rId111">
         <w:r>
           <w:rPr>
             <w:rStyle w:val="Hyperlink"/>
@@ -11186,8 +12283,8 @@
         <w:t xml:space="preserve">. In: Advances in neural information processing systems 36 (NeurIPS 2023) datasets and benchmarks track. pp 50661–50676</w:t>
       </w:r>
     </w:p>
-    <w:bookmarkEnd w:id="96"/>
-    <w:bookmarkStart w:id="98" w:name="ref-Liu2025"/>
+    <w:bookmarkEnd w:id="112"/>
+    <w:bookmarkStart w:id="114" w:name="ref-Liu2025"/>
     <w:p>
       <w:pPr>
         <w:pStyle w:val="Bibliography"/>
@@ -11207,7 +12304,7 @@
       <w:r>
         <w:t xml:space="preserve"> </w:t>
       </w:r>
-      <w:hyperlink r:id="rId97">
+      <w:hyperlink r:id="rId113">
         <w:r>
           <w:rPr>
             <w:rStyle w:val="Hyperlink"/>
@@ -11216,8 +12313,8 @@
         </w:r>
       </w:hyperlink>
     </w:p>
-    <w:bookmarkEnd w:id="98"/>
-    <w:bookmarkStart w:id="100" w:name="ref-Lobo2008"/>
+    <w:bookmarkEnd w:id="114"/>
+    <w:bookmarkStart w:id="116" w:name="ref-Lobo2008"/>
     <w:p>
       <w:pPr>
         <w:pStyle w:val="Bibliography"/>
@@ -11237,7 +12334,7 @@
       <w:r>
         <w:t xml:space="preserve"> </w:t>
       </w:r>
-      <w:hyperlink r:id="rId99">
+      <w:hyperlink r:id="rId115">
         <w:r>
           <w:rPr>
             <w:rStyle w:val="Hyperlink"/>
@@ -11246,8 +12343,8 @@
         </w:r>
       </w:hyperlink>
     </w:p>
-    <w:bookmarkEnd w:id="100"/>
-    <w:bookmarkStart w:id="102" w:name="ref-Maffei2018"/>
+    <w:bookmarkEnd w:id="116"/>
+    <w:bookmarkStart w:id="118" w:name="ref-Maffei2018"/>
     <w:p>
       <w:pPr>
         <w:pStyle w:val="Bibliography"/>
@@ -11258,7 +12355,7 @@
       <w:r>
         <w:t xml:space="preserve"> </w:t>
       </w:r>
-      <w:hyperlink r:id="rId101">
+      <w:hyperlink r:id="rId117">
         <w:r>
           <w:rPr>
             <w:rStyle w:val="Hyperlink"/>
@@ -11267,8 +12364,8 @@
         </w:r>
       </w:hyperlink>
     </w:p>
-    <w:bookmarkEnd w:id="102"/>
-    <w:bookmarkStart w:id="104" w:name="ref-Maffei2021"/>
+    <w:bookmarkEnd w:id="118"/>
+    <w:bookmarkStart w:id="120" w:name="ref-Maffei2021"/>
     <w:p>
       <w:pPr>
         <w:pStyle w:val="Bibliography"/>
@@ -11279,7 +12376,7 @@
       <w:r>
         <w:t xml:space="preserve"> </w:t>
       </w:r>
-      <w:hyperlink r:id="rId103">
+      <w:hyperlink r:id="rId119">
         <w:r>
           <w:rPr>
             <w:rStyle w:val="Hyperlink"/>
@@ -11288,8 +12385,8 @@
         </w:r>
       </w:hyperlink>
     </w:p>
-    <w:bookmarkEnd w:id="104"/>
-    <w:bookmarkStart w:id="106" w:name="ref-MaffeiMenenti2019"/>
+    <w:bookmarkEnd w:id="120"/>
+    <w:bookmarkStart w:id="122" w:name="ref-MaffeiMenenti2019"/>
     <w:p>
       <w:pPr>
         <w:pStyle w:val="Bibliography"/>
@@ -11300,7 +12397,7 @@
       <w:r>
         <w:t xml:space="preserve"> </w:t>
       </w:r>
-      <w:hyperlink r:id="rId105">
+      <w:hyperlink r:id="rId121">
         <w:r>
           <w:rPr>
             <w:rStyle w:val="Hyperlink"/>
@@ -11309,8 +12406,8 @@
         </w:r>
       </w:hyperlink>
     </w:p>
-    <w:bookmarkEnd w:id="106"/>
-    <w:bookmarkStart w:id="108" w:name="ref-Marino2024"/>
+    <w:bookmarkEnd w:id="122"/>
+    <w:bookmarkStart w:id="124" w:name="ref-Marino2024"/>
     <w:p>
       <w:pPr>
         <w:pStyle w:val="Bibliography"/>
@@ -11321,7 +12418,7 @@
       <w:r>
         <w:t xml:space="preserve"> </w:t>
       </w:r>
-      <w:hyperlink r:id="rId107">
+      <w:hyperlink r:id="rId123">
         <w:r>
           <w:rPr>
             <w:rStyle w:val="Hyperlink"/>
@@ -11330,8 +12427,8 @@
         </w:r>
       </w:hyperlink>
     </w:p>
-    <w:bookmarkEnd w:id="108"/>
-    <w:bookmarkStart w:id="110" w:name="ref-Meyer2021"/>
+    <w:bookmarkEnd w:id="124"/>
+    <w:bookmarkStart w:id="126" w:name="ref-Meyer2021"/>
     <w:p>
       <w:pPr>
         <w:pStyle w:val="Bibliography"/>
@@ -11354,7 +12451,7 @@
       <w:r>
         <w:t xml:space="preserve"> </w:t>
       </w:r>
-      <w:hyperlink r:id="rId109">
+      <w:hyperlink r:id="rId125">
         <w:r>
           <w:rPr>
             <w:rStyle w:val="Hyperlink"/>
@@ -11363,8 +12460,8 @@
         </w:r>
       </w:hyperlink>
     </w:p>
-    <w:bookmarkEnd w:id="110"/>
-    <w:bookmarkStart w:id="112" w:name="ref-Meyer2018"/>
+    <w:bookmarkEnd w:id="126"/>
+    <w:bookmarkStart w:id="128" w:name="ref-Meyer2018"/>
     <w:p>
       <w:pPr>
         <w:pStyle w:val="Bibliography"/>
@@ -11375,7 +12472,7 @@
       <w:r>
         <w:t xml:space="preserve"> </w:t>
       </w:r>
-      <w:hyperlink r:id="rId111">
+      <w:hyperlink r:id="rId127">
         <w:r>
           <w:rPr>
             <w:rStyle w:val="Hyperlink"/>
@@ -11384,8 +12481,8 @@
         </w:r>
       </w:hyperlink>
     </w:p>
-    <w:bookmarkEnd w:id="112"/>
-    <w:bookmarkStart w:id="114" w:name="ref-Mila2022"/>
+    <w:bookmarkEnd w:id="128"/>
+    <w:bookmarkStart w:id="130" w:name="ref-Mila2022"/>
     <w:p>
       <w:pPr>
         <w:pStyle w:val="Bibliography"/>
@@ -11414,7 +12511,7 @@
       <w:r>
         <w:t xml:space="preserve"> </w:t>
       </w:r>
-      <w:hyperlink r:id="rId113">
+      <w:hyperlink r:id="rId129">
         <w:r>
           <w:rPr>
             <w:rStyle w:val="Hyperlink"/>
@@ -11423,8 +12520,8 @@
         </w:r>
       </w:hyperlink>
     </w:p>
-    <w:bookmarkEnd w:id="114"/>
-    <w:bookmarkStart w:id="116" w:name="ref-MorenoTorres2012"/>
+    <w:bookmarkEnd w:id="130"/>
+    <w:bookmarkStart w:id="132" w:name="ref-MorenoTorres2012"/>
     <w:p>
       <w:pPr>
         <w:pStyle w:val="Bibliography"/>
@@ -11435,7 +12532,7 @@
       <w:r>
         <w:t xml:space="preserve"> </w:t>
       </w:r>
-      <w:hyperlink r:id="rId115">
+      <w:hyperlink r:id="rId131">
         <w:r>
           <w:rPr>
             <w:rStyle w:val="Hyperlink"/>
@@ -11444,19 +12541,73 @@
         </w:r>
       </w:hyperlink>
     </w:p>
-    <w:bookmarkEnd w:id="116"/>
-    <w:bookmarkStart w:id="118" w:name="ref-Pausas2021"/>
+    <w:bookmarkEnd w:id="132"/>
+    <w:bookmarkStart w:id="134" w:name="ref-Oliveira2012"/>
     <w:p>
       <w:pPr>
         <w:pStyle w:val="Bibliography"/>
       </w:pPr>
       <w:r>
+        <w:t xml:space="preserve">Oliveira S, Oehler F, San-Miguel-Ayanz J, et al (2012) Modeling spatial patterns of fire occurrence in</w:t>
+      </w:r>
+      <w:r>
+        <w:t xml:space="preserve"> </w:t>
+      </w:r>
+      <w:r>
+        <w:t xml:space="preserve">Mediterranean Europe</w:t>
+      </w:r>
+      <w:r>
+        <w:t xml:space="preserve"> </w:t>
+      </w:r>
+      <w:r>
+        <w:t xml:space="preserve">using multiple regression and random forest. Forest Ecology and Management 275:117–129.</w:t>
+      </w:r>
+      <w:r>
+        <w:t xml:space="preserve"> </w:t>
+      </w:r>
+      <w:hyperlink r:id="rId133">
+        <w:r>
+          <w:rPr>
+            <w:rStyle w:val="Hyperlink"/>
+          </w:rPr>
+          <w:t xml:space="preserve">https://doi.org/10.1016/j.foreco.2012.03.003</w:t>
+        </w:r>
+      </w:hyperlink>
+    </w:p>
+    <w:bookmarkEnd w:id="134"/>
+    <w:bookmarkStart w:id="136" w:name="ref-ParisienMoritz2009"/>
+    <w:p>
+      <w:pPr>
+        <w:pStyle w:val="Bibliography"/>
+      </w:pPr>
+      <w:r>
+        <w:t xml:space="preserve">Parisien M-A, Moritz MA (2009) Environmental controls on the distribution of wildfire at multiple spatial scales. Ecological Monographs 79:127–154.</w:t>
+      </w:r>
+      <w:r>
+        <w:t xml:space="preserve"> </w:t>
+      </w:r>
+      <w:hyperlink r:id="rId135">
+        <w:r>
+          <w:rPr>
+            <w:rStyle w:val="Hyperlink"/>
+          </w:rPr>
+          <w:t xml:space="preserve">https://doi.org/10.1890/07-1289.1</w:t>
+        </w:r>
+      </w:hyperlink>
+    </w:p>
+    <w:bookmarkEnd w:id="136"/>
+    <w:bookmarkStart w:id="138" w:name="ref-Pausas2021"/>
+    <w:p>
+      <w:pPr>
+        <w:pStyle w:val="Bibliography"/>
+      </w:pPr>
+      <w:r>
         <w:t xml:space="preserve">Pausas JG, Keeley JE (2021) Wildfires and global change. Frontiers in Ecology and the Environment 19:387–395.</w:t>
       </w:r>
       <w:r>
         <w:t xml:space="preserve"> </w:t>
       </w:r>
-      <w:hyperlink r:id="rId117">
+      <w:hyperlink r:id="rId137">
         <w:r>
           <w:rPr>
             <w:rStyle w:val="Hyperlink"/>
@@ -11465,19 +12616,52 @@
         </w:r>
       </w:hyperlink>
     </w:p>
-    <w:bookmarkEnd w:id="118"/>
-    <w:bookmarkStart w:id="120" w:name="ref-Persello2012"/>
+    <w:bookmarkEnd w:id="138"/>
+    <w:bookmarkStart w:id="140" w:name="ref-PausasPaula2012"/>
     <w:p>
       <w:pPr>
         <w:pStyle w:val="Bibliography"/>
       </w:pPr>
       <w:r>
+        <w:t xml:space="preserve">Pausas JG, Paula S (2012) Fuel shapes the fire-climate relationship: Evidence from</w:t>
+      </w:r>
+      <w:r>
+        <w:t xml:space="preserve"> </w:t>
+      </w:r>
+      <w:r>
+        <w:t xml:space="preserve">Mediterranean</w:t>
+      </w:r>
+      <w:r>
+        <w:t xml:space="preserve"> </w:t>
+      </w:r>
+      <w:r>
+        <w:t xml:space="preserve">ecosystems. Global Ecology and Biogeography 21:1074–1082.</w:t>
+      </w:r>
+      <w:r>
+        <w:t xml:space="preserve"> </w:t>
+      </w:r>
+      <w:hyperlink r:id="rId139">
+        <w:r>
+          <w:rPr>
+            <w:rStyle w:val="Hyperlink"/>
+          </w:rPr>
+          <w:t xml:space="preserve">https://doi.org/10.1111/j.1466-8238.2012.00769.x</w:t>
+        </w:r>
+      </w:hyperlink>
+    </w:p>
+    <w:bookmarkEnd w:id="140"/>
+    <w:bookmarkStart w:id="142" w:name="ref-Persello2012"/>
+    <w:p>
+      <w:pPr>
+        <w:pStyle w:val="Bibliography"/>
+      </w:pPr>
+      <w:r>
         <w:t xml:space="preserve">Persello C, Bruzzone L (2012) Active learning for domain adaptation in the supervised classification of remote sensing images. IEEE Transactions on Geoscience and Remote Sensing 50:4468–4483.</w:t>
       </w:r>
       <w:r>
         <w:t xml:space="preserve"> </w:t>
       </w:r>
-      <w:hyperlink r:id="rId119">
+      <w:hyperlink r:id="rId141">
         <w:r>
           <w:rPr>
             <w:rStyle w:val="Hyperlink"/>
@@ -11486,8 +12670,8 @@
         </w:r>
       </w:hyperlink>
     </w:p>
-    <w:bookmarkEnd w:id="120"/>
-    <w:bookmarkStart w:id="122" w:name="ref-Ploton2020"/>
+    <w:bookmarkEnd w:id="142"/>
+    <w:bookmarkStart w:id="144" w:name="ref-Ploton2020"/>
     <w:p>
       <w:pPr>
         <w:pStyle w:val="Bibliography"/>
@@ -11498,7 +12682,7 @@
       <w:r>
         <w:t xml:space="preserve"> </w:t>
       </w:r>
-      <w:hyperlink r:id="rId121">
+      <w:hyperlink r:id="rId143">
         <w:r>
           <w:rPr>
             <w:rStyle w:val="Hyperlink"/>
@@ -11507,8 +12691,8 @@
         </w:r>
       </w:hyperlink>
     </w:p>
-    <w:bookmarkEnd w:id="122"/>
-    <w:bookmarkStart w:id="124" w:name="ref-Podschwit2022"/>
+    <w:bookmarkEnd w:id="144"/>
+    <w:bookmarkStart w:id="146" w:name="ref-Podschwit2022"/>
     <w:p>
       <w:pPr>
         <w:pStyle w:val="Bibliography"/>
@@ -11531,7 +12715,7 @@
       <w:r>
         <w:t xml:space="preserve"> </w:t>
       </w:r>
-      <w:hyperlink r:id="rId123">
+      <w:hyperlink r:id="rId145">
         <w:r>
           <w:rPr>
             <w:rStyle w:val="Hyperlink"/>
@@ -11540,8 +12724,8 @@
         </w:r>
       </w:hyperlink>
     </w:p>
-    <w:bookmarkEnd w:id="124"/>
-    <w:bookmarkStart w:id="126" w:name="ref-Roberts2017"/>
+    <w:bookmarkEnd w:id="146"/>
+    <w:bookmarkStart w:id="148" w:name="ref-Roberts2017"/>
     <w:p>
       <w:pPr>
         <w:pStyle w:val="Bibliography"/>
@@ -11552,7 +12736,7 @@
       <w:r>
         <w:t xml:space="preserve"> </w:t>
       </w:r>
-      <w:hyperlink r:id="rId125">
+      <w:hyperlink r:id="rId147">
         <w:r>
           <w:rPr>
             <w:rStyle w:val="Hyperlink"/>
@@ -11561,8 +12745,8 @@
         </w:r>
       </w:hyperlink>
     </w:p>
-    <w:bookmarkEnd w:id="126"/>
-    <w:bookmarkStart w:id="128" w:name="ref-Rousseau2022"/>
+    <w:bookmarkEnd w:id="148"/>
+    <w:bookmarkStart w:id="150" w:name="ref-Rousseau2022"/>
     <w:p>
       <w:pPr>
         <w:pStyle w:val="Bibliography"/>
@@ -11573,7 +12757,7 @@
       <w:r>
         <w:t xml:space="preserve"> </w:t>
       </w:r>
-      <w:hyperlink r:id="rId127">
+      <w:hyperlink r:id="rId149">
         <w:r>
           <w:rPr>
             <w:rStyle w:val="Hyperlink"/>
@@ -11582,8 +12766,8 @@
         </w:r>
       </w:hyperlink>
     </w:p>
-    <w:bookmarkEnd w:id="128"/>
-    <w:bookmarkStart w:id="130" w:name="ref-Sandholt2002"/>
+    <w:bookmarkEnd w:id="150"/>
+    <w:bookmarkStart w:id="152" w:name="ref-Sandholt2002"/>
     <w:p>
       <w:pPr>
         <w:pStyle w:val="Bibliography"/>
@@ -11594,7 +12778,7 @@
       <w:r>
         <w:t xml:space="preserve"> </w:t>
       </w:r>
-      <w:hyperlink r:id="rId129">
+      <w:hyperlink r:id="rId151">
         <w:r>
           <w:rPr>
             <w:rStyle w:val="Hyperlink"/>
@@ -11603,8 +12787,8 @@
         </w:r>
       </w:hyperlink>
     </w:p>
-    <w:bookmarkEnd w:id="130"/>
-    <w:bookmarkStart w:id="132" w:name="ref-Schoener1968"/>
+    <w:bookmarkEnd w:id="152"/>
+    <w:bookmarkStart w:id="154" w:name="ref-Schoener1968"/>
     <w:p>
       <w:pPr>
         <w:pStyle w:val="Bibliography"/>
@@ -11636,7 +12820,7 @@
       <w:r>
         <w:t xml:space="preserve"> </w:t>
       </w:r>
-      <w:hyperlink r:id="rId131">
+      <w:hyperlink r:id="rId153">
         <w:r>
           <w:rPr>
             <w:rStyle w:val="Hyperlink"/>
@@ -11645,19 +12829,40 @@
         </w:r>
       </w:hyperlink>
     </w:p>
-    <w:bookmarkEnd w:id="132"/>
-    <w:bookmarkStart w:id="134" w:name="ref-Sun2016"/>
+    <w:bookmarkEnd w:id="154"/>
+    <w:bookmarkStart w:id="156" w:name="ref-Sofaer2019"/>
     <w:p>
       <w:pPr>
         <w:pStyle w:val="Bibliography"/>
       </w:pPr>
       <w:r>
+        <w:t xml:space="preserve">Sofaer HR, Hoeting JA, Jarnevich CS (2019) The area under the precision-recall curve as a performance metric for rare binary events. Methods in Ecology and Evolution 10:565–577.</w:t>
+      </w:r>
+      <w:r>
+        <w:t xml:space="preserve"> </w:t>
+      </w:r>
+      <w:hyperlink r:id="rId155">
+        <w:r>
+          <w:rPr>
+            <w:rStyle w:val="Hyperlink"/>
+          </w:rPr>
+          <w:t xml:space="preserve">https://doi.org/10.1111/2041-210X.13140</w:t>
+        </w:r>
+      </w:hyperlink>
+    </w:p>
+    <w:bookmarkEnd w:id="156"/>
+    <w:bookmarkStart w:id="158" w:name="ref-Sun2016"/>
+    <w:p>
+      <w:pPr>
+        <w:pStyle w:val="Bibliography"/>
+      </w:pPr>
+      <w:r>
         <w:t xml:space="preserve">Sun B, Feng J, Saenko K (2016)</w:t>
       </w:r>
       <w:r>
         <w:t xml:space="preserve"> </w:t>
       </w:r>
-      <w:hyperlink r:id="rId133">
+      <w:hyperlink r:id="rId157">
         <w:r>
           <w:rPr>
             <w:rStyle w:val="Hyperlink"/>
@@ -11687,8 +12892,8 @@
         <w:t xml:space="preserve">-16). AAAI Press, Phoenix, Arizona, USA, pp 2058–2065</w:t>
       </w:r>
     </w:p>
-    <w:bookmarkEnd w:id="134"/>
-    <w:bookmarkStart w:id="136" w:name="ref-Tuia2016"/>
+    <w:bookmarkEnd w:id="158"/>
+    <w:bookmarkStart w:id="160" w:name="ref-Tuia2016"/>
     <w:p>
       <w:pPr>
         <w:pStyle w:val="Bibliography"/>
@@ -11699,7 +12904,7 @@
       <w:r>
         <w:t xml:space="preserve"> </w:t>
       </w:r>
-      <w:hyperlink r:id="rId135">
+      <w:hyperlink r:id="rId159">
         <w:r>
           <w:rPr>
             <w:rStyle w:val="Hyperlink"/>
@@ -11708,8 +12913,8 @@
         </w:r>
       </w:hyperlink>
     </w:p>
-    <w:bookmarkEnd w:id="136"/>
-    <w:bookmarkStart w:id="138" w:name="ref-LandsatC2L2"/>
+    <w:bookmarkEnd w:id="160"/>
+    <w:bookmarkStart w:id="162" w:name="ref-LandsatC2L2"/>
     <w:p>
       <w:pPr>
         <w:pStyle w:val="Bibliography"/>
@@ -11720,7 +12925,7 @@
       <w:r>
         <w:t xml:space="preserve"> </w:t>
       </w:r>
-      <w:hyperlink r:id="rId137">
+      <w:hyperlink r:id="rId161">
         <w:r>
           <w:rPr>
             <w:rStyle w:val="Hyperlink"/>
@@ -11729,8 +12934,8 @@
         </w:r>
       </w:hyperlink>
     </w:p>
-    <w:bookmarkEnd w:id="138"/>
-    <w:bookmarkStart w:id="140" w:name="ref-Valavi2019"/>
+    <w:bookmarkEnd w:id="162"/>
+    <w:bookmarkStart w:id="164" w:name="ref-Valavi2019"/>
     <w:p>
       <w:pPr>
         <w:pStyle w:val="Bibliography"/>
@@ -11762,7 +12967,7 @@
       <w:r>
         <w:t xml:space="preserve"> </w:t>
       </w:r>
-      <w:hyperlink r:id="rId139">
+      <w:hyperlink r:id="rId163">
         <w:r>
           <w:rPr>
             <w:rStyle w:val="Hyperlink"/>
@@ -11771,8 +12976,8 @@
         </w:r>
       </w:hyperlink>
     </w:p>
-    <w:bookmarkEnd w:id="140"/>
-    <w:bookmarkStart w:id="142" w:name="ref-VanDerWal2009"/>
+    <w:bookmarkEnd w:id="164"/>
+    <w:bookmarkStart w:id="166" w:name="ref-VanDerWal2009"/>
     <w:p>
       <w:pPr>
         <w:pStyle w:val="Bibliography"/>
@@ -11783,7 +12988,7 @@
       <w:r>
         <w:t xml:space="preserve"> </w:t>
       </w:r>
-      <w:hyperlink r:id="rId141">
+      <w:hyperlink r:id="rId165">
         <w:r>
           <w:rPr>
             <w:rStyle w:val="Hyperlink"/>
@@ -11792,8 +12997,8 @@
         </w:r>
       </w:hyperlink>
     </w:p>
-    <w:bookmarkEnd w:id="142"/>
-    <w:bookmarkStart w:id="144" w:name="ref-Vesk2021"/>
+    <w:bookmarkEnd w:id="166"/>
+    <w:bookmarkStart w:id="168" w:name="ref-Vesk2021"/>
     <w:p>
       <w:pPr>
         <w:pStyle w:val="Bibliography"/>
@@ -11804,7 +13009,7 @@
       <w:r>
         <w:t xml:space="preserve"> </w:t>
       </w:r>
-      <w:hyperlink r:id="rId143">
+      <w:hyperlink r:id="rId167">
         <w:r>
           <w:rPr>
             <w:rStyle w:val="Hyperlink"/>
@@ -11813,8 +13018,8 @@
         </w:r>
       </w:hyperlink>
     </w:p>
-    <w:bookmarkEnd w:id="144"/>
-    <w:bookmarkStart w:id="146" w:name="ref-Vibhandik2026"/>
+    <w:bookmarkEnd w:id="168"/>
+    <w:bookmarkStart w:id="170" w:name="ref-Vibhandik2026"/>
     <w:p>
       <w:pPr>
         <w:pStyle w:val="Bibliography"/>
@@ -11825,7 +13030,7 @@
       <w:r>
         <w:t xml:space="preserve"> </w:t>
       </w:r>
-      <w:hyperlink r:id="rId145">
+      <w:hyperlink r:id="rId169">
         <w:r>
           <w:rPr>
             <w:rStyle w:val="Hyperlink"/>
@@ -11834,8 +13039,8 @@
         </w:r>
       </w:hyperlink>
     </w:p>
-    <w:bookmarkEnd w:id="146"/>
-    <w:bookmarkStart w:id="148" w:name="ref-Wadoux2021"/>
+    <w:bookmarkEnd w:id="170"/>
+    <w:bookmarkStart w:id="172" w:name="ref-Wadoux2021"/>
     <w:p>
       <w:pPr>
         <w:pStyle w:val="Bibliography"/>
@@ -11846,7 +13051,7 @@
       <w:r>
         <w:t xml:space="preserve"> </w:t>
       </w:r>
-      <w:hyperlink r:id="rId147">
+      <w:hyperlink r:id="rId171">
         <w:r>
           <w:rPr>
             <w:rStyle w:val="Hyperlink"/>
@@ -11855,8 +13060,8 @@
         </w:r>
       </w:hyperlink>
     </w:p>
-    <w:bookmarkEnd w:id="148"/>
-    <w:bookmarkStart w:id="150" w:name="ref-MOD11A1"/>
+    <w:bookmarkEnd w:id="172"/>
+    <w:bookmarkStart w:id="174" w:name="ref-MOD11A1"/>
     <w:p>
       <w:pPr>
         <w:pStyle w:val="Bibliography"/>
@@ -11915,7 +13120,7 @@
       <w:r>
         <w:t xml:space="preserve"> </w:t>
       </w:r>
-      <w:hyperlink r:id="rId149">
+      <w:hyperlink r:id="rId173">
         <w:r>
           <w:rPr>
             <w:rStyle w:val="Hyperlink"/>
@@ -11924,8 +13129,8 @@
         </w:r>
       </w:hyperlink>
     </w:p>
-    <w:bookmarkEnd w:id="150"/>
-    <w:bookmarkStart w:id="152" w:name="ref-Warren2008"/>
+    <w:bookmarkEnd w:id="174"/>
+    <w:bookmarkStart w:id="176" w:name="ref-Warren2008"/>
     <w:p>
       <w:pPr>
         <w:pStyle w:val="Bibliography"/>
@@ -11936,7 +13141,7 @@
       <w:r>
         <w:t xml:space="preserve"> </w:t>
       </w:r>
-      <w:hyperlink r:id="rId151">
+      <w:hyperlink r:id="rId175">
         <w:r>
           <w:rPr>
             <w:rStyle w:val="Hyperlink"/>
@@ -11945,8 +13150,8 @@
         </w:r>
       </w:hyperlink>
     </w:p>
-    <w:bookmarkEnd w:id="152"/>
-    <w:bookmarkStart w:id="154" w:name="ref-Xu2026"/>
+    <w:bookmarkEnd w:id="176"/>
+    <w:bookmarkStart w:id="178" w:name="ref-Xu2026"/>
     <w:p>
       <w:pPr>
         <w:pStyle w:val="Bibliography"/>
@@ -11957,7 +13162,7 @@
       <w:r>
         <w:t xml:space="preserve"> </w:t>
       </w:r>
-      <w:hyperlink r:id="rId153">
+      <w:hyperlink r:id="rId177">
         <w:r>
           <w:rPr>
             <w:rStyle w:val="Hyperlink"/>
@@ -11966,8 +13171,8 @@
         </w:r>
       </w:hyperlink>
     </w:p>
-    <w:bookmarkEnd w:id="154"/>
-    <w:bookmarkStart w:id="156" w:name="ref-Yates2018"/>
+    <w:bookmarkEnd w:id="178"/>
+    <w:bookmarkStart w:id="180" w:name="ref-Yates2018"/>
     <w:p>
       <w:pPr>
         <w:pStyle w:val="Bibliography"/>
@@ -11978,7 +13183,7 @@
       <w:r>
         <w:t xml:space="preserve"> </w:t>
       </w:r>
-      <w:hyperlink r:id="rId155">
+      <w:hyperlink r:id="rId179">
         <w:r>
           <w:rPr>
             <w:rStyle w:val="Hyperlink"/>
@@ -11987,8 +13192,8 @@
         </w:r>
       </w:hyperlink>
     </w:p>
-    <w:bookmarkEnd w:id="156"/>
-    <w:bookmarkStart w:id="158" w:name="ref-Yebra2013"/>
+    <w:bookmarkEnd w:id="180"/>
+    <w:bookmarkStart w:id="182" w:name="ref-Yebra2013"/>
     <w:p>
       <w:pPr>
         <w:pStyle w:val="Bibliography"/>
@@ -11999,7 +13204,7 @@
       <w:r>
         <w:t xml:space="preserve"> </w:t>
       </w:r>
-      <w:hyperlink r:id="rId157">
+      <w:hyperlink r:id="rId181">
         <w:r>
           <w:rPr>
             <w:rStyle w:val="Hyperlink"/>
@@ -12008,8 +13213,8 @@
         </w:r>
       </w:hyperlink>
     </w:p>
-    <w:bookmarkEnd w:id="158"/>
-    <w:bookmarkStart w:id="160" w:name="ref-Zanaga2022"/>
+    <w:bookmarkEnd w:id="182"/>
+    <w:bookmarkStart w:id="184" w:name="ref-Zanaga2022"/>
     <w:p>
       <w:pPr>
         <w:pStyle w:val="Bibliography"/>
@@ -12038,7 +13243,7 @@
       <w:r>
         <w:t xml:space="preserve"> </w:t>
       </w:r>
-      <w:hyperlink r:id="rId159">
+      <w:hyperlink r:id="rId183">
         <w:r>
           <w:rPr>
             <w:rStyle w:val="Hyperlink"/>
@@ -12047,589 +13252,10 @@
         </w:r>
       </w:hyperlink>
     </w:p>
-    <w:bookmarkEnd w:id="160"/>
-    <w:bookmarkEnd w:id="161"/>
-    <w:bookmarkEnd w:id="162"/>
-    <w:bookmarkStart w:id="171" w:name="statements-and-declarations"/>
-    <w:p>
-      <w:pPr>
-        <w:pStyle w:val="Heading1"/>
-      </w:pPr>
-      <w:r>
-        <w:t xml:space="preserve">Statements and Declarations</w:t>
-      </w:r>
-    </w:p>
-    <w:bookmarkStart w:id="163" w:name="funding"/>
-    <w:p>
-      <w:pPr>
-        <w:pStyle w:val="Heading2"/>
-      </w:pPr>
-      <w:r>
-        <w:t xml:space="preserve">Funding</w:t>
-      </w:r>
-    </w:p>
-    <w:p>
-      <w:pPr>
-        <w:pStyle w:val="FirstParagraph"/>
-      </w:pPr>
-      <w:r>
-        <w:t xml:space="preserve">This work was supported by the Çukurova University Scientific Research Projects Coordination Unit</w:t>
-      </w:r>
-      <w:r>
-        <w:t xml:space="preserve"> </w:t>
-      </w:r>
-      <w:r>
-        <w:t xml:space="preserve">(Bilimsel Araştırma Projeleri Koordinasyon Birimi) under its Career Starter Project scheme, project</w:t>
-      </w:r>
-      <w:r>
-        <w:t xml:space="preserve"> </w:t>
-      </w:r>
-      <w:r>
-        <w:t xml:space="preserve">code FKB-2025-17608 (</w:t>
-      </w:r>
-      <w:r>
-        <w:t xml:space="preserve">“Early detection and prevention of forest fires with a thermal digital</w:t>
-      </w:r>
-      <w:r>
-        <w:t xml:space="preserve"> </w:t>
-      </w:r>
-      <w:r>
-        <w:t xml:space="preserve">twin-based UAV swarm system”</w:t>
-      </w:r>
-      <w:r>
-        <w:t xml:space="preserve">). The funder had no role in the study design, the analysis, the</w:t>
-      </w:r>
-      <w:r>
-        <w:t xml:space="preserve"> </w:t>
-      </w:r>
-      <w:r>
-        <w:t xml:space="preserve">interpretation of the results, the writing of the manuscript or the decision to submit it.</w:t>
-      </w:r>
-    </w:p>
-    <w:bookmarkEnd w:id="163"/>
-    <w:bookmarkStart w:id="164" w:name="competing-interests"/>
-    <w:p>
-      <w:pPr>
-        <w:pStyle w:val="Heading2"/>
-      </w:pPr>
-      <w:r>
-        <w:t xml:space="preserve">Competing interests</w:t>
-      </w:r>
-    </w:p>
-    <w:p>
-      <w:pPr>
-        <w:pStyle w:val="FirstParagraph"/>
-      </w:pPr>
-      <w:r>
-        <w:t xml:space="preserve">The authors have no relevant financial or non-financial interests to disclose.</w:t>
-      </w:r>
-    </w:p>
-    <w:bookmarkEnd w:id="164"/>
-    <w:bookmarkStart w:id="165" w:name="author-contributions"/>
-    <w:p>
-      <w:pPr>
-        <w:pStyle w:val="Heading2"/>
-      </w:pPr>
-      <w:r>
-        <w:t xml:space="preserve">Author contributions</w:t>
-      </w:r>
-    </w:p>
-    <w:p>
-      <w:pPr>
-        <w:pStyle w:val="FirstParagraph"/>
-      </w:pPr>
-      <w:r>
-        <w:t xml:space="preserve">Stated in CRediT terms.</w:t>
-      </w:r>
-      <w:r>
-        <w:t xml:space="preserve"> </w:t>
-      </w:r>
-      <w:r>
-        <w:rPr>
-          <w:b/>
-          <w:bCs/>
-        </w:rPr>
-        <w:t xml:space="preserve">Emrehan Metin:</w:t>
-      </w:r>
-      <w:r>
-        <w:t xml:space="preserve"> </w:t>
-      </w:r>
-      <w:r>
-        <w:t xml:space="preserve">Software, Data curation, Investigation, Validation,</w:t>
-      </w:r>
-      <w:r>
-        <w:t xml:space="preserve"> </w:t>
-      </w:r>
-      <w:r>
-        <w:t xml:space="preserve">Writing (review and editing).</w:t>
-      </w:r>
-      <w:r>
-        <w:t xml:space="preserve"> </w:t>
-      </w:r>
-      <w:r>
-        <w:rPr>
-          <w:b/>
-          <w:bCs/>
-        </w:rPr>
-        <w:t xml:space="preserve">Yunus Emre Cogurcu:</w:t>
-      </w:r>
-      <w:r>
-        <w:t xml:space="preserve"> </w:t>
-      </w:r>
-      <w:r>
-        <w:t xml:space="preserve">Conceptualization, Methodology, Formal</w:t>
-      </w:r>
-      <w:r>
-        <w:t xml:space="preserve"> </w:t>
-      </w:r>
-      <w:r>
-        <w:t xml:space="preserve">analysis, Investigation, Visualization, Writing (original draft), Writing (review and editing),</w:t>
-      </w:r>
-      <w:r>
-        <w:t xml:space="preserve"> </w:t>
-      </w:r>
-      <w:r>
-        <w:t xml:space="preserve">Supervision, Project administration, Funding acquisition. Both authors read and approved the final</w:t>
-      </w:r>
-      <w:r>
-        <w:t xml:space="preserve"> </w:t>
-      </w:r>
-      <w:r>
-        <w:t xml:space="preserve">manuscript.</w:t>
-      </w:r>
-    </w:p>
-    <w:bookmarkEnd w:id="165"/>
-    <w:bookmarkStart w:id="166" w:name="data-availability"/>
-    <w:p>
-      <w:pPr>
-        <w:pStyle w:val="Heading2"/>
-      </w:pPr>
-      <w:r>
-        <w:t xml:space="preserve">Data availability</w:t>
-      </w:r>
-    </w:p>
-    <w:p>
-      <w:pPr>
-        <w:pStyle w:val="FirstParagraph"/>
-      </w:pPr>
-      <w:r>
-        <w:t xml:space="preserve">All satellite inputs are public and were retrieved through Google Earth Engine. Burned-area labels were taken</w:t>
-      </w:r>
-      <w:r>
-        <w:t xml:space="preserve"> </w:t>
-      </w:r>
-      <w:r>
-        <w:t xml:space="preserve">from MODIS MCD64A1 v061</w:t>
-      </w:r>
-      <w:r>
-        <w:t xml:space="preserve"> </w:t>
-      </w:r>
-      <w:r>
-        <w:t xml:space="preserve">(Giglio et al. 2021)</w:t>
-      </w:r>
-      <w:r>
-        <w:t xml:space="preserve">, land surface temperature from MODIS MOD11A1 v061</w:t>
-      </w:r>
-      <w:r>
-        <w:t xml:space="preserve"> </w:t>
-      </w:r>
-      <w:r>
-        <w:t xml:space="preserve">(Wan et al. 2021)</w:t>
-      </w:r>
-      <w:r>
-        <w:t xml:space="preserve">,</w:t>
-      </w:r>
-      <w:r>
-        <w:t xml:space="preserve"> </w:t>
-      </w:r>
-      <w:r>
-        <w:t xml:space="preserve">surface reflectance and surface temperature from Landsat 8 Collection 2 Level-2</w:t>
-      </w:r>
-      <w:r>
-        <w:t xml:space="preserve"> </w:t>
-      </w:r>
-      <w:r>
-        <w:t xml:space="preserve">(U.S. Geological Survey Earth Resources Observation and Science (EROS) Center 2020)</w:t>
-      </w:r>
-      <w:r>
-        <w:t xml:space="preserve">,</w:t>
-      </w:r>
-      <w:r>
-        <w:t xml:space="preserve"> </w:t>
-      </w:r>
-      <w:r>
-        <w:t xml:space="preserve">terrain from the Copernicus DEM GLO-30</w:t>
-      </w:r>
-      <w:r>
-        <w:t xml:space="preserve"> </w:t>
-      </w:r>
-      <w:r>
-        <w:t xml:space="preserve">(European Space Agency 2022)</w:t>
-      </w:r>
-      <w:r>
-        <w:t xml:space="preserve"> </w:t>
-      </w:r>
-      <w:r>
-        <w:t xml:space="preserve">and land cover from ESA WorldCover v200</w:t>
-      </w:r>
-      <w:r>
-        <w:t xml:space="preserve"> </w:t>
-      </w:r>
-      <w:r>
-        <w:t xml:space="preserve">(Zanaga et al. 2022)</w:t>
-      </w:r>
-      <w:r>
-        <w:t xml:space="preserve">. The MODIS and Landsat products are courtesy of NASA’s Land Processes Distributed Active</w:t>
-      </w:r>
-      <w:r>
-        <w:t xml:space="preserve"> </w:t>
-      </w:r>
-      <w:r>
-        <w:t xml:space="preserve">Archive Center and the U.S. Geological Survey. WorldCover is distributed under a CC BY 4.0 licence</w:t>
-      </w:r>
-      <w:r>
-        <w:t xml:space="preserve"> </w:t>
-      </w:r>
-      <w:r>
-        <w:t xml:space="preserve">(© ESA WorldCover project 2021, contains modified Copernicus Sentinel data (2021) processed by the</w:t>
-      </w:r>
-      <w:r>
-        <w:t xml:space="preserve"> </w:t>
-      </w:r>
-      <w:r>
-        <w:t xml:space="preserve">ESA WorldCover consortium). The Copernicus DEM was produced using Copernicus WorldDEM-30 © DLR e.V.</w:t>
-      </w:r>
-      <w:r>
-        <w:t xml:space="preserve"> </w:t>
-      </w:r>
-      <w:r>
-        <w:t xml:space="preserve">2010 to 2014 and © Airbus Defence and Space GmbH 2014 to 2018, provided under COPERNICUS by the European</w:t>
-      </w:r>
-      <w:r>
-        <w:t xml:space="preserve"> </w:t>
-      </w:r>
-      <w:r>
-        <w:t xml:space="preserve">Union and ESA; all rights reserved. No proprietary or restricted data were used.</w:t>
-      </w:r>
-    </w:p>
-    <w:p>
-      <w:pPr>
-        <w:pStyle w:val="BodyText"/>
-      </w:pPr>
-      <w:r>
-        <w:t xml:space="preserve">The five modelling datasets, one per region, and the frozen numeric outputs behind every reported</w:t>
-      </w:r>
-      <w:r>
-        <w:t xml:space="preserve"> </w:t>
-      </w:r>
-      <w:r>
-        <w:t xml:space="preserve">number are released with the analysis code</w:t>
-      </w:r>
-      <w:r>
-        <w:t xml:space="preserve"> </w:t>
-      </w:r>
-      <w:r>
-        <w:t xml:space="preserve">(Cogurcu and Metin 2026)</w:t>
-      </w:r>
-      <w:r>
-        <w:t xml:space="preserve">. Each dataset is identified by SHA-256</w:t>
-      </w:r>
-      <w:r>
-        <w:t xml:space="preserve"> </w:t>
-      </w:r>
-      <w:r>
-        <w:t xml:space="preserve">in</w:t>
-      </w:r>
-      <w:r>
-        <w:t xml:space="preserve"> </w:t>
-      </w:r>
-      <w:r>
-        <w:rPr>
-          <w:rStyle w:val="VerbatimChar"/>
-        </w:rPr>
-        <w:t xml:space="preserve">paper/code/_canonical.py</w:t>
-      </w:r>
-      <w:r>
-        <w:t xml:space="preserve">, and every analysis script verifies that hash on load. For Bejís, Muğla,</w:t>
-      </w:r>
-      <w:r>
-        <w:t xml:space="preserve"> </w:t>
-      </w:r>
-      <w:r>
-        <w:t xml:space="preserve">North Evia and Montiferru the hash equals the canonical-input record of the upstream pipeline at</w:t>
-      </w:r>
-      <w:r>
-        <w:t xml:space="preserve"> </w:t>
-      </w:r>
-      <w:r>
-        <w:t xml:space="preserve">commit</w:t>
-      </w:r>
-      <w:r>
-        <w:t xml:space="preserve"> </w:t>
-      </w:r>
-      <w:r>
-        <w:rPr>
-          <w:rStyle w:val="VerbatimChar"/>
-        </w:rPr>
-        <w:t xml:space="preserve">6381f4c</w:t>
-      </w:r>
-      <w:r>
-        <w:t xml:space="preserve">. For Manavgat it is the corrected-label re-freeze (</w:t>
-      </w:r>
-      <w:r>
-        <w:rPr>
-          <w:rStyle w:val="VerbatimChar"/>
-        </w:rPr>
-        <w:t xml:space="preserve">5a5e876c…</w:t>
-      </w:r>
-      <w:r>
-        <w:t xml:space="preserve">), produced at the same</w:t>
-      </w:r>
-      <w:r>
-        <w:t xml:space="preserve"> </w:t>
-      </w:r>
-      <w:r>
-        <w:t xml:space="preserve">commit. The two small changes needed for this are given in Section S3.6.2. The pipeline’s own</w:t>
-      </w:r>
-      <w:r>
-        <w:t xml:space="preserve"> </w:t>
-      </w:r>
-      <w:r>
-        <w:t xml:space="preserve">record still names the original-label table (</w:t>
-      </w:r>
-      <w:r>
-        <w:rPr>
-          <w:rStyle w:val="VerbatimChar"/>
-        </w:rPr>
-        <w:t xml:space="preserve">054a1961…</w:t>
-      </w:r>
-      <w:r>
-        <w:t xml:space="preserve">), which is not used here.</w:t>
-      </w:r>
-    </w:p>
-    <w:bookmarkEnd w:id="166"/>
-    <w:bookmarkStart w:id="168" w:name="code-availability"/>
-    <w:p>
-      <w:pPr>
-        <w:pStyle w:val="Heading2"/>
-      </w:pPr>
-      <w:r>
-        <w:t xml:space="preserve">Code availability</w:t>
-      </w:r>
-    </w:p>
-    <w:p>
-      <w:pPr>
-        <w:pStyle w:val="FirstParagraph"/>
-      </w:pPr>
-      <w:r>
-        <w:t xml:space="preserve">The upstream processing pipeline,</w:t>
-      </w:r>
-      <w:r>
-        <w:t xml:space="preserve"> </w:t>
-      </w:r>
-      <w:r>
-        <w:rPr>
-          <w:rStyle w:val="VerbatimChar"/>
-        </w:rPr>
-        <w:t xml:space="preserve">satellite-thermal-digital-twin</w:t>
-      </w:r>
-      <w:r>
-        <w:t xml:space="preserve"> </w:t>
-      </w:r>
-      <w:r>
-        <w:t xml:space="preserve">(E. Metin), is public at</w:t>
-      </w:r>
-      <w:r>
-        <w:t xml:space="preserve"> </w:t>
-      </w:r>
-      <w:hyperlink r:id="rId167">
-        <w:r>
-          <w:rPr>
-            <w:rStyle w:val="Hyperlink"/>
-          </w:rPr>
-          <w:t xml:space="preserve">https://github.com/emrehann17/satellite-thermal-digital-twin</w:t>
-        </w:r>
-      </w:hyperlink>
-      <w:r>
-        <w:t xml:space="preserve"> </w:t>
-      </w:r>
-      <w:r>
-        <w:t xml:space="preserve">under the MIT licence. The analysis</w:t>
-      </w:r>
-      <w:r>
-        <w:t xml:space="preserve"> </w:t>
-      </w:r>
-      <w:r>
-        <w:t xml:space="preserve">code, figure scripts and checks are at</w:t>
-      </w:r>
-      <w:r>
-        <w:t xml:space="preserve"> </w:t>
-      </w:r>
-      <w:hyperlink r:id="rId71">
-        <w:r>
-          <w:rPr>
-            <w:rStyle w:val="Hyperlink"/>
-          </w:rPr>
-          <w:t xml:space="preserve">https://github.com/dryuemco/thermal-twin</w:t>
-        </w:r>
-      </w:hyperlink>
-      <w:r>
-        <w:t xml:space="preserve">. Figs. 1 to 8 are drawn</w:t>
-      </w:r>
-      <w:r>
-        <w:t xml:space="preserve"> </w:t>
-      </w:r>
-      <w:r>
-        <w:t xml:space="preserve">by the scripts in</w:t>
-      </w:r>
-      <w:r>
-        <w:t xml:space="preserve"> </w:t>
-      </w:r>
-      <w:r>
-        <w:rPr>
-          <w:rStyle w:val="VerbatimChar"/>
-        </w:rPr>
-        <w:t xml:space="preserve">paper/figures/</w:t>
-      </w:r>
-      <w:r>
-        <w:t xml:space="preserve">, which also assert Table 1 and every plotted value against the</w:t>
-      </w:r>
-      <w:r>
-        <w:t xml:space="preserve"> </w:t>
-      </w:r>
-      <w:r>
-        <w:t xml:space="preserve">frozen outputs. The supplementary tables S2 to S7 and S9 to S18 are rebuilt row by row by</w:t>
-      </w:r>
-      <w:r>
-        <w:t xml:space="preserve"> </w:t>
-      </w:r>
-      <w:r>
-        <w:rPr>
-          <w:rStyle w:val="VerbatimChar"/>
-        </w:rPr>
-        <w:t xml:space="preserve">paper/code/appendix_tables.py</w:t>
-      </w:r>
-      <w:r>
-        <w:t xml:space="preserve"> </w:t>
-      </w:r>
-      <w:r>
-        <w:t xml:space="preserve">from source files whose SHA-256 values are pinned in</w:t>
-      </w:r>
-      <w:r>
-        <w:t xml:space="preserve"> </w:t>
-      </w:r>
-      <w:r>
-        <w:rPr>
-          <w:rStyle w:val="VerbatimChar"/>
-        </w:rPr>
-        <w:t xml:space="preserve">paper/labelfix_rerun/round5/tables/SOURCES.sha256</w:t>
-      </w:r>
-      <w:r>
-        <w:t xml:space="preserve">; the other tables name their source files in</w:t>
-      </w:r>
-      <w:r>
-        <w:t xml:space="preserve"> </w:t>
-      </w:r>
-      <w:r>
-        <w:t xml:space="preserve">their captions.</w:t>
-      </w:r>
-      <w:r>
-        <w:t xml:space="preserve"> </w:t>
-      </w:r>
-      <w:r>
-        <w:rPr>
-          <w:rStyle w:val="VerbatimChar"/>
-        </w:rPr>
-        <w:t xml:space="preserve">paper/figures/check_all.py</w:t>
-      </w:r>
-      <w:r>
-        <w:t xml:space="preserve"> </w:t>
-      </w:r>
-      <w:r>
-        <w:t xml:space="preserve">runs all of these checks. Software: Python 3.12.10 with</w:t>
-      </w:r>
-      <w:r>
-        <w:t xml:space="preserve"> </w:t>
-      </w:r>
-      <w:r>
-        <w:t xml:space="preserve">NumPy 2.4.4, pandas 3.0.2 and scikit-learn 1.9.0. Point estimates depend on the scikit-learn version</w:t>
-      </w:r>
-      <w:r>
-        <w:t xml:space="preserve"> </w:t>
-      </w:r>
-      <w:r>
-        <w:t xml:space="preserve">(Section 3.13), so exact reproduction needs this environment.</w:t>
-      </w:r>
-    </w:p>
-    <w:bookmarkEnd w:id="168"/>
-    <w:bookmarkStart w:id="169" w:name="ethics-approval"/>
-    <w:p>
-      <w:pPr>
-        <w:pStyle w:val="Heading2"/>
-      </w:pPr>
-      <w:r>
-        <w:t xml:space="preserve">Ethics approval</w:t>
-      </w:r>
-    </w:p>
-    <w:p>
-      <w:pPr>
-        <w:pStyle w:val="FirstParagraph"/>
-      </w:pPr>
-      <w:r>
-        <w:t xml:space="preserve">Not applicable. This study involved no human participants, animal subjects or personally</w:t>
-      </w:r>
-      <w:r>
-        <w:t xml:space="preserve"> </w:t>
-      </w:r>
-      <w:r>
-        <w:t xml:space="preserve">identifiable data.</w:t>
-      </w:r>
-    </w:p>
-    <w:bookmarkEnd w:id="169"/>
-    <w:bookmarkStart w:id="170" w:name="use-of-generative-ai"/>
-    <w:p>
-      <w:pPr>
-        <w:pStyle w:val="Heading2"/>
-      </w:pPr>
-      <w:r>
-        <w:t xml:space="preserve">Use of generative AI</w:t>
-      </w:r>
-    </w:p>
-    <w:p>
-      <w:pPr>
-        <w:pStyle w:val="FirstParagraph"/>
-      </w:pPr>
-      <w:r>
-        <w:t xml:space="preserve">Claude (Anthropic) was used in the research and in preparing this manuscript, as described in</w:t>
-      </w:r>
-      <w:r>
-        <w:t xml:space="preserve"> </w:t>
-      </w:r>
-      <w:r>
-        <w:t xml:space="preserve">Section 3.13: to write and run analysis, verification and figure code, to check reported numbers</w:t>
-      </w:r>
-      <w:r>
-        <w:t xml:space="preserve"> </w:t>
-      </w:r>
-      <w:r>
-        <w:t xml:space="preserve">against the frozen outputs, to run simulated internal reviews, and to draft and edit text. The</w:t>
-      </w:r>
-      <w:r>
-        <w:t xml:space="preserve"> </w:t>
-      </w:r>
-      <w:r>
-        <w:t xml:space="preserve">authors reviewed and edited all of this material and take full responsibility for the content of the</w:t>
-      </w:r>
-      <w:r>
-        <w:t xml:space="preserve"> </w:t>
-      </w:r>
-      <w:r>
-        <w:t xml:space="preserve">publication.</w:t>
-      </w:r>
-    </w:p>
-    <w:bookmarkEnd w:id="170"/>
-    <w:bookmarkEnd w:id="171"/>
-    <w:bookmarkStart w:id="172" w:name="figure-captions"/>
+    <w:bookmarkEnd w:id="184"/>
+    <w:bookmarkEnd w:id="185"/>
+    <w:bookmarkEnd w:id="186"/>
+    <w:bookmarkStart w:id="187" w:name="figure-captions"/>
     <w:p>
       <w:pPr>
         <w:pStyle w:val="Heading1"/>
@@ -12705,7 +13331,7 @@
         </m:r>
       </m:oMath>
       <w:r>
-        <w:t xml:space="preserve">510 m analysis grid. Regions that pass the admissibility gate are used in the natural-vegetation population. Kozan 2023 fails the gate (98% of its burned area is cropland) and is not modelled. Two evaluations are made: within-region cross-validation and cross-region transfer in 20 directions, with and without label-blind adaptation. Both are combined in the transfer-gap decomposition (§3.10). Leakage control, seed 42 and the spatial-block bootstrap (§3.13) apply throughout.</w:t>
+        <w:t xml:space="preserve">510 m analysis grid. Regions that pass the admissibility gate are used in the natural-vegetation population. Kozan 2023 fails the gate (98% of its burned area is cropland) and is not modelled. Two evaluations are made: within-region cross-validation and cross-region transfer in 20 directions, with and without label-free adaptation. Both are combined in the transfer-gap decomposition (§3.10). Leakage control, seed 42 and the spatial-block bootstrap (§3.13) apply throughout.</w:t>
       </w:r>
     </w:p>
     <w:p>
@@ -12847,7 +13473,7 @@
           <w:b/>
           <w:bCs/>
         </w:rPr>
-        <w:t xml:space="preserve">Cross-region transfer, without and with label-blind adaptation.</w:t>
+        <w:t xml:space="preserve">Cross-region transfer, without and with label-free adaptation.</w:t>
       </w:r>
       <w:r>
         <w:t xml:space="preserve"> </w:t>
@@ -12945,13 +13571,13 @@
           <w:b/>
           <w:bCs/>
         </w:rPr>
-        <w:t xml:space="preserve">Label-blind adaptation moves transfer toward chance.</w:t>
-      </w:r>
-      <w:r>
-        <w:t xml:space="preserve"> </w:t>
-      </w:r>
-      <w:r>
-        <w:t xml:space="preserve">The 12 ordered directions among Manavgat, Bejís, Muğla and Evia; natural-vegetation population; original study areas. The open circle is raw transfer ROC-AUC. The arrow ends at the better of the two adapted results (z-score or CORAL); this choice uses target labels. The grey tick is the target’s within-region reference, and the dashed line is chance.</w:t>
+        <w:t xml:space="preserve">Label-free adaptation moves transfer toward chance.</w:t>
+      </w:r>
+      <w:r>
+        <w:t xml:space="preserve"> </w:t>
+      </w:r>
+      <w:r>
+        <w:t xml:space="preserve">The 12 ordered directions among Manavgat, Bejís, Muğla and Evia, the four regions of the pipeline’s gap decomposition; Montiferru is not part of that decomposition. Natural-vegetation population; original study areas. The open circle is raw transfer ROC-AUC. The arrow ends at the better of the two adapted results (z-score or CORAL). This choice uses target labels, so the arrows show an optimistic case. The grey tick is the target’s within-region reference at 1 km blocking, and the dashed line is chance.</w:t>
       </w:r>
       <w:r>
         <w:t xml:space="preserve"> </w:t>
@@ -13329,7 +13955,7 @@
         <w:t xml:space="preserve">Manavgat has, so the contrast is stated at the point estimates.</w:t>
       </w:r>
     </w:p>
-    <w:bookmarkEnd w:id="172"/>
+    <w:bookmarkEnd w:id="187"/>
     <w:sectPr>
       <w:footerReference r:id="rId9" w:type="default"/>
       <w:footnotePr>

--- a/paper/submission/manuscript.docx
+++ b/paper/submission/manuscript.docx
@@ -96,7 +96,7 @@
         <w:t xml:space="preserve"> </w:t>
       </w:r>
       <w:r>
-        <w:t xml:space="preserve">8,233 words in the main text (Sections 1 to 6, table captions and notes included; tables, references, declarations and figure captions excluded). Abstract 250 words.</w:t>
+        <w:t xml:space="preserve">8,422 words in the main text (Sections 1 to 6, table captions and notes included; tables, references, declarations and figure captions excluded). Abstract 250 words.</w:t>
       </w:r>
     </w:p>
     <w:bookmarkStart w:id="18" w:name="abstract"/>
@@ -5260,7 +5260,13 @@
         <w:t xml:space="preserve"> </w:t>
       </w:r>
       <w:r>
-        <w:t xml:space="preserve">direction-level intervals are conditional on one fitted source model. Across five bootstrap seeds,</w:t>
+        <w:t xml:space="preserve">direction-level intervals are conditional on one fitted source model. Refitting with ten seeds,</w:t>
+      </w:r>
+      <w:r>
+        <w:t xml:space="preserve"> </w:t>
+      </w:r>
+      <w:r>
+        <w:t xml:space="preserve">however, changed mean transfer by at most 0.003 (Section S1.23). Across five bootstrap seeds,</w:t>
       </w:r>
       <w:r>
         <w:t xml:space="preserve"> </w:t>
@@ -8897,19 +8903,19 @@
         <w:t xml:space="preserve"> </w:t>
       </w:r>
       <w:r>
-        <w:t xml:space="preserve">zero: clustering by target region and clustering by source region (Section S1.22). In an exploratory</w:t>
-      </w:r>
-      <w:r>
-        <w:t xml:space="preserve"> </w:t>
-      </w:r>
-      <w:r>
-        <w:t xml:space="preserve">equivalence test with a margin of ±0.05, set after the results, the collar gain was within the margin</w:t>
-      </w:r>
-      <w:r>
-        <w:t xml:space="preserve"> </w:t>
-      </w:r>
-      <w:r>
-        <w:t xml:space="preserve">under four of six units. It was not within the margin under the pigeonhole bootstrap or the region</w:t>
+        <w:t xml:space="preserve">zero: clustering by target region and clustering by source region (Section S1.22). In an exploratory equivalence test with a margin of ±0.05, set after the results, the gain on the</w:t>
+      </w:r>
+      <w:r>
+        <w:t xml:space="preserve"> </w:t>
+      </w:r>
+      <w:r>
+        <w:t xml:space="preserve">original study areas was within the margin under all six units that can be computed, and the collar</w:t>
+      </w:r>
+      <w:r>
+        <w:t xml:space="preserve"> </w:t>
+      </w:r>
+      <w:r>
+        <w:t xml:space="preserve">gain under four of six. It was not within the margin under the pigeonhole bootstrap or the region</w:t>
       </w:r>
       <w:r>
         <w:t xml:space="preserve"> </w:t>
@@ -9073,19 +9079,25 @@
         <w:t xml:space="preserve"> </w:t>
       </w:r>
       <w:r>
-        <w:t xml:space="preserve">low-lying. When elevation is held constant through deciles, the Manavgat LST association falls to</w:t>
-      </w:r>
-      <w:r>
-        <w:t xml:space="preserve"> </w:t>
-      </w:r>
-      <w:r>
-        <w:t xml:space="preserve">0.455 on the original area and 0.403 on the collar. After the linear effect of elevation is removed,</w:t>
-      </w:r>
-      <w:r>
-        <w:t xml:space="preserve"> </w:t>
-      </w:r>
-      <w:r>
-        <w:t xml:space="preserve">it is 0.446 and 0.409 (Section S1.11). These stratified values are point estimates. Together, they</w:t>
+        <w:t xml:space="preserve">low-lying. When elevation is held constant through deciles, the Manavgat LST association falls to 0.403</w:t>
+      </w:r>
+      <w:r>
+        <w:t xml:space="preserve"> </w:t>
+      </w:r>
+      <w:r>
+        <w:t xml:space="preserve">[0.343, 0.464] on the collar, and after the linear effect of elevation is removed it is 0.409 [0.350,</w:t>
+      </w:r>
+      <w:r>
+        <w:t xml:space="preserve"> </w:t>
+      </w:r>
+      <w:r>
+        <w:t xml:space="preserve">0.475]. On the original area the same values are 0.455 and 0.446, with intervals that include 0.5</w:t>
+      </w:r>
+      <w:r>
+        <w:t xml:space="preserve"> </w:t>
+      </w:r>
+      <w:r>
+        <w:t xml:space="preserve">(Sections S1.11 and S1.23). These results</w:t>
       </w:r>
       <w:r>
         <w:t xml:space="preserve"> </w:t>
@@ -9315,7 +9327,13 @@
         <w:t xml:space="preserve"> </w:t>
       </w:r>
       <w:r>
-        <w:t xml:space="preserve">targets.</w:t>
+        <w:t xml:space="preserve">targets. Without the eight directions that involve Manavgat, mean transfer was 0.566, which is still</w:t>
+      </w:r>
+      <w:r>
+        <w:t xml:space="preserve"> </w:t>
+      </w:r>
+      <w:r>
+        <w:t xml:space="preserve">far below within-region skill (Section S1.23).</w:t>
       </w:r>
     </w:p>
     <w:p>
@@ -9366,13 +9384,25 @@
         <w:t xml:space="preserve"> </w:t>
       </w:r>
       <w:r>
-        <w:t xml:space="preserve">0.070 to 0.287. Seven of twenty directions were below their own baseline. At 5 km blocking, two of</w:t>
-      </w:r>
-      <w:r>
-        <w:t xml:space="preserve"> </w:t>
-      </w:r>
-      <w:r>
-        <w:t xml:space="preserve">these seven had intervals below the baseline, both into Manavgat (Table S11).</w:t>
+        <w:t xml:space="preserve">0.070 to 0.287. Seven of twenty directions were below their own baseline. At 5 km blocking, two of these seven had intervals below the baseline, both into Manavgat (Table</w:t>
+      </w:r>
+      <w:r>
+        <w:t xml:space="preserve"> </w:t>
+      </w:r>
+      <w:r>
+        <w:t xml:space="preserve">S11). In map terms, the 10 % of target cells with the highest scores contained on average 10.3 % of</w:t>
+      </w:r>
+      <w:r>
+        <w:t xml:space="preserve"> </w:t>
+      </w:r>
+      <w:r>
+        <w:t xml:space="preserve">the burned cells, which is what a random ranking gives, and eight of twenty directions did worse.</w:t>
+      </w:r>
+      <w:r>
+        <w:t xml:space="preserve"> </w:t>
+      </w:r>
+      <w:r>
+        <w:t xml:space="preserve">Within regions, the same share was 35.5 % (Section S1.23).</w:t>
       </w:r>
     </w:p>
     <w:p>
@@ -9553,13 +9583,31 @@
         <w:t xml:space="preserve"> </w:t>
       </w:r>
       <w:r>
-        <w:t xml:space="preserve">S1.10). A movement toward chance is also what any loss of information would produce, so these</w:t>
-      </w:r>
-      <w:r>
-        <w:t xml:space="preserve"> </w:t>
-      </w:r>
-      <w:r>
-        <w:t xml:space="preserve">results do not show that the methods removed a distribution shift.</w:t>
+        <w:t xml:space="preserve">S1.10). A movement toward chance is also what any loss of information would produce. Indeed, aligning the</w:t>
+      </w:r>
+      <w:r>
+        <w:t xml:space="preserve"> </w:t>
+      </w:r>
+      <w:r>
+        <w:t xml:space="preserve">source with the covariance of a third, unrelated region moved 15 of 20 directions toward chance as</w:t>
+      </w:r>
+      <w:r>
+        <w:t xml:space="preserve"> </w:t>
+      </w:r>
+      <w:r>
+        <w:t xml:space="preserve">well (mean 0.507). CORAL with a stronger regularisation (λ = 1, mean 0.512) or on two thermal</w:t>
+      </w:r>
+      <w:r>
+        <w:t xml:space="preserve"> </w:t>
+      </w:r>
+      <w:r>
+        <w:t xml:space="preserve">components (0.523) did not help either (Section S1.23). These results therefore do not show that</w:t>
+      </w:r>
+      <w:r>
+        <w:t xml:space="preserve"> </w:t>
+      </w:r>
+      <w:r>
+        <w:t xml:space="preserve">the methods removed a distribution shift.</w:t>
       </w:r>
     </w:p>
     <w:bookmarkEnd w:id="46"/>
@@ -9689,19 +9737,19 @@
         <w:t xml:space="preserve"> </w:t>
       </w:r>
       <w:r>
-        <w:t xml:space="preserve">changed after the label correction. On the original study areas, none predicted transfer with an</w:t>
-      </w:r>
-      <w:r>
-        <w:t xml:space="preserve"> </w:t>
-      </w:r>
-      <w:r>
-        <w:t xml:space="preserve">interval that excludes zero (Table S17); one measure is defined on only six directions and is not</w:t>
-      </w:r>
-      <w:r>
-        <w:t xml:space="preserve"> </w:t>
-      </w:r>
-      <w:r>
-        <w:t xml:space="preserve">interpreted. The contrast pairs illustrate this at the point estimates (Fig. 8). Manavgat and Muğla</w:t>
+        <w:t xml:space="preserve">changed after the label correction. On the original study areas, none predicted transfer with an interval that excludes zero (Table</w:t>
+      </w:r>
+      <w:r>
+        <w:t xml:space="preserve"> </w:t>
+      </w:r>
+      <w:r>
+        <w:t xml:space="preserve">S17), and in a permutation test over all 120 orderings of the five regions no measure reached</w:t>
+      </w:r>
+      <w:r>
+        <w:t xml:space="preserve"> </w:t>
+      </w:r>
+      <w:r>
+        <w:t xml:space="preserve">p &lt; 0.10 (Section S1.23). One measure is defined on only six directions and is not interpreted. The contrast pairs illustrate this at the point estimates (Fig. 8). Manavgat and Muğla</w:t>
       </w:r>
       <w:r>
         <w:t xml:space="preserve"> </w:t>
@@ -10192,13 +10240,13 @@
         <w:t xml:space="preserve"> </w:t>
       </w:r>
       <w:r>
-        <w:t xml:space="preserve">elsewhere, and no similarity measure tested here could replace the measurement. In precision terms,</w:t>
-      </w:r>
-      <w:r>
-        <w:t xml:space="preserve"> </w:t>
-      </w:r>
-      <w:r>
-        <w:t xml:space="preserve">a model moved to a new region did not usefully rank the burned cells there (Section 4.5). Target</w:t>
+        <w:t xml:space="preserve">elsewhere, and no similarity measure tested here could replace the measurement. A model moved to a new region did not usefully rank the burned cells there: its highest-scored</w:t>
+      </w:r>
+      <w:r>
+        <w:t xml:space="preserve"> </w:t>
+      </w:r>
+      <w:r>
+        <w:t xml:space="preserve">10 % of cells contained about as many burned cells as a random choice (Section 4.5). Target</w:t>
       </w:r>
       <w:r>
         <w:t xml:space="preserve"> </w:t>
@@ -10406,19 +10454,25 @@
           <w:b/>
           <w:bCs/>
         </w:rPr>
-        <w:t xml:space="preserve">Intervals are conditional on one fitted forest.</w:t>
-      </w:r>
-      <w:r>
-        <w:t xml:space="preserve"> </w:t>
-      </w:r>
-      <w:r>
-        <w:t xml:space="preserve">The random-forest seed is fixed, and under</w:t>
-      </w:r>
-      <w:r>
-        <w:t xml:space="preserve"> </w:t>
-      </w:r>
-      <w:r>
-        <w:t xml:space="preserve">another scikit-learn version single directions moved by up to 0.047 (Section 3.13; S3.5(vi)).</w:t>
+        <w:t xml:space="preserve">Point estimates depend on the software version.</w:t>
+      </w:r>
+      <w:r>
+        <w:t xml:space="preserve"> </w:t>
+      </w:r>
+      <w:r>
+        <w:t xml:space="preserve">Under another scikit-learn version, single</w:t>
+      </w:r>
+      <w:r>
+        <w:t xml:space="preserve"> </w:t>
+      </w:r>
+      <w:r>
+        <w:t xml:space="preserve">directions moved by up to 0.047, while ten random-forest seeds changed mean transfer by at most</w:t>
+      </w:r>
+      <w:r>
+        <w:t xml:space="preserve"> </w:t>
+      </w:r>
+      <w:r>
+        <w:t xml:space="preserve">0.003 (Section 3.13; S1.23; S3.5(vi)).</w:t>
       </w:r>
     </w:p>
     <w:p>

--- a/paper/submission/manuscript.docx
+++ b/paper/submission/manuscript.docx
@@ -96,7 +96,7 @@
         <w:t xml:space="preserve"> </w:t>
       </w:r>
       <w:r>
-        <w:t xml:space="preserve">8,422 words in the main text (Sections 1 to 6, table captions and notes included; tables, references, declarations and figure captions excluded). Abstract 250 words.</w:t>
+        <w:t xml:space="preserve">8,485 words in the main text (Sections 1 to 6, table captions and notes included; tables, references, declarations and figure captions excluded). Abstract 250 words.</w:t>
       </w:r>
     </w:p>
     <w:bookmarkStart w:id="18" w:name="abstract"/>
@@ -2086,19 +2086,37 @@
         <w:t xml:space="preserve"> </w:t>
       </w:r>
       <w:r>
-        <w:t xml:space="preserve">WorldCover v200 is built from 2021 images, which is after the fire for the four 2021</w:t>
-      </w:r>
-      <w:r>
-        <w:t xml:space="preserve"> </w:t>
-      </w:r>
-      <w:r>
-        <w:t xml:space="preserve">events. Burned land may therefore be under-represented in its pre-fire vegetation class. The wide</w:t>
-      </w:r>
-      <w:r>
-        <w:t xml:space="preserve"> </w:t>
-      </w:r>
-      <w:r>
-        <w:t xml:space="preserve">gate margins (Section 4.1) make it unlikely that this changes a gate decision.</w:t>
+        <w:t xml:space="preserve">WorldCover v200 is built from 2021 images, which is after the fire for the four</w:t>
+      </w:r>
+      <w:r>
+        <w:t xml:space="preserve"> </w:t>
+      </w:r>
+      <w:r>
+        <w:t xml:space="preserve">2021 events. All analyses were therefore repeated with the 2020 map (WorldCover v100), aggregated to</w:t>
+      </w:r>
+      <w:r>
+        <w:t xml:space="preserve"> </w:t>
+      </w:r>
+      <w:r>
+        <w:t xml:space="preserve">the same cells. The 2020 map changed the population by at most 43 burned cells in four regions. In</w:t>
+      </w:r>
+      <w:r>
+        <w:t xml:space="preserve"> </w:t>
+      </w:r>
+      <w:r>
+        <w:t xml:space="preserve">Montiferru, however, it added 142 burned cells that the 2021 map did not class as natural</w:t>
+      </w:r>
+      <w:r>
+        <w:t xml:space="preserve"> </w:t>
+      </w:r>
+      <w:r>
+        <w:t xml:space="preserve">vegetation. The within-region gains and the transfer results did not change in any conclusion</w:t>
+      </w:r>
+      <w:r>
+        <w:t xml:space="preserve"> </w:t>
+      </w:r>
+      <w:r>
+        <w:t xml:space="preserve">(Section S1.23).</w:t>
       </w:r>
     </w:p>
     <w:bookmarkEnd w:id="30"/>
@@ -10682,13 +10700,19 @@
         <w:t xml:space="preserve"> </w:t>
       </w:r>
       <w:r>
-        <w:t xml:space="preserve">WorldCover v200 is built from 2021 images</w:t>
-      </w:r>
-      <w:r>
-        <w:t xml:space="preserve"> </w:t>
-      </w:r>
-      <w:r>
-        <w:t xml:space="preserve">(Section 3.4).</w:t>
+        <w:t xml:space="preserve">With the 2020 map, mean transfer was 0.513</w:t>
+      </w:r>
+      <w:r>
+        <w:t xml:space="preserve"> </w:t>
+      </w:r>
+      <w:r>
+        <w:t xml:space="preserve">instead of 0.527, and no conclusion changed; in Montiferru, however, the 2021 map left out about a</w:t>
+      </w:r>
+      <w:r>
+        <w:t xml:space="preserve"> </w:t>
+      </w:r>
+      <w:r>
+        <w:t xml:space="preserve">fifth of the burned natural vegetation (Section 3.4; S1.23).</w:t>
       </w:r>
     </w:p>
     <w:p>

--- a/paper/submission/manuscript.docx
+++ b/paper/submission/manuscript.docx
@@ -11170,7 +11170,7 @@
         <w:t xml:space="preserve"> </w:t>
       </w:r>
       <w:r>
-        <w:t xml:space="preserve">(Cogurcu and Metin 2026)</w:t>
+        <w:t xml:space="preserve">(Metin and Cogurcu 2026)</w:t>
       </w:r>
       <w:r>
         <w:t xml:space="preserve">. Each dataset is identified by SHA-256</w:t>
@@ -11315,6 +11315,21 @@
         </w:r>
       </w:hyperlink>
       <w:r>
+        <w:t xml:space="preserve">, and version 1.0.1</w:t>
+      </w:r>
+      <w:r>
+        <w:t xml:space="preserve"> </w:t>
+      </w:r>
+      <w:r>
+        <w:t xml:space="preserve">is archived at Zenodo</w:t>
+      </w:r>
+      <w:r>
+        <w:t xml:space="preserve"> </w:t>
+      </w:r>
+      <w:r>
+        <w:t xml:space="preserve">(Metin and Cogurcu 2026)</w:t>
+      </w:r>
+      <w:r>
         <w:t xml:space="preserve">. Figs. 1 to 8 are drawn</w:t>
       </w:r>
       <w:r>
@@ -11470,7 +11485,7 @@
     </w:p>
     <w:bookmarkEnd w:id="66"/>
     <w:bookmarkEnd w:id="67"/>
-    <w:bookmarkStart w:id="186" w:name="references"/>
+    <w:bookmarkStart w:id="187" w:name="references"/>
     <w:p>
       <w:pPr>
         <w:pStyle w:val="Heading1"/>
@@ -11479,7 +11494,7 @@
         <w:t xml:space="preserve">References</w:t>
       </w:r>
     </w:p>
-    <w:bookmarkStart w:id="185" w:name="refs"/>
+    <w:bookmarkStart w:id="186" w:name="refs"/>
     <w:bookmarkStart w:id="69" w:name="ref-AlkanAkinci2023"/>
     <w:p>
       <w:pPr>
@@ -11717,45 +11732,12 @@
       </w:hyperlink>
     </w:p>
     <w:bookmarkEnd w:id="81"/>
-    <w:bookmarkStart w:id="82" w:name="ref-ThermalTwinRepo"/>
+    <w:bookmarkStart w:id="83" w:name="ref-Dimarco2026"/>
     <w:p>
       <w:pPr>
         <w:pStyle w:val="Bibliography"/>
       </w:pPr>
       <w:r>
-        <w:t xml:space="preserve">Cogurcu YE, Metin E (2026)</w:t>
-      </w:r>
-      <w:r>
-        <w:t xml:space="preserve"> </w:t>
-      </w:r>
-      <w:r>
-        <w:t xml:space="preserve">thermal-twin</w:t>
-      </w:r>
-      <w:r>
-        <w:t xml:space="preserve">: Analysis code, modelling datasets and frozen outputs.</w:t>
-      </w:r>
-      <w:r>
-        <w:t xml:space="preserve"> </w:t>
-      </w:r>
-      <w:hyperlink r:id="rId63">
-        <w:r>
-          <w:rPr>
-            <w:rStyle w:val="Hyperlink"/>
-          </w:rPr>
-          <w:t xml:space="preserve">https://github.com/dryuemco/thermal-twin</w:t>
-        </w:r>
-      </w:hyperlink>
-      <w:r>
-        <w:t xml:space="preserve">. Accessed 29 Sept 2026</w:t>
-      </w:r>
-    </w:p>
-    <w:bookmarkEnd w:id="82"/>
-    <w:bookmarkStart w:id="84" w:name="ref-Dimarco2026"/>
-    <w:p>
-      <w:pPr>
-        <w:pStyle w:val="Bibliography"/>
-      </w:pPr>
-      <w:r>
         <w:t xml:space="preserve">Dimarco NA, Faraji I, Wahbi M, et al (2026) Generalizing human-driven wildfire ignition models across</w:t>
       </w:r>
       <w:r>
@@ -11773,7 +11755,7 @@
       <w:r>
         <w:t xml:space="preserve"> </w:t>
       </w:r>
-      <w:hyperlink r:id="rId83">
+      <w:hyperlink r:id="rId82">
         <w:r>
           <w:rPr>
             <w:rStyle w:val="Hyperlink"/>
@@ -11782,8 +11764,8 @@
         </w:r>
       </w:hyperlink>
     </w:p>
-    <w:bookmarkEnd w:id="84"/>
-    <w:bookmarkStart w:id="86" w:name="ref-CopernicusDEM"/>
+    <w:bookmarkEnd w:id="83"/>
+    <w:bookmarkStart w:id="85" w:name="ref-CopernicusDEM"/>
     <w:p>
       <w:pPr>
         <w:pStyle w:val="Bibliography"/>
@@ -11812,7 +11794,7 @@
       <w:r>
         <w:t xml:space="preserve"> </w:t>
       </w:r>
-      <w:hyperlink r:id="rId85">
+      <w:hyperlink r:id="rId84">
         <w:r>
           <w:rPr>
             <w:rStyle w:val="Hyperlink"/>
@@ -11821,8 +11803,8 @@
         </w:r>
       </w:hyperlink>
     </w:p>
-    <w:bookmarkEnd w:id="86"/>
-    <w:bookmarkStart w:id="88" w:name="ref-Gelabert2025"/>
+    <w:bookmarkEnd w:id="85"/>
+    <w:bookmarkStart w:id="87" w:name="ref-Gelabert2025"/>
     <w:p>
       <w:pPr>
         <w:pStyle w:val="Bibliography"/>
@@ -11842,7 +11824,7 @@
       <w:r>
         <w:t xml:space="preserve"> </w:t>
       </w:r>
-      <w:hyperlink r:id="rId87">
+      <w:hyperlink r:id="rId86">
         <w:r>
           <w:rPr>
             <w:rStyle w:val="Hyperlink"/>
@@ -11851,8 +11833,8 @@
         </w:r>
       </w:hyperlink>
     </w:p>
-    <w:bookmarkEnd w:id="88"/>
-    <w:bookmarkStart w:id="90" w:name="ref-VNP64A1"/>
+    <w:bookmarkEnd w:id="87"/>
+    <w:bookmarkStart w:id="89" w:name="ref-VNP64A1"/>
     <w:p>
       <w:pPr>
         <w:pStyle w:val="Bibliography"/>
@@ -11911,7 +11893,7 @@
       <w:r>
         <w:t xml:space="preserve"> </w:t>
       </w:r>
-      <w:hyperlink r:id="rId89">
+      <w:hyperlink r:id="rId88">
         <w:r>
           <w:rPr>
             <w:rStyle w:val="Hyperlink"/>
@@ -11920,8 +11902,8 @@
         </w:r>
       </w:hyperlink>
     </w:p>
-    <w:bookmarkEnd w:id="90"/>
-    <w:bookmarkStart w:id="92" w:name="ref-Giglio2018"/>
+    <w:bookmarkEnd w:id="89"/>
+    <w:bookmarkStart w:id="91" w:name="ref-Giglio2018"/>
     <w:p>
       <w:pPr>
         <w:pStyle w:val="Bibliography"/>
@@ -11956,7 +11938,7 @@
       <w:r>
         <w:t xml:space="preserve"> </w:t>
       </w:r>
-      <w:hyperlink r:id="rId91">
+      <w:hyperlink r:id="rId90">
         <w:r>
           <w:rPr>
             <w:rStyle w:val="Hyperlink"/>
@@ -11965,8 +11947,8 @@
         </w:r>
       </w:hyperlink>
     </w:p>
-    <w:bookmarkEnd w:id="92"/>
-    <w:bookmarkStart w:id="94" w:name="ref-MCD64A1"/>
+    <w:bookmarkEnd w:id="91"/>
+    <w:bookmarkStart w:id="93" w:name="ref-MCD64A1"/>
     <w:p>
       <w:pPr>
         <w:pStyle w:val="Bibliography"/>
@@ -12025,7 +12007,7 @@
       <w:r>
         <w:t xml:space="preserve"> </w:t>
       </w:r>
-      <w:hyperlink r:id="rId93">
+      <w:hyperlink r:id="rId92">
         <w:r>
           <w:rPr>
             <w:rStyle w:val="Hyperlink"/>
@@ -12034,8 +12016,8 @@
         </w:r>
       </w:hyperlink>
     </w:p>
-    <w:bookmarkEnd w:id="94"/>
-    <w:bookmarkStart w:id="96" w:name="ref-Gorelick2017"/>
+    <w:bookmarkEnd w:id="93"/>
+    <w:bookmarkStart w:id="95" w:name="ref-Gorelick2017"/>
     <w:p>
       <w:pPr>
         <w:pStyle w:val="Bibliography"/>
@@ -12067,7 +12049,7 @@
       <w:r>
         <w:t xml:space="preserve"> </w:t>
       </w:r>
-      <w:hyperlink r:id="rId95">
+      <w:hyperlink r:id="rId94">
         <w:r>
           <w:rPr>
             <w:rStyle w:val="Hyperlink"/>
@@ -12076,8 +12058,8 @@
         </w:r>
       </w:hyperlink>
     </w:p>
-    <w:bookmarkEnd w:id="96"/>
-    <w:bookmarkStart w:id="98" w:name="ref-Hijmans2012"/>
+    <w:bookmarkEnd w:id="95"/>
+    <w:bookmarkStart w:id="97" w:name="ref-Hijmans2012"/>
     <w:p>
       <w:pPr>
         <w:pStyle w:val="Bibliography"/>
@@ -12088,7 +12070,7 @@
       <w:r>
         <w:t xml:space="preserve"> </w:t>
       </w:r>
-      <w:hyperlink r:id="rId97">
+      <w:hyperlink r:id="rId96">
         <w:r>
           <w:rPr>
             <w:rStyle w:val="Hyperlink"/>
@@ -12097,8 +12079,8 @@
         </w:r>
       </w:hyperlink>
     </w:p>
-    <w:bookmarkEnd w:id="98"/>
-    <w:bookmarkStart w:id="100" w:name="ref-Huang2026"/>
+    <w:bookmarkEnd w:id="97"/>
+    <w:bookmarkStart w:id="99" w:name="ref-Huang2026"/>
     <w:p>
       <w:pPr>
         <w:pStyle w:val="Bibliography"/>
@@ -12109,7 +12091,7 @@
       <w:r>
         <w:t xml:space="preserve"> </w:t>
       </w:r>
-      <w:hyperlink r:id="rId99">
+      <w:hyperlink r:id="rId98">
         <w:r>
           <w:rPr>
             <w:rStyle w:val="Hyperlink"/>
@@ -12118,8 +12100,8 @@
         </w:r>
       </w:hyperlink>
     </w:p>
-    <w:bookmarkEnd w:id="100"/>
-    <w:bookmarkStart w:id="102" w:name="ref-Iban2022"/>
+    <w:bookmarkEnd w:id="99"/>
+    <w:bookmarkStart w:id="101" w:name="ref-Iban2022"/>
     <w:p>
       <w:pPr>
         <w:pStyle w:val="Bibliography"/>
@@ -12172,7 +12154,7 @@
       <w:r>
         <w:t xml:space="preserve"> </w:t>
       </w:r>
-      <w:hyperlink r:id="rId101">
+      <w:hyperlink r:id="rId100">
         <w:r>
           <w:rPr>
             <w:rStyle w:val="Hyperlink"/>
@@ -12181,8 +12163,8 @@
         </w:r>
       </w:hyperlink>
     </w:p>
-    <w:bookmarkEnd w:id="102"/>
-    <w:bookmarkStart w:id="104" w:name="ref-Jain2020"/>
+    <w:bookmarkEnd w:id="101"/>
+    <w:bookmarkStart w:id="103" w:name="ref-Jain2020"/>
     <w:p>
       <w:pPr>
         <w:pStyle w:val="Bibliography"/>
@@ -12193,7 +12175,7 @@
       <w:r>
         <w:t xml:space="preserve"> </w:t>
       </w:r>
-      <w:hyperlink r:id="rId103">
+      <w:hyperlink r:id="rId102">
         <w:r>
           <w:rPr>
             <w:rStyle w:val="Hyperlink"/>
@@ -12202,8 +12184,8 @@
         </w:r>
       </w:hyperlink>
     </w:p>
-    <w:bookmarkEnd w:id="104"/>
-    <w:bookmarkStart w:id="106" w:name="ref-JimenezValverde2012"/>
+    <w:bookmarkEnd w:id="103"/>
+    <w:bookmarkStart w:id="105" w:name="ref-JimenezValverde2012"/>
     <w:p>
       <w:pPr>
         <w:pStyle w:val="Bibliography"/>
@@ -12220,7 +12202,7 @@
       <w:r>
         <w:t xml:space="preserve"> </w:t>
       </w:r>
-      <w:hyperlink r:id="rId105">
+      <w:hyperlink r:id="rId104">
         <w:r>
           <w:rPr>
             <w:rStyle w:val="Hyperlink"/>
@@ -12229,8 +12211,8 @@
         </w:r>
       </w:hyperlink>
     </w:p>
-    <w:bookmarkEnd w:id="106"/>
-    <w:bookmarkStart w:id="108" w:name="ref-Jodhani2026"/>
+    <w:bookmarkEnd w:id="105"/>
+    <w:bookmarkStart w:id="107" w:name="ref-Jodhani2026"/>
     <w:p>
       <w:pPr>
         <w:pStyle w:val="Bibliography"/>
@@ -12241,7 +12223,7 @@
       <w:r>
         <w:t xml:space="preserve"> </w:t>
       </w:r>
-      <w:hyperlink r:id="rId107">
+      <w:hyperlink r:id="rId106">
         <w:r>
           <w:rPr>
             <w:rStyle w:val="Hyperlink"/>
@@ -12250,8 +12232,8 @@
         </w:r>
       </w:hyperlink>
     </w:p>
-    <w:bookmarkEnd w:id="108"/>
-    <w:bookmarkStart w:id="110" w:name="ref-Katagis2022"/>
+    <w:bookmarkEnd w:id="107"/>
+    <w:bookmarkStart w:id="109" w:name="ref-Katagis2022"/>
     <w:p>
       <w:pPr>
         <w:pStyle w:val="Bibliography"/>
@@ -12310,7 +12292,7 @@
       <w:r>
         <w:t xml:space="preserve"> </w:t>
       </w:r>
-      <w:hyperlink r:id="rId109">
+      <w:hyperlink r:id="rId108">
         <w:r>
           <w:rPr>
             <w:rStyle w:val="Hyperlink"/>
@@ -12319,8 +12301,8 @@
         </w:r>
       </w:hyperlink>
     </w:p>
-    <w:bookmarkEnd w:id="110"/>
-    <w:bookmarkStart w:id="112" w:name="ref-Kondylatos2023"/>
+    <w:bookmarkEnd w:id="109"/>
+    <w:bookmarkStart w:id="111" w:name="ref-Kondylatos2023"/>
     <w:p>
       <w:pPr>
         <w:pStyle w:val="Bibliography"/>
@@ -12331,7 +12313,7 @@
       <w:r>
         <w:t xml:space="preserve"> </w:t>
       </w:r>
-      <w:hyperlink r:id="rId111">
+      <w:hyperlink r:id="rId110">
         <w:r>
           <w:rPr>
             <w:rStyle w:val="Hyperlink"/>
@@ -12361,8 +12343,8 @@
         <w:t xml:space="preserve">. In: Advances in neural information processing systems 36 (NeurIPS 2023) datasets and benchmarks track. pp 50661–50676</w:t>
       </w:r>
     </w:p>
-    <w:bookmarkEnd w:id="112"/>
-    <w:bookmarkStart w:id="114" w:name="ref-Liu2025"/>
+    <w:bookmarkEnd w:id="111"/>
+    <w:bookmarkStart w:id="113" w:name="ref-Liu2025"/>
     <w:p>
       <w:pPr>
         <w:pStyle w:val="Bibliography"/>
@@ -12382,7 +12364,7 @@
       <w:r>
         <w:t xml:space="preserve"> </w:t>
       </w:r>
-      <w:hyperlink r:id="rId113">
+      <w:hyperlink r:id="rId112">
         <w:r>
           <w:rPr>
             <w:rStyle w:val="Hyperlink"/>
@@ -12391,8 +12373,8 @@
         </w:r>
       </w:hyperlink>
     </w:p>
-    <w:bookmarkEnd w:id="114"/>
-    <w:bookmarkStart w:id="116" w:name="ref-Lobo2008"/>
+    <w:bookmarkEnd w:id="113"/>
+    <w:bookmarkStart w:id="115" w:name="ref-Lobo2008"/>
     <w:p>
       <w:pPr>
         <w:pStyle w:val="Bibliography"/>
@@ -12412,7 +12394,7 @@
       <w:r>
         <w:t xml:space="preserve"> </w:t>
       </w:r>
-      <w:hyperlink r:id="rId115">
+      <w:hyperlink r:id="rId114">
         <w:r>
           <w:rPr>
             <w:rStyle w:val="Hyperlink"/>
@@ -12421,8 +12403,8 @@
         </w:r>
       </w:hyperlink>
     </w:p>
-    <w:bookmarkEnd w:id="116"/>
-    <w:bookmarkStart w:id="118" w:name="ref-Maffei2018"/>
+    <w:bookmarkEnd w:id="115"/>
+    <w:bookmarkStart w:id="117" w:name="ref-Maffei2018"/>
     <w:p>
       <w:pPr>
         <w:pStyle w:val="Bibliography"/>
@@ -12433,7 +12415,7 @@
       <w:r>
         <w:t xml:space="preserve"> </w:t>
       </w:r>
-      <w:hyperlink r:id="rId117">
+      <w:hyperlink r:id="rId116">
         <w:r>
           <w:rPr>
             <w:rStyle w:val="Hyperlink"/>
@@ -12442,8 +12424,8 @@
         </w:r>
       </w:hyperlink>
     </w:p>
-    <w:bookmarkEnd w:id="118"/>
-    <w:bookmarkStart w:id="120" w:name="ref-Maffei2021"/>
+    <w:bookmarkEnd w:id="117"/>
+    <w:bookmarkStart w:id="119" w:name="ref-Maffei2021"/>
     <w:p>
       <w:pPr>
         <w:pStyle w:val="Bibliography"/>
@@ -12454,7 +12436,7 @@
       <w:r>
         <w:t xml:space="preserve"> </w:t>
       </w:r>
-      <w:hyperlink r:id="rId119">
+      <w:hyperlink r:id="rId118">
         <w:r>
           <w:rPr>
             <w:rStyle w:val="Hyperlink"/>
@@ -12463,8 +12445,8 @@
         </w:r>
       </w:hyperlink>
     </w:p>
-    <w:bookmarkEnd w:id="120"/>
-    <w:bookmarkStart w:id="122" w:name="ref-MaffeiMenenti2019"/>
+    <w:bookmarkEnd w:id="119"/>
+    <w:bookmarkStart w:id="121" w:name="ref-MaffeiMenenti2019"/>
     <w:p>
       <w:pPr>
         <w:pStyle w:val="Bibliography"/>
@@ -12475,7 +12457,7 @@
       <w:r>
         <w:t xml:space="preserve"> </w:t>
       </w:r>
-      <w:hyperlink r:id="rId121">
+      <w:hyperlink r:id="rId120">
         <w:r>
           <w:rPr>
             <w:rStyle w:val="Hyperlink"/>
@@ -12484,8 +12466,8 @@
         </w:r>
       </w:hyperlink>
     </w:p>
-    <w:bookmarkEnd w:id="122"/>
-    <w:bookmarkStart w:id="124" w:name="ref-Marino2024"/>
+    <w:bookmarkEnd w:id="121"/>
+    <w:bookmarkStart w:id="123" w:name="ref-Marino2024"/>
     <w:p>
       <w:pPr>
         <w:pStyle w:val="Bibliography"/>
@@ -12496,7 +12478,7 @@
       <w:r>
         <w:t xml:space="preserve"> </w:t>
       </w:r>
-      <w:hyperlink r:id="rId123">
+      <w:hyperlink r:id="rId122">
         <w:r>
           <w:rPr>
             <w:rStyle w:val="Hyperlink"/>
@@ -12505,13 +12487,34 @@
         </w:r>
       </w:hyperlink>
     </w:p>
-    <w:bookmarkEnd w:id="124"/>
-    <w:bookmarkStart w:id="126" w:name="ref-Meyer2021"/>
+    <w:bookmarkEnd w:id="123"/>
+    <w:bookmarkStart w:id="125" w:name="ref-ThermalTwinRepo"/>
     <w:p>
       <w:pPr>
         <w:pStyle w:val="Bibliography"/>
       </w:pPr>
       <w:r>
+        <w:t xml:space="preserve">Metin E, Cogurcu YE (2026) Evaluation area and the limits of cross-region transfer of pre-fire thermal wildfire models: Analysis code, modelling datasets and frozen outputs [software], version 1.0.1. Zenodo.</w:t>
+      </w:r>
+      <w:r>
+        <w:t xml:space="preserve"> </w:t>
+      </w:r>
+      <w:hyperlink r:id="rId124">
+        <w:r>
+          <w:rPr>
+            <w:rStyle w:val="Hyperlink"/>
+          </w:rPr>
+          <w:t xml:space="preserve">https://doi.org/10.5281/zenodo.23035271</w:t>
+        </w:r>
+      </w:hyperlink>
+    </w:p>
+    <w:bookmarkEnd w:id="125"/>
+    <w:bookmarkStart w:id="127" w:name="ref-Meyer2021"/>
+    <w:p>
+      <w:pPr>
+        <w:pStyle w:val="Bibliography"/>
+      </w:pPr>
+      <w:r>
         <w:t xml:space="preserve">Meyer H, Pebesma E (2021) Predicting into unknown space?</w:t>
       </w:r>
       <w:r>
@@ -12529,7 +12532,7 @@
       <w:r>
         <w:t xml:space="preserve"> </w:t>
       </w:r>
-      <w:hyperlink r:id="rId125">
+      <w:hyperlink r:id="rId126">
         <w:r>
           <w:rPr>
             <w:rStyle w:val="Hyperlink"/>
@@ -12538,8 +12541,8 @@
         </w:r>
       </w:hyperlink>
     </w:p>
-    <w:bookmarkEnd w:id="126"/>
-    <w:bookmarkStart w:id="128" w:name="ref-Meyer2018"/>
+    <w:bookmarkEnd w:id="127"/>
+    <w:bookmarkStart w:id="129" w:name="ref-Meyer2018"/>
     <w:p>
       <w:pPr>
         <w:pStyle w:val="Bibliography"/>
@@ -12550,7 +12553,7 @@
       <w:r>
         <w:t xml:space="preserve"> </w:t>
       </w:r>
-      <w:hyperlink r:id="rId127">
+      <w:hyperlink r:id="rId128">
         <w:r>
           <w:rPr>
             <w:rStyle w:val="Hyperlink"/>
@@ -12559,8 +12562,8 @@
         </w:r>
       </w:hyperlink>
     </w:p>
-    <w:bookmarkEnd w:id="128"/>
-    <w:bookmarkStart w:id="130" w:name="ref-Mila2022"/>
+    <w:bookmarkEnd w:id="129"/>
+    <w:bookmarkStart w:id="131" w:name="ref-Mila2022"/>
     <w:p>
       <w:pPr>
         <w:pStyle w:val="Bibliography"/>
@@ -12589,7 +12592,7 @@
       <w:r>
         <w:t xml:space="preserve"> </w:t>
       </w:r>
-      <w:hyperlink r:id="rId129">
+      <w:hyperlink r:id="rId130">
         <w:r>
           <w:rPr>
             <w:rStyle w:val="Hyperlink"/>
@@ -12598,8 +12601,8 @@
         </w:r>
       </w:hyperlink>
     </w:p>
-    <w:bookmarkEnd w:id="130"/>
-    <w:bookmarkStart w:id="132" w:name="ref-MorenoTorres2012"/>
+    <w:bookmarkEnd w:id="131"/>
+    <w:bookmarkStart w:id="133" w:name="ref-MorenoTorres2012"/>
     <w:p>
       <w:pPr>
         <w:pStyle w:val="Bibliography"/>
@@ -12610,7 +12613,7 @@
       <w:r>
         <w:t xml:space="preserve"> </w:t>
       </w:r>
-      <w:hyperlink r:id="rId131">
+      <w:hyperlink r:id="rId132">
         <w:r>
           <w:rPr>
             <w:rStyle w:val="Hyperlink"/>
@@ -12619,8 +12622,8 @@
         </w:r>
       </w:hyperlink>
     </w:p>
-    <w:bookmarkEnd w:id="132"/>
-    <w:bookmarkStart w:id="134" w:name="ref-Oliveira2012"/>
+    <w:bookmarkEnd w:id="133"/>
+    <w:bookmarkStart w:id="135" w:name="ref-Oliveira2012"/>
     <w:p>
       <w:pPr>
         <w:pStyle w:val="Bibliography"/>
@@ -12643,7 +12646,7 @@
       <w:r>
         <w:t xml:space="preserve"> </w:t>
       </w:r>
-      <w:hyperlink r:id="rId133">
+      <w:hyperlink r:id="rId134">
         <w:r>
           <w:rPr>
             <w:rStyle w:val="Hyperlink"/>
@@ -12652,8 +12655,8 @@
         </w:r>
       </w:hyperlink>
     </w:p>
-    <w:bookmarkEnd w:id="134"/>
-    <w:bookmarkStart w:id="136" w:name="ref-ParisienMoritz2009"/>
+    <w:bookmarkEnd w:id="135"/>
+    <w:bookmarkStart w:id="137" w:name="ref-ParisienMoritz2009"/>
     <w:p>
       <w:pPr>
         <w:pStyle w:val="Bibliography"/>
@@ -12664,7 +12667,7 @@
       <w:r>
         <w:t xml:space="preserve"> </w:t>
       </w:r>
-      <w:hyperlink r:id="rId135">
+      <w:hyperlink r:id="rId136">
         <w:r>
           <w:rPr>
             <w:rStyle w:val="Hyperlink"/>
@@ -12673,8 +12676,8 @@
         </w:r>
       </w:hyperlink>
     </w:p>
-    <w:bookmarkEnd w:id="136"/>
-    <w:bookmarkStart w:id="138" w:name="ref-Pausas2021"/>
+    <w:bookmarkEnd w:id="137"/>
+    <w:bookmarkStart w:id="139" w:name="ref-Pausas2021"/>
     <w:p>
       <w:pPr>
         <w:pStyle w:val="Bibliography"/>
@@ -12685,7 +12688,7 @@
       <w:r>
         <w:t xml:space="preserve"> </w:t>
       </w:r>
-      <w:hyperlink r:id="rId137">
+      <w:hyperlink r:id="rId138">
         <w:r>
           <w:rPr>
             <w:rStyle w:val="Hyperlink"/>
@@ -12694,8 +12697,8 @@
         </w:r>
       </w:hyperlink>
     </w:p>
-    <w:bookmarkEnd w:id="138"/>
-    <w:bookmarkStart w:id="140" w:name="ref-PausasPaula2012"/>
+    <w:bookmarkEnd w:id="139"/>
+    <w:bookmarkStart w:id="141" w:name="ref-PausasPaula2012"/>
     <w:p>
       <w:pPr>
         <w:pStyle w:val="Bibliography"/>
@@ -12718,7 +12721,7 @@
       <w:r>
         <w:t xml:space="preserve"> </w:t>
       </w:r>
-      <w:hyperlink r:id="rId139">
+      <w:hyperlink r:id="rId140">
         <w:r>
           <w:rPr>
             <w:rStyle w:val="Hyperlink"/>
@@ -12727,8 +12730,8 @@
         </w:r>
       </w:hyperlink>
     </w:p>
-    <w:bookmarkEnd w:id="140"/>
-    <w:bookmarkStart w:id="142" w:name="ref-Persello2012"/>
+    <w:bookmarkEnd w:id="141"/>
+    <w:bookmarkStart w:id="143" w:name="ref-Persello2012"/>
     <w:p>
       <w:pPr>
         <w:pStyle w:val="Bibliography"/>
@@ -12739,7 +12742,7 @@
       <w:r>
         <w:t xml:space="preserve"> </w:t>
       </w:r>
-      <w:hyperlink r:id="rId141">
+      <w:hyperlink r:id="rId142">
         <w:r>
           <w:rPr>
             <w:rStyle w:val="Hyperlink"/>
@@ -12748,8 +12751,8 @@
         </w:r>
       </w:hyperlink>
     </w:p>
-    <w:bookmarkEnd w:id="142"/>
-    <w:bookmarkStart w:id="144" w:name="ref-Ploton2020"/>
+    <w:bookmarkEnd w:id="143"/>
+    <w:bookmarkStart w:id="145" w:name="ref-Ploton2020"/>
     <w:p>
       <w:pPr>
         <w:pStyle w:val="Bibliography"/>
@@ -12760,7 +12763,7 @@
       <w:r>
         <w:t xml:space="preserve"> </w:t>
       </w:r>
-      <w:hyperlink r:id="rId143">
+      <w:hyperlink r:id="rId144">
         <w:r>
           <w:rPr>
             <w:rStyle w:val="Hyperlink"/>
@@ -12769,8 +12772,8 @@
         </w:r>
       </w:hyperlink>
     </w:p>
-    <w:bookmarkEnd w:id="144"/>
-    <w:bookmarkStart w:id="146" w:name="ref-Podschwit2022"/>
+    <w:bookmarkEnd w:id="145"/>
+    <w:bookmarkStart w:id="147" w:name="ref-Podschwit2022"/>
     <w:p>
       <w:pPr>
         <w:pStyle w:val="Bibliography"/>
@@ -12793,7 +12796,7 @@
       <w:r>
         <w:t xml:space="preserve"> </w:t>
       </w:r>
-      <w:hyperlink r:id="rId145">
+      <w:hyperlink r:id="rId146">
         <w:r>
           <w:rPr>
             <w:rStyle w:val="Hyperlink"/>
@@ -12802,8 +12805,8 @@
         </w:r>
       </w:hyperlink>
     </w:p>
-    <w:bookmarkEnd w:id="146"/>
-    <w:bookmarkStart w:id="148" w:name="ref-Roberts2017"/>
+    <w:bookmarkEnd w:id="147"/>
+    <w:bookmarkStart w:id="149" w:name="ref-Roberts2017"/>
     <w:p>
       <w:pPr>
         <w:pStyle w:val="Bibliography"/>
@@ -12814,7 +12817,7 @@
       <w:r>
         <w:t xml:space="preserve"> </w:t>
       </w:r>
-      <w:hyperlink r:id="rId147">
+      <w:hyperlink r:id="rId148">
         <w:r>
           <w:rPr>
             <w:rStyle w:val="Hyperlink"/>
@@ -12823,8 +12826,8 @@
         </w:r>
       </w:hyperlink>
     </w:p>
-    <w:bookmarkEnd w:id="148"/>
-    <w:bookmarkStart w:id="150" w:name="ref-Rousseau2022"/>
+    <w:bookmarkEnd w:id="149"/>
+    <w:bookmarkStart w:id="151" w:name="ref-Rousseau2022"/>
     <w:p>
       <w:pPr>
         <w:pStyle w:val="Bibliography"/>
@@ -12835,7 +12838,7 @@
       <w:r>
         <w:t xml:space="preserve"> </w:t>
       </w:r>
-      <w:hyperlink r:id="rId149">
+      <w:hyperlink r:id="rId150">
         <w:r>
           <w:rPr>
             <w:rStyle w:val="Hyperlink"/>
@@ -12844,8 +12847,8 @@
         </w:r>
       </w:hyperlink>
     </w:p>
-    <w:bookmarkEnd w:id="150"/>
-    <w:bookmarkStart w:id="152" w:name="ref-Sandholt2002"/>
+    <w:bookmarkEnd w:id="151"/>
+    <w:bookmarkStart w:id="153" w:name="ref-Sandholt2002"/>
     <w:p>
       <w:pPr>
         <w:pStyle w:val="Bibliography"/>
@@ -12856,7 +12859,7 @@
       <w:r>
         <w:t xml:space="preserve"> </w:t>
       </w:r>
-      <w:hyperlink r:id="rId151">
+      <w:hyperlink r:id="rId152">
         <w:r>
           <w:rPr>
             <w:rStyle w:val="Hyperlink"/>
@@ -12865,8 +12868,8 @@
         </w:r>
       </w:hyperlink>
     </w:p>
-    <w:bookmarkEnd w:id="152"/>
-    <w:bookmarkStart w:id="154" w:name="ref-Schoener1968"/>
+    <w:bookmarkEnd w:id="153"/>
+    <w:bookmarkStart w:id="155" w:name="ref-Schoener1968"/>
     <w:p>
       <w:pPr>
         <w:pStyle w:val="Bibliography"/>
@@ -12898,7 +12901,7 @@
       <w:r>
         <w:t xml:space="preserve"> </w:t>
       </w:r>
-      <w:hyperlink r:id="rId153">
+      <w:hyperlink r:id="rId154">
         <w:r>
           <w:rPr>
             <w:rStyle w:val="Hyperlink"/>
@@ -12907,8 +12910,8 @@
         </w:r>
       </w:hyperlink>
     </w:p>
-    <w:bookmarkEnd w:id="154"/>
-    <w:bookmarkStart w:id="156" w:name="ref-Sofaer2019"/>
+    <w:bookmarkEnd w:id="155"/>
+    <w:bookmarkStart w:id="157" w:name="ref-Sofaer2019"/>
     <w:p>
       <w:pPr>
         <w:pStyle w:val="Bibliography"/>
@@ -12919,7 +12922,7 @@
       <w:r>
         <w:t xml:space="preserve"> </w:t>
       </w:r>
-      <w:hyperlink r:id="rId155">
+      <w:hyperlink r:id="rId156">
         <w:r>
           <w:rPr>
             <w:rStyle w:val="Hyperlink"/>
@@ -12928,8 +12931,8 @@
         </w:r>
       </w:hyperlink>
     </w:p>
-    <w:bookmarkEnd w:id="156"/>
-    <w:bookmarkStart w:id="158" w:name="ref-Sun2016"/>
+    <w:bookmarkEnd w:id="157"/>
+    <w:bookmarkStart w:id="159" w:name="ref-Sun2016"/>
     <w:p>
       <w:pPr>
         <w:pStyle w:val="Bibliography"/>
@@ -12940,7 +12943,7 @@
       <w:r>
         <w:t xml:space="preserve"> </w:t>
       </w:r>
-      <w:hyperlink r:id="rId157">
+      <w:hyperlink r:id="rId158">
         <w:r>
           <w:rPr>
             <w:rStyle w:val="Hyperlink"/>
@@ -12970,8 +12973,8 @@
         <w:t xml:space="preserve">-16). AAAI Press, Phoenix, Arizona, USA, pp 2058–2065</w:t>
       </w:r>
     </w:p>
-    <w:bookmarkEnd w:id="158"/>
-    <w:bookmarkStart w:id="160" w:name="ref-Tuia2016"/>
+    <w:bookmarkEnd w:id="159"/>
+    <w:bookmarkStart w:id="161" w:name="ref-Tuia2016"/>
     <w:p>
       <w:pPr>
         <w:pStyle w:val="Bibliography"/>
@@ -12982,7 +12985,7 @@
       <w:r>
         <w:t xml:space="preserve"> </w:t>
       </w:r>
-      <w:hyperlink r:id="rId159">
+      <w:hyperlink r:id="rId160">
         <w:r>
           <w:rPr>
             <w:rStyle w:val="Hyperlink"/>
@@ -12991,8 +12994,8 @@
         </w:r>
       </w:hyperlink>
     </w:p>
-    <w:bookmarkEnd w:id="160"/>
-    <w:bookmarkStart w:id="162" w:name="ref-LandsatC2L2"/>
+    <w:bookmarkEnd w:id="161"/>
+    <w:bookmarkStart w:id="163" w:name="ref-LandsatC2L2"/>
     <w:p>
       <w:pPr>
         <w:pStyle w:val="Bibliography"/>
@@ -13003,7 +13006,7 @@
       <w:r>
         <w:t xml:space="preserve"> </w:t>
       </w:r>
-      <w:hyperlink r:id="rId161">
+      <w:hyperlink r:id="rId162">
         <w:r>
           <w:rPr>
             <w:rStyle w:val="Hyperlink"/>
@@ -13012,8 +13015,8 @@
         </w:r>
       </w:hyperlink>
     </w:p>
-    <w:bookmarkEnd w:id="162"/>
-    <w:bookmarkStart w:id="164" w:name="ref-Valavi2019"/>
+    <w:bookmarkEnd w:id="163"/>
+    <w:bookmarkStart w:id="165" w:name="ref-Valavi2019"/>
     <w:p>
       <w:pPr>
         <w:pStyle w:val="Bibliography"/>
@@ -13045,7 +13048,7 @@
       <w:r>
         <w:t xml:space="preserve"> </w:t>
       </w:r>
-      <w:hyperlink r:id="rId163">
+      <w:hyperlink r:id="rId164">
         <w:r>
           <w:rPr>
             <w:rStyle w:val="Hyperlink"/>
@@ -13054,8 +13057,8 @@
         </w:r>
       </w:hyperlink>
     </w:p>
-    <w:bookmarkEnd w:id="164"/>
-    <w:bookmarkStart w:id="166" w:name="ref-VanDerWal2009"/>
+    <w:bookmarkEnd w:id="165"/>
+    <w:bookmarkStart w:id="167" w:name="ref-VanDerWal2009"/>
     <w:p>
       <w:pPr>
         <w:pStyle w:val="Bibliography"/>
@@ -13066,7 +13069,7 @@
       <w:r>
         <w:t xml:space="preserve"> </w:t>
       </w:r>
-      <w:hyperlink r:id="rId165">
+      <w:hyperlink r:id="rId166">
         <w:r>
           <w:rPr>
             <w:rStyle w:val="Hyperlink"/>
@@ -13075,8 +13078,8 @@
         </w:r>
       </w:hyperlink>
     </w:p>
-    <w:bookmarkEnd w:id="166"/>
-    <w:bookmarkStart w:id="168" w:name="ref-Vesk2021"/>
+    <w:bookmarkEnd w:id="167"/>
+    <w:bookmarkStart w:id="169" w:name="ref-Vesk2021"/>
     <w:p>
       <w:pPr>
         <w:pStyle w:val="Bibliography"/>
@@ -13087,7 +13090,7 @@
       <w:r>
         <w:t xml:space="preserve"> </w:t>
       </w:r>
-      <w:hyperlink r:id="rId167">
+      <w:hyperlink r:id="rId168">
         <w:r>
           <w:rPr>
             <w:rStyle w:val="Hyperlink"/>
@@ -13096,8 +13099,8 @@
         </w:r>
       </w:hyperlink>
     </w:p>
-    <w:bookmarkEnd w:id="168"/>
-    <w:bookmarkStart w:id="170" w:name="ref-Vibhandik2026"/>
+    <w:bookmarkEnd w:id="169"/>
+    <w:bookmarkStart w:id="171" w:name="ref-Vibhandik2026"/>
     <w:p>
       <w:pPr>
         <w:pStyle w:val="Bibliography"/>
@@ -13108,7 +13111,7 @@
       <w:r>
         <w:t xml:space="preserve"> </w:t>
       </w:r>
-      <w:hyperlink r:id="rId169">
+      <w:hyperlink r:id="rId170">
         <w:r>
           <w:rPr>
             <w:rStyle w:val="Hyperlink"/>
@@ -13117,8 +13120,8 @@
         </w:r>
       </w:hyperlink>
     </w:p>
-    <w:bookmarkEnd w:id="170"/>
-    <w:bookmarkStart w:id="172" w:name="ref-Wadoux2021"/>
+    <w:bookmarkEnd w:id="171"/>
+    <w:bookmarkStart w:id="173" w:name="ref-Wadoux2021"/>
     <w:p>
       <w:pPr>
         <w:pStyle w:val="Bibliography"/>
@@ -13129,7 +13132,7 @@
       <w:r>
         <w:t xml:space="preserve"> </w:t>
       </w:r>
-      <w:hyperlink r:id="rId171">
+      <w:hyperlink r:id="rId172">
         <w:r>
           <w:rPr>
             <w:rStyle w:val="Hyperlink"/>
@@ -13138,8 +13141,8 @@
         </w:r>
       </w:hyperlink>
     </w:p>
-    <w:bookmarkEnd w:id="172"/>
-    <w:bookmarkStart w:id="174" w:name="ref-MOD11A1"/>
+    <w:bookmarkEnd w:id="173"/>
+    <w:bookmarkStart w:id="175" w:name="ref-MOD11A1"/>
     <w:p>
       <w:pPr>
         <w:pStyle w:val="Bibliography"/>
@@ -13198,7 +13201,7 @@
       <w:r>
         <w:t xml:space="preserve"> </w:t>
       </w:r>
-      <w:hyperlink r:id="rId173">
+      <w:hyperlink r:id="rId174">
         <w:r>
           <w:rPr>
             <w:rStyle w:val="Hyperlink"/>
@@ -13207,8 +13210,8 @@
         </w:r>
       </w:hyperlink>
     </w:p>
-    <w:bookmarkEnd w:id="174"/>
-    <w:bookmarkStart w:id="176" w:name="ref-Warren2008"/>
+    <w:bookmarkEnd w:id="175"/>
+    <w:bookmarkStart w:id="177" w:name="ref-Warren2008"/>
     <w:p>
       <w:pPr>
         <w:pStyle w:val="Bibliography"/>
@@ -13219,7 +13222,7 @@
       <w:r>
         <w:t xml:space="preserve"> </w:t>
       </w:r>
-      <w:hyperlink r:id="rId175">
+      <w:hyperlink r:id="rId176">
         <w:r>
           <w:rPr>
             <w:rStyle w:val="Hyperlink"/>
@@ -13228,8 +13231,8 @@
         </w:r>
       </w:hyperlink>
     </w:p>
-    <w:bookmarkEnd w:id="176"/>
-    <w:bookmarkStart w:id="178" w:name="ref-Xu2026"/>
+    <w:bookmarkEnd w:id="177"/>
+    <w:bookmarkStart w:id="179" w:name="ref-Xu2026"/>
     <w:p>
       <w:pPr>
         <w:pStyle w:val="Bibliography"/>
@@ -13240,7 +13243,7 @@
       <w:r>
         <w:t xml:space="preserve"> </w:t>
       </w:r>
-      <w:hyperlink r:id="rId177">
+      <w:hyperlink r:id="rId178">
         <w:r>
           <w:rPr>
             <w:rStyle w:val="Hyperlink"/>
@@ -13249,8 +13252,8 @@
         </w:r>
       </w:hyperlink>
     </w:p>
-    <w:bookmarkEnd w:id="178"/>
-    <w:bookmarkStart w:id="180" w:name="ref-Yates2018"/>
+    <w:bookmarkEnd w:id="179"/>
+    <w:bookmarkStart w:id="181" w:name="ref-Yates2018"/>
     <w:p>
       <w:pPr>
         <w:pStyle w:val="Bibliography"/>
@@ -13261,7 +13264,7 @@
       <w:r>
         <w:t xml:space="preserve"> </w:t>
       </w:r>
-      <w:hyperlink r:id="rId179">
+      <w:hyperlink r:id="rId180">
         <w:r>
           <w:rPr>
             <w:rStyle w:val="Hyperlink"/>
@@ -13270,8 +13273,8 @@
         </w:r>
       </w:hyperlink>
     </w:p>
-    <w:bookmarkEnd w:id="180"/>
-    <w:bookmarkStart w:id="182" w:name="ref-Yebra2013"/>
+    <w:bookmarkEnd w:id="181"/>
+    <w:bookmarkStart w:id="183" w:name="ref-Yebra2013"/>
     <w:p>
       <w:pPr>
         <w:pStyle w:val="Bibliography"/>
@@ -13282,7 +13285,7 @@
       <w:r>
         <w:t xml:space="preserve"> </w:t>
       </w:r>
-      <w:hyperlink r:id="rId181">
+      <w:hyperlink r:id="rId182">
         <w:r>
           <w:rPr>
             <w:rStyle w:val="Hyperlink"/>
@@ -13291,8 +13294,8 @@
         </w:r>
       </w:hyperlink>
     </w:p>
-    <w:bookmarkEnd w:id="182"/>
-    <w:bookmarkStart w:id="184" w:name="ref-Zanaga2022"/>
+    <w:bookmarkEnd w:id="183"/>
+    <w:bookmarkStart w:id="185" w:name="ref-Zanaga2022"/>
     <w:p>
       <w:pPr>
         <w:pStyle w:val="Bibliography"/>
@@ -13321,7 +13324,7 @@
       <w:r>
         <w:t xml:space="preserve"> </w:t>
       </w:r>
-      <w:hyperlink r:id="rId183">
+      <w:hyperlink r:id="rId184">
         <w:r>
           <w:rPr>
             <w:rStyle w:val="Hyperlink"/>
@@ -13330,10 +13333,10 @@
         </w:r>
       </w:hyperlink>
     </w:p>
-    <w:bookmarkEnd w:id="184"/>
     <w:bookmarkEnd w:id="185"/>
     <w:bookmarkEnd w:id="186"/>
-    <w:bookmarkStart w:id="187" w:name="figure-captions"/>
+    <w:bookmarkEnd w:id="187"/>
+    <w:bookmarkStart w:id="188" w:name="figure-captions"/>
     <w:p>
       <w:pPr>
         <w:pStyle w:val="Heading1"/>
@@ -14033,7 +14036,7 @@
         <w:t xml:space="preserve">Manavgat has, so the contrast is stated at the point estimates.</w:t>
       </w:r>
     </w:p>
-    <w:bookmarkEnd w:id="187"/>
+    <w:bookmarkEnd w:id="188"/>
     <w:sectPr>
       <w:footerReference r:id="rId9" w:type="default"/>
       <w:footnotePr>

--- a/paper/submission/manuscript.docx
+++ b/paper/submission/manuscript.docx
@@ -96,7 +96,7 @@
         <w:t xml:space="preserve"> </w:t>
       </w:r>
       <w:r>
-        <w:t xml:space="preserve">8,485 words in the main text (Sections 1 to 6, table captions and notes included; tables, references, declarations and figure captions excluded). Abstract 250 words.</w:t>
+        <w:t xml:space="preserve">8,793 words in the main text (Sections 1 to 6, table captions and notes included; tables, references, declarations and figure captions excluded). Abstract 250 words.</w:t>
       </w:r>
     </w:p>
     <w:bookmarkStart w:id="18" w:name="abstract"/>
@@ -1709,19 +1709,43 @@
         <w:t xml:space="preserve"> </w:t>
       </w:r>
       <w:r>
-        <w:t xml:space="preserve">limit every</w:t>
-      </w:r>
-      <w:r>
-        <w:t xml:space="preserve"> </w:t>
-      </w:r>
-      <w:r>
-        <w:t xml:space="preserve">model in this study. The analysis grid is built from the 30 m reference grid of the processing</w:t>
-      </w:r>
-      <w:r>
-        <w:t xml:space="preserve"> </w:t>
-      </w:r>
-      <w:r>
-        <w:t xml:space="preserve">pipeline in blocks of 17 × 17 pixels. A cell is therefore about 510 m from north to south and 390 to</w:t>
+        <w:t xml:space="preserve">limit every model in this study. As a check, the within-region and transfer analyses</w:t>
+      </w:r>
+      <w:r>
+        <w:t xml:space="preserve"> </w:t>
+      </w:r>
+      <w:r>
+        <w:t xml:space="preserve">were repeated with the VIIRS VNP64A1 product</w:t>
+      </w:r>
+      <w:r>
+        <w:t xml:space="preserve"> </w:t>
+      </w:r>
+      <w:r>
+        <w:t xml:space="preserve">(Giglio 2024)</w:t>
+      </w:r>
+      <w:r>
+        <w:t xml:space="preserve"> </w:t>
+      </w:r>
+      <w:r>
+        <w:t xml:space="preserve">(Section S1.23). The MCD64A1 monthly burn-date</w:t>
+      </w:r>
+      <w:r>
+        <w:t xml:space="preserve"> </w:t>
+      </w:r>
+      <w:r>
+        <w:t xml:space="preserve">layer was sampled onto the 30 m reference grid of the processing pipeline by</w:t>
+      </w:r>
+      <w:r>
+        <w:t xml:space="preserve"> </w:t>
+      </w:r>
+      <w:r>
+        <w:t xml:space="preserve">nearest neighbour, so each ~500 m observation is repeated over the 30 m pixels below it. The</w:t>
+      </w:r>
+      <w:r>
+        <w:t xml:space="preserve"> </w:t>
+      </w:r>
+      <w:r>
+        <w:t xml:space="preserve">analysis grid is built from this grid in blocks of 17 × 17 pixels. A cell is therefore about 510 m from north to south and 390 to</w:t>
       </w:r>
       <w:r>
         <w:t xml:space="preserve"> </w:t>
@@ -2002,13 +2026,7 @@
         <w:t xml:space="preserve">(Sandholt et al. 2002)</w:t>
       </w:r>
       <w:r>
-        <w:t xml:space="preserve">, its difference from the baseline years, a downscaled LST and a fused LST. The last</w:t>
-      </w:r>
-      <w:r>
-        <w:t xml:space="preserve"> </w:t>
-      </w:r>
-      <w:r>
-        <w:t xml:space="preserve">two use MODIS MOD11A1 v061 daily LST</w:t>
+        <w:t xml:space="preserve">, its difference from the baseline years, a downscaled LST and a fused LST. The last two use MODIS MOD11A1 v061 daytime LST (Terra, about 10:30 local time)</w:t>
       </w:r>
       <w:r>
         <w:t xml:space="preserve"> </w:t>
@@ -2020,19 +2038,37 @@
         <w:t xml:space="preserve"> </w:t>
       </w:r>
       <w:r>
-        <w:t xml:space="preserve">to fill gaps in Landsat (0.11 % to 9.70 % of pixels,</w:t>
-      </w:r>
-      <w:r>
-        <w:t xml:space="preserve"> </w:t>
-      </w:r>
-      <w:r>
-        <w:t xml:space="preserve">depending on the region). Because TVDI edges are fitted inside each study area and window, a TVDI</w:t>
-      </w:r>
-      <w:r>
-        <w:t xml:space="preserve"> </w:t>
-      </w:r>
-      <w:r>
-        <w:t xml:space="preserve">value does not mean the same moisture state in two regions (Section S3.4).</w:t>
+        <w:t xml:space="preserve">and a</w:t>
+      </w:r>
+      <w:r>
+        <w:t xml:space="preserve"> </w:t>
+      </w:r>
+      <w:r>
+        <w:t xml:space="preserve">random-forest downscaling model to fill gaps in Landsat (0.11 % to 9.70 % of pixels,</w:t>
+      </w:r>
+      <w:r>
+        <w:t xml:space="preserve"> </w:t>
+      </w:r>
+      <w:r>
+        <w:t xml:space="preserve">depending on the region). Because TVDI edges are fitted inside each study area and window, a TVDI value does not mean the</w:t>
+      </w:r>
+      <w:r>
+        <w:t xml:space="preserve"> </w:t>
+      </w:r>
+      <w:r>
+        <w:t xml:space="preserve">same moisture state in two regions (Section S3.4). The median pixel had three to six clear Landsat</w:t>
+      </w:r>
+      <w:r>
+        <w:t xml:space="preserve"> </w:t>
+      </w:r>
+      <w:r>
+        <w:t xml:space="preserve">observations in the predictor window, and one to seven in each baseline year (Table S36). Landsat 9</w:t>
+      </w:r>
+      <w:r>
+        <w:t xml:space="preserve"> </w:t>
+      </w:r>
+      <w:r>
+        <w:t xml:space="preserve">was not used.</w:t>
       </w:r>
     </w:p>
     <w:p>
@@ -3081,19 +3117,13 @@
         <w:t xml:space="preserve"> </w:t>
       </w:r>
       <w:r>
-        <w:t xml:space="preserve">therefore change when the frame changes, even when no score changes (Section 3.12). Precision-recall</w:t>
-      </w:r>
-      <w:r>
-        <w:t xml:space="preserve"> </w:t>
-      </w:r>
-      <w:r>
-        <w:t xml:space="preserve">AUC is also reported, because it reflects how a susceptibility map is used when burned cells are</w:t>
-      </w:r>
-      <w:r>
-        <w:t xml:space="preserve"> </w:t>
-      </w:r>
-      <w:r>
-        <w:t xml:space="preserve">rare</w:t>
+        <w:t xml:space="preserve">therefore change when the frame changes, even when no score changes (Section 3.12). Precision-recall AUC is also reported, because it reflects how a susceptibility map is used when</w:t>
+      </w:r>
+      <w:r>
+        <w:t xml:space="preserve"> </w:t>
+      </w:r>
+      <w:r>
+        <w:t xml:space="preserve">burned cells are rare</w:t>
       </w:r>
       <w:r>
         <w:t xml:space="preserve"> </w:t>
@@ -3102,7 +3132,19 @@
         <w:t xml:space="preserve">(Sofaer et al. 2019)</w:t>
       </w:r>
       <w:r>
-        <w:t xml:space="preserve">.</w:t>
+        <w:t xml:space="preserve">. The out-of-fold residuals stay spatially correlated up to 5 to</w:t>
+      </w:r>
+      <w:r>
+        <w:t xml:space="preserve"> </w:t>
+      </w:r>
+      <w:r>
+        <w:t xml:space="preserve">10 km, and in three regions they fall below 0.05 only at 10 to 20 km (Section S1.23). Intervals at</w:t>
+      </w:r>
+      <w:r>
+        <w:t xml:space="preserve"> </w:t>
+      </w:r>
+      <w:r>
+        <w:t xml:space="preserve">5 km blocking may therefore still be somewhat too narrow, and the 10 km results are given as a check.</w:t>
       </w:r>
     </w:p>
     <w:p>
@@ -5226,6 +5268,14 @@
         <w:pStyle w:val="BodyText"/>
       </w:pPr>
       <w:r>
+        <w:t xml:space="preserve">The study areas, burned cells and collars are mapped in Fig. S1.</w:t>
+      </w:r>
+    </w:p>
+    <w:p>
+      <w:pPr>
+        <w:pStyle w:val="BodyText"/>
+      </w:pPr>
+      <w:r>
         <w:rPr>
           <w:b/>
           <w:bCs/>
@@ -5518,19 +5568,31 @@
         <w:t xml:space="preserve"> </w:t>
       </w:r>
       <w:r>
-        <w:t xml:space="preserve">but they rest on only 6 to 33 blocks that contain burned cells, so they are indicative. The gain also</w:t>
-      </w:r>
-      <w:r>
-        <w:t xml:space="preserve"> </w:t>
-      </w:r>
-      <w:r>
-        <w:t xml:space="preserve">stayed positive, with interval support in all five regions, when the predictor window was closed up</w:t>
-      </w:r>
-      <w:r>
-        <w:t xml:space="preserve"> </w:t>
-      </w:r>
-      <w:r>
-        <w:t xml:space="preserve">to two weeks earlier (Section S1.4).</w:t>
+        <w:t xml:space="preserve">but they rest on only 6 to 33 blocks that contain burned cells, so they are indicative. The gain also stayed positive, with interval support in all five regions, when the predictor window</w:t>
+      </w:r>
+      <w:r>
+        <w:t xml:space="preserve"> </w:t>
+      </w:r>
+      <w:r>
+        <w:t xml:space="preserve">was closed up to two weeks earlier (Section S1.4). With labels from VIIRS VNP64A1 instead of</w:t>
+      </w:r>
+      <w:r>
+        <w:t xml:space="preserve"> </w:t>
+      </w:r>
+      <w:r>
+        <w:t xml:space="preserve">MCD64A1, the gain stayed positive in all five regions at the point estimates (Section S1.23). When terrain aspect was added to both feature sets, the</w:t>
+      </w:r>
+      <w:r>
+        <w:t xml:space="preserve"> </w:t>
+      </w:r>
+      <w:r>
+        <w:t xml:space="preserve">gain stayed supported in four regions (+0.044 to +0.139) but fell to +0.020 [−0.025, +0.066] in</w:t>
+      </w:r>
+      <w:r>
+        <w:t xml:space="preserve"> </w:t>
+      </w:r>
+      <w:r>
+        <w:t xml:space="preserve">Montiferru (Section S1.23).</w:t>
       </w:r>
     </w:p>
     <w:p>
@@ -7395,7 +7457,7 @@
         <w:t xml:space="preserve"> </w:t>
       </w:r>
       <w:r>
-        <w:t xml:space="preserve">given in the text.</w:t>
+        <w:t xml:space="preserve">given in the text. Cell counts per scar are in Table S1.</w:t>
       </w:r>
     </w:p>
     <w:tbl>
@@ -9402,7 +9464,13 @@
         <w:t xml:space="preserve"> </w:t>
       </w:r>
       <w:r>
-        <w:t xml:space="preserve">0.070 to 0.287. Seven of twenty directions were below their own baseline. At 5 km blocking, two of these seven had intervals below the baseline, both into Manavgat (Table</w:t>
+        <w:t xml:space="preserve">0.070 to 0.287. The median lift over the baseline was 1.18. Seven of twenty directions were below their own</w:t>
+      </w:r>
+      <w:r>
+        <w:t xml:space="preserve"> </w:t>
+      </w:r>
+      <w:r>
+        <w:t xml:space="preserve">baseline. At 5 km blocking, two of these seven had intervals below the baseline, both into Manavgat (Table</w:t>
       </w:r>
       <w:r>
         <w:t xml:space="preserve"> </w:t>
@@ -10097,13 +10165,43 @@
         <w:t xml:space="preserve"> </w:t>
       </w:r>
       <w:r>
-        <w:t xml:space="preserve">and terrain. Dense, cooler vegetation carries more fuel, so a negative association is consistent</w:t>
-      </w:r>
-      <w:r>
-        <w:t xml:space="preserve"> </w:t>
-      </w:r>
-      <w:r>
-        <w:t xml:space="preserve">with LST acting as a land-surface descriptor. The normalised channels did not transfer better than</w:t>
+        <w:t xml:space="preserve">and terrain. Dense, cooler vegetation carries more fuel, so a negative association is consistent with LST acting</w:t>
+      </w:r>
+      <w:r>
+        <w:t xml:space="preserve"> </w:t>
+      </w:r>
+      <w:r>
+        <w:t xml:space="preserve">as a land-surface descriptor. In Montiferru, most of the within-region thermal gain disappeared once</w:t>
+      </w:r>
+      <w:r>
+        <w:t xml:space="preserve"> </w:t>
+      </w:r>
+      <w:r>
+        <w:t xml:space="preserve">terrain aspect was added, which fits this reading. Across the five regions, the mean LST anomaly</w:t>
+      </w:r>
+      <w:r>
+        <w:t xml:space="preserve"> </w:t>
+      </w:r>
+      <w:r>
+        <w:t xml:space="preserve">also followed the ERA5-Land</w:t>
+      </w:r>
+      <w:r>
+        <w:t xml:space="preserve"> </w:t>
+      </w:r>
+      <w:r>
+        <w:t xml:space="preserve">(Muñoz-Sabater et al. 2021)</w:t>
+      </w:r>
+      <w:r>
+        <w:t xml:space="preserve"> </w:t>
+      </w:r>
+      <w:r>
+        <w:t xml:space="preserve">air-temperature anomaly of the predictor window, but</w:t>
+      </w:r>
+      <w:r>
+        <w:t xml:space="preserve"> </w:t>
+      </w:r>
+      <w:r>
+        <w:t xml:space="preserve">not its relative-humidity anomaly (Section S1.23). The normalised channels did not transfer better than</w:t>
       </w:r>
       <w:r>
         <w:t xml:space="preserve"> </w:t>
@@ -10506,19 +10604,25 @@
           <w:b/>
           <w:bCs/>
         </w:rPr>
-        <w:t xml:space="preserve">The similarity tests rest on ten independent region pairs,</w:t>
-      </w:r>
-      <w:r>
-        <w:t xml:space="preserve"> </w:t>
-      </w:r>
-      <w:r>
-        <w:t xml:space="preserve">so both positive and negative</w:t>
-      </w:r>
-      <w:r>
-        <w:t xml:space="preserve"> </w:t>
-      </w:r>
-      <w:r>
-        <w:t xml:space="preserve">results have low power (S3.5(xiii)).</w:t>
+        <w:t xml:space="preserve">Spatial dependence reaches beyond the 5 km blocks.</w:t>
+      </w:r>
+      <w:r>
+        <w:t xml:space="preserve"> </w:t>
+      </w:r>
+      <w:r>
+        <w:t xml:space="preserve">Residual correlation falls below 0.05</w:t>
+      </w:r>
+      <w:r>
+        <w:t xml:space="preserve"> </w:t>
+      </w:r>
+      <w:r>
+        <w:t xml:space="preserve">only at 10 to 20 km in three regions, so intervals at 5 km blocking may be somewhat narrow</w:t>
+      </w:r>
+      <w:r>
+        <w:t xml:space="preserve"> </w:t>
+      </w:r>
+      <w:r>
+        <w:t xml:space="preserve">(Section 3.7; S1.23).</w:t>
       </w:r>
     </w:p>
     <w:p>
@@ -10534,19 +10638,19 @@
           <w:b/>
           <w:bCs/>
         </w:rPr>
-        <w:t xml:space="preserve">Measures based on interval support are unstable.</w:t>
-      </w:r>
-      <w:r>
-        <w:t xml:space="preserve"> </w:t>
-      </w:r>
-      <w:r>
-        <w:t xml:space="preserve">Five to six interval bounds lie within 0.01</w:t>
-      </w:r>
-      <w:r>
-        <w:t xml:space="preserve"> </w:t>
-      </w:r>
-      <w:r>
-        <w:t xml:space="preserve">of 0.5, and one changed flag moved a correlation by about 0.2 (Section S1.20; S3.5(viii)).</w:t>
+        <w:t xml:space="preserve">The similarity tests rest on ten independent region pairs,</w:t>
+      </w:r>
+      <w:r>
+        <w:t xml:space="preserve"> </w:t>
+      </w:r>
+      <w:r>
+        <w:t xml:space="preserve">so both positive and negative</w:t>
+      </w:r>
+      <w:r>
+        <w:t xml:space="preserve"> </w:t>
+      </w:r>
+      <w:r>
+        <w:t xml:space="preserve">results have low power (S3.5(xiii)).</w:t>
       </w:r>
     </w:p>
     <w:p>
@@ -10562,25 +10666,19 @@
           <w:b/>
           <w:bCs/>
         </w:rPr>
-        <w:t xml:space="preserve">The reversal test is marginal.</w:t>
-      </w:r>
-      <w:r>
-        <w:t xml:space="preserve"> </w:t>
-      </w:r>
-      <w:r>
-        <w:t xml:space="preserve">A reversal of a single predictor can also come from different</w:t>
-      </w:r>
-      <w:r>
-        <w:t xml:space="preserve"> </w:t>
-      </w:r>
-      <w:r>
-        <w:t xml:space="preserve">predictor distributions, so it does not prove a change in the predictor-burning relationship</w:t>
-      </w:r>
-      <w:r>
-        <w:t xml:space="preserve"> </w:t>
-      </w:r>
-      <w:r>
-        <w:t xml:space="preserve">(Section 3.10).</w:t>
+        <w:t xml:space="preserve">Measures based on interval support are unstable.</w:t>
+      </w:r>
+      <w:r>
+        <w:t xml:space="preserve"> </w:t>
+      </w:r>
+      <w:r>
+        <w:t xml:space="preserve">Five to six interval bounds lie within 0.01</w:t>
+      </w:r>
+      <w:r>
+        <w:t xml:space="preserve"> </w:t>
+      </w:r>
+      <w:r>
+        <w:t xml:space="preserve">of 0.5, and one changed flag moved a correlation by about 0.2 (Section S1.20; S3.5(viii)).</w:t>
       </w:r>
     </w:p>
     <w:p>
@@ -10596,25 +10694,25 @@
           <w:b/>
           <w:bCs/>
         </w:rPr>
-        <w:t xml:space="preserve">The low transfer into Manavgat is located but not explained.</w:t>
-      </w:r>
-      <w:r>
-        <w:t xml:space="preserve"> </w:t>
-      </w:r>
-      <w:r>
-        <w:t xml:space="preserve">Weather, quality screening and the</w:t>
-      </w:r>
-      <w:r>
-        <w:t xml:space="preserve"> </w:t>
-      </w:r>
-      <w:r>
-        <w:t xml:space="preserve">study area were tested, and none explained it. Terrain was held only through elevation, and in</w:t>
-      </w:r>
-      <w:r>
-        <w:t xml:space="preserve"> </w:t>
-      </w:r>
-      <w:r>
-        <w:t xml:space="preserve">Manavgat burn timing and elevation are confounded (S3.5(vii), S3.5(xi)).</w:t>
+        <w:t xml:space="preserve">The reversal test is marginal.</w:t>
+      </w:r>
+      <w:r>
+        <w:t xml:space="preserve"> </w:t>
+      </w:r>
+      <w:r>
+        <w:t xml:space="preserve">A reversal of a single predictor can also come from different</w:t>
+      </w:r>
+      <w:r>
+        <w:t xml:space="preserve"> </w:t>
+      </w:r>
+      <w:r>
+        <w:t xml:space="preserve">predictor distributions, so it does not prove a change in the predictor-burning relationship</w:t>
+      </w:r>
+      <w:r>
+        <w:t xml:space="preserve"> </w:t>
+      </w:r>
+      <w:r>
+        <w:t xml:space="preserve">(Section 3.10).</w:t>
       </w:r>
     </w:p>
     <w:p>
@@ -10630,6 +10728,40 @@
           <w:b/>
           <w:bCs/>
         </w:rPr>
+        <w:t xml:space="preserve">The low transfer into Manavgat is located but not explained.</w:t>
+      </w:r>
+      <w:r>
+        <w:t xml:space="preserve"> </w:t>
+      </w:r>
+      <w:r>
+        <w:t xml:space="preserve">Weather, quality screening and the</w:t>
+      </w:r>
+      <w:r>
+        <w:t xml:space="preserve"> </w:t>
+      </w:r>
+      <w:r>
+        <w:t xml:space="preserve">study area were tested, and none explained it. Terrain was held through elevation and aspect only, and in Manavgat burn timing and elevation are</w:t>
+      </w:r>
+      <w:r>
+        <w:t xml:space="preserve"> </w:t>
+      </w:r>
+      <w:r>
+        <w:t xml:space="preserve">confounded (S3.5(vii), S3.5(xi)).</w:t>
+      </w:r>
+    </w:p>
+    <w:p>
+      <w:pPr>
+        <w:pStyle w:val="Compact"/>
+        <w:numPr>
+          <w:ilvl w:val="0"/>
+          <w:numId w:val="1001"/>
+        </w:numPr>
+      </w:pPr>
+      <w:r>
+        <w:rPr>
+          <w:b/>
+          <w:bCs/>
+        </w:rPr>
         <w:t xml:space="preserve">All labels come from one burned-area product,</w:t>
       </w:r>
       <w:r>
@@ -10660,13 +10792,7 @@
         <w:t xml:space="preserve">(Boschetti et al. 2019; Katagis and Gitas 2022)</w:t>
       </w:r>
       <w:r>
-        <w:t xml:space="preserve">, which are concentrated at scar edges. VIIRS</w:t>
-      </w:r>
-      <w:r>
-        <w:t xml:space="preserve"> </w:t>
-      </w:r>
-      <w:r>
-        <w:t xml:space="preserve">VNP64A1</w:t>
+        <w:t xml:space="preserve">, which are concentrated at scar edges. With VIIRS VNP64A1 labels</w:t>
       </w:r>
       <w:r>
         <w:t xml:space="preserve"> </w:t>
@@ -10675,10 +10801,19 @@
         <w:t xml:space="preserve">(Giglio 2024)</w:t>
       </w:r>
       <w:r>
-        <w:t xml:space="preserve"> </w:t>
-      </w:r>
-      <w:r>
-        <w:t xml:space="preserve">and independent fire perimeters were not used as a label check (S3.5(iii)).</w:t>
+        <w:t xml:space="preserve">, which overlap MCD64A1</w:t>
+      </w:r>
+      <w:r>
+        <w:t xml:space="preserve"> </w:t>
+      </w:r>
+      <w:r>
+        <w:t xml:space="preserve">by 87 % to 98 %, no conclusion changed; independent fire perimeters were not used (S1.23;</w:t>
+      </w:r>
+      <w:r>
+        <w:t xml:space="preserve"> </w:t>
+      </w:r>
+      <w:r>
+        <w:t xml:space="preserve">S3.5(iii)).</w:t>
       </w:r>
     </w:p>
     <w:p>
@@ -11485,7 +11620,7 @@
     </w:p>
     <w:bookmarkEnd w:id="66"/>
     <w:bookmarkEnd w:id="67"/>
-    <w:bookmarkStart w:id="187" w:name="references"/>
+    <w:bookmarkStart w:id="189" w:name="references"/>
     <w:p>
       <w:pPr>
         <w:pStyle w:val="Heading1"/>
@@ -11494,7 +11629,7 @@
         <w:t xml:space="preserve">References</w:t>
       </w:r>
     </w:p>
-    <w:bookmarkStart w:id="186" w:name="refs"/>
+    <w:bookmarkStart w:id="188" w:name="refs"/>
     <w:bookmarkStart w:id="69" w:name="ref-AlkanAkinci2023"/>
     <w:p>
       <w:pPr>
@@ -12623,12 +12758,42 @@
       </w:hyperlink>
     </w:p>
     <w:bookmarkEnd w:id="133"/>
-    <w:bookmarkStart w:id="135" w:name="ref-Oliveira2012"/>
+    <w:bookmarkStart w:id="135" w:name="ref-MunozSabater2021"/>
     <w:p>
       <w:pPr>
         <w:pStyle w:val="Bibliography"/>
       </w:pPr>
       <w:r>
+        <w:t xml:space="preserve">Muñoz-Sabater J, Dutra E, Agustí-Panareda A, et al (2021)</w:t>
+      </w:r>
+      <w:r>
+        <w:t xml:space="preserve"> </w:t>
+      </w:r>
+      <w:r>
+        <w:t xml:space="preserve">ERA5-Land</w:t>
+      </w:r>
+      <w:r>
+        <w:t xml:space="preserve">: A state-of-the-art global reanalysis dataset for land applications. Earth System Science Data 13:4349–4383.</w:t>
+      </w:r>
+      <w:r>
+        <w:t xml:space="preserve"> </w:t>
+      </w:r>
+      <w:hyperlink r:id="rId134">
+        <w:r>
+          <w:rPr>
+            <w:rStyle w:val="Hyperlink"/>
+          </w:rPr>
+          <w:t xml:space="preserve">https://doi.org/10.5194/essd-13-4349-2021</w:t>
+        </w:r>
+      </w:hyperlink>
+    </w:p>
+    <w:bookmarkEnd w:id="135"/>
+    <w:bookmarkStart w:id="137" w:name="ref-Oliveira2012"/>
+    <w:p>
+      <w:pPr>
+        <w:pStyle w:val="Bibliography"/>
+      </w:pPr>
+      <w:r>
         <w:t xml:space="preserve">Oliveira S, Oehler F, San-Miguel-Ayanz J, et al (2012) Modeling spatial patterns of fire occurrence in</w:t>
       </w:r>
       <w:r>
@@ -12646,7 +12811,7 @@
       <w:r>
         <w:t xml:space="preserve"> </w:t>
       </w:r>
-      <w:hyperlink r:id="rId134">
+      <w:hyperlink r:id="rId136">
         <w:r>
           <w:rPr>
             <w:rStyle w:val="Hyperlink"/>
@@ -12655,8 +12820,8 @@
         </w:r>
       </w:hyperlink>
     </w:p>
-    <w:bookmarkEnd w:id="135"/>
-    <w:bookmarkStart w:id="137" w:name="ref-ParisienMoritz2009"/>
+    <w:bookmarkEnd w:id="137"/>
+    <w:bookmarkStart w:id="139" w:name="ref-ParisienMoritz2009"/>
     <w:p>
       <w:pPr>
         <w:pStyle w:val="Bibliography"/>
@@ -12667,7 +12832,7 @@
       <w:r>
         <w:t xml:space="preserve"> </w:t>
       </w:r>
-      <w:hyperlink r:id="rId136">
+      <w:hyperlink r:id="rId138">
         <w:r>
           <w:rPr>
             <w:rStyle w:val="Hyperlink"/>
@@ -12676,8 +12841,8 @@
         </w:r>
       </w:hyperlink>
     </w:p>
-    <w:bookmarkEnd w:id="137"/>
-    <w:bookmarkStart w:id="139" w:name="ref-Pausas2021"/>
+    <w:bookmarkEnd w:id="139"/>
+    <w:bookmarkStart w:id="141" w:name="ref-Pausas2021"/>
     <w:p>
       <w:pPr>
         <w:pStyle w:val="Bibliography"/>
@@ -12688,7 +12853,7 @@
       <w:r>
         <w:t xml:space="preserve"> </w:t>
       </w:r>
-      <w:hyperlink r:id="rId138">
+      <w:hyperlink r:id="rId140">
         <w:r>
           <w:rPr>
             <w:rStyle w:val="Hyperlink"/>
@@ -12697,8 +12862,8 @@
         </w:r>
       </w:hyperlink>
     </w:p>
-    <w:bookmarkEnd w:id="139"/>
-    <w:bookmarkStart w:id="141" w:name="ref-PausasPaula2012"/>
+    <w:bookmarkEnd w:id="141"/>
+    <w:bookmarkStart w:id="143" w:name="ref-PausasPaula2012"/>
     <w:p>
       <w:pPr>
         <w:pStyle w:val="Bibliography"/>
@@ -12721,7 +12886,7 @@
       <w:r>
         <w:t xml:space="preserve"> </w:t>
       </w:r>
-      <w:hyperlink r:id="rId140">
+      <w:hyperlink r:id="rId142">
         <w:r>
           <w:rPr>
             <w:rStyle w:val="Hyperlink"/>
@@ -12730,8 +12895,8 @@
         </w:r>
       </w:hyperlink>
     </w:p>
-    <w:bookmarkEnd w:id="141"/>
-    <w:bookmarkStart w:id="143" w:name="ref-Persello2012"/>
+    <w:bookmarkEnd w:id="143"/>
+    <w:bookmarkStart w:id="145" w:name="ref-Persello2012"/>
     <w:p>
       <w:pPr>
         <w:pStyle w:val="Bibliography"/>
@@ -12742,7 +12907,7 @@
       <w:r>
         <w:t xml:space="preserve"> </w:t>
       </w:r>
-      <w:hyperlink r:id="rId142">
+      <w:hyperlink r:id="rId144">
         <w:r>
           <w:rPr>
             <w:rStyle w:val="Hyperlink"/>
@@ -12751,8 +12916,8 @@
         </w:r>
       </w:hyperlink>
     </w:p>
-    <w:bookmarkEnd w:id="143"/>
-    <w:bookmarkStart w:id="145" w:name="ref-Ploton2020"/>
+    <w:bookmarkEnd w:id="145"/>
+    <w:bookmarkStart w:id="147" w:name="ref-Ploton2020"/>
     <w:p>
       <w:pPr>
         <w:pStyle w:val="Bibliography"/>
@@ -12763,7 +12928,7 @@
       <w:r>
         <w:t xml:space="preserve"> </w:t>
       </w:r>
-      <w:hyperlink r:id="rId144">
+      <w:hyperlink r:id="rId146">
         <w:r>
           <w:rPr>
             <w:rStyle w:val="Hyperlink"/>
@@ -12772,8 +12937,8 @@
         </w:r>
       </w:hyperlink>
     </w:p>
-    <w:bookmarkEnd w:id="145"/>
-    <w:bookmarkStart w:id="147" w:name="ref-Podschwit2022"/>
+    <w:bookmarkEnd w:id="147"/>
+    <w:bookmarkStart w:id="149" w:name="ref-Podschwit2022"/>
     <w:p>
       <w:pPr>
         <w:pStyle w:val="Bibliography"/>
@@ -12796,7 +12961,7 @@
       <w:r>
         <w:t xml:space="preserve"> </w:t>
       </w:r>
-      <w:hyperlink r:id="rId146">
+      <w:hyperlink r:id="rId148">
         <w:r>
           <w:rPr>
             <w:rStyle w:val="Hyperlink"/>
@@ -12805,8 +12970,8 @@
         </w:r>
       </w:hyperlink>
     </w:p>
-    <w:bookmarkEnd w:id="147"/>
-    <w:bookmarkStart w:id="149" w:name="ref-Roberts2017"/>
+    <w:bookmarkEnd w:id="149"/>
+    <w:bookmarkStart w:id="151" w:name="ref-Roberts2017"/>
     <w:p>
       <w:pPr>
         <w:pStyle w:val="Bibliography"/>
@@ -12817,7 +12982,7 @@
       <w:r>
         <w:t xml:space="preserve"> </w:t>
       </w:r>
-      <w:hyperlink r:id="rId148">
+      <w:hyperlink r:id="rId150">
         <w:r>
           <w:rPr>
             <w:rStyle w:val="Hyperlink"/>
@@ -12826,8 +12991,8 @@
         </w:r>
       </w:hyperlink>
     </w:p>
-    <w:bookmarkEnd w:id="149"/>
-    <w:bookmarkStart w:id="151" w:name="ref-Rousseau2022"/>
+    <w:bookmarkEnd w:id="151"/>
+    <w:bookmarkStart w:id="153" w:name="ref-Rousseau2022"/>
     <w:p>
       <w:pPr>
         <w:pStyle w:val="Bibliography"/>
@@ -12838,7 +13003,7 @@
       <w:r>
         <w:t xml:space="preserve"> </w:t>
       </w:r>
-      <w:hyperlink r:id="rId150">
+      <w:hyperlink r:id="rId152">
         <w:r>
           <w:rPr>
             <w:rStyle w:val="Hyperlink"/>
@@ -12847,8 +13012,8 @@
         </w:r>
       </w:hyperlink>
     </w:p>
-    <w:bookmarkEnd w:id="151"/>
-    <w:bookmarkStart w:id="153" w:name="ref-Sandholt2002"/>
+    <w:bookmarkEnd w:id="153"/>
+    <w:bookmarkStart w:id="155" w:name="ref-Sandholt2002"/>
     <w:p>
       <w:pPr>
         <w:pStyle w:val="Bibliography"/>
@@ -12859,7 +13024,7 @@
       <w:r>
         <w:t xml:space="preserve"> </w:t>
       </w:r>
-      <w:hyperlink r:id="rId152">
+      <w:hyperlink r:id="rId154">
         <w:r>
           <w:rPr>
             <w:rStyle w:val="Hyperlink"/>
@@ -12868,8 +13033,8 @@
         </w:r>
       </w:hyperlink>
     </w:p>
-    <w:bookmarkEnd w:id="153"/>
-    <w:bookmarkStart w:id="155" w:name="ref-Schoener1968"/>
+    <w:bookmarkEnd w:id="155"/>
+    <w:bookmarkStart w:id="157" w:name="ref-Schoener1968"/>
     <w:p>
       <w:pPr>
         <w:pStyle w:val="Bibliography"/>
@@ -12901,7 +13066,7 @@
       <w:r>
         <w:t xml:space="preserve"> </w:t>
       </w:r>
-      <w:hyperlink r:id="rId154">
+      <w:hyperlink r:id="rId156">
         <w:r>
           <w:rPr>
             <w:rStyle w:val="Hyperlink"/>
@@ -12910,8 +13075,8 @@
         </w:r>
       </w:hyperlink>
     </w:p>
-    <w:bookmarkEnd w:id="155"/>
-    <w:bookmarkStart w:id="157" w:name="ref-Sofaer2019"/>
+    <w:bookmarkEnd w:id="157"/>
+    <w:bookmarkStart w:id="159" w:name="ref-Sofaer2019"/>
     <w:p>
       <w:pPr>
         <w:pStyle w:val="Bibliography"/>
@@ -12922,7 +13087,7 @@
       <w:r>
         <w:t xml:space="preserve"> </w:t>
       </w:r>
-      <w:hyperlink r:id="rId156">
+      <w:hyperlink r:id="rId158">
         <w:r>
           <w:rPr>
             <w:rStyle w:val="Hyperlink"/>
@@ -12931,8 +13096,8 @@
         </w:r>
       </w:hyperlink>
     </w:p>
-    <w:bookmarkEnd w:id="157"/>
-    <w:bookmarkStart w:id="159" w:name="ref-Sun2016"/>
+    <w:bookmarkEnd w:id="159"/>
+    <w:bookmarkStart w:id="161" w:name="ref-Sun2016"/>
     <w:p>
       <w:pPr>
         <w:pStyle w:val="Bibliography"/>
@@ -12943,7 +13108,7 @@
       <w:r>
         <w:t xml:space="preserve"> </w:t>
       </w:r>
-      <w:hyperlink r:id="rId158">
+      <w:hyperlink r:id="rId160">
         <w:r>
           <w:rPr>
             <w:rStyle w:val="Hyperlink"/>
@@ -12973,8 +13138,8 @@
         <w:t xml:space="preserve">-16). AAAI Press, Phoenix, Arizona, USA, pp 2058–2065</w:t>
       </w:r>
     </w:p>
-    <w:bookmarkEnd w:id="159"/>
-    <w:bookmarkStart w:id="161" w:name="ref-Tuia2016"/>
+    <w:bookmarkEnd w:id="161"/>
+    <w:bookmarkStart w:id="163" w:name="ref-Tuia2016"/>
     <w:p>
       <w:pPr>
         <w:pStyle w:val="Bibliography"/>
@@ -12985,7 +13150,7 @@
       <w:r>
         <w:t xml:space="preserve"> </w:t>
       </w:r>
-      <w:hyperlink r:id="rId160">
+      <w:hyperlink r:id="rId162">
         <w:r>
           <w:rPr>
             <w:rStyle w:val="Hyperlink"/>
@@ -12994,8 +13159,8 @@
         </w:r>
       </w:hyperlink>
     </w:p>
-    <w:bookmarkEnd w:id="161"/>
-    <w:bookmarkStart w:id="163" w:name="ref-LandsatC2L2"/>
+    <w:bookmarkEnd w:id="163"/>
+    <w:bookmarkStart w:id="165" w:name="ref-LandsatC2L2"/>
     <w:p>
       <w:pPr>
         <w:pStyle w:val="Bibliography"/>
@@ -13006,7 +13171,7 @@
       <w:r>
         <w:t xml:space="preserve"> </w:t>
       </w:r>
-      <w:hyperlink r:id="rId162">
+      <w:hyperlink r:id="rId164">
         <w:r>
           <w:rPr>
             <w:rStyle w:val="Hyperlink"/>
@@ -13015,8 +13180,8 @@
         </w:r>
       </w:hyperlink>
     </w:p>
-    <w:bookmarkEnd w:id="163"/>
-    <w:bookmarkStart w:id="165" w:name="ref-Valavi2019"/>
+    <w:bookmarkEnd w:id="165"/>
+    <w:bookmarkStart w:id="167" w:name="ref-Valavi2019"/>
     <w:p>
       <w:pPr>
         <w:pStyle w:val="Bibliography"/>
@@ -13048,7 +13213,7 @@
       <w:r>
         <w:t xml:space="preserve"> </w:t>
       </w:r>
-      <w:hyperlink r:id="rId164">
+      <w:hyperlink r:id="rId166">
         <w:r>
           <w:rPr>
             <w:rStyle w:val="Hyperlink"/>
@@ -13057,8 +13222,8 @@
         </w:r>
       </w:hyperlink>
     </w:p>
-    <w:bookmarkEnd w:id="165"/>
-    <w:bookmarkStart w:id="167" w:name="ref-VanDerWal2009"/>
+    <w:bookmarkEnd w:id="167"/>
+    <w:bookmarkStart w:id="169" w:name="ref-VanDerWal2009"/>
     <w:p>
       <w:pPr>
         <w:pStyle w:val="Bibliography"/>
@@ -13069,7 +13234,7 @@
       <w:r>
         <w:t xml:space="preserve"> </w:t>
       </w:r>
-      <w:hyperlink r:id="rId166">
+      <w:hyperlink r:id="rId168">
         <w:r>
           <w:rPr>
             <w:rStyle w:val="Hyperlink"/>
@@ -13078,8 +13243,8 @@
         </w:r>
       </w:hyperlink>
     </w:p>
-    <w:bookmarkEnd w:id="167"/>
-    <w:bookmarkStart w:id="169" w:name="ref-Vesk2021"/>
+    <w:bookmarkEnd w:id="169"/>
+    <w:bookmarkStart w:id="171" w:name="ref-Vesk2021"/>
     <w:p>
       <w:pPr>
         <w:pStyle w:val="Bibliography"/>
@@ -13090,7 +13255,7 @@
       <w:r>
         <w:t xml:space="preserve"> </w:t>
       </w:r>
-      <w:hyperlink r:id="rId168">
+      <w:hyperlink r:id="rId170">
         <w:r>
           <w:rPr>
             <w:rStyle w:val="Hyperlink"/>
@@ -13099,8 +13264,8 @@
         </w:r>
       </w:hyperlink>
     </w:p>
-    <w:bookmarkEnd w:id="169"/>
-    <w:bookmarkStart w:id="171" w:name="ref-Vibhandik2026"/>
+    <w:bookmarkEnd w:id="171"/>
+    <w:bookmarkStart w:id="173" w:name="ref-Vibhandik2026"/>
     <w:p>
       <w:pPr>
         <w:pStyle w:val="Bibliography"/>
@@ -13111,7 +13276,7 @@
       <w:r>
         <w:t xml:space="preserve"> </w:t>
       </w:r>
-      <w:hyperlink r:id="rId170">
+      <w:hyperlink r:id="rId172">
         <w:r>
           <w:rPr>
             <w:rStyle w:val="Hyperlink"/>
@@ -13120,8 +13285,8 @@
         </w:r>
       </w:hyperlink>
     </w:p>
-    <w:bookmarkEnd w:id="171"/>
-    <w:bookmarkStart w:id="173" w:name="ref-Wadoux2021"/>
+    <w:bookmarkEnd w:id="173"/>
+    <w:bookmarkStart w:id="175" w:name="ref-Wadoux2021"/>
     <w:p>
       <w:pPr>
         <w:pStyle w:val="Bibliography"/>
@@ -13132,7 +13297,7 @@
       <w:r>
         <w:t xml:space="preserve"> </w:t>
       </w:r>
-      <w:hyperlink r:id="rId172">
+      <w:hyperlink r:id="rId174">
         <w:r>
           <w:rPr>
             <w:rStyle w:val="Hyperlink"/>
@@ -13141,8 +13306,8 @@
         </w:r>
       </w:hyperlink>
     </w:p>
-    <w:bookmarkEnd w:id="173"/>
-    <w:bookmarkStart w:id="175" w:name="ref-MOD11A1"/>
+    <w:bookmarkEnd w:id="175"/>
+    <w:bookmarkStart w:id="177" w:name="ref-MOD11A1"/>
     <w:p>
       <w:pPr>
         <w:pStyle w:val="Bibliography"/>
@@ -13201,7 +13366,7 @@
       <w:r>
         <w:t xml:space="preserve"> </w:t>
       </w:r>
-      <w:hyperlink r:id="rId174">
+      <w:hyperlink r:id="rId176">
         <w:r>
           <w:rPr>
             <w:rStyle w:val="Hyperlink"/>
@@ -13210,8 +13375,8 @@
         </w:r>
       </w:hyperlink>
     </w:p>
-    <w:bookmarkEnd w:id="175"/>
-    <w:bookmarkStart w:id="177" w:name="ref-Warren2008"/>
+    <w:bookmarkEnd w:id="177"/>
+    <w:bookmarkStart w:id="179" w:name="ref-Warren2008"/>
     <w:p>
       <w:pPr>
         <w:pStyle w:val="Bibliography"/>
@@ -13222,7 +13387,7 @@
       <w:r>
         <w:t xml:space="preserve"> </w:t>
       </w:r>
-      <w:hyperlink r:id="rId176">
+      <w:hyperlink r:id="rId178">
         <w:r>
           <w:rPr>
             <w:rStyle w:val="Hyperlink"/>
@@ -13231,8 +13396,8 @@
         </w:r>
       </w:hyperlink>
     </w:p>
-    <w:bookmarkEnd w:id="177"/>
-    <w:bookmarkStart w:id="179" w:name="ref-Xu2026"/>
+    <w:bookmarkEnd w:id="179"/>
+    <w:bookmarkStart w:id="181" w:name="ref-Xu2026"/>
     <w:p>
       <w:pPr>
         <w:pStyle w:val="Bibliography"/>
@@ -13243,7 +13408,7 @@
       <w:r>
         <w:t xml:space="preserve"> </w:t>
       </w:r>
-      <w:hyperlink r:id="rId178">
+      <w:hyperlink r:id="rId180">
         <w:r>
           <w:rPr>
             <w:rStyle w:val="Hyperlink"/>
@@ -13252,8 +13417,8 @@
         </w:r>
       </w:hyperlink>
     </w:p>
-    <w:bookmarkEnd w:id="179"/>
-    <w:bookmarkStart w:id="181" w:name="ref-Yates2018"/>
+    <w:bookmarkEnd w:id="181"/>
+    <w:bookmarkStart w:id="183" w:name="ref-Yates2018"/>
     <w:p>
       <w:pPr>
         <w:pStyle w:val="Bibliography"/>
@@ -13264,7 +13429,7 @@
       <w:r>
         <w:t xml:space="preserve"> </w:t>
       </w:r>
-      <w:hyperlink r:id="rId180">
+      <w:hyperlink r:id="rId182">
         <w:r>
           <w:rPr>
             <w:rStyle w:val="Hyperlink"/>
@@ -13273,8 +13438,8 @@
         </w:r>
       </w:hyperlink>
     </w:p>
-    <w:bookmarkEnd w:id="181"/>
-    <w:bookmarkStart w:id="183" w:name="ref-Yebra2013"/>
+    <w:bookmarkEnd w:id="183"/>
+    <w:bookmarkStart w:id="185" w:name="ref-Yebra2013"/>
     <w:p>
       <w:pPr>
         <w:pStyle w:val="Bibliography"/>
@@ -13285,7 +13450,7 @@
       <w:r>
         <w:t xml:space="preserve"> </w:t>
       </w:r>
-      <w:hyperlink r:id="rId182">
+      <w:hyperlink r:id="rId184">
         <w:r>
           <w:rPr>
             <w:rStyle w:val="Hyperlink"/>
@@ -13294,8 +13459,8 @@
         </w:r>
       </w:hyperlink>
     </w:p>
-    <w:bookmarkEnd w:id="183"/>
-    <w:bookmarkStart w:id="185" w:name="ref-Zanaga2022"/>
+    <w:bookmarkEnd w:id="185"/>
+    <w:bookmarkStart w:id="187" w:name="ref-Zanaga2022"/>
     <w:p>
       <w:pPr>
         <w:pStyle w:val="Bibliography"/>
@@ -13324,7 +13489,7 @@
       <w:r>
         <w:t xml:space="preserve"> </w:t>
       </w:r>
-      <w:hyperlink r:id="rId184">
+      <w:hyperlink r:id="rId186">
         <w:r>
           <w:rPr>
             <w:rStyle w:val="Hyperlink"/>
@@ -13333,10 +13498,10 @@
         </w:r>
       </w:hyperlink>
     </w:p>
-    <w:bookmarkEnd w:id="185"/>
-    <w:bookmarkEnd w:id="186"/>
     <w:bookmarkEnd w:id="187"/>
-    <w:bookmarkStart w:id="188" w:name="figure-captions"/>
+    <w:bookmarkEnd w:id="188"/>
+    <w:bookmarkEnd w:id="189"/>
+    <w:bookmarkStart w:id="190" w:name="figure-captions"/>
     <w:p>
       <w:pPr>
         <w:pStyle w:val="Heading1"/>
@@ -13608,7 +13773,18 @@
         <w:t xml:space="preserve"> </w:t>
       </w:r>
       <w:r>
-        <w:t xml:space="preserve">After CORAL. Rows are source regions and columns are target regions (Man. = Manavgat, Bej. = Bejís, Muğ. = Muğla, Evia = North Evia, Mont. = Montiferru). The diagonal is empty. The colour scale is centred on 0.5: orange is below chance and purple is above. Cells below chance are also hatched. The ranges are 0.314 to 0.677 (raw), 0.302 to 0.630 (z-score) and 0.406 to 0.624 (CORAL). Adaptation moves the matrix toward chance. Under z-scoring, Bejís</w:t>
+        <w:t xml:space="preserve">After CORAL. Rows are source regions and columns are target regions (Man. = Manavgat, Bej. = Bejís, Muğ. = Muğla, Evia = North Evia, Mont. = Montiferru). The diagonal is empty. The colour scale is centred on 0.5: orange is below chance and purple is above. Cells below chance are also hatched. In (a), a dot marks a direction whose 10-cell (</w:t>
+      </w:r>
+      <m:oMath>
+        <m:r>
+          <m:rPr>
+            <m:sty m:val="p"/>
+          </m:rPr>
+          <m:t>≈</m:t>
+        </m:r>
+      </m:oMath>
+      <w:r>
+        <w:t xml:space="preserve">5 km) target-block interval excludes 0.5 (nine above and six below chance). The ranges are 0.314 to 0.677 (raw), 0.302 to 0.630 (z-score) and 0.406 to 0.624 (CORAL). Adaptation moves the matrix toward chance. Under z-scoring, Bejís</w:t>
       </w:r>
       <m:oMath>
         <m:r>
@@ -13658,7 +13834,7 @@
         <w:t xml:space="preserve"> </w:t>
       </w:r>
       <w:r>
-        <w:t xml:space="preserve">The 12 ordered directions among Manavgat, Bejís, Muğla and Evia, the four regions of the pipeline’s gap decomposition; Montiferru is not part of that decomposition. Natural-vegetation population; original study areas. The open circle is raw transfer ROC-AUC. The arrow ends at the better of the two adapted results (z-score or CORAL). This choice uses target labels, so the arrows show an optimistic case. The grey tick is the target’s within-region reference at 1 km blocking, and the dashed line is chance.</w:t>
+        <w:t xml:space="preserve">The 12 ordered directions among Manavgat, Bejís, Muğla and Evia, the four regions of the pipeline’s gap decomposition; Montiferru is not part of that decomposition. Natural-vegetation population; original study areas. The open circle is raw transfer ROC-AUC. The arrow ends at the better of the two adapted results (z-score or CORAL). This choice uses target labels, so the arrows show an optimistic case. A cross marks the result of CORAL alone, which uses no target labels. The grey tick is the target’s within-region reference at 1 km blocking, and the dashed line is chance.</w:t>
       </w:r>
       <w:r>
         <w:t xml:space="preserve"> </w:t>
@@ -14036,7 +14212,7 @@
         <w:t xml:space="preserve">Manavgat has, so the contrast is stated at the point estimates.</w:t>
       </w:r>
     </w:p>
-    <w:bookmarkEnd w:id="188"/>
+    <w:bookmarkEnd w:id="190"/>
     <w:sectPr>
       <w:footerReference r:id="rId9" w:type="default"/>
       <w:footnotePr>

--- a/paper/submission/manuscript.docx
+++ b/paper/submission/manuscript.docx
@@ -96,7 +96,7 @@
         <w:t xml:space="preserve"> </w:t>
       </w:r>
       <w:r>
-        <w:t xml:space="preserve">8,793 words in the main text (Sections 1 to 6, table captions and notes included; tables, references, declarations and figure captions excluded). Abstract 250 words.</w:t>
+        <w:t xml:space="preserve">9,050 words in the main text (Sections 1 to 6, table captions and notes included; tables, references, declarations and figure captions excluded). Abstract 250 words.</w:t>
       </w:r>
     </w:p>
     <w:bookmarkStart w:id="18" w:name="abstract"/>
@@ -1506,19 +1506,13 @@
         <w:t xml:space="preserve"> </w:t>
       </w:r>
       <w:r>
-        <w:t xml:space="preserve">correction of Section 3.2. By contrast, the frame test (Section 3.12), the distance collars, the</w:t>
-      </w:r>
-      <w:r>
-        <w:t xml:space="preserve"> </w:t>
-      </w:r>
-      <w:r>
-        <w:t xml:space="preserve">equivalence tests, the additional resampling units and the analyses listed in Table S21 were added</w:t>
-      </w:r>
-      <w:r>
-        <w:t xml:space="preserve"> </w:t>
-      </w:r>
-      <w:r>
-        <w:t xml:space="preserve">after the first results. These are exploratory, and they are reported as such.</w:t>
+        <w:t xml:space="preserve">correction of Section 3.2. By contrast, the frame test (Section 3.12), the distance collars, the equivalence tests, the additional resampling units and the analyses listed in Tables S21 and S35</w:t>
+      </w:r>
+      <w:r>
+        <w:t xml:space="preserve"> </w:t>
+      </w:r>
+      <w:r>
+        <w:t xml:space="preserve">(Sections S1.22 and S1.23) were added after the first results. These are exploratory, and they are reported as such.</w:t>
       </w:r>
     </w:p>
     <w:bookmarkStart w:id="27" w:name="study-regions-and-temporal-windows"/>
@@ -1799,7 +1793,7 @@
         <w:t xml:space="preserve"> </w:t>
       </w:r>
       <w:r>
-        <w:t xml:space="preserve">was not applied, so 49 cells that burned before the label window were kept. Burning in the five</w:t>
+        <w:t xml:space="preserve">was not applied, so 48 cells that burned before the label window were kept. Burning in the five</w:t>
       </w:r>
       <w:r>
         <w:t xml:space="preserve"> </w:t>
@@ -2128,13 +2122,22 @@
         <w:t xml:space="preserve"> </w:t>
       </w:r>
       <w:r>
-        <w:t xml:space="preserve">2021 events. All analyses were therefore repeated with the 2020 map (WorldCover v100), aggregated to</w:t>
-      </w:r>
-      <w:r>
-        <w:t xml:space="preserve"> </w:t>
-      </w:r>
-      <w:r>
-        <w:t xml:space="preserve">the same cells. The 2020 map changed the population by at most 43 burned cells in four regions. In</w:t>
+        <w:t xml:space="preserve">2021 events. All analyses were therefore repeated with the 2020 map (WorldCover v100</w:t>
+      </w:r>
+      <w:r>
+        <w:t xml:space="preserve"> </w:t>
+      </w:r>
+      <w:r>
+        <w:t xml:space="preserve">(Zanaga et al. 2021)</w:t>
+      </w:r>
+      <w:r>
+        <w:t xml:space="preserve">), aggregated</w:t>
+      </w:r>
+      <w:r>
+        <w:t xml:space="preserve"> </w:t>
+      </w:r>
+      <w:r>
+        <w:t xml:space="preserve">to the same cells. The 2020 map changed the population by at most 43 burned cells in four regions. In</w:t>
       </w:r>
       <w:r>
         <w:t xml:space="preserve"> </w:t>
@@ -2216,13 +2219,7 @@
         <w:t xml:space="preserve"> </w:t>
       </w:r>
       <w:r>
-        <w:t xml:space="preserve">the region. These values are filled inside the model pipeline (Section 3.6), and missingness is not</w:t>
-      </w:r>
-      <w:r>
-        <w:t xml:space="preserve"> </w:t>
-      </w:r>
-      <w:r>
-        <w:t xml:space="preserve">related to burning (AUC 0.49 to 0.51 in every region). A</w:t>
+        <w:t xml:space="preserve">the region. These values are filled inside the model pipeline (Section 3.6), and missingness is not related to burning (AUC 0.49 to 0.51 in every region; Table S35). A</w:t>
       </w:r>
       <w:r>
         <w:t xml:space="preserve"> </w:t>
@@ -3132,19 +3129,31 @@
         <w:t xml:space="preserve">(Sofaer et al. 2019)</w:t>
       </w:r>
       <w:r>
-        <w:t xml:space="preserve">. The out-of-fold residuals stay spatially correlated up to 5 to</w:t>
-      </w:r>
-      <w:r>
-        <w:t xml:space="preserve"> </w:t>
-      </w:r>
-      <w:r>
-        <w:t xml:space="preserve">10 km, and in three regions they fall below 0.05 only at 10 to 20 km (Section S1.23). Intervals at</w:t>
-      </w:r>
-      <w:r>
-        <w:t xml:space="preserve"> </w:t>
-      </w:r>
-      <w:r>
-        <w:t xml:space="preserve">5 km blocking may therefore still be somewhat too narrow, and the 10 km results are given as a check.</w:t>
+        <w:t xml:space="preserve">. The out-of-fold residuals stay spatially correlated beyond 5 km. Their correlation falls below 0.05</w:t>
+      </w:r>
+      <w:r>
+        <w:t xml:space="preserve"> </w:t>
+      </w:r>
+      <w:r>
+        <w:t xml:space="preserve">at 10 to 20 km in Manavgat, Bejís and Muğla, at 5 to 10 km in Montiferru, and only at 20 to 40 km in</w:t>
+      </w:r>
+      <w:r>
+        <w:t xml:space="preserve"> </w:t>
+      </w:r>
+      <w:r>
+        <w:t xml:space="preserve">North Evia (Section S1.23). Intervals at 5 km blocking may therefore be too narrow, especially in</w:t>
+      </w:r>
+      <w:r>
+        <w:t xml:space="preserve"> </w:t>
+      </w:r>
+      <w:r>
+        <w:t xml:space="preserve">North Evia, where even 10 km blocks do not remove the dependence; the 10 km results are given as a</w:t>
+      </w:r>
+      <w:r>
+        <w:t xml:space="preserve"> </w:t>
+      </w:r>
+      <w:r>
+        <w:t xml:space="preserve">check.</w:t>
       </w:r>
     </w:p>
     <w:p>
@@ -3374,7 +3383,7 @@
         <w:t xml:space="preserve"> </w:t>
       </w:r>
       <w:r>
-        <w:t xml:space="preserve">target labels. The value of λ was not chosen by performance; its effect is reported in Section S1.2.</w:t>
+        <w:t xml:space="preserve">target labels. The value of λ was not chosen by performance; its effect is reported in Sections S1.2 and S1.23.</w:t>
       </w:r>
       <w:r>
         <w:t xml:space="preserve"> </w:t>
@@ -5328,13 +5337,19 @@
         <w:t xml:space="preserve"> </w:t>
       </w:r>
       <w:r>
-        <w:t xml:space="preserve">direction-level intervals are conditional on one fitted source model. Refitting with ten seeds,</w:t>
-      </w:r>
-      <w:r>
-        <w:t xml:space="preserve"> </w:t>
-      </w:r>
-      <w:r>
-        <w:t xml:space="preserve">however, changed mean transfer by at most 0.003 (Section S1.23). Across five bootstrap seeds,</w:t>
+        <w:t xml:space="preserve">direction-level intervals are conditional on one fitted source model. Refitting with ten seeds changed mean transfer by at most 0.003, but single directions by up to</w:t>
+      </w:r>
+      <w:r>
+        <w:t xml:space="preserve"> </w:t>
+      </w:r>
+      <w:r>
+        <w:t xml:space="preserve">0.049 (seed-to-seed standard deviation at most 0.015; Section S1.23). This variation is not part of</w:t>
+      </w:r>
+      <w:r>
+        <w:t xml:space="preserve"> </w:t>
+      </w:r>
+      <w:r>
+        <w:t xml:space="preserve">the direction-level intervals. Across five bootstrap seeds,</w:t>
       </w:r>
       <w:r>
         <w:t xml:space="preserve"> </w:t>
@@ -7967,7 +7982,7 @@
           <w:b/>
           <w:bCs/>
         </w:rPr>
-        <w:t xml:space="preserve">The same model scores 0.16 lower on the scar frame.</w:t>
+        <w:t xml:space="preserve">The same model scores lower on the scar frame.</w:t>
       </w:r>
       <w:r>
         <w:t xml:space="preserve"> </w:t>
@@ -7979,7 +7994,25 @@
         <w:t xml:space="preserve"> </w:t>
       </w:r>
       <w:r>
-        <w:t xml:space="preserve">predictions, and only the scored cells differ. With the region as the unit, this change costs</w:t>
+        <w:t xml:space="preserve">predictions, and only the scored cells differ. Over the seven scars of Table 2, A minus B is 0.133</w:t>
+      </w:r>
+      <w:r>
+        <w:t xml:space="preserve"> </w:t>
+      </w:r>
+      <w:r>
+        <w:t xml:space="preserve">[+0.060, +0.207]. The primary estimate uses all nine scars, including the single scars of Manavgat</w:t>
+      </w:r>
+      <w:r>
+        <w:t xml:space="preserve"> </w:t>
+      </w:r>
+      <w:r>
+        <w:t xml:space="preserve">and Bejís, which have no row C (Tables S1 and S5). With the region as the unit, the change then</w:t>
+      </w:r>
+      <w:r>
+        <w:t xml:space="preserve"> </w:t>
+      </w:r>
+      <w:r>
+        <w:t xml:space="preserve">costs</w:t>
       </w:r>
       <w:r>
         <w:t xml:space="preserve"> </w:t>
@@ -7995,19 +8028,13 @@
         <w:t xml:space="preserve"> </w:t>
       </w:r>
       <w:r>
-        <w:t xml:space="preserve">over all nine scars in five regions, and +0.137 [+0.048, +0.226] over the</w:t>
-      </w:r>
-      <w:r>
-        <w:t xml:space="preserve"> </w:t>
-      </w:r>
-      <w:r>
-        <w:t xml:space="preserve">three regions of Table 2. Over the seven scars the cost is 0.133 [+0.060, +0.207], but this interval</w:t>
-      </w:r>
-      <w:r>
-        <w:t xml:space="preserve"> </w:t>
-      </w:r>
-      <w:r>
-        <w:t xml:space="preserve">is too narrow, because row A is repeated for each scar of a region. With the region as the unit, the</w:t>
+        <w:t xml:space="preserve">over five regions, and +0.137 [+0.048, +0.226] over the three</w:t>
+      </w:r>
+      <w:r>
+        <w:t xml:space="preserve"> </w:t>
+      </w:r>
+      <w:r>
+        <w:t xml:space="preserve">regions of Table 2. The seven-scar interval is too narrow, because row A is repeated for each scar of a region. With the region as the unit, the</w:t>
       </w:r>
       <w:r>
         <w:t xml:space="preserve"> </w:t>
@@ -8115,19 +8142,19 @@
         <w:t xml:space="preserve"> </w:t>
       </w:r>
       <w:r>
-        <w:t xml:space="preserve">unit (Table S21). Across regions, the cost was not related to the share of distant cells in the study</w:t>
-      </w:r>
-      <w:r>
-        <w:t xml:space="preserve"> </w:t>
-      </w:r>
-      <w:r>
-        <w:t xml:space="preserve">area (slope 0.005 [−0.41, +0.42], n = 5). The unburned cells next to a fire are therefore hard to rank,</w:t>
-      </w:r>
-      <w:r>
-        <w:t xml:space="preserve"> </w:t>
-      </w:r>
-      <w:r>
-        <w:t xml:space="preserve">rather than the distant cells being easy.</w:t>
+        <w:t xml:space="preserve">unit (Table S21). Across regions, the cost showed no relation to the share of distant cells in the study area (slope</w:t>
+      </w:r>
+      <w:r>
+        <w:t xml:space="preserve"> </w:t>
+      </w:r>
+      <w:r>
+        <w:t xml:space="preserve">0.005 [−0.41, +0.42], n = 5), although this test has little power. The pool swaps and the placebo</w:t>
+      </w:r>
+      <w:r>
+        <w:t xml:space="preserve"> </w:t>
+      </w:r>
+      <w:r>
+        <w:t xml:space="preserve">collar show that the cost comes from the unburned cells next to the fire.</w:t>
       </w:r>
     </w:p>
     <w:p>
@@ -8297,7 +8324,7 @@
         <w:t xml:space="preserve"> </w:t>
       </w:r>
       <w:r>
-        <w:t xml:space="preserve">S13). In Manavgat, the median elevation of these cells rises from 330 m within 5 km of the fire to</w:t>
+        <w:t xml:space="preserve">S13). In Manavgat, the median elevation of the modelled cells rises from 330 m within 5 km of the fire to</w:t>
       </w:r>
       <w:r>
         <w:t xml:space="preserve"> </w:t>
@@ -8406,7 +8433,13 @@
         <w:t xml:space="preserve"> </w:t>
       </w:r>
       <w:r>
-        <w:t xml:space="preserve">pair-cluster bootstrap interval, 1000 replicates. W − T is the within-region thermal gain minus the</w:t>
+        <w:t xml:space="preserve">pair-cluster bootstrap interval, 1000 replicates (with 20,000 replicates, as in Table S31, the collar</w:t>
+      </w:r>
+      <w:r>
+        <w:t xml:space="preserve"> </w:t>
+      </w:r>
+      <w:r>
+        <w:t xml:space="preserve">interval is [−0.003, +0.051]). W − T is the within-region thermal gain minus the</w:t>
       </w:r>
       <w:r>
         <w:t xml:space="preserve"> </w:t>
@@ -9059,7 +9092,7 @@
           <w:b/>
           <w:bCs/>
         </w:rPr>
-        <w:t xml:space="preserve">two reversals remain on the</w:t>
+        <w:t xml:space="preserve">two reversals are supported on the collar.</w:t>
       </w:r>
       <w:r>
         <w:rPr>
@@ -9073,19 +9106,37 @@
           <w:b/>
           <w:bCs/>
         </w:rPr>
-        <w:t xml:space="preserve">collar. Both are on elevation, and both involve Manavgat.</w:t>
-      </w:r>
-      <w:r>
-        <w:t xml:space="preserve"> </w:t>
-      </w:r>
-      <w:r>
-        <w:t xml:space="preserve">Neither survives a Holm correction over</w:t>
-      </w:r>
-      <w:r>
-        <w:t xml:space="preserve"> </w:t>
-      </w:r>
-      <w:r>
-        <w:t xml:space="preserve">the ninety feature-by-pair comparisons (adjusted</w:t>
+        <w:t xml:space="preserve">Both are on elevation, and both involve Manavgat.</w:t>
+      </w:r>
+      <w:r>
+        <w:t xml:space="preserve"> </w:t>
+      </w:r>
+      <w:r>
+        <w:t xml:space="preserve">They are not the same pairs as on the original</w:t>
+      </w:r>
+      <w:r>
+        <w:t xml:space="preserve"> </w:t>
+      </w:r>
+      <w:r>
+        <w:t xml:space="preserve">areas. Manavgat against Muğla is supported on both frames. Manavgat against Evia becomes supported on</w:t>
+      </w:r>
+      <w:r>
+        <w:t xml:space="preserve"> </w:t>
+      </w:r>
+      <w:r>
+        <w:t xml:space="preserve">the collar, because the Evia interval excludes 0.5 only there. Manavgat against Bejís loses support</w:t>
+      </w:r>
+      <w:r>
+        <w:t xml:space="preserve"> </w:t>
+      </w:r>
+      <w:r>
+        <w:t xml:space="preserve">narrowly: the Bejís interval, [0.496, 0.722], misses 0.5 by 0.004. Neither collar reversal survives</w:t>
+      </w:r>
+      <w:r>
+        <w:t xml:space="preserve"> </w:t>
+      </w:r>
+      <w:r>
+        <w:t xml:space="preserve">a Holm correction over the ninety feature-by-pair comparisons (adjusted</w:t>
       </w:r>
       <w:r>
         <w:t xml:space="preserve"> </w:t>
@@ -9101,13 +9152,13 @@
         <w:t xml:space="preserve"> </w:t>
       </w:r>
       <w:r>
-        <w:t xml:space="preserve">= 0.33 and 0.79; Section S1.19). All other</w:t>
-      </w:r>
-      <w:r>
-        <w:t xml:space="preserve"> </w:t>
-      </w:r>
-      <w:r>
-        <w:t xml:space="preserve">supported elevation reversals disappear on the collar.</w:t>
+        <w:t xml:space="preserve">= 0.33 and 0.79; Section</w:t>
+      </w:r>
+      <w:r>
+        <w:t xml:space="preserve"> </w:t>
+      </w:r>
+      <w:r>
+        <w:t xml:space="preserve">S1.19).</w:t>
       </w:r>
     </w:p>
     <w:p>
@@ -9584,19 +9635,19 @@
         <w:t xml:space="preserve"> </w:t>
       </w:r>
       <w:r>
-        <w:t xml:space="preserve">because each region appears in eight of them. Accordingly, all four resampling units that apply to</w:t>
-      </w:r>
-      <w:r>
-        <w:t xml:space="preserve"> </w:t>
-      </w:r>
-      <w:r>
-        <w:t xml:space="preserve">this frame give intervals that include zero, from [−0.018, +0.033] to [−0.028, +0.043] (Section</w:t>
-      </w:r>
-      <w:r>
-        <w:t xml:space="preserve"> </w:t>
-      </w:r>
-      <w:r>
-        <w:t xml:space="preserve">S1.20).</w:t>
+        <w:t xml:space="preserve">because each region appears in eight of them. Accordingly, all six resampling units that can be computed on this frame give intervals that include</w:t>
+      </w:r>
+      <w:r>
+        <w:t xml:space="preserve"> </w:t>
+      </w:r>
+      <w:r>
+        <w:t xml:space="preserve">zero, from [−0.006, +0.022] (clustering by target region) to [−0.028, +0.045] (pigeonhole bootstrap;</w:t>
+      </w:r>
+      <w:r>
+        <w:t xml:space="preserve"> </w:t>
+      </w:r>
+      <w:r>
+        <w:t xml:space="preserve">Sections S1.15 and S1.23).</w:t>
       </w:r>
     </w:p>
     <w:p>
@@ -9651,13 +9702,13 @@
         <w:t xml:space="preserve"> </w:t>
       </w:r>
       <w:r>
-        <w:t xml:space="preserve">each direction gave 0.523, but this choice uses target labels. The gap decomposition covers the</w:t>
-      </w:r>
-      <w:r>
-        <w:t xml:space="preserve"> </w:t>
-      </w:r>
-      <w:r>
-        <w:t xml:space="preserve">twelve directions among the four regions of the pipeline’s decomposition run, without Montiferru.</w:t>
+        <w:t xml:space="preserve">each direction gave 0.523, but this choice uses target labels. The gap decomposition covers the twelve directions among Manavgat, Bejís, Muğla and Evia. It was</w:t>
+      </w:r>
+      <w:r>
+        <w:t xml:space="preserve"> </w:t>
+      </w:r>
+      <w:r>
+        <w:t xml:space="preserve">computed before Montiferru was added to the cohort and does not include it.</w:t>
       </w:r>
       <w:r>
         <w:t xml:space="preserve"> </w:t>
@@ -9751,13 +9802,19 @@
         <w:t xml:space="preserve"> </w:t>
       </w:r>
       <w:r>
-        <w:t xml:space="preserve">Removing the two reversing features cost −0.076 AUC within regions and changed</w:t>
-      </w:r>
-      <w:r>
-        <w:t xml:space="preserve"> </w:t>
-      </w:r>
-      <w:r>
-        <w:t xml:space="preserve">transfer by +0.014 [−0.028, +0.056], which includes zero (Fig. 7).</w:t>
+        <w:t xml:space="preserve">Removing the two reversing features lowered within-region AUC by 0.076 and changed transfer by</w:t>
+      </w:r>
+      <w:r>
+        <w:t xml:space="preserve"> </w:t>
+      </w:r>
+      <w:r>
+        <w:t xml:space="preserve">+0.014 [−0.028, +0.056], which includes zero (Fig. 7); the primary pair-cluster bootstrap gives</w:t>
+      </w:r>
+      <w:r>
+        <w:t xml:space="preserve"> </w:t>
+      </w:r>
+      <w:r>
+        <w:t xml:space="preserve">[−0.018, +0.049] (Section S1.14).</w:t>
       </w:r>
     </w:p>
     <w:p>
@@ -9922,19 +9979,19 @@
         <w:t xml:space="preserve"> </w:t>
       </w:r>
       <w:r>
-        <w:t xml:space="preserve">between-region results changed (Section 4.4). Two results remained: transfer stayed well below</w:t>
-      </w:r>
-      <w:r>
-        <w:t xml:space="preserve"> </w:t>
-      </w:r>
-      <w:r>
-        <w:t xml:space="preserve">within-region skill, and one reversed relationship remained, the elevation association of Manavgat.</w:t>
-      </w:r>
-      <w:r>
-        <w:t xml:space="preserve"> </w:t>
-      </w:r>
-      <w:r>
-        <w:t xml:space="preserve">This reversal is supported under the per-comparison criterion but not after multiplicity correction.</w:t>
+        <w:t xml:space="preserve">between-region results changed (Section 4.4). Two results remained: transfer stayed well below within-region skill, and the elevation association</w:t>
+      </w:r>
+      <w:r>
+        <w:t xml:space="preserve"> </w:t>
+      </w:r>
+      <w:r>
+        <w:t xml:space="preserve">of Manavgat stayed reversed against other regions. The supported pairs, however, change between the</w:t>
+      </w:r>
+      <w:r>
+        <w:t xml:space="preserve"> </w:t>
+      </w:r>
+      <w:r>
+        <w:t xml:space="preserve">frames, and none survives multiplicity correction (Section 4.4).</w:t>
       </w:r>
       <w:r>
         <w:t xml:space="preserve"> </w:t>
@@ -9970,19 +10027,31 @@
         <w:pStyle w:val="FirstParagraph"/>
       </w:pPr>
       <w:r>
-        <w:t xml:space="preserve">The thermal gain within regions is robust. It was supported in all five regions under blocked</w:t>
-      </w:r>
-      <w:r>
-        <w:t xml:space="preserve"> </w:t>
-      </w:r>
-      <w:r>
-        <w:t xml:space="preserve">validation, in all sensitivity analyses (Sections S1.1 to S1.8), and when the predictor window was</w:t>
-      </w:r>
-      <w:r>
-        <w:t xml:space="preserve"> </w:t>
-      </w:r>
-      <w:r>
-        <w:t xml:space="preserve">closed up to two weeks earlier (Section S1.4). On the scar frame, however, the same gain fell to</w:t>
+        <w:t xml:space="preserve">The thermal gain within regions is robust, with one exception. It was supported in all five regions</w:t>
+      </w:r>
+      <w:r>
+        <w:t xml:space="preserve"> </w:t>
+      </w:r>
+      <w:r>
+        <w:t xml:space="preserve">under blocked validation, without the coordinate-informed channels (Section S1.7), when the predictor</w:t>
+      </w:r>
+      <w:r>
+        <w:t xml:space="preserve"> </w:t>
+      </w:r>
+      <w:r>
+        <w:t xml:space="preserve">window was closed up to two weeks earlier (Section S1.4), and at the point estimates with VNP64A1</w:t>
+      </w:r>
+      <w:r>
+        <w:t xml:space="preserve"> </w:t>
+      </w:r>
+      <w:r>
+        <w:t xml:space="preserve">labels. Once terrain aspect was added, however, the gain in Montiferru was no longer supported</w:t>
+      </w:r>
+      <w:r>
+        <w:t xml:space="preserve"> </w:t>
+      </w:r>
+      <w:r>
+        <w:t xml:space="preserve">(Section 4.2). On the scar frame, however, the same gain fell to</w:t>
       </w:r>
       <w:r>
         <w:t xml:space="preserve"> </w:t>
@@ -10153,13 +10222,13 @@
         <w:t xml:space="preserve"> </w:t>
       </w:r>
       <w:r>
-        <w:t xml:space="preserve">Hotter surfaces burned less in four of five regions, and in Manavgat once elevation was held</w:t>
-      </w:r>
-      <w:r>
-        <w:t xml:space="preserve"> </w:t>
-      </w:r>
-      <w:r>
-        <w:t xml:space="preserve">(Section 4.4). In summer, land surface temperature is strongly shaped by canopy cover, exposed soil</w:t>
+        <w:t xml:space="preserve">At the point estimates, hotter surfaces burned less in four of five regions, and in Manavgat once</w:t>
+      </w:r>
+      <w:r>
+        <w:t xml:space="preserve"> </w:t>
+      </w:r>
+      <w:r>
+        <w:t xml:space="preserve">elevation was held; the Manavgat result has interval support only on the collar (Section 4.4). In summer, land surface temperature is strongly shaped by canopy cover, exposed soil</w:t>
       </w:r>
       <w:r>
         <w:t xml:space="preserve"> </w:t>
@@ -10177,13 +10246,7 @@
         <w:t xml:space="preserve"> </w:t>
       </w:r>
       <w:r>
-        <w:t xml:space="preserve">terrain aspect was added, which fits this reading. Across the five regions, the mean LST anomaly</w:t>
-      </w:r>
-      <w:r>
-        <w:t xml:space="preserve"> </w:t>
-      </w:r>
-      <w:r>
-        <w:t xml:space="preserve">also followed the ERA5-Land</w:t>
+        <w:t xml:space="preserve">terrain aspect was added, which fits this reading. Descriptively, across only five regions, the mean LST anomaly also followed the ERA5-Land</w:t>
       </w:r>
       <w:r>
         <w:t xml:space="preserve"> </w:t>
@@ -10195,13 +10258,13 @@
         <w:t xml:space="preserve"> </w:t>
       </w:r>
       <w:r>
-        <w:t xml:space="preserve">air-temperature anomaly of the predictor window, but</w:t>
-      </w:r>
-      <w:r>
-        <w:t xml:space="preserve"> </w:t>
-      </w:r>
-      <w:r>
-        <w:t xml:space="preserve">not its relative-humidity anomaly (Section S1.23). The normalised channels did not transfer better than</w:t>
+        <w:t xml:space="preserve">air-temperature anomaly of the predictor window, but not its relative-humidity</w:t>
+      </w:r>
+      <w:r>
+        <w:t xml:space="preserve"> </w:t>
+      </w:r>
+      <w:r>
+        <w:t xml:space="preserve">anomaly (Section S1.23). The normalised channels did not transfer better than</w:t>
       </w:r>
       <w:r>
         <w:t xml:space="preserve"> </w:t>
@@ -10356,13 +10419,19 @@
         <w:t xml:space="preserve"> </w:t>
       </w:r>
       <w:r>
-        <w:t xml:space="preserve">elsewhere, and no similarity measure tested here could replace the measurement. A model moved to a new region did not usefully rank the burned cells there: its highest-scored</w:t>
-      </w:r>
-      <w:r>
-        <w:t xml:space="preserve"> </w:t>
-      </w:r>
-      <w:r>
-        <w:t xml:space="preserve">10 % of cells contained about as many burned cells as a random choice (Section 4.5). Target</w:t>
+        <w:t xml:space="preserve">elsewhere, and no similarity measure tested here could replace the measurement. On average, a model moved to a new region did not usefully rank the burned cells there: its</w:t>
+      </w:r>
+      <w:r>
+        <w:t xml:space="preserve"> </w:t>
+      </w:r>
+      <w:r>
+        <w:t xml:space="preserve">highest-scored 10 % of cells contained about as many burned cells as a random choice, although the</w:t>
+      </w:r>
+      <w:r>
+        <w:t xml:space="preserve"> </w:t>
+      </w:r>
+      <w:r>
+        <w:t xml:space="preserve">best direction reached 27 % (Section 4.5). Target</w:t>
       </w:r>
       <w:r>
         <w:t xml:space="preserve"> </w:t>
@@ -10582,13 +10651,19 @@
         <w:t xml:space="preserve"> </w:t>
       </w:r>
       <w:r>
-        <w:t xml:space="preserve">directions moved by up to 0.047, while ten random-forest seeds changed mean transfer by at most</w:t>
-      </w:r>
-      <w:r>
-        <w:t xml:space="preserve"> </w:t>
-      </w:r>
-      <w:r>
-        <w:t xml:space="preserve">0.003 (Section 3.13; S1.23; S3.5(vi)).</w:t>
+        <w:t xml:space="preserve">directions moved by up to 0.047; across ten random-forest seeds, single directions moved by up to</w:t>
+      </w:r>
+      <w:r>
+        <w:t xml:space="preserve"> </w:t>
+      </w:r>
+      <w:r>
+        <w:t xml:space="preserve">0.049 and mean transfer by at most 0.003. Direction-level intervals do not include this variation</w:t>
+      </w:r>
+      <w:r>
+        <w:t xml:space="preserve"> </w:t>
+      </w:r>
+      <w:r>
+        <w:t xml:space="preserve">(Section 3.13; S1.23; S3.5(vi)).</w:t>
       </w:r>
     </w:p>
     <w:p>
@@ -10616,13 +10691,13 @@
         <w:t xml:space="preserve"> </w:t>
       </w:r>
       <w:r>
-        <w:t xml:space="preserve">only at 10 to 20 km in three regions, so intervals at 5 km blocking may be somewhat narrow</w:t>
-      </w:r>
-      <w:r>
-        <w:t xml:space="preserve"> </w:t>
-      </w:r>
-      <w:r>
-        <w:t xml:space="preserve">(Section 3.7; S1.23).</w:t>
+        <w:t xml:space="preserve">only at 10 to 20 km in three regions and at 20 to 40 km in North Evia, so intervals at 5 km</w:t>
+      </w:r>
+      <w:r>
+        <w:t xml:space="preserve"> </w:t>
+      </w:r>
+      <w:r>
+        <w:t xml:space="preserve">blocking may be too narrow, especially in North Evia (Section 3.7; S1.23).</w:t>
       </w:r>
     </w:p>
     <w:p>
@@ -11255,7 +11330,46 @@
         <w:t xml:space="preserve">(Zanaga et al. 2022)</w:t>
       </w:r>
       <w:r>
-        <w:t xml:space="preserve">. The MODIS and Landsat products are courtesy of NASA’s Land Processes Distributed Active</w:t>
+        <w:t xml:space="preserve">. For the sensitivity analyses, burned area was also taken from VIIRS VNP64A1 v002</w:t>
+      </w:r>
+      <w:r>
+        <w:t xml:space="preserve"> </w:t>
+      </w:r>
+      <w:r>
+        <w:t xml:space="preserve">(Giglio 2024)</w:t>
+      </w:r>
+      <w:r>
+        <w:t xml:space="preserve"> </w:t>
+      </w:r>
+      <w:r>
+        <w:t xml:space="preserve">and land cover from ESA WorldCover v100</w:t>
+      </w:r>
+      <w:r>
+        <w:t xml:space="preserve"> </w:t>
+      </w:r>
+      <w:r>
+        <w:t xml:space="preserve">(Zanaga et al. 2021)</w:t>
+      </w:r>
+      <w:r>
+        <w:t xml:space="preserve">, and regional weather anomalies came</w:t>
+      </w:r>
+      <w:r>
+        <w:t xml:space="preserve"> </w:t>
+      </w:r>
+      <w:r>
+        <w:t xml:space="preserve">from ERA5-Land</w:t>
+      </w:r>
+      <w:r>
+        <w:t xml:space="preserve"> </w:t>
+      </w:r>
+      <w:r>
+        <w:t xml:space="preserve">(Muñoz-Sabater et al. 2021)</w:t>
+      </w:r>
+      <w:r>
+        <w:t xml:space="preserve"> </w:t>
+      </w:r>
+      <w:r>
+        <w:t xml:space="preserve">as computed by the processing pipeline. The MODIS, VIIRS and Landsat products are courtesy of NASA’s Land Processes Distributed Active</w:t>
       </w:r>
       <w:r>
         <w:t xml:space="preserve"> </w:t>
@@ -11285,7 +11399,13 @@
         <w:t xml:space="preserve"> </w:t>
       </w:r>
       <w:r>
-        <w:t xml:space="preserve">Union and ESA; all rights reserved. No proprietary or restricted data were used.</w:t>
+        <w:t xml:space="preserve">Union and ESA; all rights reserved. The ERA5-Land values contain modified Copernicus Climate Change</w:t>
+      </w:r>
+      <w:r>
+        <w:t xml:space="preserve"> </w:t>
+      </w:r>
+      <w:r>
+        <w:t xml:space="preserve">Service information. No proprietary or restricted data were used.</w:t>
       </w:r>
     </w:p>
     <w:p>
@@ -11620,7 +11740,7 @@
     </w:p>
     <w:bookmarkEnd w:id="66"/>
     <w:bookmarkEnd w:id="67"/>
-    <w:bookmarkStart w:id="189" w:name="references"/>
+    <w:bookmarkStart w:id="191" w:name="references"/>
     <w:p>
       <w:pPr>
         <w:pStyle w:val="Heading1"/>
@@ -11629,7 +11749,7 @@
         <w:t xml:space="preserve">References</w:t>
       </w:r>
     </w:p>
-    <w:bookmarkStart w:id="188" w:name="refs"/>
+    <w:bookmarkStart w:id="190" w:name="refs"/>
     <w:bookmarkStart w:id="69" w:name="ref-AlkanAkinci2023"/>
     <w:p>
       <w:pPr>
@@ -13499,9 +13619,48 @@
       </w:hyperlink>
     </w:p>
     <w:bookmarkEnd w:id="187"/>
-    <w:bookmarkEnd w:id="188"/>
+    <w:bookmarkStart w:id="189" w:name="ref-Zanaga2021"/>
+    <w:p>
+      <w:pPr>
+        <w:pStyle w:val="Bibliography"/>
+      </w:pPr>
+      <w:r>
+        <w:t xml:space="preserve">Zanaga D, Van De Kerchove R, De Keersmaecker W, et al (2021)</w:t>
+      </w:r>
+      <w:r>
+        <w:t xml:space="preserve"> </w:t>
+      </w:r>
+      <w:r>
+        <w:t xml:space="preserve">ESA</w:t>
+      </w:r>
+      <w:r>
+        <w:t xml:space="preserve"> </w:t>
+      </w:r>
+      <w:r>
+        <w:t xml:space="preserve">WorldCover</w:t>
+      </w:r>
+      <w:r>
+        <w:t xml:space="preserve"> </w:t>
+      </w:r>
+      <w:r>
+        <w:t xml:space="preserve">10 m 2020 v100. Zenodo.</w:t>
+      </w:r>
+      <w:r>
+        <w:t xml:space="preserve"> </w:t>
+      </w:r>
+      <w:hyperlink r:id="rId188">
+        <w:r>
+          <w:rPr>
+            <w:rStyle w:val="Hyperlink"/>
+          </w:rPr>
+          <w:t xml:space="preserve">https://doi.org/10.5281/zenodo.5571936</w:t>
+        </w:r>
+      </w:hyperlink>
+    </w:p>
     <w:bookmarkEnd w:id="189"/>
-    <w:bookmarkStart w:id="190" w:name="figure-captions"/>
+    <w:bookmarkEnd w:id="190"/>
+    <w:bookmarkEnd w:id="191"/>
+    <w:bookmarkStart w:id="192" w:name="figure-captions"/>
     <w:p>
       <w:pPr>
         <w:pStyle w:val="Heading1"/>
@@ -14212,7 +14371,7 @@
         <w:t xml:space="preserve">Manavgat has, so the contrast is stated at the point estimates.</w:t>
       </w:r>
     </w:p>
-    <w:bookmarkEnd w:id="190"/>
+    <w:bookmarkEnd w:id="192"/>
     <w:sectPr>
       <w:footerReference r:id="rId9" w:type="default"/>
       <w:footnotePr>

--- a/paper/submission/manuscript.docx
+++ b/paper/submission/manuscript.docx
@@ -11570,13 +11570,7 @@
         </w:r>
       </w:hyperlink>
       <w:r>
-        <w:t xml:space="preserve">, and version 1.0.1</w:t>
-      </w:r>
-      <w:r>
-        <w:t xml:space="preserve"> </w:t>
-      </w:r>
-      <w:r>
-        <w:t xml:space="preserve">is archived at Zenodo</w:t>
+        <w:t xml:space="preserve">, and version 1.1.0is archived at Zenodo</w:t>
       </w:r>
       <w:r>
         <w:t xml:space="preserve"> </w:t>
@@ -12749,7 +12743,7 @@
         <w:pStyle w:val="Bibliography"/>
       </w:pPr>
       <w:r>
-        <w:t xml:space="preserve">Metin E, Cogurcu YE (2026) Evaluation area and the limits of cross-region transfer of pre-fire thermal wildfire models: Analysis code, modelling datasets and frozen outputs [software], version 1.0.1. Zenodo.</w:t>
+        <w:t xml:space="preserve">Metin E, Cogurcu YE (2026) Evaluation area and the limits of cross-region transfer of pre-fire thermal wildfire models: Analysis code, modelling datasets and frozen outputs [software], version 1.1.0. Zenodo.</w:t>
       </w:r>
       <w:r>
         <w:t xml:space="preserve"> </w:t>
@@ -12759,7 +12753,7 @@
           <w:rPr>
             <w:rStyle w:val="Hyperlink"/>
           </w:rPr>
-          <w:t xml:space="preserve">https://doi.org/10.5281/zenodo.23035271</w:t>
+          <w:t xml:space="preserve">https://doi.org/10.5281/zenodo.23038039</w:t>
         </w:r>
       </w:hyperlink>
     </w:p>

--- a/paper/submission/manuscript.docx
+++ b/paper/submission/manuscript.docx
@@ -96,7 +96,7 @@
         <w:t xml:space="preserve"> </w:t>
       </w:r>
       <w:r>
-        <w:t xml:space="preserve">9,050 words in the main text (Sections 1 to 6, table captions and notes included; tables, references, declarations and figure captions excluded). Abstract 250 words.</w:t>
+        <w:t xml:space="preserve">9,060 words in the main text (Sections 1 to 6, table captions and notes included; tables, references, declarations and figure captions excluded). Abstract 250 words.</w:t>
       </w:r>
     </w:p>
     <w:bookmarkStart w:id="18" w:name="abstract"/>
@@ -10033,25 +10033,31 @@
         <w:t xml:space="preserve"> </w:t>
       </w:r>
       <w:r>
-        <w:t xml:space="preserve">under blocked validation, without the coordinate-informed channels (Section S1.7), when the predictor</w:t>
-      </w:r>
-      <w:r>
-        <w:t xml:space="preserve"> </w:t>
-      </w:r>
-      <w:r>
-        <w:t xml:space="preserve">window was closed up to two weeks earlier (Section S1.4), and at the point estimates with VNP64A1</w:t>
-      </w:r>
-      <w:r>
-        <w:t xml:space="preserve"> </w:t>
-      </w:r>
-      <w:r>
-        <w:t xml:space="preserve">labels. Once terrain aspect was added, however, the gain in Montiferru was no longer supported</w:t>
-      </w:r>
-      <w:r>
-        <w:t xml:space="preserve"> </w:t>
-      </w:r>
-      <w:r>
-        <w:t xml:space="preserve">(Section 4.2). On the scar frame, however, the same gain fell to</w:t>
+        <w:t xml:space="preserve">under blocked validation and when the predictor window was closed up to two weeks earlier (Section</w:t>
+      </w:r>
+      <w:r>
+        <w:t xml:space="preserve"> </w:t>
+      </w:r>
+      <w:r>
+        <w:t xml:space="preserve">S1.4). It stayed positive in every region at the point estimates without the coordinate-informed</w:t>
+      </w:r>
+      <w:r>
+        <w:t xml:space="preserve"> </w:t>
+      </w:r>
+      <w:r>
+        <w:t xml:space="preserve">channels (Section S1.7) and with VNP64A1 labels (Section S1.23). Once terrain aspect was added,</w:t>
+      </w:r>
+      <w:r>
+        <w:t xml:space="preserve"> </w:t>
+      </w:r>
+      <w:r>
+        <w:t xml:space="preserve">however, the gain in Montiferru was no longer supported (Section 4.2). In addition, on the scar</w:t>
+      </w:r>
+      <w:r>
+        <w:t xml:space="preserve"> </w:t>
+      </w:r>
+      <w:r>
+        <w:t xml:space="preserve">frame the same gain fell to</w:t>
       </w:r>
       <w:r>
         <w:t xml:space="preserve"> </w:t>
@@ -11570,7 +11576,13 @@
         </w:r>
       </w:hyperlink>
       <w:r>
-        <w:t xml:space="preserve">, and version 1.1.0is archived at Zenodo</w:t>
+        <w:t xml:space="preserve">, and version 1.1.0</w:t>
+      </w:r>
+      <w:r>
+        <w:t xml:space="preserve"> </w:t>
+      </w:r>
+      <w:r>
+        <w:t xml:space="preserve">is archived at Zenodo</w:t>
       </w:r>
       <w:r>
         <w:t xml:space="preserve"> </w:t>
